--- a/word proj/사례_국가배상, 손실보상_문제.docx
+++ b/word proj/사례_국가배상, 손실보상_문제.docx
@@ -64,22 +64,22 @@
           <w:sz w:val="16"/>
           <w:szCs w:val="16"/>
         </w:rPr>
-        <w:t>①공무원의 직무상 불법행위로 손해를 받은 국민은 법률이 정하는 바에 의하여 국가 또는 공공단체에 정당한 배상을 청구할 수 있다. 이 경우 공무원 자신의 책임은 면제되지 아니한다.</w:t>
-      </w:r>
-    </w:p>
-    <w:p>
-      <w:pPr>
-        <w:rPr>
-          <w:sz w:val="16"/>
-          <w:szCs w:val="16"/>
-        </w:rPr>
-      </w:pPr>
-      <w:r>
-        <w:rPr>
-          <w:sz w:val="16"/>
-          <w:szCs w:val="16"/>
-        </w:rPr>
-        <w:t>②________·________·________ 기타 법률이 정하는 자가 ________·________등 직무집행과 관련하여 받은 ________에 대하여는 법률이 정하는 ________외에 국가 또는 공공단체에 공무원의 직무상 불법행위로 인한 배상은 청구할 수 없다.</w:t>
+        <w:t>①________의 직무상 불법행위로 ________를 받은 국민은 법률이 정하는 바에 의하여 국가 또는 공공단체에 정당한 배상을 청구할 수 있다. 이 경우 공무원 자신의 책임은 면제되지 아니한다.</w:t>
+      </w:r>
+    </w:p>
+    <w:p>
+      <w:pPr>
+        <w:rPr>
+          <w:sz w:val="16"/>
+          <w:szCs w:val="16"/>
+        </w:rPr>
+      </w:pPr>
+      <w:r>
+        <w:rPr>
+          <w:sz w:val="16"/>
+          <w:szCs w:val="16"/>
+        </w:rPr>
+        <w:t>②군인·군무원·경찰공무원 기타 법률이 정하는 자가 전투·________등 직무집행과 관련하여 받은 손해에 대하여는 법률이 정하는 ________외에 국가 또는 공공단체에 공무원의 직무상 불법행위로 인한 배상은 청구할 수 없다.</w:t>
       </w:r>
     </w:p>
     <w:p>
@@ -104,7 +104,7 @@
           <w:sz w:val="16"/>
           <w:szCs w:val="16"/>
         </w:rPr>
-        <w:t>공무원의 직무상 불법행위로 인한 배상책임(제2조 1항)</w:t>
+        <w:t>________의 ________로 인한 배상책임(제2조 1항)</w:t>
       </w:r>
     </w:p>
     <w:p>
@@ -137,7 +137,7 @@
           <w:sz w:val="16"/>
           <w:szCs w:val="16"/>
         </w:rPr>
-        <w:t>________이 ________인지, ________ 중 ________인지는 국가배상청구권을 ________으로 볼 것인지 여부에 따라 달라진다. 판례는 ________은 ________에 해당한다고 본다.</w:t>
+        <w:t>________배상청구소송이 민사소송인지, 행정소송 중 당사자소송인지는 국가배상청구권을 공권으로 볼 것인지 여부에 따라 달라진다. 판례는 국가배상청구소송은 민사소송에 해당한다고 본다.</w:t>
       </w:r>
     </w:p>
     <w:p>
@@ -243,22 +243,22 @@
                 <w:sz w:val="16"/>
                 <w:szCs w:val="16"/>
               </w:rPr>
-              <w:t xml:space="preserve"> ________를 ________받아 널리 ________에 종사하는 일체의 자, 일시적 한정적O</w:t>
-            </w:r>
-          </w:p>
-          <w:p>
-            <w:pPr>
-              <w:rPr>
-                <w:sz w:val="16"/>
-                <w:szCs w:val="16"/>
-              </w:rPr>
-            </w:pPr>
-            <w:r>
-              <w:rPr>
-                <w:sz w:val="16"/>
-                <w:szCs w:val="16"/>
-              </w:rPr>
-              <w:t>2. ________상</w:t>
+              <w:t xml:space="preserve"> 공무를 ________받아 널리 공무에 종사하는 일체의 자, 일시적 한정적O</w:t>
+            </w:r>
+          </w:p>
+          <w:p>
+            <w:pPr>
+              <w:rPr>
+                <w:sz w:val="16"/>
+                <w:szCs w:val="16"/>
+              </w:rPr>
+            </w:pPr>
+            <w:r>
+              <w:rPr>
+                <w:sz w:val="16"/>
+                <w:szCs w:val="16"/>
+              </w:rPr>
+              <w:t>2. 직무상</w:t>
             </w:r>
           </w:p>
           <w:p>
@@ -288,22 +288,22 @@
                 <w:sz w:val="16"/>
                 <w:szCs w:val="16"/>
               </w:rPr>
-              <w:t xml:space="preserve"> : ________, 비________ 포함 O / 사경제작용 X</w:t>
-            </w:r>
-          </w:p>
-          <w:p>
-            <w:pPr>
-              <w:rPr>
-                <w:sz w:val="16"/>
-                <w:szCs w:val="16"/>
-              </w:rPr>
-            </w:pPr>
-            <w:r>
-              <w:rPr>
-                <w:sz w:val="16"/>
-                <w:szCs w:val="16"/>
-              </w:rPr>
-              <w:t>2) ________ : 외형이론(실제로 ________________가 없고 ________의 범위에 포함 되지 않더라도 ________의 외형을 취하고 있으면 포함됨)</w:t>
+              <w:t xml:space="preserve"> : 권력작용, 비권력작용 포함 O / ________ X</w:t>
+            </w:r>
+          </w:p>
+          <w:p>
+            <w:pPr>
+              <w:rPr>
+                <w:sz w:val="16"/>
+                <w:szCs w:val="16"/>
+              </w:rPr>
+            </w:pPr>
+            <w:r>
+              <w:rPr>
+                <w:sz w:val="16"/>
+                <w:szCs w:val="16"/>
+              </w:rPr>
+              <w:t>2) ________기준 : 외형이론(실제로 직무________가 없고 직무의 범위에 포함 되지 않더라도 직무의 외형을 취하고 있으면 포함됨)</w:t>
             </w:r>
           </w:p>
           <w:p>
@@ -333,22 +333,22 @@
                 <w:sz w:val="16"/>
                 <w:szCs w:val="16"/>
               </w:rPr>
-              <w:t>________의 객관화 경향</w:t>
-            </w:r>
-          </w:p>
-          <w:p>
-            <w:pPr>
-              <w:rPr>
-                <w:sz w:val="16"/>
-                <w:szCs w:val="16"/>
-              </w:rPr>
-            </w:pPr>
-            <w:r>
-              <w:rPr>
-                <w:sz w:val="16"/>
-                <w:szCs w:val="16"/>
-              </w:rPr>
-              <w:t>1) 추상적 ________ (해당 ________에 종사하는 ________인 ________의 ________)</w:t>
+              <w:t>과실의 객관화 경향</w:t>
+            </w:r>
+          </w:p>
+          <w:p>
+            <w:pPr>
+              <w:rPr>
+                <w:sz w:val="16"/>
+                <w:szCs w:val="16"/>
+              </w:rPr>
+            </w:pPr>
+            <w:r>
+              <w:rPr>
+                <w:sz w:val="16"/>
+                <w:szCs w:val="16"/>
+              </w:rPr>
+              <w:t>1) 추상적 ________ (해당 직무에 종사하는 평균적인 ________의 주의의무)</w:t>
             </w:r>
           </w:p>
           <w:p>
@@ -386,37 +386,37 @@
                 <w:sz w:val="16"/>
                 <w:szCs w:val="16"/>
               </w:rPr>
-              <w:t xml:space="preserve">4. ________ </w:t>
-            </w:r>
-          </w:p>
-          <w:p>
-            <w:pPr>
-              <w:rPr>
-                <w:sz w:val="16"/>
-                <w:szCs w:val="16"/>
-              </w:rPr>
-            </w:pPr>
-            <w:r>
-              <w:rPr>
-                <w:sz w:val="16"/>
-                <w:szCs w:val="16"/>
-              </w:rPr>
-              <w:t xml:space="preserve">________의 범위: 형식적 의미의 ________+________, ________, ________ 등 포함 </w:t>
-            </w:r>
-          </w:p>
-          <w:p>
-            <w:pPr>
-              <w:rPr>
-                <w:sz w:val="16"/>
-                <w:szCs w:val="16"/>
-              </w:rPr>
-            </w:pPr>
-            <w:r>
-              <w:rPr>
-                <w:sz w:val="16"/>
-                <w:szCs w:val="16"/>
-              </w:rPr>
-              <w:t>상대적 ________설: ________과 ________, ________자측의 관여와 ________</w:t>
+              <w:t xml:space="preserve">4. ________________ </w:t>
+            </w:r>
+          </w:p>
+          <w:p>
+            <w:pPr>
+              <w:rPr>
+                <w:sz w:val="16"/>
+                <w:szCs w:val="16"/>
+              </w:rPr>
+            </w:pPr>
+            <w:r>
+              <w:rPr>
+                <w:sz w:val="16"/>
+                <w:szCs w:val="16"/>
+              </w:rPr>
+              <w:t xml:space="preserve">________의 범위: 형식적 의미의 법률+인권존중, 권력남용금지, ________ 등 포함 </w:t>
+            </w:r>
+          </w:p>
+          <w:p>
+            <w:pPr>
+              <w:rPr>
+                <w:sz w:val="16"/>
+                <w:szCs w:val="16"/>
+              </w:rPr>
+            </w:pPr>
+            <w:r>
+              <w:rPr>
+                <w:sz w:val="16"/>
+                <w:szCs w:val="16"/>
+              </w:rPr>
+              <w:t>상대적 위법성설: 피침해이익과 침해행위, 피해자측의 관여와 ________</w:t>
             </w:r>
             <w:r>
               <w:rPr>
@@ -431,37 +431,37 @@
                 <w:sz w:val="16"/>
                 <w:szCs w:val="16"/>
               </w:rPr>
-              <w:t>정도를 고려하여 “________ ________ 상실여부” ________</w:t>
-            </w:r>
-          </w:p>
-          <w:p>
-            <w:pPr>
-              <w:rPr>
-                <w:sz w:val="16"/>
-                <w:szCs w:val="16"/>
-              </w:rPr>
-            </w:pPr>
-            <w:r>
-              <w:rPr>
-                <w:sz w:val="16"/>
-                <w:szCs w:val="16"/>
-              </w:rPr>
-              <w:t xml:space="preserve">5. 타인 ________ </w:t>
-            </w:r>
-          </w:p>
-          <w:p>
-            <w:pPr>
-              <w:rPr>
-                <w:sz w:val="16"/>
-                <w:szCs w:val="16"/>
-              </w:rPr>
-            </w:pPr>
-            <w:r>
-              <w:rPr>
-                <w:sz w:val="16"/>
-                <w:szCs w:val="16"/>
-              </w:rPr>
-              <w:t>타인: ‘가해자, 가해자와 동일시할 수 있는 자’를 제외한 모든 사람</w:t>
+              <w:t>정도를 고려하여 “________ 정당성 상실여부” 판단</w:t>
+            </w:r>
+          </w:p>
+          <w:p>
+            <w:pPr>
+              <w:rPr>
+                <w:sz w:val="16"/>
+                <w:szCs w:val="16"/>
+              </w:rPr>
+            </w:pPr>
+            <w:r>
+              <w:rPr>
+                <w:sz w:val="16"/>
+                <w:szCs w:val="16"/>
+              </w:rPr>
+              <w:t xml:space="preserve">5. ________ ________ </w:t>
+            </w:r>
+          </w:p>
+          <w:p>
+            <w:pPr>
+              <w:rPr>
+                <w:sz w:val="16"/>
+                <w:szCs w:val="16"/>
+              </w:rPr>
+            </w:pPr>
+            <w:r>
+              <w:rPr>
+                <w:sz w:val="16"/>
+                <w:szCs w:val="16"/>
+              </w:rPr>
+              <w:t>________: ‘________, 가해자와 동일시할 수 있는 자’를 제외한 모든 사람</w:t>
             </w:r>
           </w:p>
           <w:p>
@@ -551,7 +551,7 @@
                 <w:sz w:val="16"/>
                 <w:szCs w:val="16"/>
               </w:rPr>
-              <w:t>________</w:t>
+              <w:t>사익보호성</w:t>
             </w:r>
           </w:p>
         </w:tc>
@@ -574,23 +574,23 @@
           <w:sz w:val="16"/>
           <w:szCs w:val="16"/>
         </w:rPr>
-        <w:t>공무원 또는 공무를 위탁받은 사인</w:t>
-      </w:r>
-    </w:p>
-    <w:p>
-      <w:pPr>
-        <w:rPr>
-          <w:sz w:val="16"/>
-          <w:szCs w:val="16"/>
-        </w:rPr>
-      </w:pPr>
-      <w:r>
-        <w:rPr>
-          <w:rFonts w:hint="eastAsia"/>
-          <w:sz w:val="16"/>
-          <w:szCs w:val="16"/>
-        </w:rPr>
-        <w:t>국가________법 등에 의하여 ________ 신분을 가진 자 뿐만 아니라 ________받아 그에 종사하는 자, ________ 집행하는 ________를 널리 포함한다.</w:t>
+        <w:t>________ 또는 공무를 ________받은 사인</w:t>
+      </w:r>
+    </w:p>
+    <w:p>
+      <w:pPr>
+        <w:rPr>
+          <w:sz w:val="16"/>
+          <w:szCs w:val="16"/>
+        </w:rPr>
+      </w:pPr>
+      <w:r>
+        <w:rPr>
+          <w:rFonts w:hint="eastAsia"/>
+          <w:sz w:val="16"/>
+          <w:szCs w:val="16"/>
+        </w:rPr>
+        <w:t>국가________법 등에 의하여 공무원 신분을 가진 자 뿐만 아니라 공무________받아 그에 종사하는 자, 공행정사무 집행하는 이행보조자를 널리 포함한다.</w:t>
       </w:r>
     </w:p>
     <w:p>
@@ -610,7 +610,7 @@
           <w:sz w:val="16"/>
           <w:szCs w:val="16"/>
         </w:rPr>
-        <w:t>공공단체 쟁점(후술)</w:t>
+        <w:t>________ 쟁점(후술)</w:t>
       </w:r>
     </w:p>
     <w:p>
@@ -646,71 +646,71 @@
           <w:sz w:val="16"/>
           <w:szCs w:val="16"/>
         </w:rPr>
-        <w:t>직무범위</w:t>
-      </w:r>
-      <w:r>
-        <w:rPr>
-          <w:rFonts w:hint="eastAsia"/>
-          <w:sz w:val="16"/>
-          <w:szCs w:val="16"/>
-        </w:rPr>
-        <w:t xml:space="preserve"> (광의설)</w:t>
-      </w:r>
-    </w:p>
-    <w:p>
-      <w:pPr>
-        <w:rPr>
-          <w:sz w:val="16"/>
-          <w:szCs w:val="16"/>
-        </w:rPr>
-      </w:pPr>
-      <w:r>
-        <w:rPr>
-          <w:rFonts w:hint="eastAsia"/>
-          <w:sz w:val="16"/>
-          <w:szCs w:val="16"/>
-        </w:rPr>
-        <w:t>직무 범위 관련하여, ________만 포함된다는 견해(________), ________과 ________(________), 사경제 주체로서의 행위까지 포함된다는 최________이 존재하나, 판례는 ________ 입장에서 국가배상청구의 요건인 공무원의 직무에는 ________ 작용뿐 아니라 비________ 작용도 포함되며 단지 행정주체가 ________로서 하는 활동은 제외된다고 판시한다.</w:t>
-      </w:r>
-    </w:p>
-    <w:p>
-      <w:pPr>
-        <w:rPr>
-          <w:sz w:val="16"/>
-          <w:szCs w:val="16"/>
-        </w:rPr>
-      </w:pPr>
-      <w:r>
-        <w:rPr>
-          <w:rFonts w:hint="eastAsia"/>
-          <w:sz w:val="16"/>
-          <w:szCs w:val="16"/>
-        </w:rPr>
-        <w:t>직무집행 여부</w:t>
-      </w:r>
-      <w:r>
-        <w:rPr>
-          <w:rFonts w:hint="eastAsia"/>
-          <w:sz w:val="16"/>
-          <w:szCs w:val="16"/>
-        </w:rPr>
-        <w:t xml:space="preserve"> (외관이론)</w:t>
-      </w:r>
-    </w:p>
-    <w:p>
-      <w:pPr>
-        <w:rPr>
-          <w:sz w:val="16"/>
-          <w:szCs w:val="16"/>
-        </w:rPr>
-      </w:pPr>
-      <w:r>
-        <w:rPr>
-          <w:rFonts w:hint="eastAsia"/>
-          <w:sz w:val="16"/>
-          <w:szCs w:val="16"/>
-        </w:rPr>
-        <w:t>________이론(________인지 여부는 실제로 해당 공무원에게 직무집행의 ________가 있었는지 여부에 관계없이, ________으로 ________의 ________을 갖추고 있는지 여부에 따라 ________하여야 한다</w:t>
+        <w:t>________</w:t>
+      </w:r>
+      <w:r>
+        <w:rPr>
+          <w:rFonts w:hint="eastAsia"/>
+          <w:sz w:val="16"/>
+          <w:szCs w:val="16"/>
+        </w:rPr>
+        <w:t xml:space="preserve"> (________)</w:t>
+      </w:r>
+    </w:p>
+    <w:p>
+      <w:pPr>
+        <w:rPr>
+          <w:sz w:val="16"/>
+          <w:szCs w:val="16"/>
+        </w:rPr>
+      </w:pPr>
+      <w:r>
+        <w:rPr>
+          <w:rFonts w:hint="eastAsia"/>
+          <w:sz w:val="16"/>
+          <w:szCs w:val="16"/>
+        </w:rPr>
+        <w:t>직무 범위 관련하여, 권력작용만 포함된다는 견해(________), 권력작용과 관리작용(광의설), 사경제 주체로서의 행위까지 포함된다는 최광의설이 존재하나, 판례는 광의설 입장에서 국가배상청구의 요건인 ________의 직무에는 권력적 작용뿐 아니라 비권력적 작용도 포함되며 단지 행정주체가 사경제주체로서 하는 활동은 제외된다고 판시한다.</w:t>
+      </w:r>
+    </w:p>
+    <w:p>
+      <w:pPr>
+        <w:rPr>
+          <w:sz w:val="16"/>
+          <w:szCs w:val="16"/>
+        </w:rPr>
+      </w:pPr>
+      <w:r>
+        <w:rPr>
+          <w:rFonts w:hint="eastAsia"/>
+          <w:sz w:val="16"/>
+          <w:szCs w:val="16"/>
+        </w:rPr>
+        <w:t>________ 여부</w:t>
+      </w:r>
+      <w:r>
+        <w:rPr>
+          <w:rFonts w:hint="eastAsia"/>
+          <w:sz w:val="16"/>
+          <w:szCs w:val="16"/>
+        </w:rPr>
+        <w:t xml:space="preserve"> (________이론)</w:t>
+      </w:r>
+    </w:p>
+    <w:p>
+      <w:pPr>
+        <w:rPr>
+          <w:sz w:val="16"/>
+          <w:szCs w:val="16"/>
+        </w:rPr>
+      </w:pPr>
+      <w:r>
+        <w:rPr>
+          <w:rFonts w:hint="eastAsia"/>
+          <w:sz w:val="16"/>
+          <w:szCs w:val="16"/>
+        </w:rPr>
+        <w:t>외관이론(직무행위인지 여부는 실제로 해당 ________에게 직무집행의 의사가 있었는지 여부에 관계없이, ________으로 직무행위의 외관을 갖추고 있는지 여부에 따라 판단하여야 한다</w:t>
       </w:r>
       <w:r>
         <w:rPr>
@@ -746,23 +746,23 @@
           <w:sz w:val="16"/>
           <w:szCs w:val="16"/>
         </w:rPr>
-        <w:t>고의 또는 과실</w:t>
-      </w:r>
-    </w:p>
-    <w:p>
-      <w:pPr>
-        <w:rPr>
-          <w:sz w:val="16"/>
-          <w:szCs w:val="16"/>
-        </w:rPr>
-      </w:pPr>
-      <w:r>
-        <w:rPr>
-          <w:rFonts w:hint="eastAsia"/>
-          <w:sz w:val="16"/>
-          <w:szCs w:val="16"/>
-        </w:rPr>
-        <w:t xml:space="preserve">________상 ________이란 ________이 그 직무를 수행함에 있어 당해 직무를 담당하는 </w:t>
+        <w:t>________</w:t>
+      </w:r>
+    </w:p>
+    <w:p>
+      <w:pPr>
+        <w:rPr>
+          <w:sz w:val="16"/>
+          <w:szCs w:val="16"/>
+        </w:rPr>
+      </w:pPr>
+      <w:r>
+        <w:rPr>
+          <w:rFonts w:hint="eastAsia"/>
+          <w:sz w:val="16"/>
+          <w:szCs w:val="16"/>
+        </w:rPr>
+        <w:t xml:space="preserve">직무집행상 ________이란 ________이 그 직무를 수행함에 있어 당해 직무를 담당하는 </w:t>
       </w:r>
       <w:r>
         <w:rPr>
@@ -782,7 +782,7 @@
           <w:sz w:val="16"/>
           <w:szCs w:val="16"/>
         </w:rPr>
-        <w:t>균적 ________</w:t>
+        <w:t>균적 공무원</w:t>
       </w:r>
       <w:r>
         <w:rPr>
@@ -792,7 +792,7 @@
           <w:sz w:val="16"/>
           <w:szCs w:val="16"/>
         </w:rPr>
-        <w:t>이 통상 갖추어야 할 ________</w:t>
+        <w:t>이 통상 갖추어야 할 주의의무</w:t>
       </w:r>
       <w:r>
         <w:rPr>
@@ -877,7 +877,7 @@
                 <w:sz w:val="16"/>
                 <w:szCs w:val="16"/>
               </w:rPr>
-              <w:t>________ 시 재량권 행사________에 따른 이상 ________ X</w:t>
+              <w:t>처분 시 재량권 행사기준에 따른 이상 ________ X</w:t>
             </w:r>
           </w:p>
         </w:tc>
@@ -939,7 +939,7 @@
                 <w:sz w:val="16"/>
                 <w:szCs w:val="16"/>
               </w:rPr>
-              <w:t>________해석과 ________________ 인정여부 쟁점(후술)</w:t>
+              <w:t>법령해석과 ________________ 인정여부 쟁점(후술)</w:t>
             </w:r>
           </w:p>
         </w:tc>
@@ -978,7 +978,7 @@
                 <w:sz w:val="16"/>
                 <w:szCs w:val="16"/>
               </w:rPr>
-              <w:t>위________령 적용</w:t>
+              <w:t>위헌________ 적용</w:t>
             </w:r>
           </w:p>
         </w:tc>
@@ -1038,7 +1038,7 @@
                 <w:sz w:val="16"/>
                 <w:szCs w:val="16"/>
               </w:rPr>
-              <w:t>경과________ 없는 행정입법</w:t>
+              <w:t>경과규정 없는 행정입법</w:t>
             </w:r>
           </w:p>
         </w:tc>
@@ -1059,7 +1059,7 @@
                 <w:sz w:val="16"/>
                 <w:szCs w:val="16"/>
               </w:rPr>
-              <w:t xml:space="preserve">입법당시 나름대로 합리적 ________를 찾아 경과________ 없이 새로운 ________을 시행한 것이라면 ________ X </w:t>
+              <w:t xml:space="preserve">입법당시 나름대로 합리적 근거를 찾아 경과규정 없이 새로운 ________을 시행한 것이라면 ________ X </w:t>
             </w:r>
           </w:p>
         </w:tc>
@@ -1098,7 +1098,7 @@
                 <w:sz w:val="16"/>
                 <w:szCs w:val="16"/>
               </w:rPr>
-              <w:t>부________</w:t>
+              <w:t>________</w:t>
             </w:r>
           </w:p>
         </w:tc>
@@ -1123,7 +1123,7 @@
                 <w:sz w:val="16"/>
                 <w:szCs w:val="16"/>
               </w:rPr>
-              <w:t xml:space="preserve">부________ </w:t>
+              <w:t xml:space="preserve">________ </w:t>
             </w:r>
             <w:r>
               <w:rPr>
@@ -1133,7 +1133,7 @@
                 <w:sz w:val="16"/>
                 <w:szCs w:val="16"/>
               </w:rPr>
-              <w:t>________________</w:t>
+              <w:t>________배상</w:t>
             </w:r>
             <w:r>
               <w:rPr>
@@ -1189,7 +1189,7 @@
                 <w:sz w:val="16"/>
                 <w:szCs w:val="16"/>
               </w:rPr>
-              <w:t>________________한 ________</w:t>
+              <w:t>위법부당한 재판</w:t>
             </w:r>
           </w:p>
         </w:tc>
@@ -1214,7 +1214,7 @@
                 <w:sz w:val="16"/>
                 <w:szCs w:val="16"/>
               </w:rPr>
-              <w:t xml:space="preserve">________한 판결에 의한 ________________ </w:t>
+              <w:t xml:space="preserve">위법한 판결에 의한 ________배상 </w:t>
             </w:r>
             <w:r>
               <w:rPr>
@@ -1271,7 +1271,7 @@
                 <w:sz w:val="16"/>
                 <w:szCs w:val="16"/>
               </w:rPr>
-              <w:t>입법________</w:t>
+              <w:t>입법작위</w:t>
             </w:r>
           </w:p>
         </w:tc>
@@ -1300,15 +1300,15 @@
                 <w:sz w:val="16"/>
                 <w:szCs w:val="16"/>
               </w:rPr>
-              <w:t xml:space="preserve">________에 명백히 위배됨에도 불구하고 입법을 한 것과 같은 특수한 경우가 아닌 한 </w:t>
-            </w:r>
-            <w:r>
-              <w:rPr>
-                <w:rFonts w:hint="eastAsia"/>
-                <w:sz w:val="16"/>
-                <w:szCs w:val="16"/>
-              </w:rPr>
-              <w:t>________________ X</w:t>
+              <w:t xml:space="preserve">헌법에 명백히 위배됨에도 불구하고 입법을 한 것과 같은 특수한 경우가 아닌 한 </w:t>
+            </w:r>
+            <w:r>
+              <w:rPr>
+                <w:rFonts w:hint="eastAsia"/>
+                <w:sz w:val="16"/>
+                <w:szCs w:val="16"/>
+              </w:rPr>
+              <w:t>위법________ X</w:t>
             </w:r>
           </w:p>
         </w:tc>
@@ -1347,7 +1347,7 @@
                 <w:sz w:val="16"/>
                 <w:szCs w:val="16"/>
               </w:rPr>
-              <w:t>입법부________</w:t>
+              <w:t>입법________</w:t>
             </w:r>
           </w:p>
         </w:tc>
@@ -1368,7 +1368,7 @@
                 <w:sz w:val="16"/>
                 <w:szCs w:val="16"/>
               </w:rPr>
-              <w:t>________상 구체적 입법________ + 상당기간 ________________ 부________</w:t>
+              <w:t>헌법상 구체적 입법의무 + 상당기간 ________________ 부작위</w:t>
             </w:r>
           </w:p>
         </w:tc>
@@ -1392,22 +1392,22 @@
           <w:sz w:val="16"/>
           <w:szCs w:val="16"/>
         </w:rPr>
-        <w:t>법령위반</w:t>
-      </w:r>
-    </w:p>
-    <w:p>
-      <w:pPr>
-        <w:rPr>
-          <w:sz w:val="16"/>
-          <w:szCs w:val="16"/>
-        </w:rPr>
-      </w:pPr>
-      <w:r>
-        <w:rPr>
-          <w:sz w:val="16"/>
-          <w:szCs w:val="16"/>
-        </w:rPr>
-        <w:t>‘________을 ________하여’라고 함은 엄격하게 형식적 의미의 ________에 명시적으로 공무원의 ________가 정하여져 있음에도 이를 ________하는 경우만을 의미하는 것은 아니고, ________·________·________과 같이 공무원으로서 마땅히 지켜야 할 ________이나 규범을 지키지 아니하고 ________한 경우를 비롯하여 널리 그 행위가 객관적인 정당성을 결여하고 있는 경우를 포함한다.</w:t>
+        <w:t>________________</w:t>
+      </w:r>
+    </w:p>
+    <w:p>
+      <w:pPr>
+        <w:rPr>
+          <w:sz w:val="16"/>
+          <w:szCs w:val="16"/>
+        </w:rPr>
+      </w:pPr>
+      <w:r>
+        <w:rPr>
+          <w:sz w:val="16"/>
+          <w:szCs w:val="16"/>
+        </w:rPr>
+        <w:t>‘법령을 위반하여’라고 함은 엄격하게 형식적 의미의 법령에 명시적으로 공무원의 ________가 정하여져 있음에도 이를 위반하는 경우만을 의미하는 것은 아니고, 인권존중·권력남용금지·신의성실과 같이 공무원으로서 마땅히 지켜야 할 준칙이나 규범을 지키지 아니하고 위반한 경우를 비롯하여 널리 그 행위가 ________인 정당성을 결여하고 있는 경우를 포함한다.</w:t>
       </w:r>
     </w:p>
     <w:p>
@@ -1425,7 +1425,7 @@
           <w:sz w:val="16"/>
           <w:szCs w:val="16"/>
         </w:rPr>
-        <w:t>처분의 위법성과 법령위반의 관계</w:t>
+        <w:t>처분의 위법성과 ________________의 관계</w:t>
       </w:r>
       <w:r>
         <w:rPr>
@@ -1469,7 +1469,7 @@
           <w:sz w:val="16"/>
           <w:szCs w:val="16"/>
         </w:rPr>
-        <w:t>확정된 취소판결 기판력과 법령위반</w:t>
+        <w:t>확정된 취소판결 ________과 법령________</w:t>
       </w:r>
       <w:r>
         <w:rPr>
@@ -1502,7 +1502,7 @@
           <w:sz w:val="16"/>
           <w:szCs w:val="16"/>
         </w:rPr>
-        <w:t>국가배상청구소송의 기판력과 취소소송</w:t>
+        <w:t>국가배상청구소송의 ________과 ________</w:t>
       </w:r>
       <w:r>
         <w:rPr>
@@ -1587,23 +1587,23 @@
           <w:sz w:val="16"/>
           <w:szCs w:val="16"/>
         </w:rPr>
-        <w:t>손해 및 인과관계</w:t>
-      </w:r>
-    </w:p>
-    <w:p>
-      <w:pPr>
-        <w:rPr>
-          <w:sz w:val="16"/>
-          <w:szCs w:val="16"/>
-        </w:rPr>
-      </w:pPr>
-      <w:r>
-        <w:rPr>
-          <w:rFonts w:hint="eastAsia"/>
-          <w:sz w:val="16"/>
-          <w:szCs w:val="16"/>
-        </w:rPr>
-        <w:t>반사적이익론 관련, 판례는 위반한 법령의 사익보호성이 결여된 경우 상당인과관계 부정한다.</w:t>
+        <w:t>________ 및 ________</w:t>
+      </w:r>
+    </w:p>
+    <w:p>
+      <w:pPr>
+        <w:rPr>
+          <w:sz w:val="16"/>
+          <w:szCs w:val="16"/>
+        </w:rPr>
+      </w:pPr>
+      <w:r>
+        <w:rPr>
+          <w:rFonts w:hint="eastAsia"/>
+          <w:sz w:val="16"/>
+          <w:szCs w:val="16"/>
+        </w:rPr>
+        <w:t>반사적이익론 관련, 판례는 ________한 법령의 사익보호성이 결여된 경우 상당________ 부정한다.</w:t>
       </w:r>
     </w:p>
     <w:p>
@@ -1620,23 +1620,23 @@
           <w:sz w:val="16"/>
           <w:szCs w:val="16"/>
         </w:rPr>
-        <w:t>1) 공공단체의 배상책임</w:t>
-      </w:r>
-    </w:p>
-    <w:p>
-      <w:pPr>
-        <w:rPr>
-          <w:sz w:val="16"/>
-          <w:szCs w:val="16"/>
-        </w:rPr>
-      </w:pPr>
-      <w:r>
-        <w:rPr>
-          <w:rFonts w:hint="eastAsia"/>
-          <w:sz w:val="16"/>
-          <w:szCs w:val="16"/>
-        </w:rPr>
-        <w:t>- 배상책임의 주체</w:t>
+        <w:t>1) ________의 ________</w:t>
+      </w:r>
+    </w:p>
+    <w:p>
+      <w:pPr>
+        <w:rPr>
+          <w:sz w:val="16"/>
+          <w:szCs w:val="16"/>
+        </w:rPr>
+      </w:pPr>
+      <w:r>
+        <w:rPr>
+          <w:rFonts w:hint="eastAsia"/>
+          <w:sz w:val="16"/>
+          <w:szCs w:val="16"/>
+        </w:rPr>
+        <w:t>- ________의 주체</w:t>
       </w:r>
       <w:r>
         <w:rPr>
@@ -1652,71 +1652,71 @@
           <w:sz w:val="16"/>
           <w:szCs w:val="16"/>
         </w:rPr>
-        <w:t>공공단체 -</w:t>
-      </w:r>
-    </w:p>
-    <w:p>
-      <w:pPr>
-        <w:rPr>
-          <w:sz w:val="16"/>
-          <w:szCs w:val="16"/>
-        </w:rPr>
-      </w:pPr>
-      <w:r>
-        <w:rPr>
-          <w:rFonts w:hint="eastAsia"/>
-          <w:sz w:val="16"/>
-          <w:szCs w:val="16"/>
-        </w:rPr>
-        <w:t>________나 자치단체로부터 ________를 ________받은 ________가 ________수행 중 ________를 한 경우 ________의 주체가 위탁자인 ________나 지자체인지 ________한 ________인지 문제된다.</w:t>
-      </w:r>
-    </w:p>
-    <w:p>
-      <w:pPr>
-        <w:rPr>
-          <w:sz w:val="16"/>
-          <w:szCs w:val="16"/>
-        </w:rPr>
-      </w:pPr>
-      <w:r>
-        <w:rPr>
-          <w:rFonts w:hint="eastAsia"/>
-          <w:sz w:val="16"/>
-          <w:szCs w:val="16"/>
-        </w:rPr>
-        <w:t>________를 국가배상법상 공무원으로 취급하자는 견해도 있으나, ________는 ________으로서 ________이고 ________을 ________받았으므로 ________가 ________자가 된다고 보아야 한다.</w:t>
-      </w:r>
-    </w:p>
-    <w:p>
-      <w:pPr>
-        <w:rPr>
-          <w:sz w:val="16"/>
-          <w:szCs w:val="16"/>
-        </w:rPr>
-      </w:pPr>
-      <w:r>
-        <w:rPr>
-          <w:rFonts w:hint="eastAsia"/>
-          <w:sz w:val="16"/>
-          <w:szCs w:val="16"/>
-        </w:rPr>
-        <w:t>판례는 ________이 ________로부터 ________받은 ________ 집행과정에서 ________의 ________이나 ________이 ________ 또는 ________로 ________ 위반하여 타인에게 손해를 입힌 경우, ________은 ________받은 ________에 대한 행정주체 지위에서 배상책임 부담하지만, 그 직원은 ________배상법상 공무원에 해당하여 ________ 중________ 있는 때에만 직접책임을 부담한다고 본다.</w:t>
-      </w:r>
-    </w:p>
-    <w:p>
-      <w:pPr>
-        <w:rPr>
-          <w:sz w:val="16"/>
-          <w:szCs w:val="16"/>
-        </w:rPr>
-      </w:pPr>
-      <w:r>
-        <w:rPr>
-          <w:rFonts w:hint="eastAsia"/>
-          <w:sz w:val="16"/>
-          <w:szCs w:val="16"/>
-        </w:rPr>
-        <w:t xml:space="preserve">- 공공단체 배상책임의 법적근거 : 민법 </w:t>
+        <w:t>________ -</w:t>
+      </w:r>
+    </w:p>
+    <w:p>
+      <w:pPr>
+        <w:rPr>
+          <w:sz w:val="16"/>
+          <w:szCs w:val="16"/>
+        </w:rPr>
+      </w:pPr>
+      <w:r>
+        <w:rPr>
+          <w:rFonts w:hint="eastAsia"/>
+          <w:sz w:val="16"/>
+          <w:szCs w:val="16"/>
+        </w:rPr>
+        <w:t>국가나 자치단체로부터 공무를 수탁받은 공공단체가 공무수행 중 불법행위를 한 경우 ________배상책임의 주체가 ________자인 국가나 지자체인지 수탁한 공공단체인지 문제된다.</w:t>
+      </w:r>
+    </w:p>
+    <w:p>
+      <w:pPr>
+        <w:rPr>
+          <w:sz w:val="16"/>
+          <w:szCs w:val="16"/>
+        </w:rPr>
+      </w:pPr>
+      <w:r>
+        <w:rPr>
+          <w:rFonts w:hint="eastAsia"/>
+          <w:sz w:val="16"/>
+          <w:szCs w:val="16"/>
+        </w:rPr>
+        <w:t>공공단체를 국가배상법상 ________으로 취급하자는 견해도 있으나, 공공단체는 공법인으로서 행정주체이고 권한을 ________받았으므로 공공단체가 배상책임자가 된다고 보아야 한다.</w:t>
+      </w:r>
+    </w:p>
+    <w:p>
+      <w:pPr>
+        <w:rPr>
+          <w:sz w:val="16"/>
+          <w:szCs w:val="16"/>
+        </w:rPr>
+      </w:pPr>
+      <w:r>
+        <w:rPr>
+          <w:rFonts w:hint="eastAsia"/>
+          <w:sz w:val="16"/>
+          <w:szCs w:val="16"/>
+        </w:rPr>
+        <w:t>판례는 공법인이 국가로부터 ________받은 공행정사무 집행과정에서 공법인의 임직원이나 피용인이 ________로 법령 위반하여 타인에게 손해를 입힌 경우, 공법인은 위탁받은 공행정사무에 대한 행정주체 지위에서 배상책임 부담하지만, 그 직원은 국가배상법상 공무원에 해당하여 고의 중과실 있는 때에만 직접책임을 부담한다고 본다.</w:t>
+      </w:r>
+    </w:p>
+    <w:p>
+      <w:pPr>
+        <w:rPr>
+          <w:sz w:val="16"/>
+          <w:szCs w:val="16"/>
+        </w:rPr>
+      </w:pPr>
+      <w:r>
+        <w:rPr>
+          <w:rFonts w:hint="eastAsia"/>
+          <w:sz w:val="16"/>
+          <w:szCs w:val="16"/>
+        </w:rPr>
+        <w:t xml:space="preserve">- ________ ________의 법적근거 : 민법 </w:t>
       </w:r>
       <w:r>
         <w:rPr>
@@ -1747,7 +1747,7 @@
           <w:sz w:val="16"/>
           <w:szCs w:val="16"/>
         </w:rPr>
-        <w:t>________ 제29조 1항은 ________의 주체로서 ________와 ________를 규정하나, ________배상법은 ________를 별도로 규정하지 않아 ________ ________ 근거가 ________배상법인지 ________인지 문제된다. 판례는 일반적으로 ________상 ________을 진다고 본다.</w:t>
+        <w:t>헌법 제29조 1항은 ________의 주체로서 ________와 공공단체를 규정하나, 국가배상법은 공공단체를 별도로 규정하지 않아 공공단체 배상책임 근거가 국가배상법인지 민법인지 문제된다. 판례는 일반적으로 민법상 배상책임을 진다고 본다.</w:t>
       </w:r>
     </w:p>
     <w:p>
@@ -1772,23 +1772,23 @@
           <w:sz w:val="16"/>
           <w:szCs w:val="16"/>
         </w:rPr>
-        <w:t>) 법령해석의 고의과실</w:t>
-      </w:r>
-    </w:p>
-    <w:p>
-      <w:pPr>
-        <w:rPr>
-          <w:sz w:val="16"/>
-          <w:szCs w:val="16"/>
-        </w:rPr>
-      </w:pPr>
-      <w:r>
-        <w:rPr>
-          <w:rFonts w:hint="eastAsia"/>
-          <w:sz w:val="16"/>
-          <w:szCs w:val="16"/>
-        </w:rPr>
-        <w:t xml:space="preserve">________이 ________를 집행함에 있어 ________를 알지 못하거나 필요한 ________을 갖추지 못하여 ________을 그르쳐 잘못된 ________을 하였다면 그가 법률전문가 아닌 행정직 ________이라고 하여 ________이 </w:t>
+        <w:t>) 법령해석의 ________________</w:t>
+      </w:r>
+    </w:p>
+    <w:p>
+      <w:pPr>
+        <w:rPr>
+          <w:sz w:val="16"/>
+          <w:szCs w:val="16"/>
+        </w:rPr>
+      </w:pPr>
+      <w:r>
+        <w:rPr>
+          <w:rFonts w:hint="eastAsia"/>
+          <w:sz w:val="16"/>
+          <w:szCs w:val="16"/>
+        </w:rPr>
+        <w:t xml:space="preserve">________이 직무를 집행함에 있어 관계법규를 알지 못하거나 필요한 지식을 갖추지 못하여 법규해석을 그르쳐 잘못된 행정처분을 하였다면 그가 법률전문가 아닌 행정직 공무원이라고 하여 ________이 </w:t>
       </w:r>
       <w:r>
         <w:rPr>
@@ -1828,15 +1828,15 @@
           <w:sz w:val="16"/>
           <w:szCs w:val="16"/>
         </w:rPr>
-        <w:t xml:space="preserve">________이 신중을 다하여 합리적 근거를 찾아 해석한 것이 후에 대법원의 입장과 같지 않아 결과적으로 잘못된 해석이 되어도 이러한 경우에는 </w:t>
-      </w:r>
-      <w:r>
-        <w:rPr>
-          <w:rFonts w:hint="eastAsia"/>
-          <w:sz w:val="16"/>
-          <w:szCs w:val="16"/>
-        </w:rPr>
-        <w:t>________의 ________을 인정할 수 없다.</w:t>
+        <w:t xml:space="preserve">공무원이 신중을 다하여 합리적 근거를 찾아 해석한 것이 후에 대법원의 입장과 같지 않아 결과적으로 잘못된 해석이 되어도 이러한 경우에는 </w:t>
+      </w:r>
+      <w:r>
+        <w:rPr>
+          <w:rFonts w:hint="eastAsia"/>
+          <w:sz w:val="16"/>
+          <w:szCs w:val="16"/>
+        </w:rPr>
+        <w:t>공무원의 과실을 인정할 수 없다.</w:t>
       </w:r>
     </w:p>
     <w:p>
@@ -1877,79 +1877,79 @@
           <w:sz w:val="16"/>
           <w:szCs w:val="16"/>
         </w:rPr>
-        <w:t>법령위반</w:t>
-      </w:r>
-    </w:p>
-    <w:p>
-      <w:pPr>
-        <w:rPr>
-          <w:sz w:val="16"/>
-          <w:szCs w:val="16"/>
-        </w:rPr>
-      </w:pPr>
-      <w:r>
-        <w:rPr>
-          <w:rFonts w:hint="eastAsia"/>
-          <w:sz w:val="16"/>
-          <w:szCs w:val="16"/>
-        </w:rPr>
-        <w:t>결과불법설 : 가해행위 결과인 손해의 불법</w:t>
-      </w:r>
-    </w:p>
-    <w:p>
-      <w:pPr>
-        <w:rPr>
-          <w:sz w:val="16"/>
-          <w:szCs w:val="16"/>
-        </w:rPr>
-      </w:pPr>
-      <w:r>
-        <w:rPr>
-          <w:rFonts w:hint="eastAsia"/>
-          <w:sz w:val="16"/>
-          <w:szCs w:val="16"/>
-        </w:rPr>
-        <w:t xml:space="preserve">________ : </w:t>
-      </w:r>
-      <w:r>
-        <w:rPr>
-          <w:rFonts w:hint="eastAsia"/>
-          <w:sz w:val="16"/>
-          <w:szCs w:val="16"/>
-        </w:rPr>
-        <w:t>________의 성격과 ________의 정도, ________ 태양 등을 종합적으로 고려하여 행위가 ________으로 ________ 결여한 경우</w:t>
-      </w:r>
-    </w:p>
-    <w:p>
-      <w:pPr>
-        <w:rPr>
-          <w:sz w:val="16"/>
-          <w:szCs w:val="16"/>
-        </w:rPr>
-      </w:pPr>
-      <w:r>
-        <w:rPr>
-          <w:rFonts w:hint="eastAsia"/>
-          <w:sz w:val="16"/>
-          <w:szCs w:val="16"/>
-        </w:rPr>
-        <w:t>협의의 행위________성설 : ________의 ________과 동일</w:t>
-      </w:r>
-    </w:p>
-    <w:p>
-      <w:pPr>
-        <w:rPr>
-          <w:sz w:val="16"/>
-          <w:szCs w:val="16"/>
-        </w:rPr>
-      </w:pPr>
-      <w:r>
-        <w:rPr>
-          <w:rFonts w:hint="eastAsia"/>
-          <w:sz w:val="16"/>
-          <w:szCs w:val="16"/>
-        </w:rPr>
-        <w:t>광의의 ________ : 항고소송의 위법을 포함하여 국가의 일반적인 손해방지의무 위반 전체를 의미</w:t>
+        <w:t>________________</w:t>
+      </w:r>
+    </w:p>
+    <w:p>
+      <w:pPr>
+        <w:rPr>
+          <w:sz w:val="16"/>
+          <w:szCs w:val="16"/>
+        </w:rPr>
+      </w:pPr>
+      <w:r>
+        <w:rPr>
+          <w:rFonts w:hint="eastAsia"/>
+          <w:sz w:val="16"/>
+          <w:szCs w:val="16"/>
+        </w:rPr>
+        <w:t>결과불법설 : 가해행위 결과인 ________의 불법</w:t>
+      </w:r>
+    </w:p>
+    <w:p>
+      <w:pPr>
+        <w:rPr>
+          <w:sz w:val="16"/>
+          <w:szCs w:val="16"/>
+        </w:rPr>
+      </w:pPr>
+      <w:r>
+        <w:rPr>
+          <w:rFonts w:hint="eastAsia"/>
+          <w:sz w:val="16"/>
+          <w:szCs w:val="16"/>
+        </w:rPr>
+        <w:t xml:space="preserve">상대적 위법성설 : </w:t>
+      </w:r>
+      <w:r>
+        <w:rPr>
+          <w:rFonts w:hint="eastAsia"/>
+          <w:sz w:val="16"/>
+          <w:szCs w:val="16"/>
+        </w:rPr>
+        <w:t>피침해이익의 성격과 침해의 정도, 가해행위 태양 등을 종합적으로 고려하여 행위가 ________으로 정당성 결여한 경우</w:t>
+      </w:r>
+    </w:p>
+    <w:p>
+      <w:pPr>
+        <w:rPr>
+          <w:sz w:val="16"/>
+          <w:szCs w:val="16"/>
+        </w:rPr>
+      </w:pPr>
+      <w:r>
+        <w:rPr>
+          <w:rFonts w:hint="eastAsia"/>
+          <w:sz w:val="16"/>
+          <w:szCs w:val="16"/>
+        </w:rPr>
+        <w:t>협의의 행위위법성설 : ________의 위법과 동일</w:t>
+      </w:r>
+    </w:p>
+    <w:p>
+      <w:pPr>
+        <w:rPr>
+          <w:sz w:val="16"/>
+          <w:szCs w:val="16"/>
+        </w:rPr>
+      </w:pPr>
+      <w:r>
+        <w:rPr>
+          <w:rFonts w:hint="eastAsia"/>
+          <w:sz w:val="16"/>
+          <w:szCs w:val="16"/>
+        </w:rPr>
+        <w:t>광의의 행위위법성설 : ________의 위법을 포함하여 국가의 일반적인 손해방지의무 ________ 전체를 의미</w:t>
       </w:r>
     </w:p>
     <w:p>
@@ -1973,7 +1973,7 @@
           <w:sz w:val="16"/>
           <w:szCs w:val="16"/>
         </w:rPr>
-        <w:t>상대적위법성설의 입장을 취한 경우도 보인다. 생각건대 취소소송과 국가배</w:t>
+        <w:t>상대적위법성설의 입장을 취한 경우도 보인다. 생각건대 ________과 ________배</w:t>
       </w:r>
       <w:r>
         <w:rPr>
@@ -1998,7 +1998,7 @@
           <w:sz w:val="16"/>
           <w:szCs w:val="16"/>
         </w:rPr>
-        <w:t>객관적 정당성 상실여부는 피침해이익과 침해행위, 피해자 측 관여와 손해정도를 고려하여 판단하여야 한다.</w:t>
+        <w:t>________ 정당성 상실여부는 피침해이익과 침해행위, 피해자 측 관여와 손해정도를 고려하여 ________하여야 한다.</w:t>
       </w:r>
     </w:p>
     <w:p>
@@ -2038,23 +2038,23 @@
           <w:sz w:val="16"/>
           <w:szCs w:val="16"/>
         </w:rPr>
-        <w:t>부작위와 국가배상</w:t>
-      </w:r>
-    </w:p>
-    <w:p>
-      <w:pPr>
-        <w:rPr>
-          <w:sz w:val="16"/>
-          <w:szCs w:val="16"/>
-        </w:rPr>
-      </w:pPr>
-      <w:r>
-        <w:rPr>
-          <w:rFonts w:hint="eastAsia"/>
-          <w:sz w:val="16"/>
-          <w:szCs w:val="16"/>
-        </w:rPr>
-        <w:t>권한 불행사라는 부작위 위법성이 문제된다. 구체적으로, ________의 존재 및 그러한 의무의 사익보호성 인정 여부가 문제된다.</w:t>
+        <w:t>________와 ________배상</w:t>
+      </w:r>
+    </w:p>
+    <w:p>
+      <w:pPr>
+        <w:rPr>
+          <w:sz w:val="16"/>
+          <w:szCs w:val="16"/>
+        </w:rPr>
+      </w:pPr>
+      <w:r>
+        <w:rPr>
+          <w:rFonts w:hint="eastAsia"/>
+          <w:sz w:val="16"/>
+          <w:szCs w:val="16"/>
+        </w:rPr>
+        <w:t>________ 불행사라는 부작위 위법성이 문제된다. 구체적으로, ________의 존재 및 그러한 의무의 사익보호성 인정 여부가 문제된다.</w:t>
       </w:r>
     </w:p>
     <w:p>
@@ -2110,39 +2110,39 @@
           <w:sz w:val="16"/>
           <w:szCs w:val="16"/>
         </w:rPr>
-        <w:t>________ 인정된다고 간단히 논하거나, 기속행위 또는 재량이 0으로 수축된 경우로서 응답의무 인정된다고 논해줄 것</w:t>
-      </w:r>
-    </w:p>
-    <w:p>
-      <w:pPr>
-        <w:rPr>
-          <w:sz w:val="16"/>
-          <w:szCs w:val="16"/>
-        </w:rPr>
-      </w:pPr>
-      <w:r>
-        <w:rPr>
-          <w:rFonts w:hint="eastAsia"/>
-          <w:sz w:val="16"/>
-          <w:szCs w:val="16"/>
-        </w:rPr>
-        <w:t>어떠한 신청에 부작위한 것이 법령위반에 해당하려면 신청에 따른 작위의무 인정되어야 한다. 구체적으로 신청한 행위가 기속행위이거나, 재량행위인 경우에는 재량이 0으로 수축되어 작위의무가 인정되는 경우를 말한다.</w:t>
-      </w:r>
-    </w:p>
-    <w:p>
-      <w:pPr>
-        <w:rPr>
-          <w:sz w:val="16"/>
-          <w:szCs w:val="16"/>
-        </w:rPr>
-      </w:pPr>
-      <w:r>
-        <w:rPr>
-          <w:rFonts w:hint="eastAsia"/>
-          <w:sz w:val="16"/>
-          <w:szCs w:val="16"/>
-        </w:rPr>
-        <w:t>CASE 2) 법령에 작위의무 규정이 없는 경우 : 판례는 형식적 의미의 법령에 근거가 없더라도 국민의 생명, 신체, 재산의 보호를 본래적 사명으로 하는 국가에게 초법규적, 일차적인 위험배제 작위의무 인정한다.</w:t>
+        <w:t>작위의무 인정된다고 간단히 논하거나, ________ 또는 재량이 0으로 수축된 경우로서 응답의무 인정된다고 논해줄 것</w:t>
+      </w:r>
+    </w:p>
+    <w:p>
+      <w:pPr>
+        <w:rPr>
+          <w:sz w:val="16"/>
+          <w:szCs w:val="16"/>
+        </w:rPr>
+      </w:pPr>
+      <w:r>
+        <w:rPr>
+          <w:rFonts w:hint="eastAsia"/>
+          <w:sz w:val="16"/>
+          <w:szCs w:val="16"/>
+        </w:rPr>
+        <w:t>어떠한 신청에 부작위한 것이 법령위반에 해당하려면 신청에 따른 ________ 인정되어야 한다. 구체적으로 신청한 행위가 ________이거나, 재량행위인 경우에는 재량이 0으로 수축되어 작위의무가 인정되는 경우를 말한다.</w:t>
+      </w:r>
+    </w:p>
+    <w:p>
+      <w:pPr>
+        <w:rPr>
+          <w:sz w:val="16"/>
+          <w:szCs w:val="16"/>
+        </w:rPr>
+      </w:pPr>
+      <w:r>
+        <w:rPr>
+          <w:rFonts w:hint="eastAsia"/>
+          <w:sz w:val="16"/>
+          <w:szCs w:val="16"/>
+        </w:rPr>
+        <w:t>CASE 2) ________에 ________ 규정이 없는 경우 : 판례는 형식적 의미의 법령에 근거가 없더라도 국민의 생명, 신체, 재산의 보호를 본래적 사명으로 하는 국가에게 초법규적, 일차적인 위험배제 작위의무 인정한다.</w:t>
       </w:r>
       <w:r>
         <w:rPr>
@@ -2166,7 +2166,7 @@
           <w:sz w:val="16"/>
           <w:szCs w:val="16"/>
         </w:rPr>
-        <w:t xml:space="preserve">조리상 작위의무 위반한 </w:t>
+        <w:t xml:space="preserve">조리상 ________ ________한 </w:t>
       </w:r>
       <w:r>
         <w:rPr>
@@ -2191,7 +2191,7 @@
           <w:sz w:val="16"/>
           <w:szCs w:val="16"/>
         </w:rPr>
-        <w:t>- ________ (반사적 ________론)</w:t>
+        <w:t>- ________ (________론)</w:t>
       </w:r>
       <w:r>
         <w:rPr>
@@ -2223,39 +2223,39 @@
           <w:sz w:val="16"/>
           <w:szCs w:val="16"/>
         </w:rPr>
-        <w:t>행정기관의 작위, 즉 권한행사로 받게되는 이익이 반사적 이익에 불과한 경우 부작위로 이익을 향수할 수 없게 되어도 국가배상책임 성립하지 않으므로, 사익보호성이 요구된다.</w:t>
-      </w:r>
-    </w:p>
-    <w:p>
-      <w:pPr>
-        <w:rPr>
-          <w:sz w:val="16"/>
-          <w:szCs w:val="16"/>
-        </w:rPr>
-      </w:pPr>
-      <w:r>
-        <w:rPr>
-          <w:rFonts w:hint="eastAsia"/>
-          <w:sz w:val="16"/>
-          <w:szCs w:val="16"/>
-        </w:rPr>
-        <w:t xml:space="preserve">이 때, ________이 ________위반, 손해, ________ 등 어느 요건의 문제인지 견해가 대립하나, </w:t>
-      </w:r>
-    </w:p>
-    <w:p>
-      <w:pPr>
-        <w:rPr>
-          <w:sz w:val="16"/>
-          <w:szCs w:val="16"/>
-        </w:rPr>
-      </w:pPr>
-      <w:r>
-        <w:rPr>
-          <w:rFonts w:hint="eastAsia"/>
-          <w:sz w:val="16"/>
-          <w:szCs w:val="16"/>
-        </w:rPr>
-        <w:t xml:space="preserve">판례는 직무상 의무를 부과한 법령의 보호목적이 단순히 공공일반의 이익이나 행정기관 내부질서 규율을 위한 것이라면 공무원 직무상 위반과 제3자 손해 사이 상당인과관계 인정할 수 없다고 보아 인과관계 문제로 본다. </w:t>
+        <w:t>행정기관의 작위, 즉 ________행사로 받게되는 이익이 ________에 불과한 경우 부작위로 이익을 향수할 수 없게 되어도 국가배상책임 성립하지 않으므로, 사익보호성이 요구된다.</w:t>
+      </w:r>
+    </w:p>
+    <w:p>
+      <w:pPr>
+        <w:rPr>
+          <w:sz w:val="16"/>
+          <w:szCs w:val="16"/>
+        </w:rPr>
+      </w:pPr>
+      <w:r>
+        <w:rPr>
+          <w:rFonts w:hint="eastAsia"/>
+          <w:sz w:val="16"/>
+          <w:szCs w:val="16"/>
+        </w:rPr>
+        <w:t xml:space="preserve">이 때, 사익보호성이 법령________, 손해, ________ 등 어느 요건의 문제인지 견해가 대립하나, </w:t>
+      </w:r>
+    </w:p>
+    <w:p>
+      <w:pPr>
+        <w:rPr>
+          <w:sz w:val="16"/>
+          <w:szCs w:val="16"/>
+        </w:rPr>
+      </w:pPr>
+      <w:r>
+        <w:rPr>
+          <w:rFonts w:hint="eastAsia"/>
+          <w:sz w:val="16"/>
+          <w:szCs w:val="16"/>
+        </w:rPr>
+        <w:t xml:space="preserve">판례는 직무상 의무를 부과한 법령의 보호목적이 단순히 공공일반의 이익이나 행정기관 내부질서 규율을 위한 것이라면 ________ 직무상 ________과 제3자 손해 사이 상당인과관계 인정할 수 없다고 보아 인과관계 문제로 본다. </w:t>
       </w:r>
     </w:p>
     <w:tbl>
@@ -2364,7 +2364,7 @@
                 <w:sz w:val="16"/>
                 <w:szCs w:val="16"/>
               </w:rPr>
-              <w:t>상 ________</w:t>
+              <w:t>상 시정</w:t>
             </w:r>
             <w:r>
               <w:rPr>
@@ -2380,7 +2380,7 @@
                 <w:sz w:val="16"/>
                 <w:szCs w:val="16"/>
               </w:rPr>
-              <w:t xml:space="preserve"> 등을 취해야 할 ________________가 인정되고, 그러한 ________는 ________ 개개인의 인명과 재화의 안전보장을 ________으로 한 것으로서 ________ 인정되므로, 을의 ________________으로 화재 발생한 이상 ________________________이 인정된다.</w:t>
+              <w:t xml:space="preserve"> 등을 취해야 할 ________가 인정되고, 그러한 의무는 국민 개개인의 인명과 재화의 안전보장을 목적으로 한 것으로서 사익보호성 인정되므로, 을의 의무________으로 화재 발생한 이상 국가배상책임이 인정된다.</w:t>
             </w:r>
           </w:p>
           <w:p>
@@ -2397,7 +2397,7 @@
                 <w:sz w:val="16"/>
                 <w:szCs w:val="16"/>
               </w:rPr>
-              <w:t>∨ 선박안전법 등은 ________의 안전 외 일반인 인명과 재화의 안전보장도 ________으로 할 것이므로, ________이 ________상 ________ ________하여 불량선박에 대하여 선박검사증서를 발급하고, 필요한 조치 취함이 없이 계속 운행하게 하여 화재 발생 시 상당________ 있다.</w:t>
+              <w:t>∨ 선박안전법 등은 공공의 안전 외 일반인 인명과 재화의 안전보장도 목적으로 할 것이므로, ________이 직무상 의무 ________하여 불량선박에 대하여 선박검사증서를 발급하고, 필요한 조치 취함이 없이 계속 운행하게 하여 화재 발생 시 상당인과관계 있다.</w:t>
             </w:r>
           </w:p>
           <w:p>
@@ -2414,7 +2414,7 @@
                 <w:sz w:val="16"/>
                 <w:szCs w:val="16"/>
               </w:rPr>
-              <w:t xml:space="preserve">∨ 관련________에 따라 성명정정 시 주민등록________ 담당________은 본적지 관할관청에 변경사항 통보할 ________가 있으며, 단순히 내부 질서를 규율하기 위한 것이 아니고 사회구성원 개인의 안전과 ________을 보호하기 위한 ________이다. </w:t>
+              <w:t xml:space="preserve">∨ 관련________에 따라 성명정정 시 주민등록사무 담당________은 본적지 관할관청에 변경사항 통보할 의무가 있으며, 단순히 내부 질서를 규율하기 위한 것이 아니고 사회구성원 개인의 안전과 이익을 보호하기 위한 의무이다. </w:t>
             </w:r>
           </w:p>
           <w:p>
@@ -2431,7 +2431,7 @@
                 <w:sz w:val="16"/>
                 <w:szCs w:val="16"/>
               </w:rPr>
-              <w:t>∨ 공직선거법이 전과기록 기재________ 부과한 것은 유권자 알________ 등 ________ 일반의 ________만을 위한 것이 아니라, 정당 신뢰도 하락 ________ 등 개별적 ________도 보호하기 위한 것이다.</w:t>
+              <w:t>∨ 공직선거법이 전과기록 기재의무 부과한 것은 유권자 알권리 등 공공 일반의 이익만을 위한 것이 아니라, 정당 신뢰도 하락 방지 등 개별적 이익도 보호하기 위한 것이다.</w:t>
             </w:r>
           </w:p>
           <w:p>
@@ -2456,7 +2456,7 @@
                 <w:sz w:val="16"/>
                 <w:szCs w:val="16"/>
               </w:rPr>
-              <w:t>경찰의 위험발생________</w:t>
+              <w:t>경찰의 위험발생방지</w:t>
             </w:r>
             <w:r>
               <w:rPr>
@@ -2464,7 +2464,7 @@
                 <w:sz w:val="16"/>
                 <w:szCs w:val="16"/>
               </w:rPr>
-              <w:t>________</w:t>
+              <w:t>의무</w:t>
             </w:r>
             <w:r>
               <w:rPr>
@@ -2472,7 +2472,7 @@
                 <w:sz w:val="16"/>
                 <w:szCs w:val="16"/>
               </w:rPr>
-              <w:t xml:space="preserve">는 ________이나, 도로에 1톤의 책더미가 방치된 경우 재량이 0으로 ________되어 개입________ 인정된다. 그럼에도 아무런 조치 취하지 않았으므로 경찰관 P의 부________는 ________하며, 위험발생________________는 사람의 </w:t>
+              <w:t xml:space="preserve">는 ________이나, 도로에 1톤의 책더미가 방치된 경우 재량이 0으로 수축되어 개입의무 인정된다. 그럼에도 아무런 조치 취하지 않았으므로 경찰관 P의 ________는 위법하며, 위험발생방지의무는 사람의 </w:t>
             </w:r>
             <w:r>
               <w:rPr>
@@ -2480,7 +2480,8 @@
                 <w:sz w:val="16"/>
                 <w:szCs w:val="16"/>
               </w:rPr>
-              <w:t>________이나 ________를 보호</w:t>
+              <w:lastRenderedPageBreak/>
+              <w:t>생명이나 신체를 보호</w:t>
             </w:r>
             <w:r>
               <w:rPr>
@@ -2488,7 +2489,7 @@
                 <w:sz w:val="16"/>
                 <w:szCs w:val="16"/>
               </w:rPr>
-              <w:t xml:space="preserve"> ________으로서</w:t>
+              <w:t xml:space="preserve"> 목적으로서</w:t>
             </w:r>
             <w:r>
               <w:rPr>
@@ -2496,7 +2497,7 @@
                 <w:sz w:val="16"/>
                 <w:szCs w:val="16"/>
               </w:rPr>
-              <w:t xml:space="preserve"> 개별적, 구체적 ________도 인정된다.</w:t>
+              <w:t xml:space="preserve"> 개별적, 구체적 사익보호성도 인정된다.</w:t>
             </w:r>
           </w:p>
           <w:p>
@@ -2520,7 +2521,7 @@
                 <w:sz w:val="16"/>
                 <w:szCs w:val="16"/>
               </w:rPr>
-              <w:t>암벽 상층부가 1미터가량 앞으로 튀어나와 붕괴위험이 ________으로 예견가능하며, A군 ________이 필요한 위험________조치 취하지 않으면 놀이터의 어린이들 ________________에 위해를 가져올 수 있음이 명백하여 개입________ 인정된다. 이러한 ________________는 어린이들의 ________적 ________상 ________과 관련되어 ________도 인정된다.</w:t>
+              <w:t>암벽 상층부가 1미터가량 앞으로 튀어나와 붕괴위험이 ________으로 예견가능하며, A군 공무원이 필요한 위험방지조치 취하지 않으면 놀이터의 어린이들 생명신체에 위해를 가져올 수 있음이 명백하여 개입의무 인정된다. 이러한 ________는 어린이들의 직접적 법령상 이익과 관련되어 사익보호성도 인정된다.</w:t>
             </w:r>
           </w:p>
         </w:tc>
@@ -2542,7 +2543,8 @@
                 <w:sz w:val="16"/>
                 <w:szCs w:val="16"/>
               </w:rPr>
-              <w:t>∨ 금융산업의 구조개선에 관한 ________의 적기________조치________는 금융________ 부실화를 예방하고 건전한 경영 유도하는 등 순수히 ________일반 ________으로 하는 것이지, 예금주의 개별적 ________ 보호하기 위한 것으로 보기 어렵다.</w:t>
+              <w:lastRenderedPageBreak/>
+              <w:t>∨ 금융산업의 구조개선에 관한 법률의 적기시정조치의무는 금융기관 부실화를 예방하고 건전한 경영 유도하는 등 순수히 공익일반 목적으로 하는 것이지, 예금주의 개별적 이익 보호하기 위한 것으로 보기 어렵다.</w:t>
             </w:r>
           </w:p>
           <w:p>
@@ -2559,7 +2561,7 @@
                 <w:sz w:val="16"/>
                 <w:szCs w:val="16"/>
               </w:rPr>
-              <w:t xml:space="preserve">∨ 상수원수 수질 유지하여야 할 ________를 부과하는 ________의 ________은 ________ 일반 건강을 보호하여 ________ 일반의 전체적 ________을 도모하기 위한 것이지 개개인의 안전과 ________을 ________적으로 보호하기 위한 ________이 아니다. </w:t>
+              <w:t xml:space="preserve">∨ 상수원수 수질 유지하여야 할 의무를 부과하는 ________의 규정은 국민 일반 건강을 보호하여 공공 일반의 전체적 이익을 도모하기 위한 것이지 개개인의 안전과 이익을 직접적으로 보호하기 위한 규정이 아니다. </w:t>
             </w:r>
           </w:p>
           <w:p>
@@ -2575,7 +2577,7 @@
                 <w:sz w:val="16"/>
                 <w:szCs w:val="16"/>
               </w:rPr>
-              <w:t>∨ 산업기술혁신 촉진법에 따라 ________________에 부여된 신제품인증제품 구매________는 ________지원책으로서 ________경제 향상이라는 ________ 일반의 ________을 도모하기 위한 것이고, 개인의 ________상 ________을 위한 것이 아니다.</w:t>
+              <w:t>∨ 산업기술혁신 촉진법에 따라 공공기관에 부여된 신제품인증제품 구매의무는 ________지원책으로서 국민경제 향상이라는 공공 일반의 이익을 도모하기 위한 것이고, 개인의 재산상 이익을 위한 것이 아니다.</w:t>
             </w:r>
           </w:p>
         </w:tc>
@@ -2611,55 +2613,55 @@
           <w:sz w:val="16"/>
           <w:szCs w:val="16"/>
         </w:rPr>
-        <w:t>) 위법한 판결에 의한 ________</w:t>
-      </w:r>
-    </w:p>
-    <w:p>
-      <w:pPr>
-        <w:rPr>
-          <w:sz w:val="16"/>
-          <w:szCs w:val="16"/>
-        </w:rPr>
-      </w:pPr>
-      <w:r>
-        <w:rPr>
-          <w:rFonts w:hint="eastAsia"/>
-          <w:sz w:val="16"/>
-          <w:szCs w:val="16"/>
-        </w:rPr>
-        <w:t xml:space="preserve">재판의 독립성 및 확정판결 기판력에 비추어 재판작용에 대하여 국가배상책임이 인정되지 않는다는 견해가 있으나, </w:t>
-      </w:r>
-    </w:p>
-    <w:p>
-      <w:pPr>
-        <w:rPr>
-          <w:sz w:val="16"/>
-          <w:szCs w:val="16"/>
-        </w:rPr>
-      </w:pPr>
-      <w:r>
-        <w:rPr>
-          <w:rFonts w:hint="eastAsia"/>
-          <w:sz w:val="16"/>
-          <w:szCs w:val="16"/>
-        </w:rPr>
-        <w:t>판례는 당해 법관이 위법 또는 부당한 목적 가지고 재판하였다거나 법관이 준수하여야 할 기준을 현저히 위반하는 등 법관에 부여된 권한 취지에 명백히 어긋나게 이를 행사하였다고 인정할만한 특별한 사정이 있으면 재판작용에 대한 불법행위 성립할 수 있다고 본다.</w:t>
-      </w:r>
-    </w:p>
-    <w:p>
-      <w:pPr>
-        <w:rPr>
-          <w:sz w:val="16"/>
-          <w:szCs w:val="16"/>
-        </w:rPr>
-      </w:pPr>
-      <w:r>
-        <w:rPr>
-          <w:rFonts w:hint="eastAsia"/>
-          <w:sz w:val="16"/>
-          <w:szCs w:val="16"/>
-        </w:rPr>
-        <w:t xml:space="preserve">또한, 판례는 재판에 대한 불복절차가 마련되어 있음에도 불구하고 그 시정을 구하지 않은 때에는 국가배상에 의한 권리구제를 받을 수 없다고 보아 </w:t>
+        <w:t>) 위법한 판결에 의한 ________배상</w:t>
+      </w:r>
+    </w:p>
+    <w:p>
+      <w:pPr>
+        <w:rPr>
+          <w:sz w:val="16"/>
+          <w:szCs w:val="16"/>
+        </w:rPr>
+      </w:pPr>
+      <w:r>
+        <w:rPr>
+          <w:rFonts w:hint="eastAsia"/>
+          <w:sz w:val="16"/>
+          <w:szCs w:val="16"/>
+        </w:rPr>
+        <w:t xml:space="preserve">재판의 독립성 및 확정판결 ________에 비추어 재판작용에 대하여 ________배상책임이 인정되지 않는다는 견해가 있으나, </w:t>
+      </w:r>
+    </w:p>
+    <w:p>
+      <w:pPr>
+        <w:rPr>
+          <w:sz w:val="16"/>
+          <w:szCs w:val="16"/>
+        </w:rPr>
+      </w:pPr>
+      <w:r>
+        <w:rPr>
+          <w:rFonts w:hint="eastAsia"/>
+          <w:sz w:val="16"/>
+          <w:szCs w:val="16"/>
+        </w:rPr>
+        <w:t>판례는 당해 법관이 위법 또는 부당한 목적 가지고 재판하였다거나 법관이 준수하여야 할 기준을 현저히 ________하는 등 법관에 부여된 ________ 취지에 명백히 어긋나게 이를 행사하였다고 인정할만한 특별한 사정이 있으면 재판작용에 대한 불법행위 성립할 수 있다고 본다.</w:t>
+      </w:r>
+    </w:p>
+    <w:p>
+      <w:pPr>
+        <w:rPr>
+          <w:sz w:val="16"/>
+          <w:szCs w:val="16"/>
+        </w:rPr>
+      </w:pPr>
+      <w:r>
+        <w:rPr>
+          <w:rFonts w:hint="eastAsia"/>
+          <w:sz w:val="16"/>
+          <w:szCs w:val="16"/>
+        </w:rPr>
+        <w:t xml:space="preserve">또한, 판례는 재판에 대한 불복절차가 마련되어 있음에도 불구하고 그 시정을 구하지 않은 때에는 ________배상에 의한 권리구제를 받을 수 없다고 보아 </w:t>
       </w:r>
       <w:r>
         <w:rPr>
@@ -2670,7 +2672,7 @@
           <w:szCs w:val="16"/>
           <w:u w:val="single"/>
         </w:rPr>
-        <w:t>(국가________ 보충성)</w:t>
+        <w:t>(________배상청구 보충성)</w:t>
       </w:r>
       <w:r>
         <w:rPr>
@@ -2694,7 +2696,7 @@
           <w:sz w:val="16"/>
           <w:szCs w:val="16"/>
         </w:rPr>
-        <w:t xml:space="preserve">(긍정례 : 적법한 헌법소원심판청구임에도 사실오인하여 제소기간 불충족으로 각하결정 시 불복절차 없으므로 국가배상책임 인정) </w:t>
+        <w:t xml:space="preserve">(긍정례 : 적법한 헌법소원심판청구임에도 사실오인하여 제소기간 불충족으로 각하결정 시 불복절차 없으므로 ________________ 인정) </w:t>
       </w:r>
     </w:p>
     <w:p>
@@ -2735,7 +2737,7 @@
           <w:sz w:val="16"/>
           <w:szCs w:val="16"/>
         </w:rPr>
-        <w:t>(________ 부정, ________ 긍정)</w:t>
+        <w:t>(경________ 부정, 고의중과실 긍정)</w:t>
       </w:r>
     </w:p>
     <w:p>
@@ -2760,23 +2762,23 @@
           <w:sz w:val="16"/>
           <w:szCs w:val="16"/>
         </w:rPr>
-        <w:t>제29조 ①공무원의 직무상 불법행위로 손해를 받은 국민은 법률이 정하는 바에 의하여 국가 또는 공공단체에 정당한 배상을 구할 수 있다. 이 경우 공무원 자신의 책임은 면제되지 아니한다.</w:t>
-      </w:r>
-    </w:p>
-    <w:p>
-      <w:pPr>
-        <w:rPr>
-          <w:sz w:val="16"/>
-          <w:szCs w:val="16"/>
-        </w:rPr>
-      </w:pPr>
-      <w:r>
-        <w:rPr>
-          <w:rFonts w:hint="eastAsia"/>
-          <w:sz w:val="16"/>
-          <w:szCs w:val="16"/>
-        </w:rPr>
-        <w:t>피해자가 국가배상법 제2조 1항에 따라 국가에 배상청구하는 것 외에 가해공무원에게 직접 배상청구를 할 수 있는지 문제된다.</w:t>
+        <w:t>제29조 ①________의 직무상 불법행위로 ________를 받은 국민은 법률이 정하는 바에 의하여 국가 또는 공공단체에 정당한 배상을 구할 수 있다. 이 경우 공무원 자신의 책임은 면제되지 아니한다.</w:t>
+      </w:r>
+    </w:p>
+    <w:p>
+      <w:pPr>
+        <w:rPr>
+          <w:sz w:val="16"/>
+          <w:szCs w:val="16"/>
+        </w:rPr>
+      </w:pPr>
+      <w:r>
+        <w:rPr>
+          <w:rFonts w:hint="eastAsia"/>
+          <w:sz w:val="16"/>
+          <w:szCs w:val="16"/>
+        </w:rPr>
+        <w:t>피해자가 ________배상법 제2조 1항에 따라 국가에 배상청구하는 것 외에 가해________에게 직접 배상청구를 할 수 있는지 문제된다.</w:t>
       </w:r>
       <w:r>
         <w:rPr>
@@ -2832,23 +2834,23 @@
           <w:sz w:val="16"/>
           <w:szCs w:val="16"/>
         </w:rPr>
-        <w:t>공무원 위법행위 방지와 피해자 권리구제를 위하여 긍정, 공무원 배상책임에 대한 명문 규정 없는 이상 국가의 구상 및 공무원 징계로 위법방지할 수 있을 뿐, 직접청구 부정설이 대립한다.</w:t>
-      </w:r>
-    </w:p>
-    <w:p>
-      <w:pPr>
-        <w:rPr>
-          <w:sz w:val="16"/>
-          <w:szCs w:val="16"/>
-        </w:rPr>
-      </w:pPr>
-      <w:r>
-        <w:rPr>
-          <w:rFonts w:hint="eastAsia"/>
-          <w:sz w:val="16"/>
-          <w:szCs w:val="16"/>
-        </w:rPr>
-        <w:t>판례는 절충설의 입장에서, 공무원 경과실로 타인에게 손해를 입힌 경우 국가의 기관으로서 행위에 불과하여 국가만이 책임을 지나, 고의중과실 위법행위는 기관으로서의 행위로 볼 수 없으므로 직접 손해배상책임을 부담한다고 본다.</w:t>
+        <w:t>________ 위법행위 방지와 피해자 권리구제를 위하여 긍정, 공무원 배상책임에 대한 명문 규정 없는 이상 국가의 ________ 및 공무원 징계로 위법방지할 수 있을 뿐, 직접청구 부정설이 대립한다.</w:t>
+      </w:r>
+    </w:p>
+    <w:p>
+      <w:pPr>
+        <w:rPr>
+          <w:sz w:val="16"/>
+          <w:szCs w:val="16"/>
+        </w:rPr>
+      </w:pPr>
+      <w:r>
+        <w:rPr>
+          <w:rFonts w:hint="eastAsia"/>
+          <w:sz w:val="16"/>
+          <w:szCs w:val="16"/>
+        </w:rPr>
+        <w:t>판례는 절충설의 입장에서, ________ 경________로 타인에게 손해를 입힌 경우 국가의 기관으로서 행위에 불과하여 국가만이 책임을 지나, 고의중과실 위법행위는 기관으로서의 행위로 볼 수 없으므로 직접 손해배상책임을 부담한다고 본다.</w:t>
       </w:r>
     </w:p>
     <w:p>
@@ -2881,7 +2883,7 @@
           <w:sz w:val="16"/>
           <w:szCs w:val="16"/>
         </w:rPr>
-        <w:t xml:space="preserve"> 구상관계</w:t>
+        <w:t xml:space="preserve"> ________관계</w:t>
       </w:r>
     </w:p>
     <w:tbl>
@@ -2944,7 +2946,7 @@
                 <w:sz w:val="16"/>
                 <w:szCs w:val="16"/>
               </w:rPr>
-              <w:t>________중________ ________</w:t>
+              <w:t>고의중________ ________</w:t>
             </w:r>
           </w:p>
         </w:tc>
@@ -2964,15 +2966,15 @@
                 <w:sz w:val="16"/>
                 <w:szCs w:val="16"/>
               </w:rPr>
-              <w:t>________에게 ________ 또는 중대한 ________이 있으면 ________나 지방자치단체는 그 ________에게 ________할 수 있다</w:t>
-            </w:r>
-            <w:r>
-              <w:rPr>
-                <w:rFonts w:hint="eastAsia"/>
-                <w:sz w:val="16"/>
-                <w:szCs w:val="16"/>
-              </w:rPr>
-              <w:t>(________________법 제2조 2항)</w:t>
+              <w:t>________에게 고의 또는 중대한 ________이 있으면 국가나 지방자치단체는 그 공무원에게 구상할 수 있다</w:t>
+            </w:r>
+            <w:r>
+              <w:rPr>
+                <w:rFonts w:hint="eastAsia"/>
+                <w:sz w:val="16"/>
+                <w:szCs w:val="16"/>
+              </w:rPr>
+              <w:t>(국가배상법 제2조 2항)</w:t>
             </w:r>
             <w:r>
               <w:rPr>
@@ -2995,7 +2997,7 @@
                 <w:sz w:val="16"/>
                 <w:szCs w:val="16"/>
               </w:rPr>
-              <w:t>다만, ________________권 시효완성되었으나 ________의 시효완성 주장이 신의칙 반하여 ________가 ________한 경우에는, ________중________의 ________에게 ________할 수 없다고 본다(2015다200258).</w:t>
+              <w:t>다만, 배상청구권 시효완성되었으나 국가의 시효완성 주장이 신의칙 반하여 국가가 배상한 경우에는, 고의중________의 ________에게 구상할 수 없다고 본다(2015다200258).</w:t>
             </w:r>
           </w:p>
         </w:tc>
@@ -3042,7 +3044,7 @@
                 <w:sz w:val="16"/>
                 <w:szCs w:val="16"/>
               </w:rPr>
-              <w:t>________ ________</w:t>
+              <w:t>경과실 ________</w:t>
             </w:r>
           </w:p>
         </w:tc>
@@ -3087,7 +3089,7 @@
                 <w:sz w:val="16"/>
                 <w:szCs w:val="16"/>
               </w:rPr>
-              <w:t>________중________ ________</w:t>
+              <w:t>고의중________ ________</w:t>
             </w:r>
             <w:r>
               <w:rPr>
@@ -3110,7 +3112,7 @@
                 <w:sz w:val="16"/>
                 <w:szCs w:val="16"/>
               </w:rPr>
-              <w:t xml:space="preserve"> ________</w:t>
+              <w:t xml:space="preserve"> 국가</w:t>
             </w:r>
           </w:p>
         </w:tc>
@@ -3155,7 +3157,7 @@
                 <w:sz w:val="16"/>
                 <w:szCs w:val="16"/>
               </w:rPr>
-              <w:t>________ ________</w:t>
+              <w:t>경________ ________</w:t>
             </w:r>
           </w:p>
           <w:p>
@@ -3199,7 +3201,7 @@
                 <w:sz w:val="16"/>
                 <w:szCs w:val="16"/>
               </w:rPr>
-              <w:t>________ 있는 ________이 ________ ________자에게 ________하였다면, 도의관념에 적합한 비채변제에 해당하여 ________자는 ________에게 이를 반환할 ________가 없고, ________은 ________에게 ________할 수 있다.</w:t>
+              <w:t>경________ 있는 ________이 직접 피해자에게 손해배상하였다면, 도의관념에 적합한 비채변제에 해당하여 피해자는 공무원에게 이를 반환할 의무가 없고, 공무원은 국가에게 구상할 수 있다.</w:t>
             </w:r>
           </w:p>
         </w:tc>
@@ -3235,8 +3237,7 @@
           <w:sz w:val="16"/>
           <w:szCs w:val="16"/>
         </w:rPr>
-        <w:lastRenderedPageBreak/>
-        <w:t>5. 항고소송과 국가배상청구소송</w:t>
+        <w:t>5. ________과 ________배상청구소송</w:t>
       </w:r>
     </w:p>
     <w:p>
@@ -3307,127 +3308,127 @@
           <w:sz w:val="16"/>
           <w:szCs w:val="16"/>
         </w:rPr>
-        <w:t>기판력이란 소송물에 관하여 법원의 판단이 확정되면, 이후 동일사항에 관하여 당사자는 그에 반하는 주장을 할 수 없고, 법원도 그와 모순저촉되는 판단을 하여서는 아니되는 구속력을 말하며, 행정소송법에 별도 규정이 없는 한 민사소송법 준용되므로 취소판결이 확정되면 기판력이 발생한다.</w:t>
-      </w:r>
-    </w:p>
-    <w:p>
-      <w:pPr>
-        <w:rPr>
-          <w:sz w:val="16"/>
-          <w:szCs w:val="16"/>
-        </w:rPr>
-      </w:pPr>
-      <w:r>
-        <w:rPr>
-          <w:rFonts w:hint="eastAsia"/>
-          <w:sz w:val="16"/>
-          <w:szCs w:val="16"/>
-        </w:rPr>
-        <w:t>취소소송의 소송물은 처분의 위법성이므로, 취소판결 확정되면 처분이 위법하다는 점에 기판력이 발생한다. 이러한 취소판결 기판력이 후소인 국가배상청구소송의 선결문제가 되어 법령위반 판단에 미치는지 문제된다.</w:t>
-      </w:r>
-    </w:p>
-    <w:p>
-      <w:pPr>
-        <w:rPr>
-          <w:sz w:val="16"/>
-          <w:szCs w:val="16"/>
-        </w:rPr>
-      </w:pPr>
-      <w:r>
-        <w:rPr>
-          <w:rFonts w:hint="eastAsia"/>
-          <w:sz w:val="16"/>
-          <w:szCs w:val="16"/>
-        </w:rPr>
-        <w:t xml:space="preserve">전부기판력 </w:t>
-      </w:r>
-      <w:r>
-        <w:rPr>
-          <w:rFonts w:hint="eastAsia"/>
-          <w:sz w:val="16"/>
-          <w:szCs w:val="16"/>
-        </w:rPr>
-        <w:t>긍정설 : 협의의 행위위법성설에 입각하여 기판력이 미치므로 선행판결과 다른 판결을 할 수 없다.</w:t>
-      </w:r>
-    </w:p>
-    <w:p>
-      <w:pPr>
-        <w:rPr>
-          <w:sz w:val="16"/>
-          <w:szCs w:val="16"/>
-        </w:rPr>
-      </w:pPr>
-      <w:r>
-        <w:rPr>
-          <w:rFonts w:hint="eastAsia"/>
-          <w:sz w:val="16"/>
-          <w:szCs w:val="16"/>
-        </w:rPr>
-        <w:t>제한적 긍정설 : 광의의 행위위법성설에 입각하여 인용판결의 기판력은 미치나, 기각판결의 기판력은 미치지 않는다.</w:t>
-      </w:r>
-    </w:p>
-    <w:p>
-      <w:pPr>
-        <w:rPr>
-          <w:sz w:val="16"/>
-          <w:szCs w:val="16"/>
-        </w:rPr>
-      </w:pPr>
-      <w:r>
-        <w:rPr>
-          <w:rFonts w:hint="eastAsia"/>
-          <w:sz w:val="16"/>
-          <w:szCs w:val="16"/>
-        </w:rPr>
-        <w:t>부정설 : 상대적 위법성설 입장에서 위법개념이 달라 기판력 미치지 않는다.</w:t>
-      </w:r>
-    </w:p>
-    <w:p>
-      <w:pPr>
-        <w:rPr>
-          <w:sz w:val="16"/>
-          <w:szCs w:val="16"/>
-        </w:rPr>
-      </w:pPr>
-      <w:r>
-        <w:rPr>
-          <w:rFonts w:hint="eastAsia"/>
-          <w:sz w:val="16"/>
-          <w:szCs w:val="16"/>
-        </w:rPr>
-        <w:t>판례는 어떠한 행정처분이 항고소송에서 취소되었다 할지라도 그 기판력에 의하여 당해 행정처분이 곧바로 공무원의 고의과실에 인한 것으로서 불법행위를 구성한다고 단정할 수 없으며, 그러한 처분이 일반 공무원을 표준으로 하여 볼 때 객관적 주의의무 결하여 객관적 정당성을 결여하였는지 여부에 따라 판단하여야 한다고 본다.</w:t>
-      </w:r>
-    </w:p>
-    <w:p>
-      <w:pPr>
-        <w:rPr>
-          <w:sz w:val="16"/>
-          <w:szCs w:val="16"/>
-        </w:rPr>
-      </w:pPr>
-      <w:r>
-        <w:rPr>
-          <w:rFonts w:hint="eastAsia"/>
-          <w:sz w:val="16"/>
-          <w:szCs w:val="16"/>
-        </w:rPr>
-        <w:t>민사법원으로서는 독자적으로 법령위반여부 등 국가배상청구요건 충족여부를 심리하여 인용여부를 판단하여야 한다.</w:t>
-      </w:r>
-    </w:p>
-    <w:p>
-      <w:pPr>
-        <w:rPr>
-          <w:sz w:val="16"/>
-          <w:szCs w:val="16"/>
-        </w:rPr>
-      </w:pPr>
-      <w:r>
-        <w:rPr>
-          <w:rFonts w:hint="eastAsia"/>
-          <w:sz w:val="16"/>
-          <w:szCs w:val="16"/>
-        </w:rPr>
-        <w:t>이하 국가배상청구요건(공직고과위손인) 검토할 것</w:t>
+        <w:t>________이란 소송물에 관하여 법원의 ________이 확정되면, 이후 동일사항에 관하여 당사자는 그에 반하는 주장을 할 수 없고, 법원도 그와 모순저촉되는 판단을 하여서는 아니되는 구속력을 말하며, 행정소송법에 별도 규정이 없는 한 민사소송법 준용되므로 취소판결이 확정되면 기판력이 발생한다.</w:t>
+      </w:r>
+    </w:p>
+    <w:p>
+      <w:pPr>
+        <w:rPr>
+          <w:sz w:val="16"/>
+          <w:szCs w:val="16"/>
+        </w:rPr>
+      </w:pPr>
+      <w:r>
+        <w:rPr>
+          <w:rFonts w:hint="eastAsia"/>
+          <w:sz w:val="16"/>
+          <w:szCs w:val="16"/>
+        </w:rPr>
+        <w:t>________의 소송물은 처분의 위법성이므로, 취소판결 확정되면 처분이 위법하다는 점에 기판력이 발생한다. 이러한 취소판결 기판력이 후소인 국가배상청구소송의 선결문제가 되어 법령________ 판단에 미치는지 문제된다.</w:t>
+      </w:r>
+    </w:p>
+    <w:p>
+      <w:pPr>
+        <w:rPr>
+          <w:sz w:val="16"/>
+          <w:szCs w:val="16"/>
+        </w:rPr>
+      </w:pPr>
+      <w:r>
+        <w:rPr>
+          <w:rFonts w:hint="eastAsia"/>
+          <w:sz w:val="16"/>
+          <w:szCs w:val="16"/>
+        </w:rPr>
+        <w:t xml:space="preserve">________ </w:t>
+      </w:r>
+      <w:r>
+        <w:rPr>
+          <w:rFonts w:hint="eastAsia"/>
+          <w:sz w:val="16"/>
+          <w:szCs w:val="16"/>
+        </w:rPr>
+        <w:t>긍정설 : 협의의 행위위법성설에 입각하여 ________이 미치므로 선행판결과 다른 판결을 할 수 없다.</w:t>
+      </w:r>
+    </w:p>
+    <w:p>
+      <w:pPr>
+        <w:rPr>
+          <w:sz w:val="16"/>
+          <w:szCs w:val="16"/>
+        </w:rPr>
+      </w:pPr>
+      <w:r>
+        <w:rPr>
+          <w:rFonts w:hint="eastAsia"/>
+          <w:sz w:val="16"/>
+          <w:szCs w:val="16"/>
+        </w:rPr>
+        <w:t>________ : 광의의 행위위법성설에 입각하여 인용판결의 ________은 미치나, 기각판결의 기판력은 미치지 않는다.</w:t>
+      </w:r>
+    </w:p>
+    <w:p>
+      <w:pPr>
+        <w:rPr>
+          <w:sz w:val="16"/>
+          <w:szCs w:val="16"/>
+        </w:rPr>
+      </w:pPr>
+      <w:r>
+        <w:rPr>
+          <w:rFonts w:hint="eastAsia"/>
+          <w:sz w:val="16"/>
+          <w:szCs w:val="16"/>
+        </w:rPr>
+        <w:t>________ : 상대적 위법성설 입장에서 위법개념이 달라 ________ 미치지 않는다.</w:t>
+      </w:r>
+    </w:p>
+    <w:p>
+      <w:pPr>
+        <w:rPr>
+          <w:sz w:val="16"/>
+          <w:szCs w:val="16"/>
+        </w:rPr>
+      </w:pPr>
+      <w:r>
+        <w:rPr>
+          <w:rFonts w:hint="eastAsia"/>
+          <w:sz w:val="16"/>
+          <w:szCs w:val="16"/>
+        </w:rPr>
+        <w:t>판례는 어떠한 행정처분이 항고소송에서 취소되었다 할지라도 그 기판력에 의하여 당해 행정처분이 곧바로 ________의 고의과실에 인한 것으로서 불법행위를 구성한다고 단정할 수 없으며, 그러한 처분이 일반 공무원을 표준으로 하여 볼 때 ________ 주의의무 결하여 객관적 정당성을 결여하였는지 여부에 따라 판단하여야 한다고 본다.</w:t>
+      </w:r>
+    </w:p>
+    <w:p>
+      <w:pPr>
+        <w:rPr>
+          <w:sz w:val="16"/>
+          <w:szCs w:val="16"/>
+        </w:rPr>
+      </w:pPr>
+      <w:r>
+        <w:rPr>
+          <w:rFonts w:hint="eastAsia"/>
+          <w:sz w:val="16"/>
+          <w:szCs w:val="16"/>
+        </w:rPr>
+        <w:t>민사법원으로서는 독자적으로 법령________여부 등 국가배상청구요건 충족여부를 심리하여 인용여부를 ________하여야 한다.</w:t>
+      </w:r>
+    </w:p>
+    <w:p>
+      <w:pPr>
+        <w:rPr>
+          <w:sz w:val="16"/>
+          <w:szCs w:val="16"/>
+        </w:rPr>
+      </w:pPr>
+      <w:r>
+        <w:rPr>
+          <w:rFonts w:hint="eastAsia"/>
+          <w:sz w:val="16"/>
+          <w:szCs w:val="16"/>
+        </w:rPr>
+        <w:t>이하 ________배상청구요건(공직고과위손인) 검토할 것</w:t>
       </w:r>
     </w:p>
     <w:p>
@@ -3468,7 +3469,7 @@
           <w:sz w:val="16"/>
           <w:szCs w:val="16"/>
         </w:rPr>
-        <w:t>A처분에 대하여 甲이 취소소송 제기하여 기각판결이 확정되었다. 국가________소송 제기하였을 때 인용여부?</w:t>
+        <w:t>A처분에 대하여 甲이 ________ 제기하여 기각판결이 확정되었다. ________배상청구소송 제기하였을 때 인용여부?</w:t>
       </w:r>
     </w:p>
     <w:tbl>
@@ -3506,7 +3507,7 @@
                 <w:sz w:val="16"/>
                 <w:szCs w:val="16"/>
               </w:rPr>
-              <w:t>________의 ________ 및 ________의 ________</w:t>
+              <w:t>________의 소송물 및 기각판결의 ________</w:t>
             </w:r>
           </w:p>
           <w:p>
@@ -3538,55 +3539,55 @@
                 <w:sz w:val="16"/>
                 <w:szCs w:val="16"/>
               </w:rPr>
-              <w:t>1) 주관적 범위 : ________의 ________은 당사자인 행정청 및 원고뿐 아니라 그 ________의 ________귀속 주체인 ________, 즉, ________ 또느 ________에도 미친다. ________ 피고를 행정청으로 정한 것은 원고 소송편의를 위한 것이기 때문이다.</w:t>
-            </w:r>
-          </w:p>
-          <w:p>
-            <w:pPr>
-              <w:rPr>
-                <w:sz w:val="16"/>
-                <w:szCs w:val="16"/>
-              </w:rPr>
-            </w:pPr>
-            <w:r>
-              <w:rPr>
-                <w:rFonts w:hint="eastAsia"/>
-                <w:sz w:val="16"/>
-                <w:szCs w:val="16"/>
-              </w:rPr>
-              <w:t>2) 시간적 범위 : ________ ________ 발생하여 전소 사변종 ________으로 다툴 수 있는 사유는 차단된다.</w:t>
-            </w:r>
-          </w:p>
-          <w:p>
-            <w:pPr>
-              <w:rPr>
-                <w:sz w:val="16"/>
-                <w:szCs w:val="16"/>
-              </w:rPr>
-            </w:pPr>
-            <w:r>
-              <w:rPr>
-                <w:rFonts w:hint="eastAsia"/>
-                <w:sz w:val="16"/>
-                <w:szCs w:val="16"/>
-              </w:rPr>
-              <w:t xml:space="preserve">3) ________ 범위 : ________은 판결 주문에 발생하고, 따라서 ________의 ________도 판결 주문에 표시된 ________에 관한 ________에만 발생한다. </w:t>
-            </w:r>
-          </w:p>
-          <w:p>
-            <w:pPr>
-              <w:rPr>
-                <w:sz w:val="16"/>
-                <w:szCs w:val="16"/>
-              </w:rPr>
-            </w:pPr>
-            <w:r>
-              <w:rPr>
-                <w:rFonts w:hint="eastAsia"/>
-                <w:sz w:val="16"/>
-                <w:szCs w:val="16"/>
-              </w:rPr>
-              <w:t xml:space="preserve">________의 ________은 ________의 ________ 여부이므로, ________의 ________ ________은 ________의 ________ 및 효력여부에 발생한다. 전소에서 </w:t>
+              <w:t>1) 주관적 범위 : ________의 ________은 당사자인 행정청 및 원고뿐 아니라 그 처분의 권리귀속 주체인 행정주체, 즉, 국가 또느 지자체에도 미친다. 취소소송 피고를 행정청으로 정한 것은 원고 소송편의를 위한 것이기 때문이다.</w:t>
+            </w:r>
+          </w:p>
+          <w:p>
+            <w:pPr>
+              <w:rPr>
+                <w:sz w:val="16"/>
+                <w:szCs w:val="16"/>
+              </w:rPr>
+            </w:pPr>
+            <w:r>
+              <w:rPr>
+                <w:rFonts w:hint="eastAsia"/>
+                <w:sz w:val="16"/>
+                <w:szCs w:val="16"/>
+              </w:rPr>
+              <w:t>2) 시간적 범위 : ________ ________ 발생하여 전소 사변종 기준으로 다툴 수 있는 사유는 차단된다.</w:t>
+            </w:r>
+          </w:p>
+          <w:p>
+            <w:pPr>
+              <w:rPr>
+                <w:sz w:val="16"/>
+                <w:szCs w:val="16"/>
+              </w:rPr>
+            </w:pPr>
+            <w:r>
+              <w:rPr>
+                <w:rFonts w:hint="eastAsia"/>
+                <w:sz w:val="16"/>
+                <w:szCs w:val="16"/>
+              </w:rPr>
+              <w:t xml:space="preserve">3) ________ 범위 : 기판력은 판결 주문에 발생하고, 따라서 ________의 기판력도 판결 주문에 표시된 소송물에 관한 판단에만 발생한다. </w:t>
+            </w:r>
+          </w:p>
+          <w:p>
+            <w:pPr>
+              <w:rPr>
+                <w:sz w:val="16"/>
+                <w:szCs w:val="16"/>
+              </w:rPr>
+            </w:pPr>
+            <w:r>
+              <w:rPr>
+                <w:rFonts w:hint="eastAsia"/>
+                <w:sz w:val="16"/>
+                <w:szCs w:val="16"/>
+              </w:rPr>
+              <w:t xml:space="preserve">________의 소송물은 처분의 위법성 여부이므로, 취소소송의 확정판결 ________은 처분의 위법 및 효력여부에 발생한다. 전소에서 </w:t>
             </w:r>
             <w:r>
               <w:rPr>
@@ -3596,159 +3597,159 @@
                 <w:sz w:val="16"/>
                 <w:szCs w:val="16"/>
               </w:rPr>
-              <w:t>________________ ________ ________되었으므로, ________이 ________하여 효력 있다</w:t>
-            </w:r>
-            <w:r>
-              <w:rPr>
-                <w:rFonts w:hint="eastAsia"/>
-                <w:sz w:val="16"/>
-                <w:szCs w:val="16"/>
-              </w:rPr>
-              <w:t>는 점에 대하여 ________ 발생한다.</w:t>
-            </w:r>
-          </w:p>
-          <w:p>
-            <w:pPr>
-              <w:rPr>
-                <w:sz w:val="16"/>
-                <w:szCs w:val="16"/>
-              </w:rPr>
-            </w:pPr>
-            <w:r>
-              <w:rPr>
-                <w:rFonts w:hint="eastAsia"/>
-                <w:sz w:val="16"/>
-                <w:szCs w:val="16"/>
-              </w:rPr>
-              <w:t xml:space="preserve">3. ________의 ________ 학설 소개(배점보고 ________) : </w:t>
-            </w:r>
-          </w:p>
-          <w:p>
-            <w:pPr>
-              <w:rPr>
-                <w:sz w:val="16"/>
-                <w:szCs w:val="16"/>
-              </w:rPr>
-            </w:pPr>
-            <w:r>
-              <w:rPr>
-                <w:rFonts w:hint="eastAsia"/>
-                <w:sz w:val="16"/>
-                <w:szCs w:val="16"/>
-              </w:rPr>
-              <w:t xml:space="preserve">협의 ________설에 따르면 ________의 ________과 ________은 같다. 따라서 전소는 후소의 선결관계가 되어 전소 ________이 후소에 미친다. </w:t>
-            </w:r>
-          </w:p>
-          <w:p>
-            <w:pPr>
-              <w:rPr>
-                <w:sz w:val="16"/>
-                <w:szCs w:val="16"/>
-              </w:rPr>
-            </w:pPr>
-            <w:r>
-              <w:rPr>
-                <w:rFonts w:hint="eastAsia"/>
-                <w:sz w:val="16"/>
-                <w:szCs w:val="16"/>
-              </w:rPr>
-              <w:t>상대적 ________설 또는 결과________설에 따르면 ________의 ________과 ________이 다르다. 따라서 전소의 ________이 후소에 미치지 않는다.</w:t>
-            </w:r>
-          </w:p>
-          <w:p>
-            <w:pPr>
-              <w:rPr>
-                <w:sz w:val="16"/>
-                <w:szCs w:val="16"/>
-              </w:rPr>
-            </w:pPr>
-            <w:r>
-              <w:rPr>
-                <w:rFonts w:hint="eastAsia"/>
-                <w:sz w:val="16"/>
-                <w:szCs w:val="16"/>
-              </w:rPr>
-              <w:t>4. ________의 ________이 ________에 미치는지 여부</w:t>
-            </w:r>
-          </w:p>
-          <w:p>
-            <w:pPr>
-              <w:rPr>
-                <w:sz w:val="16"/>
-                <w:szCs w:val="16"/>
-              </w:rPr>
-            </w:pPr>
-            <w:r>
-              <w:rPr>
-                <w:rFonts w:hint="eastAsia"/>
-                <w:sz w:val="16"/>
-                <w:szCs w:val="16"/>
-              </w:rPr>
-              <w:t>1) 전부________ 긍정설 : 전소는 후소의 선결관계에 해당하여 전소 ________이 후소에 미치며, 전소에서 ________이 ________하다는 점에 대하여 ________ 발생하였으므로, 후소에서 ________을 인정할 수 없다. (전소가 ________, 사정판결이면 ________ ________하다는 점에 대하여 ________ 발생하였으므로 ________ 인정된다.)</w:t>
-            </w:r>
-          </w:p>
-          <w:p>
-            <w:pPr>
-              <w:rPr>
-                <w:sz w:val="16"/>
-                <w:szCs w:val="16"/>
-              </w:rPr>
-            </w:pPr>
-            <w:r>
-              <w:rPr>
-                <w:rFonts w:hint="eastAsia"/>
-                <w:sz w:val="16"/>
-                <w:szCs w:val="16"/>
-              </w:rPr>
-              <w:t xml:space="preserve">2) 전부________ 부정설 : 전소 ________이 후소에 미치지 않으므로 후소________은 ________으로 ________ 여부를 ________한다. </w:t>
-            </w:r>
-          </w:p>
-          <w:p>
-            <w:pPr>
-              <w:rPr>
-                <w:sz w:val="16"/>
-                <w:szCs w:val="16"/>
-              </w:rPr>
-            </w:pPr>
-            <w:r>
-              <w:rPr>
-                <w:rFonts w:hint="eastAsia"/>
-                <w:sz w:val="16"/>
-                <w:szCs w:val="16"/>
-              </w:rPr>
-              <w:t>3) ________적 ________ 긍정설 : ________ ________, 사정판결의 ________은 후소에 미치나, ________은 후소에 미치지 아니한다.</w:t>
-            </w:r>
-          </w:p>
-          <w:p>
-            <w:pPr>
-              <w:rPr>
-                <w:sz w:val="16"/>
-                <w:szCs w:val="16"/>
-              </w:rPr>
-            </w:pPr>
-            <w:r>
-              <w:rPr>
-                <w:rFonts w:hint="eastAsia"/>
-                <w:sz w:val="16"/>
-                <w:szCs w:val="16"/>
-              </w:rPr>
-              <w:t>5. (전부________ 부정설 택한 경우) ________의 구성요건적 효력과 선결문제</w:t>
-            </w:r>
-          </w:p>
-          <w:p>
-            <w:pPr>
-              <w:rPr>
-                <w:sz w:val="16"/>
-                <w:szCs w:val="16"/>
-              </w:rPr>
-            </w:pPr>
-            <w:r>
-              <w:rPr>
-                <w:rFonts w:hint="eastAsia"/>
-                <w:sz w:val="16"/>
-                <w:szCs w:val="16"/>
-              </w:rPr>
-              <w:t>심사부정설도 있으나, ________는 ________한 행정대집행이 완료되면 그에 대한 ________를 구할 소의 ________은 없으나, 그 대집행에 대한 ________판결 있어야만 ________의 ________을 이유로 한 ________________를 할 수 있는 것은 아니라고 판시하여 심사긍정설</w:t>
+              <w:t>취소청구 기각판결 확정되었으므로, 처분이 적법하여 효력 있다</w:t>
+            </w:r>
+            <w:r>
+              <w:rPr>
+                <w:rFonts w:hint="eastAsia"/>
+                <w:sz w:val="16"/>
+                <w:szCs w:val="16"/>
+              </w:rPr>
+              <w:t>는 점에 대하여 기판력 발생한다.</w:t>
+            </w:r>
+          </w:p>
+          <w:p>
+            <w:pPr>
+              <w:rPr>
+                <w:sz w:val="16"/>
+                <w:szCs w:val="16"/>
+              </w:rPr>
+            </w:pPr>
+            <w:r>
+              <w:rPr>
+                <w:rFonts w:hint="eastAsia"/>
+                <w:sz w:val="16"/>
+                <w:szCs w:val="16"/>
+              </w:rPr>
+              <w:t xml:space="preserve">3. 국가배상청구소송의 법령________ 학설 소개(배점보고 ________) : </w:t>
+            </w:r>
+          </w:p>
+          <w:p>
+            <w:pPr>
+              <w:rPr>
+                <w:sz w:val="16"/>
+                <w:szCs w:val="16"/>
+              </w:rPr>
+            </w:pPr>
+            <w:r>
+              <w:rPr>
+                <w:rFonts w:hint="eastAsia"/>
+                <w:sz w:val="16"/>
+                <w:szCs w:val="16"/>
+              </w:rPr>
+              <w:t xml:space="preserve">협의 위법성설에 따르면 처분의 위법성과 법령________은 같다. 따라서 전소는 후소의 선결관계가 되어 전소 ________이 후소에 미친다. </w:t>
+            </w:r>
+          </w:p>
+          <w:p>
+            <w:pPr>
+              <w:rPr>
+                <w:sz w:val="16"/>
+                <w:szCs w:val="16"/>
+              </w:rPr>
+            </w:pPr>
+            <w:r>
+              <w:rPr>
+                <w:rFonts w:hint="eastAsia"/>
+                <w:sz w:val="16"/>
+                <w:szCs w:val="16"/>
+              </w:rPr>
+              <w:t>상대적 위법성설 또는 결과위법성설에 따르면 처분의 위법성과 법령________이 다르다. 따라서 전소의 ________이 후소에 미치지 않는다.</w:t>
+            </w:r>
+          </w:p>
+          <w:p>
+            <w:pPr>
+              <w:rPr>
+                <w:sz w:val="16"/>
+                <w:szCs w:val="16"/>
+              </w:rPr>
+            </w:pPr>
+            <w:r>
+              <w:rPr>
+                <w:rFonts w:hint="eastAsia"/>
+                <w:sz w:val="16"/>
+                <w:szCs w:val="16"/>
+              </w:rPr>
+              <w:t>4. ________의 ________이 국가배상청구소송에 미치는지 여부</w:t>
+            </w:r>
+          </w:p>
+          <w:p>
+            <w:pPr>
+              <w:rPr>
+                <w:sz w:val="16"/>
+                <w:szCs w:val="16"/>
+              </w:rPr>
+            </w:pPr>
+            <w:r>
+              <w:rPr>
+                <w:rFonts w:hint="eastAsia"/>
+                <w:sz w:val="16"/>
+                <w:szCs w:val="16"/>
+              </w:rPr>
+              <w:t>1) ________ 긍정설 : 전소는 후소의 선결관계에 해당하여 전소 기판력이 후소에 미치며, 전소에서 처분이 적법하다는 점에 대하여 기판력 발생하였으므로, 후소에서 법령________을 인정할 수 없다. (전소가 인용판결, 사정판결이면 처분 위법하다는 점에 대하여 기판력 발생하였으므로 법령위반 인정된다.)</w:t>
+            </w:r>
+          </w:p>
+          <w:p>
+            <w:pPr>
+              <w:rPr>
+                <w:sz w:val="16"/>
+                <w:szCs w:val="16"/>
+              </w:rPr>
+            </w:pPr>
+            <w:r>
+              <w:rPr>
+                <w:rFonts w:hint="eastAsia"/>
+                <w:sz w:val="16"/>
+                <w:szCs w:val="16"/>
+              </w:rPr>
+              <w:t xml:space="preserve">2) ________ 부정설 : 전소 기판력이 후소에 미치지 않으므로 후소법원은 독자적으로 법령________ 여부를 판단한다. </w:t>
+            </w:r>
+          </w:p>
+          <w:p>
+            <w:pPr>
+              <w:rPr>
+                <w:sz w:val="16"/>
+                <w:szCs w:val="16"/>
+              </w:rPr>
+            </w:pPr>
+            <w:r>
+              <w:rPr>
+                <w:rFonts w:hint="eastAsia"/>
+                <w:sz w:val="16"/>
+                <w:szCs w:val="16"/>
+              </w:rPr>
+              <w:t>3) 제한적 ________ 긍정설 : ________ 인용판결, 사정판결의 기판력은 후소에 미치나, 기각판결은 후소에 미치지 아니한다.</w:t>
+            </w:r>
+          </w:p>
+          <w:p>
+            <w:pPr>
+              <w:rPr>
+                <w:sz w:val="16"/>
+                <w:szCs w:val="16"/>
+              </w:rPr>
+            </w:pPr>
+            <w:r>
+              <w:rPr>
+                <w:rFonts w:hint="eastAsia"/>
+                <w:sz w:val="16"/>
+                <w:szCs w:val="16"/>
+              </w:rPr>
+              <w:t>5. (________ ________ 택한 경우) 처분의 구성요건적 효력과 선결문제</w:t>
+            </w:r>
+          </w:p>
+          <w:p>
+            <w:pPr>
+              <w:rPr>
+                <w:sz w:val="16"/>
+                <w:szCs w:val="16"/>
+              </w:rPr>
+            </w:pPr>
+            <w:r>
+              <w:rPr>
+                <w:rFonts w:hint="eastAsia"/>
+                <w:sz w:val="16"/>
+                <w:szCs w:val="16"/>
+              </w:rPr>
+              <w:t>심사________도 있으나, 판례는 위법한 행정대집행이 완료되면 그에 대한 취소를 구할 소의 이익은 없으나, 그 대집행에 대한 취소판결 있어야만 행정처분의 위법을 이유로 한 ________배상청구를 할 수 있는 것은 아니라고 판시하여 심사긍정설</w:t>
             </w:r>
             <w:r>
               <w:rPr>
@@ -3814,23 +3815,23 @@
                 <w:sz w:val="16"/>
                 <w:szCs w:val="16"/>
               </w:rPr>
-              <w:t>1. 무효확인소송의 ________</w:t>
-            </w:r>
-            <w:r>
-              <w:rPr>
-                <w:rFonts w:hint="eastAsia"/>
-                <w:sz w:val="16"/>
-                <w:szCs w:val="16"/>
-              </w:rPr>
-              <w:t xml:space="preserve"> 및 ________의 ________</w:t>
-            </w:r>
-            <w:r>
-              <w:rPr>
-                <w:rFonts w:hint="eastAsia"/>
-                <w:sz w:val="16"/>
-                <w:szCs w:val="16"/>
-              </w:rPr>
-              <w:t xml:space="preserve"> : ________의 효력 유무가 무효확인소송의 ________이 된다. </w:t>
+              <w:t>1. 무효확인소송의 소송물</w:t>
+            </w:r>
+            <w:r>
+              <w:rPr>
+                <w:rFonts w:hint="eastAsia"/>
+                <w:sz w:val="16"/>
+                <w:szCs w:val="16"/>
+              </w:rPr>
+              <w:t xml:space="preserve"> 및 기각판결의 ________</w:t>
+            </w:r>
+            <w:r>
+              <w:rPr>
+                <w:rFonts w:hint="eastAsia"/>
+                <w:sz w:val="16"/>
+                <w:szCs w:val="16"/>
+              </w:rPr>
+              <w:t xml:space="preserve"> : 처분의 효력 유무가 무효확인소송의 소송물이 된다. </w:t>
             </w:r>
           </w:p>
           <w:p>
@@ -3862,55 +3863,55 @@
                 <w:sz w:val="16"/>
                 <w:szCs w:val="16"/>
               </w:rPr>
-              <w:t>1) 주관적 범위 : 무효확인소송의 ________은 당사자인 행정청 및 원고뿐 아니라 그 ________의 ________귀속 주체인 ________, 즉, ________ 또느 ________에도 미친다. ________ 피고를 행정청으로 정한 것은 원고 소송편의를 위한 것이기 때문이다.</w:t>
-            </w:r>
-          </w:p>
-          <w:p>
-            <w:pPr>
-              <w:rPr>
-                <w:sz w:val="16"/>
-                <w:szCs w:val="16"/>
-              </w:rPr>
-            </w:pPr>
-            <w:r>
-              <w:rPr>
-                <w:rFonts w:hint="eastAsia"/>
-                <w:sz w:val="16"/>
-                <w:szCs w:val="16"/>
-              </w:rPr>
-              <w:t>2) 시간적 범위 : 무효확인소송 ________ 발생하여 전소 사변종 ________으로 다툴 수 있는 사유는 차단된다.</w:t>
-            </w:r>
-          </w:p>
-          <w:p>
-            <w:pPr>
-              <w:rPr>
-                <w:sz w:val="16"/>
-                <w:szCs w:val="16"/>
-              </w:rPr>
-            </w:pPr>
-            <w:r>
-              <w:rPr>
-                <w:rFonts w:hint="eastAsia"/>
-                <w:sz w:val="16"/>
-                <w:szCs w:val="16"/>
-              </w:rPr>
-              <w:t xml:space="preserve">3) ________ 범위 : ________은 판결 주문에 발생하고, 따라서 무효확인소송의 ________도 판결 주문에 표시된 ________에 관한 ________에만 발생한다. </w:t>
-            </w:r>
-          </w:p>
-          <w:p>
-            <w:pPr>
-              <w:rPr>
-                <w:sz w:val="16"/>
-                <w:szCs w:val="16"/>
-              </w:rPr>
-            </w:pPr>
-            <w:r>
-              <w:rPr>
-                <w:rFonts w:hint="eastAsia"/>
-                <w:sz w:val="16"/>
-                <w:szCs w:val="16"/>
-              </w:rPr>
-              <w:t xml:space="preserve">무효확인소송의 ________은 ________의 효력여부이다. 전소에서 무효확인소송 ________ ________되었으므로, </w:t>
+              <w:t>1) 주관적 범위 : 무효확인소송의 ________은 당사자인 행정청 및 원고뿐 아니라 그 처분의 권리귀속 주체인 행정주체, 즉, 국가 또느 지자체에도 미친다. ________ 피고를 행정청으로 정한 것은 원고 소송편의를 위한 것이기 때문이다.</w:t>
+            </w:r>
+          </w:p>
+          <w:p>
+            <w:pPr>
+              <w:rPr>
+                <w:sz w:val="16"/>
+                <w:szCs w:val="16"/>
+              </w:rPr>
+            </w:pPr>
+            <w:r>
+              <w:rPr>
+                <w:rFonts w:hint="eastAsia"/>
+                <w:sz w:val="16"/>
+                <w:szCs w:val="16"/>
+              </w:rPr>
+              <w:t>2) 시간적 범위 : 무효확인소송 ________ 발생하여 전소 사변종 기준으로 다툴 수 있는 사유는 차단된다.</w:t>
+            </w:r>
+          </w:p>
+          <w:p>
+            <w:pPr>
+              <w:rPr>
+                <w:sz w:val="16"/>
+                <w:szCs w:val="16"/>
+              </w:rPr>
+            </w:pPr>
+            <w:r>
+              <w:rPr>
+                <w:rFonts w:hint="eastAsia"/>
+                <w:sz w:val="16"/>
+                <w:szCs w:val="16"/>
+              </w:rPr>
+              <w:t xml:space="preserve">3) ________ 범위 : ________은 판결 주문에 발생하고, 따라서 무효확인소송의 기판력도 판결 주문에 표시된 소송물에 관한 판단에만 발생한다. </w:t>
+            </w:r>
+          </w:p>
+          <w:p>
+            <w:pPr>
+              <w:rPr>
+                <w:sz w:val="16"/>
+                <w:szCs w:val="16"/>
+              </w:rPr>
+            </w:pPr>
+            <w:r>
+              <w:rPr>
+                <w:rFonts w:hint="eastAsia"/>
+                <w:sz w:val="16"/>
+                <w:szCs w:val="16"/>
+              </w:rPr>
+              <w:t xml:space="preserve">무효확인소송의 소송물은 처분의 효력여부이다. 전소에서 무효확인소송 기각판결 확정되었으므로, </w:t>
             </w:r>
             <w:r>
               <w:rPr>
@@ -3920,79 +3921,79 @@
                 <w:sz w:val="16"/>
                 <w:szCs w:val="16"/>
               </w:rPr>
-              <w:t>________이 효력 있다는 점(________ 여부에 대하여 ________ X)에 대하여 ________ 발생한다.</w:t>
-            </w:r>
-            <w:r>
-              <w:rPr>
-                <w:rFonts w:hint="eastAsia"/>
-                <w:sz w:val="16"/>
-                <w:szCs w:val="16"/>
-              </w:rPr>
-              <w:t xml:space="preserve"> (________ ________되면 ________이 ________하여 효력 없다는 점에 ________ 발생한다.)</w:t>
-            </w:r>
-          </w:p>
-          <w:p>
-            <w:pPr>
-              <w:rPr>
-                <w:sz w:val="16"/>
-                <w:szCs w:val="16"/>
-              </w:rPr>
-            </w:pPr>
-            <w:r>
-              <w:rPr>
-                <w:rFonts w:hint="eastAsia"/>
-                <w:sz w:val="16"/>
-                <w:szCs w:val="16"/>
-              </w:rPr>
-              <w:t xml:space="preserve">3. ________의 ________ 학설 소개(배점보고 ________) </w:t>
-            </w:r>
-          </w:p>
-          <w:p>
-            <w:pPr>
-              <w:rPr>
-                <w:sz w:val="16"/>
-                <w:szCs w:val="16"/>
-              </w:rPr>
-            </w:pPr>
-            <w:r>
-              <w:rPr>
-                <w:rFonts w:hint="eastAsia"/>
-                <w:sz w:val="16"/>
-                <w:szCs w:val="16"/>
-              </w:rPr>
-              <w:t>4. 무효확인소송의 ________이 ________에 미치는지 여부</w:t>
-            </w:r>
-          </w:p>
-          <w:p>
-            <w:pPr>
-              <w:rPr>
-                <w:sz w:val="16"/>
-                <w:szCs w:val="16"/>
-              </w:rPr>
-            </w:pPr>
-            <w:r>
-              <w:rPr>
-                <w:rFonts w:hint="eastAsia"/>
-                <w:sz w:val="16"/>
-                <w:szCs w:val="16"/>
-              </w:rPr>
-              <w:t>전기긍, 전기부, 제기긍 &gt;&gt; (전소 ________인 경우 ________과 동일) 전소 ________인 경우 학설소개 생략해도 될 것 같다고 말씀하심.</w:t>
-            </w:r>
-          </w:p>
-          <w:p>
-            <w:pPr>
-              <w:rPr>
-                <w:sz w:val="16"/>
-                <w:szCs w:val="16"/>
-              </w:rPr>
-            </w:pPr>
-            <w:r>
-              <w:rPr>
-                <w:rFonts w:hint="eastAsia"/>
-                <w:sz w:val="16"/>
-                <w:szCs w:val="16"/>
-              </w:rPr>
-              <w:t xml:space="preserve">전소에서 무효확인소송 ________ ________되어 전소 ________은 ________이 유효하다는 점에만 ________ 발생하고, </w:t>
+              <w:t>처분이 효력 있다는 점(위법 여부에 대하여 ________ X)에 대하여 기판력 발생한다.</w:t>
+            </w:r>
+            <w:r>
+              <w:rPr>
+                <w:rFonts w:hint="eastAsia"/>
+                <w:sz w:val="16"/>
+                <w:szCs w:val="16"/>
+              </w:rPr>
+              <w:t xml:space="preserve"> (인용판결 확정되면 처분이 위법하여 효력 없다는 점에 ________ 발생한다.)</w:t>
+            </w:r>
+          </w:p>
+          <w:p>
+            <w:pPr>
+              <w:rPr>
+                <w:sz w:val="16"/>
+                <w:szCs w:val="16"/>
+              </w:rPr>
+            </w:pPr>
+            <w:r>
+              <w:rPr>
+                <w:rFonts w:hint="eastAsia"/>
+                <w:sz w:val="16"/>
+                <w:szCs w:val="16"/>
+              </w:rPr>
+              <w:t xml:space="preserve">3. 국가배상청구소송의 법령________ 학설 소개(배점보고 ________) </w:t>
+            </w:r>
+          </w:p>
+          <w:p>
+            <w:pPr>
+              <w:rPr>
+                <w:sz w:val="16"/>
+                <w:szCs w:val="16"/>
+              </w:rPr>
+            </w:pPr>
+            <w:r>
+              <w:rPr>
+                <w:rFonts w:hint="eastAsia"/>
+                <w:sz w:val="16"/>
+                <w:szCs w:val="16"/>
+              </w:rPr>
+              <w:t>4. 무효확인소송의 ________이 ________배상청구소송에 미치는지 여부</w:t>
+            </w:r>
+          </w:p>
+          <w:p>
+            <w:pPr>
+              <w:rPr>
+                <w:sz w:val="16"/>
+                <w:szCs w:val="16"/>
+              </w:rPr>
+            </w:pPr>
+            <w:r>
+              <w:rPr>
+                <w:rFonts w:hint="eastAsia"/>
+                <w:sz w:val="16"/>
+                <w:szCs w:val="16"/>
+              </w:rPr>
+              <w:t>전기긍, 전기부, 제기긍 &gt;&gt; (전소 인용판결인 경우 ________과 동일) 전소 기각판결인 경우 학설소개 생략해도 될 것 같다고 말씀하심.</w:t>
+            </w:r>
+          </w:p>
+          <w:p>
+            <w:pPr>
+              <w:rPr>
+                <w:sz w:val="16"/>
+                <w:szCs w:val="16"/>
+              </w:rPr>
+            </w:pPr>
+            <w:r>
+              <w:rPr>
+                <w:rFonts w:hint="eastAsia"/>
+                <w:sz w:val="16"/>
+                <w:szCs w:val="16"/>
+              </w:rPr>
+              <w:t xml:space="preserve">전소에서 무효확인소송 기각판결 확정되어 전소 ________은 처분이 유효하다는 점에만 기판력 발생하고, </w:t>
             </w:r>
             <w:r>
               <w:rPr>
@@ -4002,39 +4003,39 @@
                 <w:sz w:val="16"/>
                 <w:szCs w:val="16"/>
               </w:rPr>
-              <w:t xml:space="preserve">________ 여부에는 ________ 발생하지 않았으므로 어느 견해에 의하더라도 ________이 ________으로 ________을 ________하여야 한다. </w:t>
-            </w:r>
-          </w:p>
-          <w:p>
-            <w:pPr>
-              <w:rPr>
-                <w:sz w:val="16"/>
-                <w:szCs w:val="16"/>
-              </w:rPr>
-            </w:pPr>
-            <w:r>
-              <w:rPr>
-                <w:rFonts w:hint="eastAsia"/>
-                <w:sz w:val="16"/>
-                <w:szCs w:val="16"/>
-              </w:rPr>
-              <w:t>5. (무효확인소송 ________인 경우 어느 학설을 취하던 이어지는 쟁점) ________의 구성요건적 효력과 선결문제</w:t>
-            </w:r>
-          </w:p>
-          <w:p>
-            <w:pPr>
-              <w:rPr>
-                <w:sz w:val="16"/>
-                <w:szCs w:val="16"/>
-              </w:rPr>
-            </w:pPr>
-            <w:r>
-              <w:rPr>
-                <w:rFonts w:hint="eastAsia"/>
-                <w:sz w:val="16"/>
-                <w:szCs w:val="16"/>
-              </w:rPr>
-              <w:t xml:space="preserve">심사부정설도 있으나, ________는 ________한 행정대집행이 완료되면 그에 대한 ________를 구할 소의 ________은 없으나, 그 대집행에 대한 ________판결 있어야만 ________의 ________을 이유로 한 ________________를 할 수 있는 것은 아니라고 판시하여 심사긍정설의 입장이다. </w:t>
+              <w:t xml:space="preserve">위법성 여부에는 기판력 발생하지 않았으므로 어느 견해에 의하더라도 민사법원이 독자적으로 법령________을 판단하여야 한다. </w:t>
+            </w:r>
+          </w:p>
+          <w:p>
+            <w:pPr>
+              <w:rPr>
+                <w:sz w:val="16"/>
+                <w:szCs w:val="16"/>
+              </w:rPr>
+            </w:pPr>
+            <w:r>
+              <w:rPr>
+                <w:rFonts w:hint="eastAsia"/>
+                <w:sz w:val="16"/>
+                <w:szCs w:val="16"/>
+              </w:rPr>
+              <w:t>5. (무효확인소송 기각판결인 경우 어느 학설을 취하던 이어지는 쟁점) 처분의 구성요건적 효력과 선결문제</w:t>
+            </w:r>
+          </w:p>
+          <w:p>
+            <w:pPr>
+              <w:rPr>
+                <w:sz w:val="16"/>
+                <w:szCs w:val="16"/>
+              </w:rPr>
+            </w:pPr>
+            <w:r>
+              <w:rPr>
+                <w:rFonts w:hint="eastAsia"/>
+                <w:sz w:val="16"/>
+                <w:szCs w:val="16"/>
+              </w:rPr>
+              <w:t xml:space="preserve">심사________도 있으나, 판례는 위법한 행정대집행이 완료되면 그에 대한 취소를 구할 소의 이익은 없으나, 그 대집행에 대한 취소판결 있어야만 행정처분의 위법을 이유로 한 ________배상청구를 할 수 있는 것은 아니라고 판시하여 심사긍정설의 입장이다. </w:t>
             </w:r>
           </w:p>
         </w:tc>
@@ -4086,7 +4087,7 @@
           <w:sz w:val="16"/>
           <w:szCs w:val="16"/>
         </w:rPr>
-        <w:t>II. 영조물 책임(제5조)</w:t>
+        <w:t>II. ________ 책임(제5조)</w:t>
       </w:r>
     </w:p>
     <w:p>
@@ -4124,23 +4125,23 @@
           <w:sz w:val="16"/>
           <w:szCs w:val="16"/>
         </w:rPr>
-        <w:t>영조물</w:t>
-      </w:r>
-    </w:p>
-    <w:p>
-      <w:pPr>
-        <w:rPr>
-          <w:sz w:val="16"/>
-          <w:szCs w:val="16"/>
-        </w:rPr>
-      </w:pPr>
-      <w:r>
-        <w:rPr>
-          <w:rFonts w:hint="eastAsia"/>
-          <w:sz w:val="16"/>
-          <w:szCs w:val="16"/>
-        </w:rPr>
-        <w:t>________ 제5조의 영조물은 강학상 공물</w:t>
+        <w:t>________</w:t>
+      </w:r>
+    </w:p>
+    <w:p>
+      <w:pPr>
+        <w:rPr>
+          <w:sz w:val="16"/>
+          <w:szCs w:val="16"/>
+        </w:rPr>
+      </w:pPr>
+      <w:r>
+        <w:rPr>
+          <w:rFonts w:hint="eastAsia"/>
+          <w:sz w:val="16"/>
+          <w:szCs w:val="16"/>
+        </w:rPr>
+        <w:t>________배상법 제5조의 영조물은 강학상 ________</w:t>
       </w:r>
       <w:r>
         <w:rPr>
@@ -4201,23 +4202,23 @@
           <w:sz w:val="16"/>
           <w:szCs w:val="16"/>
         </w:rPr>
-        <w:t>설치 또는 관리의 하자</w:t>
-      </w:r>
-    </w:p>
-    <w:p>
-      <w:pPr>
-        <w:rPr>
-          <w:sz w:val="16"/>
-          <w:szCs w:val="16"/>
-        </w:rPr>
-      </w:pPr>
-      <w:r>
-        <w:rPr>
-          <w:rFonts w:hint="eastAsia"/>
-          <w:sz w:val="16"/>
-          <w:szCs w:val="16"/>
-        </w:rPr>
-        <w:t xml:space="preserve">설치 또는 관리의 하자 (후술) : </w:t>
+        <w:t>설치 또는 ________의 ________</w:t>
+      </w:r>
+    </w:p>
+    <w:p>
+      <w:pPr>
+        <w:rPr>
+          <w:sz w:val="16"/>
+          <w:szCs w:val="16"/>
+        </w:rPr>
+      </w:pPr>
+      <w:r>
+        <w:rPr>
+          <w:rFonts w:hint="eastAsia"/>
+          <w:sz w:val="16"/>
+          <w:szCs w:val="16"/>
+        </w:rPr>
+        <w:t xml:space="preserve">설치 또는 ________의 ________ (후술) : </w:t>
       </w:r>
       <w:r>
         <w:rPr>
@@ -4257,7 +4258,7 @@
           <w:sz w:val="16"/>
           <w:szCs w:val="16"/>
         </w:rPr>
-        <w:t>기능적 하자</w:t>
+        <w:t>기능적 ________</w:t>
       </w:r>
       <w:r>
         <w:rPr>
@@ -4294,7 +4295,7 @@
           <w:sz w:val="16"/>
           <w:szCs w:val="16"/>
         </w:rPr>
-        <w:t>손해 및 인과관계</w:t>
+        <w:t>________ 및 ________</w:t>
       </w:r>
     </w:p>
     <w:p>
@@ -4311,72 +4312,71 @@
           <w:sz w:val="16"/>
           <w:szCs w:val="16"/>
         </w:rPr>
-        <w:t>1) 설치 또는 관리의 하자</w:t>
-      </w:r>
-    </w:p>
-    <w:p>
-      <w:pPr>
-        <w:rPr>
-          <w:sz w:val="16"/>
-          <w:szCs w:val="16"/>
-        </w:rPr>
-      </w:pPr>
-      <w:r>
-        <w:rPr>
-          <w:rFonts w:hint="eastAsia"/>
-          <w:sz w:val="16"/>
-          <w:szCs w:val="16"/>
-        </w:rPr>
-        <w:t>국가배상법 제5조의 영조물 책임 성립에 공무원 귀책사유를 고려하여야 하는지 관련, 무과실 책임인지 문제된다.</w:t>
-      </w:r>
-    </w:p>
-    <w:p>
-      <w:pPr>
-        <w:rPr>
-          <w:sz w:val="16"/>
-          <w:szCs w:val="16"/>
-        </w:rPr>
-      </w:pPr>
-      <w:r>
-        <w:rPr>
-          <w:rFonts w:hint="eastAsia"/>
-          <w:sz w:val="16"/>
-          <w:szCs w:val="16"/>
-        </w:rPr>
-        <w:t>설치관리의 하자를 공물 자체의 객관적 안전성 결여로 보아 무과실책임이라고 보는 객관설</w:t>
-      </w:r>
-    </w:p>
-    <w:p>
-      <w:pPr>
-        <w:rPr>
-          <w:sz w:val="16"/>
-          <w:szCs w:val="16"/>
-        </w:rPr>
-      </w:pPr>
-      <w:r>
-        <w:rPr>
-          <w:rFonts w:hint="eastAsia"/>
-          <w:sz w:val="16"/>
-          <w:szCs w:val="16"/>
-        </w:rPr>
-        <w:t>관리자 의무위반에 기인한 물적위험상태로 보아 주관적 귀책사유 요하는 주관설,</w:t>
-      </w:r>
-    </w:p>
-    <w:p>
-      <w:pPr>
-        <w:rPr>
-          <w:sz w:val="16"/>
-          <w:szCs w:val="16"/>
-        </w:rPr>
-      </w:pPr>
-      <w:r>
-        <w:rPr>
-          <w:rFonts w:hint="eastAsia"/>
-          <w:sz w:val="16"/>
-          <w:szCs w:val="16"/>
-        </w:rPr>
-        <w:lastRenderedPageBreak/>
-        <w:t>행정주체가 공물을 공중의 사용에 제공</w:t>
+        <w:t>1) 설치 또는 ________의 ________</w:t>
+      </w:r>
+    </w:p>
+    <w:p>
+      <w:pPr>
+        <w:rPr>
+          <w:sz w:val="16"/>
+          <w:szCs w:val="16"/>
+        </w:rPr>
+      </w:pPr>
+      <w:r>
+        <w:rPr>
+          <w:rFonts w:hint="eastAsia"/>
+          <w:sz w:val="16"/>
+          <w:szCs w:val="16"/>
+        </w:rPr>
+        <w:t>국가배상법 제5조의 영조물 책임 성립에 ________ 귀책사유를 고려하여야 하는지 관련, 무________ 책임인지 문제된다.</w:t>
+      </w:r>
+    </w:p>
+    <w:p>
+      <w:pPr>
+        <w:rPr>
+          <w:sz w:val="16"/>
+          <w:szCs w:val="16"/>
+        </w:rPr>
+      </w:pPr>
+      <w:r>
+        <w:rPr>
+          <w:rFonts w:hint="eastAsia"/>
+          <w:sz w:val="16"/>
+          <w:szCs w:val="16"/>
+        </w:rPr>
+        <w:t>설치관리의 하자를 공물 자체의 ________ 안전성 결여로 보아 무________책임이라고 보는 객관설</w:t>
+      </w:r>
+    </w:p>
+    <w:p>
+      <w:pPr>
+        <w:rPr>
+          <w:sz w:val="16"/>
+          <w:szCs w:val="16"/>
+        </w:rPr>
+      </w:pPr>
+      <w:r>
+        <w:rPr>
+          <w:rFonts w:hint="eastAsia"/>
+          <w:sz w:val="16"/>
+          <w:szCs w:val="16"/>
+        </w:rPr>
+        <w:t>________자 의무________에 기인한 물적위험상태로 보아 주관적 귀책사유 요하는 주관설,</w:t>
+      </w:r>
+    </w:p>
+    <w:p>
+      <w:pPr>
+        <w:rPr>
+          <w:sz w:val="16"/>
+          <w:szCs w:val="16"/>
+        </w:rPr>
+      </w:pPr>
+      <w:r>
+        <w:rPr>
+          <w:rFonts w:hint="eastAsia"/>
+          <w:sz w:val="16"/>
+          <w:szCs w:val="16"/>
+        </w:rPr>
+        <w:t>________가 ________을 공중의 사용에 제공</w:t>
       </w:r>
       <w:r>
         <w:rPr>
@@ -4408,7 +4408,7 @@
           <w:sz w:val="16"/>
           <w:szCs w:val="16"/>
         </w:rPr>
-        <w:t xml:space="preserve">판례는 영조물 설치관리상 하자란 영조물이 </w:t>
+        <w:t xml:space="preserve">판례는 영조물 설치________상 ________란 영조물이 </w:t>
       </w:r>
       <w:r>
         <w:rPr>
@@ -4443,23 +4443,23 @@
           <w:sz w:val="16"/>
           <w:szCs w:val="16"/>
         </w:rPr>
-        <w:t>2) 기능적 하자</w:t>
-      </w:r>
-    </w:p>
-    <w:p>
-      <w:pPr>
-        <w:rPr>
-          <w:sz w:val="16"/>
-          <w:szCs w:val="16"/>
-        </w:rPr>
-      </w:pPr>
-      <w:r>
-        <w:rPr>
-          <w:rFonts w:hint="eastAsia"/>
-          <w:sz w:val="16"/>
-          <w:szCs w:val="16"/>
-        </w:rPr>
-        <w:t>제5조 소정의 하자에 영조물</w:t>
+        <w:t>2) 기능적 ________</w:t>
+      </w:r>
+    </w:p>
+    <w:p>
+      <w:pPr>
+        <w:rPr>
+          <w:sz w:val="16"/>
+          <w:szCs w:val="16"/>
+        </w:rPr>
+      </w:pPr>
+      <w:r>
+        <w:rPr>
+          <w:rFonts w:hint="eastAsia"/>
+          <w:sz w:val="16"/>
+          <w:szCs w:val="16"/>
+        </w:rPr>
+        <w:t>제5조 소정의 ________에 ________</w:t>
       </w:r>
       <w:r>
         <w:rPr>
@@ -4483,23 +4483,23 @@
           <w:sz w:val="16"/>
           <w:szCs w:val="16"/>
         </w:rPr>
-        <w:t>판례는 영조물이 공공의 목적에 이용됨에 있어 그 이용상태 및 정도가 일정 한도를 초과하여 제3자에게 사회통념상 수인할 것이 기대되는 한도를 넘는 피해를 입히는 경우도 포함된다고 보아 기능적 하자 개념을 수용한다.</w:t>
-      </w:r>
-    </w:p>
-    <w:p>
-      <w:pPr>
-        <w:rPr>
-          <w:sz w:val="16"/>
-          <w:szCs w:val="16"/>
-        </w:rPr>
-      </w:pPr>
-      <w:r>
-        <w:rPr>
-          <w:rFonts w:hint="eastAsia"/>
-          <w:sz w:val="16"/>
-          <w:szCs w:val="16"/>
-        </w:rPr>
-        <w:t>수인한도를 초과하는지 여부는 침해되는 권리나 침해의 정도, 공공성의 정도, 환경의 특수성 등 여러사정 고려하여 종합적으로 판단하여야 한다.</w:t>
+        <w:t>판례는 ________이 공공의 목적에 이용됨에 있어 그 이용상태 및 정도가 일정 한도를 초과하여 제3자에게 사회통념상 수인할 것이 기대되는 한도를 넘는 피해를 입히는 경우도 포함된다고 보아 기능적 ________ 개념을 수용한다.</w:t>
+      </w:r>
+    </w:p>
+    <w:p>
+      <w:pPr>
+        <w:rPr>
+          <w:sz w:val="16"/>
+          <w:szCs w:val="16"/>
+        </w:rPr>
+      </w:pPr>
+      <w:r>
+        <w:rPr>
+          <w:rFonts w:hint="eastAsia"/>
+          <w:sz w:val="16"/>
+          <w:szCs w:val="16"/>
+        </w:rPr>
+        <w:t>________를 초과하는지 여부는 침해되는 권리나 침해의 정도, 공공성의 정도, 환경의 특수성 등 여러사정 고려하여 종합적으로 ________하여야 한다.</w:t>
       </w:r>
     </w:p>
     <w:p>
@@ -4532,7 +4532,7 @@
           <w:sz w:val="16"/>
           <w:szCs w:val="16"/>
         </w:rPr>
-        <w:t>공물</w:t>
+        <w:t>________</w:t>
       </w:r>
       <w:r>
         <w:rPr>
@@ -4548,7 +4548,7 @@
           <w:sz w:val="16"/>
           <w:szCs w:val="16"/>
         </w:rPr>
-        <w:t xml:space="preserve"> 설치, 관리상 하자와 공무원의 직무상 불법행위 경합하는 경우, 피해자는 제2조와 제5조 어느 규정에 의해서도 배상청구를 할 수 있다. 피해자 입장에서 무과실책임인 제5조를 묻는 것이 유리하다.</w:t>
+        <w:t xml:space="preserve"> 설치, 관리상 하자와 ________의 직무상 불법행위 경합하는 경우, 피해자는 제2조와 제5조 어느 규정에 의해서도 배상청구를 할 수 있다. 피해자 입장에서 무과실책임인 제5조를 묻는 것이 유리하다.</w:t>
       </w:r>
     </w:p>
     <w:p>
@@ -4565,7 +4565,7 @@
           <w:sz w:val="16"/>
           <w:szCs w:val="16"/>
         </w:rPr>
-        <w:t>III. 비용부담자(제6조)</w:t>
+        <w:t>III. ________(제6조)</w:t>
       </w:r>
     </w:p>
     <w:p>
@@ -4582,39 +4582,39 @@
           <w:sz w:val="16"/>
           <w:szCs w:val="16"/>
         </w:rPr>
-        <w:t xml:space="preserve">1. 비용부담자 의미 </w:t>
-      </w:r>
-    </w:p>
-    <w:p>
-      <w:pPr>
-        <w:rPr>
-          <w:sz w:val="16"/>
-          <w:szCs w:val="16"/>
-        </w:rPr>
-      </w:pPr>
-      <w:r>
-        <w:rPr>
-          <w:rFonts w:hint="eastAsia"/>
-          <w:sz w:val="16"/>
-          <w:szCs w:val="16"/>
-        </w:rPr>
-        <w:t>국가나 지자체를 배상주체로 ________한 제2조와 5조와 별개로, 제6조는 비용부담자를 배상책임 주체로 ________한 바, 이 때 비용부담자 의미가 문제된다.</w:t>
-      </w:r>
-    </w:p>
-    <w:p>
-      <w:pPr>
-        <w:rPr>
-          <w:sz w:val="16"/>
-          <w:szCs w:val="16"/>
-        </w:rPr>
-      </w:pPr>
-      <w:r>
-        <w:rPr>
-          <w:rFonts w:hint="eastAsia"/>
-          <w:sz w:val="16"/>
-          <w:szCs w:val="16"/>
-        </w:rPr>
-        <w:t xml:space="preserve">판례는 지자체장이 국가의 기관위임사무 처리와 관련하여 손해 발생 시, 비용의 실질적, 궁극적 부담주체는 국가라 하더라도 지자체가 사무에 필요한 경비를 대외적으로 지출한 자로서 제6조 배상책임을 진다고 보아 </w:t>
+        <w:t xml:space="preserve">1. ________ 의미 </w:t>
+      </w:r>
+    </w:p>
+    <w:p>
+      <w:pPr>
+        <w:rPr>
+          <w:sz w:val="16"/>
+          <w:szCs w:val="16"/>
+        </w:rPr>
+      </w:pPr>
+      <w:r>
+        <w:rPr>
+          <w:rFonts w:hint="eastAsia"/>
+          <w:sz w:val="16"/>
+          <w:szCs w:val="16"/>
+        </w:rPr>
+        <w:t>________나 지자체를 배상주체로 규정한 제2조와 5조와 별개로, 제6조는 비용부담자를 ________ 주체로 규정한 바, 이 때 비용부담자 의미가 문제된다.</w:t>
+      </w:r>
+    </w:p>
+    <w:p>
+      <w:pPr>
+        <w:rPr>
+          <w:sz w:val="16"/>
+          <w:szCs w:val="16"/>
+        </w:rPr>
+      </w:pPr>
+      <w:r>
+        <w:rPr>
+          <w:rFonts w:hint="eastAsia"/>
+          <w:sz w:val="16"/>
+          <w:szCs w:val="16"/>
+        </w:rPr>
+        <w:t xml:space="preserve">판례는 지자체장이 국가의 ________ 처리와 관련하여 ________ 발생 시, 비용의 실질적, 궁극적 부담주체는 국가라 하더라도 지자체가 사무에 필요한 경비를 대외적으로 지출한 자로서 제6조 배상책임을 진다고 보아 </w:t>
       </w:r>
       <w:r>
         <w:rPr>
@@ -4651,7 +4651,7 @@
           <w:sz w:val="16"/>
           <w:szCs w:val="16"/>
         </w:rPr>
-        <w:t>구상관계</w:t>
+        <w:t>________관계</w:t>
       </w:r>
       <w:r>
         <w:rPr>
@@ -4675,7 +4675,7 @@
           <w:sz w:val="16"/>
           <w:szCs w:val="16"/>
         </w:rPr>
-        <w:t>국가/지자체</w:t>
+        <w:t>________/지자체</w:t>
       </w:r>
       <w:r>
         <w:rPr>
@@ -4690,23 +4690,23 @@
           <w:sz w:val="16"/>
           <w:szCs w:val="16"/>
         </w:rPr>
-        <w:t xml:space="preserve"> 제6조 비용부담자의 구상관계가 문제된다.</w:t>
-      </w:r>
-    </w:p>
-    <w:p>
-      <w:pPr>
-        <w:rPr>
-          <w:sz w:val="16"/>
-          <w:szCs w:val="16"/>
-        </w:rPr>
-      </w:pPr>
-      <w:r>
-        <w:rPr>
-          <w:rFonts w:hint="eastAsia"/>
-          <w:sz w:val="16"/>
-          <w:szCs w:val="16"/>
-        </w:rPr>
-        <w:t>사무 전반의 관리주체(사무귀속자)가 최종적으로 비용 부담하여야 한다는 견해, 사무비용에는 손해배상비용도 포함되므로 비용부담자가 최종적 부담주체라는 견해, 손해발생 기여도에 따라 다르다는 견해가 존재한다.</w:t>
+        <w:t xml:space="preserve"> 제6조 비용부담자의 ________관계가 문제된다.</w:t>
+      </w:r>
+    </w:p>
+    <w:p>
+      <w:pPr>
+        <w:rPr>
+          <w:sz w:val="16"/>
+          <w:szCs w:val="16"/>
+        </w:rPr>
+      </w:pPr>
+      <w:r>
+        <w:rPr>
+          <w:rFonts w:hint="eastAsia"/>
+          <w:sz w:val="16"/>
+          <w:szCs w:val="16"/>
+        </w:rPr>
+        <w:t>사무 전반의 ________주체(사무귀속자)가 최종적으로 비용 부담하여야 한다는 견해, 사무비용에는 ________배상비용도 포함되므로 비용부담자가 최종적 부담주체라는 견해, 손해발생 기여도에 따라 다르다는 견해가 존재한다.</w:t>
       </w:r>
     </w:p>
     <w:p>
@@ -4739,7 +4739,7 @@
           <w:sz w:val="16"/>
           <w:szCs w:val="16"/>
         </w:rPr>
-        <w:t>IV. 국가의 자배법상 책임</w:t>
+        <w:t>IV. ________의 자배법상 책임</w:t>
       </w:r>
     </w:p>
     <w:tbl>
@@ -4832,7 +4832,7 @@
                 <w:sz w:val="16"/>
                 <w:szCs w:val="16"/>
               </w:rPr>
-              <w:t>________의 자배법상 ________________(제2조 1항 본문 후단)</w:t>
+              <w:t>________의 자배법상 ________(제2조 1항 본문 후단)</w:t>
             </w:r>
           </w:p>
         </w:tc>
@@ -4976,7 +4976,7 @@
                 <w:sz w:val="16"/>
                 <w:szCs w:val="16"/>
               </w:rPr>
-              <w:t>________이 자배법상 ________주체</w:t>
+              <w:t>________이 자배법상 배상주체</w:t>
             </w:r>
           </w:p>
         </w:tc>
@@ -5036,7 +5036,7 @@
                 <w:sz w:val="16"/>
                 <w:szCs w:val="16"/>
               </w:rPr>
-              <w:t>제2조 1항 또는 개인의 ________ ________</w:t>
+              <w:t>제2조 1항 또는 개인의 불법행위 책임</w:t>
             </w:r>
           </w:p>
         </w:tc>
@@ -5064,7 +5064,7 @@
           <w:sz w:val="16"/>
           <w:szCs w:val="16"/>
         </w:rPr>
-        <w:t xml:space="preserve">V. 이중배상금지(제2조 </w:t>
+        <w:t xml:space="preserve">V. ________(제2조 </w:t>
       </w:r>
       <w:r>
         <w:rPr>
@@ -5129,7 +5129,7 @@
           <w:sz w:val="16"/>
           <w:szCs w:val="16"/>
         </w:rPr>
-        <w:t>i) 군인, 군무원, 경찰공무원, 예비군대원</w:t>
+        <w:t>i) 군인, 군무원, 경찰________, ________</w:t>
       </w:r>
     </w:p>
     <w:p>
@@ -5162,15 +5162,15 @@
           <w:sz w:val="16"/>
           <w:szCs w:val="16"/>
         </w:rPr>
-        <w:t>경찰공무원</w:t>
-      </w:r>
-      <w:r>
-        <w:rPr>
-          <w:rFonts w:hint="eastAsia"/>
-          <w:sz w:val="16"/>
-          <w:szCs w:val="16"/>
-        </w:rPr>
-        <w:t xml:space="preserve">은 경찰공무원법상 경찰공무원에 한정된다고 보기 어렵고, 경찰업무 위험성을 고려하여 경찰조직의 구성원을 이루는 공무원을 뜻하며 </w:t>
+        <w:t>경찰________</w:t>
+      </w:r>
+      <w:r>
+        <w:rPr>
+          <w:rFonts w:hint="eastAsia"/>
+          <w:sz w:val="16"/>
+          <w:szCs w:val="16"/>
+        </w:rPr>
+        <w:t xml:space="preserve">은 경찰________법상 경찰공무원에 한정된다고 보기 어렵고, 경찰업무 위험성을 고려하여 경찰조직의 구성원을 이루는 공무원을 뜻하며 </w:t>
       </w:r>
       <w:r>
         <w:rPr>
@@ -5246,7 +5246,7 @@
           <w:sz w:val="16"/>
           <w:szCs w:val="16"/>
         </w:rPr>
-        <w:t>은 군인 등에 해당하지 않는다.</w:t>
+        <w:t>은 ________ 등에 해당하지 않는다.</w:t>
       </w:r>
     </w:p>
     <w:p>
@@ -5270,23 +5270,23 @@
           <w:sz w:val="16"/>
           <w:szCs w:val="16"/>
         </w:rPr>
-        <w:t>전투, 훈련과 관련하여 전사, 순직, 또는 공상의 손해</w:t>
-      </w:r>
-    </w:p>
-    <w:p>
-      <w:pPr>
-        <w:rPr>
-          <w:sz w:val="16"/>
-          <w:szCs w:val="16"/>
-        </w:rPr>
-      </w:pPr>
-      <w:r>
-        <w:rPr>
-          <w:rFonts w:hint="eastAsia"/>
-          <w:sz w:val="16"/>
-          <w:szCs w:val="16"/>
-        </w:rPr>
-        <w:t xml:space="preserve">판례는 전투 훈련 등 직무집행에 대해 전투, 훈련 또는 이에 준하는 직무집행뿐 아니라 </w:t>
+        <w:t>전투, ________과 관련하여 전사, 순직, 또는 공상의 ________</w:t>
+      </w:r>
+    </w:p>
+    <w:p>
+      <w:pPr>
+        <w:rPr>
+          <w:sz w:val="16"/>
+          <w:szCs w:val="16"/>
+        </w:rPr>
+      </w:pPr>
+      <w:r>
+        <w:rPr>
+          <w:rFonts w:hint="eastAsia"/>
+          <w:sz w:val="16"/>
+          <w:szCs w:val="16"/>
+        </w:rPr>
+        <w:t xml:space="preserve">판례는 ________ ________ 등 직무집행에 대해 전투, 훈련 또는 이에 준하는 직무집행뿐 아니라 </w:t>
       </w:r>
       <w:r>
         <w:rPr>
@@ -5370,7 +5370,7 @@
           <w:sz w:val="16"/>
           <w:szCs w:val="16"/>
         </w:rPr>
-        <w:t>iii) 본인 또는 가족이 다른 법령의 규정에 의하여 보상을 지급받을 수 있을 것</w:t>
+        <w:t>iii) 본인 또는 가족이 다른 ________의 규정에 의하여 ________을 지급받을 수 있을 것</w:t>
       </w:r>
     </w:p>
     <w:p>
@@ -5387,7 +5387,7 @@
           <w:sz w:val="16"/>
           <w:szCs w:val="16"/>
         </w:rPr>
-        <w:t>2. 군인 등의 공동불법행위와 구상</w:t>
+        <w:t>2. ________ 등의 공동불법행위와 ________</w:t>
       </w:r>
       <w:r>
         <w:rPr>
@@ -5411,23 +5411,23 @@
           <w:sz w:val="16"/>
           <w:szCs w:val="16"/>
         </w:rPr>
-        <w:t>직무집행 중인 군인과 민간인의 공동불법행위로 직무집행 중인 다른 군인이 피해를 입은 경우, 민간인이 피해 군인에게 전액을 배상한 후 국가에게 구상할 수 있는지 문제된다.</w:t>
-      </w:r>
-    </w:p>
-    <w:p>
-      <w:pPr>
-        <w:rPr>
-          <w:sz w:val="16"/>
-          <w:szCs w:val="16"/>
-        </w:rPr>
-      </w:pPr>
-      <w:r>
-        <w:rPr>
-          <w:rFonts w:hint="eastAsia"/>
-          <w:sz w:val="16"/>
-          <w:szCs w:val="16"/>
-        </w:rPr>
-        <w:t>헌법재판소는 국가배상법 제2조 1항 단서에 대하여 국가에 대한 구상권 행사를 허용하지 않는 것으로 해석한다면 합리적 이유없이 일반국민을 국가에 대하여 차별하는 경우에 해당하여 일반국민 재산권을 과잉제한하는 경우에 해당하여 헌법에 위배된다고 보아 제2조 1항 단서에 대하여 한정위헌결정을 하였다.</w:t>
+        <w:t>직무집행 중인 군인과 민간인의 공동불법행위로 직무집행 중인 다른 군인이 피해를 입은 경우, 민간인이 피해 군인에게 전액을 배상한 후 ________에게 ________할 수 있는지 문제된다.</w:t>
+      </w:r>
+    </w:p>
+    <w:p>
+      <w:pPr>
+        <w:rPr>
+          <w:sz w:val="16"/>
+          <w:szCs w:val="16"/>
+        </w:rPr>
+      </w:pPr>
+      <w:r>
+        <w:rPr>
+          <w:rFonts w:hint="eastAsia"/>
+          <w:sz w:val="16"/>
+          <w:szCs w:val="16"/>
+        </w:rPr>
+        <w:t>헌법재판소는 ________배상법 제2조 1항 단서에 대하여 국가에 대한 ________권 행사를 허용하지 않는 것으로 해석한다면 합리적 이유없이 일반국민을 국가에 대하여 차별하는 경우에 해당하여 일반국민 재산권을 과잉제한하는 경우에 해당하여 헌법에 위배된다고 보아 제2조 1항 단서에 대하여 한정위헌결정을 하였다.</w:t>
       </w:r>
     </w:p>
     <w:p>
@@ -5459,7 +5459,7 @@
           <w:sz w:val="16"/>
           <w:szCs w:val="16"/>
         </w:rPr>
-        <w:t>자기의 부담부분에 한하여 손해배상의무를 부담할 뿐이며, 따라서 이를 초과하여 배상하여도 국가에 구상할 수 없다고 본다.</w:t>
+        <w:t>자기의 부담부분에 한하여 ________배상의무를 부담할 뿐이며, 따라서 이를 초과하여 배상하여도 국가에 ________할 수 없다고 본다.</w:t>
       </w:r>
     </w:p>
     <w:p>
@@ -5500,7 +5500,7 @@
           <w:sz w:val="16"/>
           <w:szCs w:val="16"/>
         </w:rPr>
-        <w:t>보상청구권</w:t>
+        <w:t>________청구권</w:t>
       </w:r>
     </w:p>
     <w:p>
@@ -5594,7 +5594,7 @@
           <w:sz w:val="16"/>
           <w:szCs w:val="16"/>
         </w:rPr>
-        <w:t xml:space="preserve"> 의한 재산권의 수용·사용 또는 제한 및 그에 대한 보상은 법률로써 하되, 정당한 보상을 지급하여야 한다.</w:t>
+        <w:t xml:space="preserve"> 의한 재산권의 수용·사용 또는 제한 및 그에 대한 ________은 법률로써 하되, 정당한 보상을 지급하여야 한다.</w:t>
       </w:r>
     </w:p>
     <w:p>
@@ -5611,23 +5611,23 @@
           <w:sz w:val="16"/>
           <w:szCs w:val="16"/>
         </w:rPr>
-        <w:t>2. 손실보상과 국가배상의 관계</w:t>
-      </w:r>
-    </w:p>
-    <w:p>
-      <w:pPr>
-        <w:rPr>
-          <w:sz w:val="16"/>
-          <w:szCs w:val="16"/>
-        </w:rPr>
-      </w:pPr>
-      <w:r>
-        <w:rPr>
-          <w:rFonts w:hint="eastAsia"/>
-          <w:sz w:val="16"/>
-          <w:szCs w:val="16"/>
-        </w:rPr>
-        <w:t>손실보상은 적법한 공행정작용에 의한 개인의 재산권 침해로 인한 특별희생에 대하여 사유재산권 보장과 공평부담이라는 견지에서 행정주체가 행하는 재산적 보상을 의미하며, 위법한 행정작용에 대한 손해배상인 국가배상과 구분된다.</w:t>
+        <w:t>2. 손실________과 ________배상의 관계</w:t>
+      </w:r>
+    </w:p>
+    <w:p>
+      <w:pPr>
+        <w:rPr>
+          <w:sz w:val="16"/>
+          <w:szCs w:val="16"/>
+        </w:rPr>
+      </w:pPr>
+      <w:r>
+        <w:rPr>
+          <w:rFonts w:hint="eastAsia"/>
+          <w:sz w:val="16"/>
+          <w:szCs w:val="16"/>
+        </w:rPr>
+        <w:t>손실________은 적법한 공행정작용에 의한 개인의 재산권 침해로 인한 특별희생에 대하여 사유재산권 보장과 공평부담이라는 견지에서 행정주체가 행하는 재산적 보상을 의미하며, 위법한 행정작용에 대한 ________배상인 국가배상과 구분된다.</w:t>
       </w:r>
     </w:p>
     <w:p>
@@ -5660,7 +5660,7 @@
           <w:sz w:val="16"/>
           <w:szCs w:val="16"/>
         </w:rPr>
-        <w:t>판례는 토지보상법에 따른 각종 손실보상금 등에 대하여 당사자소송에 의하여야 한다고 판시하여 손실보상청구권을 공권으로 보아 당사자소송에 의하여야 한다고 본다.</w:t>
+        <w:t>판례는 토지________법에 따른 각종 손실보상금 등에 대하여 당사자소송에 의하여야 한다고 판시하여 손실보상청구권을 공권으로 보아 당사자소송에 의하여야 한다고 본다.</w:t>
       </w:r>
     </w:p>
     <w:p>
@@ -5868,7 +5868,7 @@
           <w:sz w:val="16"/>
           <w:szCs w:val="16"/>
         </w:rPr>
-        <w:t>v) 보상규정</w:t>
+        <w:t>v) ________규정</w:t>
       </w:r>
     </w:p>
     <w:p>
@@ -5893,7 +5893,7 @@
           <w:sz w:val="16"/>
           <w:szCs w:val="16"/>
         </w:rPr>
-        <w:t>보상규정이 없는 경우 손실보상청구권 인정여부</w:t>
+        <w:t>________규정이 없는 경우 손실보상청구권 인정여부</w:t>
       </w:r>
     </w:p>
     <w:p>
@@ -5940,47 +5940,47 @@
           <w:sz w:val="16"/>
           <w:szCs w:val="16"/>
         </w:rPr>
-        <w:t>손실보상규정이 없는 경우 헌법 제23조 3항</w:t>
-      </w:r>
-      <w:r>
-        <w:rPr>
-          <w:rFonts w:hint="eastAsia"/>
-          <w:sz w:val="16"/>
-          <w:szCs w:val="16"/>
-        </w:rPr>
-        <w:t>을 근거로 손실보상 청구할 수 있는지 문제된다.</w:t>
-      </w:r>
-    </w:p>
-    <w:p>
-      <w:pPr>
-        <w:rPr>
-          <w:sz w:val="16"/>
-          <w:szCs w:val="16"/>
-        </w:rPr>
-      </w:pPr>
-      <w:r>
-        <w:rPr>
-          <w:rFonts w:hint="eastAsia"/>
-          <w:sz w:val="16"/>
-          <w:szCs w:val="16"/>
-        </w:rPr>
-        <w:t>헌벱 제23조 3항이 직접 근거가 될 수 있다고 보는 (직접효력설) 견해, 보상입법 없는 침해규정은 위헌무효이므로, 위헌법률에 근거한 재산권 침해는 위법하여 국가배상청구가 가능하다는 (위헌무효설) 견해, 보상입법 없는 침해규정 자체는 위헌이 아니지만, 보상입법부작위가 위헌이므로 위헌결정에 따른 입법조치로 구제받을 수 있다는 (보상입법부작위위헌설)이 존재한다.</w:t>
-      </w:r>
-    </w:p>
-    <w:p>
-      <w:pPr>
-        <w:rPr>
-          <w:sz w:val="16"/>
-          <w:szCs w:val="16"/>
-        </w:rPr>
-      </w:pPr>
-      <w:r>
-        <w:rPr>
-          <w:rFonts w:hint="eastAsia"/>
-          <w:sz w:val="16"/>
-          <w:szCs w:val="16"/>
-        </w:rPr>
-        <w:t xml:space="preserve">판례는 관련 규정을 유추적용하여 손실보상청구를 할 수 있다고 보며, 헌법재판소는 개발제한구역 지정으로 인하여 사회적 제약을 넘는 과도한 부담이 발생하는 경우 보상입법을 두지 않은 것은 위헌이나, 보상입법을 기다려 보상받을 수 있을 뿐 개발제한구역의 지정 자체의 효력을 다툴 수는 없다고 </w:t>
+        <w:t>손실________규정이 없는 경우 헌법 제23조 3항</w:t>
+      </w:r>
+      <w:r>
+        <w:rPr>
+          <w:rFonts w:hint="eastAsia"/>
+          <w:sz w:val="16"/>
+          <w:szCs w:val="16"/>
+        </w:rPr>
+        <w:t>을 근거로 손실________ 청구할 수 있는지 문제된다.</w:t>
+      </w:r>
+    </w:p>
+    <w:p>
+      <w:pPr>
+        <w:rPr>
+          <w:sz w:val="16"/>
+          <w:szCs w:val="16"/>
+        </w:rPr>
+      </w:pPr>
+      <w:r>
+        <w:rPr>
+          <w:rFonts w:hint="eastAsia"/>
+          <w:sz w:val="16"/>
+          <w:szCs w:val="16"/>
+        </w:rPr>
+        <w:t>헌벱 제23조 3항이 직접 근거가 될 수 있다고 보는 (직접효력설) 견해, ________입법 없는 침해규정은 위헌무효이므로, 위헌법률에 근거한 재산권 침해는 위법하여 ________배상청구가 가능하다는 (위헌무효설) 견해, 보상입법 없는 침해규정 자체는 위헌이 아니지만, 보상입법부작위가 위헌이므로 위헌결정에 따른 입법조치로 구제받을 수 있다는 (보상입법부작위위헌설)이 존재한다.</w:t>
+      </w:r>
+    </w:p>
+    <w:p>
+      <w:pPr>
+        <w:rPr>
+          <w:sz w:val="16"/>
+          <w:szCs w:val="16"/>
+        </w:rPr>
+      </w:pPr>
+      <w:r>
+        <w:rPr>
+          <w:rFonts w:hint="eastAsia"/>
+          <w:sz w:val="16"/>
+          <w:szCs w:val="16"/>
+        </w:rPr>
+        <w:t xml:space="preserve">판례는 관련 규정을 유추적용하여 손실________청구를 할 수 있다고 보며, 헌법재판소는 개발제한구역 지정으로 인하여 사회적 제약을 넘는 과도한 부담이 발생하는 경우 보상입법을 두지 않은 것은 위헌이나, 보상입법을 기다려 보상받을 수 있을 뿐 개발제한구역의 지정 자체의 효력을 다툴 수는 없다고 </w:t>
       </w:r>
       <w:r>
         <w:rPr>
@@ -6004,7 +6004,7 @@
           <w:sz w:val="16"/>
           <w:szCs w:val="16"/>
         </w:rPr>
-        <w:t>생각건대 특별희생 인정되면 관련규정 유추적용하여 손실보상청구를 할 수 있다고 보는 것이 타당하다.</w:t>
+        <w:t>생각건대 특별희생 인정되면 관련규정 유추적용하여 손실________청구를 할 수 있다고 보는 것이 타당하다.</w:t>
       </w:r>
     </w:p>
     <w:p>
@@ -6090,7 +6090,7 @@
           <w:sz w:val="16"/>
           <w:szCs w:val="16"/>
         </w:rPr>
-        <w:t xml:space="preserve"> 모두 재산권에 내재하는 사회적 제약 넘어 특별희생 발생한 경우 보상이 필요하다고 본다.</w:t>
+        <w:t xml:space="preserve"> 모두 재산권에 내재하는 사회적 제약 넘어 특별희생 발생한 경우 ________이 필요하다고 본다.</w:t>
       </w:r>
     </w:p>
     <w:p>
@@ -6136,7 +6136,7 @@
           <w:sz w:val="16"/>
           <w:szCs w:val="16"/>
         </w:rPr>
-        <w:t xml:space="preserve">은 제23조 3항 공용침해규정의 범주로서 침해규정과 함께 손실보상규정도 필요하다고 보나, </w:t>
+        <w:t xml:space="preserve">은 제23조 3항 공용침해규정의 범주로서 침해규정과 함께 손실________규정도 필요하다고 보나, </w:t>
       </w:r>
       <w:r>
         <w:rPr>
@@ -6182,7 +6182,7 @@
           <w:sz w:val="16"/>
           <w:szCs w:val="16"/>
         </w:rPr>
-        <w:t xml:space="preserve"> 다만, 과도한 부담이 되는 경우 그 규정은 위헌이므로 위헌결정을 통해 보상입법을 하도록 한다.</w:t>
+        <w:t xml:space="preserve"> 다만, 과도한 부담이 되는 경우 그 규정은 위헌이므로 위헌결정을 통해 ________입법을 하도록 한다.</w:t>
       </w:r>
     </w:p>
     <w:p>
@@ -6214,39 +6214,39 @@
           <w:sz w:val="16"/>
           <w:szCs w:val="16"/>
         </w:rPr>
-        <w:t>보호가치, 수인한도, 재산권 이용목적 위배여부, 재산권의 사적효용을 해하는 것인지 등의 기준이 제시된다.</w:t>
-      </w:r>
-    </w:p>
-    <w:p>
-      <w:pPr>
-        <w:rPr>
-          <w:sz w:val="16"/>
-          <w:szCs w:val="16"/>
-        </w:rPr>
-      </w:pPr>
-      <w:r>
-        <w:rPr>
-          <w:rFonts w:hint="eastAsia"/>
-          <w:sz w:val="16"/>
-          <w:szCs w:val="16"/>
-        </w:rPr>
-        <w:t xml:space="preserve">구체적 사안에서 목적위배설, 사적효용설, 수인한도설을 종합적으로 고려하여 판단하여야 한다. </w:t>
-      </w:r>
-    </w:p>
-    <w:p>
-      <w:pPr>
-        <w:rPr>
-          <w:sz w:val="16"/>
-          <w:szCs w:val="16"/>
-        </w:rPr>
-      </w:pPr>
-      <w:r>
-        <w:rPr>
-          <w:rFonts w:hint="eastAsia"/>
-          <w:sz w:val="16"/>
-          <w:szCs w:val="16"/>
-        </w:rPr>
-        <w:t xml:space="preserve">포섭 : 갑의 어린이집 운영권은 보호가치 있는 재산권이며, 갑의 피해는 수인한도 넘으며, 본래 목적에 위배되며, 사적효용성 침해하고, 다른 어린이집 운영자와 비교하여 갑에게만 휴원명령을 내렸다는 점에서 특별희생에 해당한다. </w:t>
+        <w:t>보호가치, ________, 재산권 이용목적 위배여부, 재산권의 사적효용을 해하는 것인지 등의 기준이 제시된다.</w:t>
+      </w:r>
+    </w:p>
+    <w:p>
+      <w:pPr>
+        <w:rPr>
+          <w:sz w:val="16"/>
+          <w:szCs w:val="16"/>
+        </w:rPr>
+      </w:pPr>
+      <w:r>
+        <w:rPr>
+          <w:rFonts w:hint="eastAsia"/>
+          <w:sz w:val="16"/>
+          <w:szCs w:val="16"/>
+        </w:rPr>
+        <w:t xml:space="preserve">구체적 사안에서 목적위배설, 사적효용설, ________설을 종합적으로 고려하여 ________하여야 한다. </w:t>
+      </w:r>
+    </w:p>
+    <w:p>
+      <w:pPr>
+        <w:rPr>
+          <w:sz w:val="16"/>
+          <w:szCs w:val="16"/>
+        </w:rPr>
+      </w:pPr>
+      <w:r>
+        <w:rPr>
+          <w:rFonts w:hint="eastAsia"/>
+          <w:sz w:val="16"/>
+          <w:szCs w:val="16"/>
+        </w:rPr>
+        <w:t xml:space="preserve">포섭 : 갑의 어린이집 운영권은 보호가치 있는 재산권이며, 갑의 피해는 ________ 넘으며, 본래 목적에 위배되며, 사적효용성 침해하고, 다른 어린이집 운영자와 비교하여 갑에게만 휴원명령을 내렸다는 점에서 특별희생에 해당한다. </w:t>
       </w:r>
     </w:p>
     <w:p>

--- a/word proj/사례_국가배상, 손실보상_문제.docx
+++ b/word proj/사례_국가배상, 손실보상_문제.docx
@@ -64,22 +64,22 @@
           <w:sz w:val="16"/>
           <w:szCs w:val="16"/>
         </w:rPr>
-        <w:t>①________의 직무상 불법행위로 ________를 받은 국민은 법률이 정하는 바에 의하여 국가 또는 공공단체에 정당한 배상을 청구할 수 있다. 이 경우 공무원 자신의 책임은 면제되지 아니한다.</w:t>
-      </w:r>
-    </w:p>
-    <w:p>
-      <w:pPr>
-        <w:rPr>
-          <w:sz w:val="16"/>
-          <w:szCs w:val="16"/>
-        </w:rPr>
-      </w:pPr>
-      <w:r>
-        <w:rPr>
-          <w:sz w:val="16"/>
-          <w:szCs w:val="16"/>
-        </w:rPr>
-        <w:t>②군인·군무원·경찰공무원 기타 법률이 정하는 자가 전투·________등 직무집행과 관련하여 받은 손해에 대하여는 법률이 정하는 ________외에 국가 또는 공공단체에 공무원의 직무상 불법행위로 인한 배상은 청구할 수 없다.</w:t>
+        <w:t>①공무원의 직무상 불법행위로 ▁①▁를 받은 국민은 법률이 정하는 바에 의하여 국가 또는 공공단체에 정당한 배상을 청구할 수 있다. 이 경우 공무원 자신의 책임은 면제되지 아니한다.</w:t>
+      </w:r>
+    </w:p>
+    <w:p>
+      <w:pPr>
+        <w:rPr>
+          <w:sz w:val="16"/>
+          <w:szCs w:val="16"/>
+        </w:rPr>
+      </w:pPr>
+      <w:r>
+        <w:rPr>
+          <w:sz w:val="16"/>
+          <w:szCs w:val="16"/>
+        </w:rPr>
+        <w:t>②군인·군무원·경찰공무원 기타 법률이 정하는 자가 전투·훈련등 직무집행과 관련하여 받은 ▁②▁에 대하여는 법률이 정하는 보상외에 국가 또는 공공단체에 공무원의 직무상 불법행위로 인한 배상은 청구할 수 없다.</w:t>
       </w:r>
     </w:p>
     <w:p>
@@ -104,7 +104,7 @@
           <w:sz w:val="16"/>
           <w:szCs w:val="16"/>
         </w:rPr>
-        <w:t>________의 ________로 인한 배상책임(제2조 1항)</w:t>
+        <w:t>공무원의 ▁③▁로 인한 배상책임(제2조 1항)</w:t>
       </w:r>
     </w:p>
     <w:p>
@@ -137,7 +137,7 @@
           <w:sz w:val="16"/>
           <w:szCs w:val="16"/>
         </w:rPr>
-        <w:t>________배상청구소송이 민사소송인지, 행정소송 중 당사자소송인지는 국가배상청구권을 공권으로 볼 것인지 여부에 따라 달라진다. 판례는 국가배상청구소송은 민사소송에 해당한다고 본다.</w:t>
+        <w:t>▁④▁배상청구소송이 민사소송인지, 행정소송 중 당사자소송인지는 국가배상청구권을 공권으로 볼 것인지 여부에 따라 달라진다. 판례는 국가배상청구소송은 민사소송에 해당한다고 본다.</w:t>
       </w:r>
     </w:p>
     <w:p>
@@ -228,7 +228,7 @@
                 <w:sz w:val="16"/>
                 <w:szCs w:val="16"/>
               </w:rPr>
-              <w:t xml:space="preserve">________ </w:t>
+              <w:t xml:space="preserve">공무원 </w:t>
             </w:r>
             <w:r>
               <w:rPr>
@@ -243,7 +243,7 @@
                 <w:sz w:val="16"/>
                 <w:szCs w:val="16"/>
               </w:rPr>
-              <w:t xml:space="preserve"> 공무를 ________받아 널리 공무에 종사하는 일체의 자, 일시적 한정적O</w:t>
+              <w:t xml:space="preserve"> 공무를 ▁123▁받아 널리 공무에 종사하는 일체의 자, 일시적 한정적O</w:t>
             </w:r>
           </w:p>
           <w:p>
@@ -281,44 +281,44 @@
                 <w:sz w:val="16"/>
                 <w:szCs w:val="16"/>
               </w:rPr>
-              <w:t>(________)</w:t>
-            </w:r>
-            <w:r>
-              <w:rPr>
-                <w:sz w:val="16"/>
-                <w:szCs w:val="16"/>
-              </w:rPr>
-              <w:t xml:space="preserve"> : 권력작용, 비권력작용 포함 O / ________ X</w:t>
-            </w:r>
-          </w:p>
-          <w:p>
-            <w:pPr>
-              <w:rPr>
-                <w:sz w:val="16"/>
-                <w:szCs w:val="16"/>
-              </w:rPr>
-            </w:pPr>
-            <w:r>
-              <w:rPr>
-                <w:sz w:val="16"/>
-                <w:szCs w:val="16"/>
-              </w:rPr>
-              <w:t>2) ________기준 : 외형이론(실제로 직무________가 없고 직무의 범위에 포함 되지 않더라도 직무의 외형을 취하고 있으면 포함됨)</w:t>
-            </w:r>
-          </w:p>
-          <w:p>
-            <w:pPr>
-              <w:rPr>
-                <w:sz w:val="16"/>
-                <w:szCs w:val="16"/>
-              </w:rPr>
-            </w:pPr>
-            <w:r>
-              <w:rPr>
-                <w:sz w:val="16"/>
-                <w:szCs w:val="16"/>
-              </w:rPr>
-              <w:t>3. ________·________</w:t>
+              <w:t>(▁124▁)</w:t>
+            </w:r>
+            <w:r>
+              <w:rPr>
+                <w:sz w:val="16"/>
+                <w:szCs w:val="16"/>
+              </w:rPr>
+              <w:t xml:space="preserve"> : 권력작용, 비권력작용 포함 O / 사경제작용 X</w:t>
+            </w:r>
+          </w:p>
+          <w:p>
+            <w:pPr>
+              <w:rPr>
+                <w:sz w:val="16"/>
+                <w:szCs w:val="16"/>
+              </w:rPr>
+            </w:pPr>
+            <w:r>
+              <w:rPr>
+                <w:sz w:val="16"/>
+                <w:szCs w:val="16"/>
+              </w:rPr>
+              <w:t>2) ▁125▁기준 : 외형이론(실제로 직무의사가 없고 직무의 범위에 포함 되지 않더라도 직무의 외형을 취하고 있으면 포함됨)</w:t>
+            </w:r>
+          </w:p>
+          <w:p>
+            <w:pPr>
+              <w:rPr>
+                <w:sz w:val="16"/>
+                <w:szCs w:val="16"/>
+              </w:rPr>
+            </w:pPr>
+            <w:r>
+              <w:rPr>
+                <w:sz w:val="16"/>
+                <w:szCs w:val="16"/>
+              </w:rPr>
+              <w:t>3. ▁126▁·과실</w:t>
             </w:r>
             <w:r>
               <w:rPr>
@@ -348,22 +348,22 @@
                 <w:sz w:val="16"/>
                 <w:szCs w:val="16"/>
               </w:rPr>
-              <w:t>1) 추상적 ________ (해당 직무에 종사하는 평균적인 ________의 주의의무)</w:t>
-            </w:r>
-          </w:p>
-          <w:p>
-            <w:pPr>
-              <w:rPr>
-                <w:sz w:val="16"/>
-                <w:szCs w:val="16"/>
-              </w:rPr>
-            </w:pPr>
-            <w:r>
-              <w:rPr>
-                <w:sz w:val="16"/>
-                <w:szCs w:val="16"/>
-              </w:rPr>
-              <w:t xml:space="preserve">2) 가해 ________ 특정 </w:t>
+              <w:t>1) 추상적 ▁127▁ (해당 직무에 종사하는 평균적인 공무원의 주의의무)</w:t>
+            </w:r>
+          </w:p>
+          <w:p>
+            <w:pPr>
+              <w:rPr>
+                <w:sz w:val="16"/>
+                <w:szCs w:val="16"/>
+              </w:rPr>
+            </w:pPr>
+            <w:r>
+              <w:rPr>
+                <w:sz w:val="16"/>
+                <w:szCs w:val="16"/>
+              </w:rPr>
+              <w:t xml:space="preserve">2) 가해 ▁128▁ 특정 </w:t>
             </w:r>
             <w:r>
               <w:rPr>
@@ -386,37 +386,37 @@
                 <w:sz w:val="16"/>
                 <w:szCs w:val="16"/>
               </w:rPr>
-              <w:t xml:space="preserve">4. ________________ </w:t>
-            </w:r>
-          </w:p>
-          <w:p>
-            <w:pPr>
-              <w:rPr>
-                <w:sz w:val="16"/>
-                <w:szCs w:val="16"/>
-              </w:rPr>
-            </w:pPr>
-            <w:r>
-              <w:rPr>
-                <w:sz w:val="16"/>
-                <w:szCs w:val="16"/>
-              </w:rPr>
-              <w:t xml:space="preserve">________의 범위: 형식적 의미의 법률+인권존중, 권력남용금지, ________ 등 포함 </w:t>
-            </w:r>
-          </w:p>
-          <w:p>
-            <w:pPr>
-              <w:rPr>
-                <w:sz w:val="16"/>
-                <w:szCs w:val="16"/>
-              </w:rPr>
-            </w:pPr>
-            <w:r>
-              <w:rPr>
-                <w:sz w:val="16"/>
-                <w:szCs w:val="16"/>
-              </w:rPr>
-              <w:t>상대적 위법성설: 피침해이익과 침해행위, 피해자측의 관여와 ________</w:t>
+              <w:t xml:space="preserve">4. ▁129▁위반 </w:t>
+            </w:r>
+          </w:p>
+          <w:p>
+            <w:pPr>
+              <w:rPr>
+                <w:sz w:val="16"/>
+                <w:szCs w:val="16"/>
+              </w:rPr>
+            </w:pPr>
+            <w:r>
+              <w:rPr>
+                <w:sz w:val="16"/>
+                <w:szCs w:val="16"/>
+              </w:rPr>
+              <w:t xml:space="preserve">법령의 범위: 형식적 의미의 법률+▁130▁, 권력남용금지, 신의성실 등 포함 </w:t>
+            </w:r>
+          </w:p>
+          <w:p>
+            <w:pPr>
+              <w:rPr>
+                <w:sz w:val="16"/>
+                <w:szCs w:val="16"/>
+              </w:rPr>
+            </w:pPr>
+            <w:r>
+              <w:rPr>
+                <w:sz w:val="16"/>
+                <w:szCs w:val="16"/>
+              </w:rPr>
+              <w:t>상대적 위법성설: 피침해이익과 침해행위, 피해자측의 관여와 ▁131▁</w:t>
             </w:r>
             <w:r>
               <w:rPr>
@@ -431,52 +431,52 @@
                 <w:sz w:val="16"/>
                 <w:szCs w:val="16"/>
               </w:rPr>
-              <w:t>정도를 고려하여 “________ 정당성 상실여부” 판단</w:t>
-            </w:r>
-          </w:p>
-          <w:p>
-            <w:pPr>
-              <w:rPr>
-                <w:sz w:val="16"/>
-                <w:szCs w:val="16"/>
-              </w:rPr>
-            </w:pPr>
-            <w:r>
-              <w:rPr>
-                <w:sz w:val="16"/>
-                <w:szCs w:val="16"/>
-              </w:rPr>
-              <w:t xml:space="preserve">5. ________ ________ </w:t>
-            </w:r>
-          </w:p>
-          <w:p>
-            <w:pPr>
-              <w:rPr>
-                <w:sz w:val="16"/>
-                <w:szCs w:val="16"/>
-              </w:rPr>
-            </w:pPr>
-            <w:r>
-              <w:rPr>
-                <w:sz w:val="16"/>
-                <w:szCs w:val="16"/>
-              </w:rPr>
-              <w:t>________: ‘________, 가해자와 동일시할 수 있는 자’를 제외한 모든 사람</w:t>
-            </w:r>
-          </w:p>
-          <w:p>
-            <w:pPr>
-              <w:rPr>
-                <w:sz w:val="16"/>
-                <w:szCs w:val="16"/>
-              </w:rPr>
-            </w:pPr>
-            <w:r>
-              <w:rPr>
-                <w:sz w:val="16"/>
-                <w:szCs w:val="16"/>
-              </w:rPr>
-              <w:t>________: 적극적</w:t>
+              <w:t>정도를 고려하여 “객관적 정당성 상실여부” 판단</w:t>
+            </w:r>
+          </w:p>
+          <w:p>
+            <w:pPr>
+              <w:rPr>
+                <w:sz w:val="16"/>
+                <w:szCs w:val="16"/>
+              </w:rPr>
+            </w:pPr>
+            <w:r>
+              <w:rPr>
+                <w:sz w:val="16"/>
+                <w:szCs w:val="16"/>
+              </w:rPr>
+              <w:t xml:space="preserve">5. 타인 ▁132▁ </w:t>
+            </w:r>
+          </w:p>
+          <w:p>
+            <w:pPr>
+              <w:rPr>
+                <w:sz w:val="16"/>
+                <w:szCs w:val="16"/>
+              </w:rPr>
+            </w:pPr>
+            <w:r>
+              <w:rPr>
+                <w:sz w:val="16"/>
+                <w:szCs w:val="16"/>
+              </w:rPr>
+              <w:t>타인: ‘▁133▁, 가해자와 동일시할 수 있는 자’를 제외한 모든 사람</w:t>
+            </w:r>
+          </w:p>
+          <w:p>
+            <w:pPr>
+              <w:rPr>
+                <w:sz w:val="16"/>
+                <w:szCs w:val="16"/>
+              </w:rPr>
+            </w:pPr>
+            <w:r>
+              <w:rPr>
+                <w:sz w:val="16"/>
+                <w:szCs w:val="16"/>
+              </w:rPr>
+              <w:t>▁134▁: 적극적</w:t>
             </w:r>
             <w:r>
               <w:rPr>
@@ -506,22 +506,22 @@
                 <w:sz w:val="16"/>
                 <w:szCs w:val="16"/>
               </w:rPr>
-              <w:t xml:space="preserve"> 정신적 ________</w:t>
-            </w:r>
-          </w:p>
-          <w:p>
-            <w:pPr>
-              <w:rPr>
-                <w:sz w:val="16"/>
-                <w:szCs w:val="16"/>
-              </w:rPr>
-            </w:pPr>
-            <w:r>
-              <w:rPr>
-                <w:sz w:val="16"/>
-                <w:szCs w:val="16"/>
-              </w:rPr>
-              <w:t xml:space="preserve">6. ________ </w:t>
+              <w:t xml:space="preserve"> 정신적 손해</w:t>
+            </w:r>
+          </w:p>
+          <w:p>
+            <w:pPr>
+              <w:rPr>
+                <w:sz w:val="16"/>
+                <w:szCs w:val="16"/>
+              </w:rPr>
+            </w:pPr>
+            <w:r>
+              <w:rPr>
+                <w:sz w:val="16"/>
+                <w:szCs w:val="16"/>
+              </w:rPr>
+              <w:t xml:space="preserve">6. 인과관계 </w:t>
             </w:r>
             <w:r>
               <w:rPr>
@@ -536,7 +536,7 @@
                 <w:sz w:val="16"/>
                 <w:szCs w:val="16"/>
               </w:rPr>
-              <w:t xml:space="preserve">상당________ </w:t>
+              <w:t xml:space="preserve">상당인과관계 </w:t>
             </w:r>
             <w:r>
               <w:rPr>
@@ -551,7 +551,7 @@
                 <w:sz w:val="16"/>
                 <w:szCs w:val="16"/>
               </w:rPr>
-              <w:t>사익보호성</w:t>
+              <w:t>▁135▁</w:t>
             </w:r>
           </w:p>
         </w:tc>
@@ -574,23 +574,23 @@
           <w:sz w:val="16"/>
           <w:szCs w:val="16"/>
         </w:rPr>
-        <w:t>________ 또는 공무를 ________받은 사인</w:t>
-      </w:r>
-    </w:p>
-    <w:p>
-      <w:pPr>
-        <w:rPr>
-          <w:sz w:val="16"/>
-          <w:szCs w:val="16"/>
-        </w:rPr>
-      </w:pPr>
-      <w:r>
-        <w:rPr>
-          <w:rFonts w:hint="eastAsia"/>
-          <w:sz w:val="16"/>
-          <w:szCs w:val="16"/>
-        </w:rPr>
-        <w:t>국가________법 등에 의하여 공무원 신분을 가진 자 뿐만 아니라 공무________받아 그에 종사하는 자, 공행정사무 집행하는 이행보조자를 널리 포함한다.</w:t>
+        <w:t>공무원 또는 공무를 위탁받은 ▁⑤▁</w:t>
+      </w:r>
+    </w:p>
+    <w:p>
+      <w:pPr>
+        <w:rPr>
+          <w:sz w:val="16"/>
+          <w:szCs w:val="16"/>
+        </w:rPr>
+      </w:pPr>
+      <w:r>
+        <w:rPr>
+          <w:rFonts w:hint="eastAsia"/>
+          <w:sz w:val="16"/>
+          <w:szCs w:val="16"/>
+        </w:rPr>
+        <w:t>▁⑥▁ 등에 의하여 공무원 신분을 가진 자 뿐만 아니라 공무위탁받아 그에 종사하는 자, 공행정사무 집행하는 이행보조자를 널리 포함한다.</w:t>
       </w:r>
     </w:p>
     <w:p>
@@ -610,7 +610,7 @@
           <w:sz w:val="16"/>
           <w:szCs w:val="16"/>
         </w:rPr>
-        <w:t>________ 쟁점(후술)</w:t>
+        <w:t>▁⑦▁ 쟁점(후술)</w:t>
       </w:r>
     </w:p>
     <w:p>
@@ -646,71 +646,71 @@
           <w:sz w:val="16"/>
           <w:szCs w:val="16"/>
         </w:rPr>
-        <w:t>________</w:t>
-      </w:r>
-      <w:r>
-        <w:rPr>
-          <w:rFonts w:hint="eastAsia"/>
-          <w:sz w:val="16"/>
-          <w:szCs w:val="16"/>
-        </w:rPr>
-        <w:t xml:space="preserve"> (________)</w:t>
-      </w:r>
-    </w:p>
-    <w:p>
-      <w:pPr>
-        <w:rPr>
-          <w:sz w:val="16"/>
-          <w:szCs w:val="16"/>
-        </w:rPr>
-      </w:pPr>
-      <w:r>
-        <w:rPr>
-          <w:rFonts w:hint="eastAsia"/>
-          <w:sz w:val="16"/>
-          <w:szCs w:val="16"/>
-        </w:rPr>
-        <w:t>직무 범위 관련하여, 권력작용만 포함된다는 견해(________), 권력작용과 관리작용(광의설), 사경제 주체로서의 행위까지 포함된다는 최광의설이 존재하나, 판례는 광의설 입장에서 국가배상청구의 요건인 ________의 직무에는 권력적 작용뿐 아니라 비권력적 작용도 포함되며 단지 행정주체가 사경제주체로서 하는 활동은 제외된다고 판시한다.</w:t>
-      </w:r>
-    </w:p>
-    <w:p>
-      <w:pPr>
-        <w:rPr>
-          <w:sz w:val="16"/>
-          <w:szCs w:val="16"/>
-        </w:rPr>
-      </w:pPr>
-      <w:r>
-        <w:rPr>
-          <w:rFonts w:hint="eastAsia"/>
-          <w:sz w:val="16"/>
-          <w:szCs w:val="16"/>
-        </w:rPr>
-        <w:t>________ 여부</w:t>
-      </w:r>
-      <w:r>
-        <w:rPr>
-          <w:rFonts w:hint="eastAsia"/>
-          <w:sz w:val="16"/>
-          <w:szCs w:val="16"/>
-        </w:rPr>
-        <w:t xml:space="preserve"> (________이론)</w:t>
-      </w:r>
-    </w:p>
-    <w:p>
-      <w:pPr>
-        <w:rPr>
-          <w:sz w:val="16"/>
-          <w:szCs w:val="16"/>
-        </w:rPr>
-      </w:pPr>
-      <w:r>
-        <w:rPr>
-          <w:rFonts w:hint="eastAsia"/>
-          <w:sz w:val="16"/>
-          <w:szCs w:val="16"/>
-        </w:rPr>
-        <w:t>외관이론(직무행위인지 여부는 실제로 해당 ________에게 직무집행의 의사가 있었는지 여부에 관계없이, ________으로 직무행위의 외관을 갖추고 있는지 여부에 따라 판단하여야 한다</w:t>
+        <w:t>직무범위</w:t>
+      </w:r>
+      <w:r>
+        <w:rPr>
+          <w:rFonts w:hint="eastAsia"/>
+          <w:sz w:val="16"/>
+          <w:szCs w:val="16"/>
+        </w:rPr>
+        <w:t xml:space="preserve"> (▁⑧▁)</w:t>
+      </w:r>
+    </w:p>
+    <w:p>
+      <w:pPr>
+        <w:rPr>
+          <w:sz w:val="16"/>
+          <w:szCs w:val="16"/>
+        </w:rPr>
+      </w:pPr>
+      <w:r>
+        <w:rPr>
+          <w:rFonts w:hint="eastAsia"/>
+          <w:sz w:val="16"/>
+          <w:szCs w:val="16"/>
+        </w:rPr>
+        <w:t>직무 범위 관련하여, 권력작용만 포함된다는 견해(▁⑨▁), 권력작용과 관리작용(광의설), 사경제 주체로서의 행위까지 포함된다는 최광의설이 존재하나, 판례는 광의설 입장에서 국가배상청구의 요건인 공무원의 직무에는 권력적 작용뿐 아니라 비권력적 작용도 포함되며 단지 행정주체가 사경제주체로서 하는 활동은 제외된다고 판시한다.</w:t>
+      </w:r>
+    </w:p>
+    <w:p>
+      <w:pPr>
+        <w:rPr>
+          <w:sz w:val="16"/>
+          <w:szCs w:val="16"/>
+        </w:rPr>
+      </w:pPr>
+      <w:r>
+        <w:rPr>
+          <w:rFonts w:hint="eastAsia"/>
+          <w:sz w:val="16"/>
+          <w:szCs w:val="16"/>
+        </w:rPr>
+        <w:t>직무집행 여부</w:t>
+      </w:r>
+      <w:r>
+        <w:rPr>
+          <w:rFonts w:hint="eastAsia"/>
+          <w:sz w:val="16"/>
+          <w:szCs w:val="16"/>
+        </w:rPr>
+        <w:t xml:space="preserve"> (▁⑩▁이론)</w:t>
+      </w:r>
+    </w:p>
+    <w:p>
+      <w:pPr>
+        <w:rPr>
+          <w:sz w:val="16"/>
+          <w:szCs w:val="16"/>
+        </w:rPr>
+      </w:pPr>
+      <w:r>
+        <w:rPr>
+          <w:rFonts w:hint="eastAsia"/>
+          <w:sz w:val="16"/>
+          <w:szCs w:val="16"/>
+        </w:rPr>
+        <w:t>외관이론(▁⑪▁인지 여부는 실제로 해당 공무원에게 직무집행의 의사가 있었는지 여부에 관계없이, 객관적으로 직무행위의 외관을 갖추고 있는지 여부에 따라 판단하여야 한다</w:t>
       </w:r>
       <w:r>
         <w:rPr>
@@ -746,23 +746,23 @@
           <w:sz w:val="16"/>
           <w:szCs w:val="16"/>
         </w:rPr>
-        <w:t>________</w:t>
-      </w:r>
-    </w:p>
-    <w:p>
-      <w:pPr>
-        <w:rPr>
-          <w:sz w:val="16"/>
-          <w:szCs w:val="16"/>
-        </w:rPr>
-      </w:pPr>
-      <w:r>
-        <w:rPr>
-          <w:rFonts w:hint="eastAsia"/>
-          <w:sz w:val="16"/>
-          <w:szCs w:val="16"/>
-        </w:rPr>
-        <w:t xml:space="preserve">직무집행상 ________이란 ________이 그 직무를 수행함에 있어 당해 직무를 담당하는 </w:t>
+        <w:t>▁⑫▁ 또는 과실</w:t>
+      </w:r>
+    </w:p>
+    <w:p>
+      <w:pPr>
+        <w:rPr>
+          <w:sz w:val="16"/>
+          <w:szCs w:val="16"/>
+        </w:rPr>
+      </w:pPr>
+      <w:r>
+        <w:rPr>
+          <w:rFonts w:hint="eastAsia"/>
+          <w:sz w:val="16"/>
+          <w:szCs w:val="16"/>
+        </w:rPr>
+        <w:t xml:space="preserve">직무집행상 ▁⑬▁이란 공무원이 그 직무를 수행함에 있어 당해 직무를 담당하는 </w:t>
       </w:r>
       <w:r>
         <w:rPr>
@@ -877,7 +877,7 @@
                 <w:sz w:val="16"/>
                 <w:szCs w:val="16"/>
               </w:rPr>
-              <w:t>처분 시 재량권 행사기준에 따른 이상 ________ X</w:t>
+              <w:t>처분 시 재량권 행사기준에 따른 이상 ▁136▁ X</w:t>
             </w:r>
           </w:p>
         </w:tc>
@@ -916,7 +916,7 @@
                 <w:sz w:val="16"/>
                 <w:szCs w:val="16"/>
               </w:rPr>
-              <w:t>________해석 오류</w:t>
+              <w:t>▁137▁해석 오류</w:t>
             </w:r>
           </w:p>
         </w:tc>
@@ -939,7 +939,7 @@
                 <w:sz w:val="16"/>
                 <w:szCs w:val="16"/>
               </w:rPr>
-              <w:t>법령해석과 ________________ 인정여부 쟁점(후술)</w:t>
+              <w:t>법령해석과 ▁138▁과실 인정여부 쟁점(후술)</w:t>
             </w:r>
           </w:p>
         </w:tc>
@@ -978,7 +978,7 @@
                 <w:sz w:val="16"/>
                 <w:szCs w:val="16"/>
               </w:rPr>
-              <w:t>위헌________ 적용</w:t>
+              <w:t>위헌▁139▁ 적용</w:t>
             </w:r>
           </w:p>
         </w:tc>
@@ -999,7 +999,7 @@
                 <w:sz w:val="16"/>
                 <w:szCs w:val="16"/>
               </w:rPr>
-              <w:t>________적용 거부할 수 없으므로 ________ X</w:t>
+              <w:t>▁140▁적용 거부할 수 없으므로 과실 X</w:t>
             </w:r>
           </w:p>
         </w:tc>
@@ -1059,7 +1059,7 @@
                 <w:sz w:val="16"/>
                 <w:szCs w:val="16"/>
               </w:rPr>
-              <w:t xml:space="preserve">입법당시 나름대로 합리적 근거를 찾아 경과규정 없이 새로운 ________을 시행한 것이라면 ________ X </w:t>
+              <w:t xml:space="preserve">입법당시 나름대로 합리적 근거를 찾아 경과규정 없이 새로운 ▁141▁을 시행한 것이라면 과실 X </w:t>
             </w:r>
           </w:p>
         </w:tc>
@@ -1098,7 +1098,7 @@
                 <w:sz w:val="16"/>
                 <w:szCs w:val="16"/>
               </w:rPr>
-              <w:t>________</w:t>
+              <w:t>▁142▁</w:t>
             </w:r>
           </w:p>
         </w:tc>
@@ -1123,7 +1123,7 @@
                 <w:sz w:val="16"/>
                 <w:szCs w:val="16"/>
               </w:rPr>
-              <w:t xml:space="preserve">________ </w:t>
+              <w:t xml:space="preserve">부작위 </w:t>
             </w:r>
             <w:r>
               <w:rPr>
@@ -1133,7 +1133,7 @@
                 <w:sz w:val="16"/>
                 <w:szCs w:val="16"/>
               </w:rPr>
-              <w:t>________배상</w:t>
+              <w:t>▁143▁배상</w:t>
             </w:r>
             <w:r>
               <w:rPr>
@@ -1214,7 +1214,7 @@
                 <w:sz w:val="16"/>
                 <w:szCs w:val="16"/>
               </w:rPr>
-              <w:t xml:space="preserve">위법한 판결에 의한 ________배상 </w:t>
+              <w:t xml:space="preserve">위법한 판결에 의한 ▁144▁배상 </w:t>
             </w:r>
             <w:r>
               <w:rPr>
@@ -1308,7 +1308,7 @@
                 <w:sz w:val="16"/>
                 <w:szCs w:val="16"/>
               </w:rPr>
-              <w:t>위법________ X</w:t>
+              <w:t>위법▁145▁ X</w:t>
             </w:r>
           </w:p>
         </w:tc>
@@ -1347,7 +1347,7 @@
                 <w:sz w:val="16"/>
                 <w:szCs w:val="16"/>
               </w:rPr>
-              <w:t>입법________</w:t>
+              <w:t>입법▁146▁</w:t>
             </w:r>
           </w:p>
         </w:tc>
@@ -1368,7 +1368,7 @@
                 <w:sz w:val="16"/>
                 <w:szCs w:val="16"/>
               </w:rPr>
-              <w:t>헌법상 구체적 입법의무 + 상당기간 ________________ 부작위</w:t>
+              <w:t>헌법상 구체적 입법의무 + 상당기간 ▁147▁과실 부작위</w:t>
             </w:r>
           </w:p>
         </w:tc>
@@ -1392,22 +1392,22 @@
           <w:sz w:val="16"/>
           <w:szCs w:val="16"/>
         </w:rPr>
-        <w:t>________________</w:t>
-      </w:r>
-    </w:p>
-    <w:p>
-      <w:pPr>
-        <w:rPr>
-          <w:sz w:val="16"/>
-          <w:szCs w:val="16"/>
-        </w:rPr>
-      </w:pPr>
-      <w:r>
-        <w:rPr>
-          <w:sz w:val="16"/>
-          <w:szCs w:val="16"/>
-        </w:rPr>
-        <w:t>‘법령을 위반하여’라고 함은 엄격하게 형식적 의미의 법령에 명시적으로 공무원의 ________가 정하여져 있음에도 이를 위반하는 경우만을 의미하는 것은 아니고, 인권존중·권력남용금지·신의성실과 같이 공무원으로서 마땅히 지켜야 할 준칙이나 규범을 지키지 아니하고 위반한 경우를 비롯하여 널리 그 행위가 ________인 정당성을 결여하고 있는 경우를 포함한다.</w:t>
+        <w:t>▁⑭▁위반</w:t>
+      </w:r>
+    </w:p>
+    <w:p>
+      <w:pPr>
+        <w:rPr>
+          <w:sz w:val="16"/>
+          <w:szCs w:val="16"/>
+        </w:rPr>
+      </w:pPr>
+      <w:r>
+        <w:rPr>
+          <w:sz w:val="16"/>
+          <w:szCs w:val="16"/>
+        </w:rPr>
+        <w:t>‘법령을 위반하여’라고 함은 엄격하게 형식적 의미의 법령에 명시적으로 공무원의 ▁⑮▁가 정하여져 있음에도 이를 위반하는 경우만을 의미하는 것은 아니고, 인권존중·권력남용금지·신의성실과 같이 공무원으로서 마땅히 지켜야 할 준칙이나 규범을 지키지 아니하고 위반한 경우를 비롯하여 널리 그 행위가 객관적인 정당성을 결여하고 있는 경우를 포함한다.</w:t>
       </w:r>
     </w:p>
     <w:p>
@@ -1425,7 +1425,7 @@
           <w:sz w:val="16"/>
           <w:szCs w:val="16"/>
         </w:rPr>
-        <w:t>처분의 위법성과 ________________의 관계</w:t>
+        <w:t>처분의 위법성과 ▁⑯▁위반의 관계</w:t>
       </w:r>
       <w:r>
         <w:rPr>
@@ -1469,7 +1469,7 @@
           <w:sz w:val="16"/>
           <w:szCs w:val="16"/>
         </w:rPr>
-        <w:t>확정된 취소판결 ________과 법령________</w:t>
+        <w:t>확정된 취소판결 기판력과 법령위반</w:t>
       </w:r>
       <w:r>
         <w:rPr>
@@ -1487,22 +1487,22 @@
           <w:sz w:val="16"/>
           <w:szCs w:val="16"/>
         </w:rPr>
-        <w:t xml:space="preserve"> : 전부기판력 긍정설 vs 부정설</w:t>
-      </w:r>
-    </w:p>
-    <w:p>
-      <w:pPr>
-        <w:rPr>
-          <w:sz w:val="16"/>
-          <w:szCs w:val="16"/>
-        </w:rPr>
-      </w:pPr>
-      <w:r>
-        <w:rPr>
-          <w:sz w:val="16"/>
-          <w:szCs w:val="16"/>
-        </w:rPr>
-        <w:t>국가배상청구소송의 ________과 ________</w:t>
+        <w:t xml:space="preserve"> : ▁⑰▁ 긍정설 vs 부정설</w:t>
+      </w:r>
+    </w:p>
+    <w:p>
+      <w:pPr>
+        <w:rPr>
+          <w:sz w:val="16"/>
+          <w:szCs w:val="16"/>
+        </w:rPr>
+      </w:pPr>
+      <w:r>
+        <w:rPr>
+          <w:sz w:val="16"/>
+          <w:szCs w:val="16"/>
+        </w:rPr>
+        <w:t>▁⑱▁배상청구소송의 기판력과 취소소송</w:t>
       </w:r>
       <w:r>
         <w:rPr>
@@ -1587,23 +1587,23 @@
           <w:sz w:val="16"/>
           <w:szCs w:val="16"/>
         </w:rPr>
-        <w:t>________ 및 ________</w:t>
-      </w:r>
-    </w:p>
-    <w:p>
-      <w:pPr>
-        <w:rPr>
-          <w:sz w:val="16"/>
-          <w:szCs w:val="16"/>
-        </w:rPr>
-      </w:pPr>
-      <w:r>
-        <w:rPr>
-          <w:rFonts w:hint="eastAsia"/>
-          <w:sz w:val="16"/>
-          <w:szCs w:val="16"/>
-        </w:rPr>
-        <w:t>반사적이익론 관련, 판례는 ________한 법령의 사익보호성이 결여된 경우 상당________ 부정한다.</w:t>
+        <w:t>▁⑲▁ 및 인과관계</w:t>
+      </w:r>
+    </w:p>
+    <w:p>
+      <w:pPr>
+        <w:rPr>
+          <w:sz w:val="16"/>
+          <w:szCs w:val="16"/>
+        </w:rPr>
+      </w:pPr>
+      <w:r>
+        <w:rPr>
+          <w:rFonts w:hint="eastAsia"/>
+          <w:sz w:val="16"/>
+          <w:szCs w:val="16"/>
+        </w:rPr>
+        <w:t>반사적이익론 관련, 판례는 위반한 ▁⑳▁의 사익보호성이 결여된 경우 상당인과관계 부정한다.</w:t>
       </w:r>
     </w:p>
     <w:p>
@@ -1620,23 +1620,23 @@
           <w:sz w:val="16"/>
           <w:szCs w:val="16"/>
         </w:rPr>
-        <w:t>1) ________의 ________</w:t>
-      </w:r>
-    </w:p>
-    <w:p>
-      <w:pPr>
-        <w:rPr>
-          <w:sz w:val="16"/>
-          <w:szCs w:val="16"/>
-        </w:rPr>
-      </w:pPr>
-      <w:r>
-        <w:rPr>
-          <w:rFonts w:hint="eastAsia"/>
-          <w:sz w:val="16"/>
-          <w:szCs w:val="16"/>
-        </w:rPr>
-        <w:t>- ________의 주체</w:t>
+        <w:t>1) ▁21▁의 배상책임</w:t>
+      </w:r>
+    </w:p>
+    <w:p>
+      <w:pPr>
+        <w:rPr>
+          <w:sz w:val="16"/>
+          <w:szCs w:val="16"/>
+        </w:rPr>
+      </w:pPr>
+      <w:r>
+        <w:rPr>
+          <w:rFonts w:hint="eastAsia"/>
+          <w:sz w:val="16"/>
+          <w:szCs w:val="16"/>
+        </w:rPr>
+        <w:t>- 배상책임의 주체</w:t>
       </w:r>
       <w:r>
         <w:rPr>
@@ -1652,71 +1652,71 @@
           <w:sz w:val="16"/>
           <w:szCs w:val="16"/>
         </w:rPr>
-        <w:t>________ -</w:t>
-      </w:r>
-    </w:p>
-    <w:p>
-      <w:pPr>
-        <w:rPr>
-          <w:sz w:val="16"/>
-          <w:szCs w:val="16"/>
-        </w:rPr>
-      </w:pPr>
-      <w:r>
-        <w:rPr>
-          <w:rFonts w:hint="eastAsia"/>
-          <w:sz w:val="16"/>
-          <w:szCs w:val="16"/>
-        </w:rPr>
-        <w:t>국가나 자치단체로부터 공무를 수탁받은 공공단체가 공무수행 중 불법행위를 한 경우 ________배상책임의 주체가 ________자인 국가나 지자체인지 수탁한 공공단체인지 문제된다.</w:t>
-      </w:r>
-    </w:p>
-    <w:p>
-      <w:pPr>
-        <w:rPr>
-          <w:sz w:val="16"/>
-          <w:szCs w:val="16"/>
-        </w:rPr>
-      </w:pPr>
-      <w:r>
-        <w:rPr>
-          <w:rFonts w:hint="eastAsia"/>
-          <w:sz w:val="16"/>
-          <w:szCs w:val="16"/>
-        </w:rPr>
-        <w:t>공공단체를 국가배상법상 ________으로 취급하자는 견해도 있으나, 공공단체는 공법인으로서 행정주체이고 권한을 ________받았으므로 공공단체가 배상책임자가 된다고 보아야 한다.</w:t>
-      </w:r>
-    </w:p>
-    <w:p>
-      <w:pPr>
-        <w:rPr>
-          <w:sz w:val="16"/>
-          <w:szCs w:val="16"/>
-        </w:rPr>
-      </w:pPr>
-      <w:r>
-        <w:rPr>
-          <w:rFonts w:hint="eastAsia"/>
-          <w:sz w:val="16"/>
-          <w:szCs w:val="16"/>
-        </w:rPr>
-        <w:t>판례는 공법인이 국가로부터 ________받은 공행정사무 집행과정에서 공법인의 임직원이나 피용인이 ________로 법령 위반하여 타인에게 손해를 입힌 경우, 공법인은 위탁받은 공행정사무에 대한 행정주체 지위에서 배상책임 부담하지만, 그 직원은 국가배상법상 공무원에 해당하여 고의 중과실 있는 때에만 직접책임을 부담한다고 본다.</w:t>
-      </w:r>
-    </w:p>
-    <w:p>
-      <w:pPr>
-        <w:rPr>
-          <w:sz w:val="16"/>
-          <w:szCs w:val="16"/>
-        </w:rPr>
-      </w:pPr>
-      <w:r>
-        <w:rPr>
-          <w:rFonts w:hint="eastAsia"/>
-          <w:sz w:val="16"/>
-          <w:szCs w:val="16"/>
-        </w:rPr>
-        <w:t xml:space="preserve">- ________ ________의 법적근거 : 민법 </w:t>
+        <w:t>▁22▁ -</w:t>
+      </w:r>
+    </w:p>
+    <w:p>
+      <w:pPr>
+        <w:rPr>
+          <w:sz w:val="16"/>
+          <w:szCs w:val="16"/>
+        </w:rPr>
+      </w:pPr>
+      <w:r>
+        <w:rPr>
+          <w:rFonts w:hint="eastAsia"/>
+          <w:sz w:val="16"/>
+          <w:szCs w:val="16"/>
+        </w:rPr>
+        <w:t>국가나 자치단체로부터 공무를 수탁받은 공공단체가 공무수행 중 불법행위를 한 경우 ▁23▁배상책임의 주체가 위탁자인 국가나 지자체인지 수탁한 공공단체인지 문제된다.</w:t>
+      </w:r>
+    </w:p>
+    <w:p>
+      <w:pPr>
+        <w:rPr>
+          <w:sz w:val="16"/>
+          <w:szCs w:val="16"/>
+        </w:rPr>
+      </w:pPr>
+      <w:r>
+        <w:rPr>
+          <w:rFonts w:hint="eastAsia"/>
+          <w:sz w:val="16"/>
+          <w:szCs w:val="16"/>
+        </w:rPr>
+        <w:t>▁24▁를 국가배상법상 공무원으로 취급하자는 견해도 있으나, 공공단체는 공법인으로서 행정주체이고 권한을 위탁받았으므로 공공단체가 배상책임자가 된다고 보아야 한다.</w:t>
+      </w:r>
+    </w:p>
+    <w:p>
+      <w:pPr>
+        <w:rPr>
+          <w:sz w:val="16"/>
+          <w:szCs w:val="16"/>
+        </w:rPr>
+      </w:pPr>
+      <w:r>
+        <w:rPr>
+          <w:rFonts w:hint="eastAsia"/>
+          <w:sz w:val="16"/>
+          <w:szCs w:val="16"/>
+        </w:rPr>
+        <w:t>판례는 공법인이 국가로부터 위탁받은 공행정사무 집행과정에서 공법인의 임직원이나 피용인이 고의 또는 과실로 법령 위반하여 타인에게 ▁25▁를 입힌 경우, 공법인은 위탁받은 공행정사무에 대한 행정주체 지위에서 배상책임 부담하지만, 그 직원은 국가배상법상 공무원에 해당하여 고의 중과실 있는 때에만 직접책임을 부담한다고 본다.</w:t>
+      </w:r>
+    </w:p>
+    <w:p>
+      <w:pPr>
+        <w:rPr>
+          <w:sz w:val="16"/>
+          <w:szCs w:val="16"/>
+        </w:rPr>
+      </w:pPr>
+      <w:r>
+        <w:rPr>
+          <w:rFonts w:hint="eastAsia"/>
+          <w:sz w:val="16"/>
+          <w:szCs w:val="16"/>
+        </w:rPr>
+        <w:t xml:space="preserve">- ▁26▁ 배상책임의 법적근거 : 민법 </w:t>
       </w:r>
       <w:r>
         <w:rPr>
@@ -1747,7 +1747,7 @@
           <w:sz w:val="16"/>
           <w:szCs w:val="16"/>
         </w:rPr>
-        <w:t>헌법 제29조 1항은 ________의 주체로서 ________와 공공단체를 규정하나, 국가배상법은 공공단체를 별도로 규정하지 않아 공공단체 배상책임 근거가 국가배상법인지 민법인지 문제된다. 판례는 일반적으로 민법상 배상책임을 진다고 본다.</w:t>
+        <w:t>헌법 제29조 1항은 배상책임의 주체로서 국가와 ▁27▁를 규정하나, 국가배상법은 공공단체를 별도로 규정하지 않아 공공단체 배상책임 근거가 국가배상법인지 민법인지 문제된다. 판례는 일반적으로 민법상 배상책임을 진다고 본다.</w:t>
       </w:r>
     </w:p>
     <w:p>
@@ -1772,23 +1772,23 @@
           <w:sz w:val="16"/>
           <w:szCs w:val="16"/>
         </w:rPr>
-        <w:t>) 법령해석의 ________________</w:t>
-      </w:r>
-    </w:p>
-    <w:p>
-      <w:pPr>
-        <w:rPr>
-          <w:sz w:val="16"/>
-          <w:szCs w:val="16"/>
-        </w:rPr>
-      </w:pPr>
-      <w:r>
-        <w:rPr>
-          <w:rFonts w:hint="eastAsia"/>
-          <w:sz w:val="16"/>
-          <w:szCs w:val="16"/>
-        </w:rPr>
-        <w:t xml:space="preserve">________이 직무를 집행함에 있어 관계법규를 알지 못하거나 필요한 지식을 갖추지 못하여 법규해석을 그르쳐 잘못된 행정처분을 하였다면 그가 법률전문가 아닌 행정직 공무원이라고 하여 ________이 </w:t>
+        <w:t>) 법령해석의 ▁28▁과실</w:t>
+      </w:r>
+    </w:p>
+    <w:p>
+      <w:pPr>
+        <w:rPr>
+          <w:sz w:val="16"/>
+          <w:szCs w:val="16"/>
+        </w:rPr>
+      </w:pPr>
+      <w:r>
+        <w:rPr>
+          <w:rFonts w:hint="eastAsia"/>
+          <w:sz w:val="16"/>
+          <w:szCs w:val="16"/>
+        </w:rPr>
+        <w:t xml:space="preserve">공무원이 직무를 집행함에 있어 관계법규를 알지 못하거나 필요한 지식을 갖추지 못하여 법규해석을 그르쳐 잘못된 행정처분을 하였다면 그가 법률전문가 아닌 행정직 공무원이라고 하여 과실이 </w:t>
       </w:r>
       <w:r>
         <w:rPr>
@@ -1804,7 +1804,7 @@
           <w:sz w:val="16"/>
           <w:szCs w:val="16"/>
         </w:rPr>
-        <w:t xml:space="preserve">으나, 법령에 대한 해석이 복잡 미묘하여 </w:t>
+        <w:t xml:space="preserve">으나, ▁29▁에 대한 해석이 복잡 미묘하여 </w:t>
       </w:r>
       <w:r>
         <w:rPr>
@@ -1877,23 +1877,23 @@
           <w:sz w:val="16"/>
           <w:szCs w:val="16"/>
         </w:rPr>
-        <w:t>________________</w:t>
-      </w:r>
-    </w:p>
-    <w:p>
-      <w:pPr>
-        <w:rPr>
-          <w:sz w:val="16"/>
-          <w:szCs w:val="16"/>
-        </w:rPr>
-      </w:pPr>
-      <w:r>
-        <w:rPr>
-          <w:rFonts w:hint="eastAsia"/>
-          <w:sz w:val="16"/>
-          <w:szCs w:val="16"/>
-        </w:rPr>
-        <w:t>결과불법설 : 가해행위 결과인 ________의 불법</w:t>
+        <w:t>▁30▁위반</w:t>
+      </w:r>
+    </w:p>
+    <w:p>
+      <w:pPr>
+        <w:rPr>
+          <w:sz w:val="16"/>
+          <w:szCs w:val="16"/>
+        </w:rPr>
+      </w:pPr>
+      <w:r>
+        <w:rPr>
+          <w:rFonts w:hint="eastAsia"/>
+          <w:sz w:val="16"/>
+          <w:szCs w:val="16"/>
+        </w:rPr>
+        <w:t>결과불법설 : 가해행위 결과인 ▁31▁의 불법</w:t>
       </w:r>
     </w:p>
     <w:p>
@@ -1917,39 +1917,39 @@
           <w:sz w:val="16"/>
           <w:szCs w:val="16"/>
         </w:rPr>
-        <w:t>피침해이익의 성격과 침해의 정도, 가해행위 태양 등을 종합적으로 고려하여 행위가 ________으로 정당성 결여한 경우</w:t>
-      </w:r>
-    </w:p>
-    <w:p>
-      <w:pPr>
-        <w:rPr>
-          <w:sz w:val="16"/>
-          <w:szCs w:val="16"/>
-        </w:rPr>
-      </w:pPr>
-      <w:r>
-        <w:rPr>
-          <w:rFonts w:hint="eastAsia"/>
-          <w:sz w:val="16"/>
-          <w:szCs w:val="16"/>
-        </w:rPr>
-        <w:t>협의의 행위위법성설 : ________의 위법과 동일</w:t>
-      </w:r>
-    </w:p>
-    <w:p>
-      <w:pPr>
-        <w:rPr>
-          <w:sz w:val="16"/>
-          <w:szCs w:val="16"/>
-        </w:rPr>
-      </w:pPr>
-      <w:r>
-        <w:rPr>
-          <w:rFonts w:hint="eastAsia"/>
-          <w:sz w:val="16"/>
-          <w:szCs w:val="16"/>
-        </w:rPr>
-        <w:t>광의의 행위위법성설 : ________의 위법을 포함하여 국가의 일반적인 손해방지의무 ________ 전체를 의미</w:t>
+        <w:t>피침해이익의 성격과 침해의 정도, 가해행위 태양 등을 종합적으로 고려하여 행위가 ▁32▁으로 정당성 결여한 경우</w:t>
+      </w:r>
+    </w:p>
+    <w:p>
+      <w:pPr>
+        <w:rPr>
+          <w:sz w:val="16"/>
+          <w:szCs w:val="16"/>
+        </w:rPr>
+      </w:pPr>
+      <w:r>
+        <w:rPr>
+          <w:rFonts w:hint="eastAsia"/>
+          <w:sz w:val="16"/>
+          <w:szCs w:val="16"/>
+        </w:rPr>
+        <w:t>협의의 행위위법성설 : ▁33▁의 위법과 동일</w:t>
+      </w:r>
+    </w:p>
+    <w:p>
+      <w:pPr>
+        <w:rPr>
+          <w:sz w:val="16"/>
+          <w:szCs w:val="16"/>
+        </w:rPr>
+      </w:pPr>
+      <w:r>
+        <w:rPr>
+          <w:rFonts w:hint="eastAsia"/>
+          <w:sz w:val="16"/>
+          <w:szCs w:val="16"/>
+        </w:rPr>
+        <w:t>광의의 행위위법성설 : 항고소송의 위법을 포함하여 국가의 일반적인 ▁34▁방지의무 위반 전체를 의미</w:t>
       </w:r>
     </w:p>
     <w:p>
@@ -1973,32 +1973,31 @@
           <w:sz w:val="16"/>
           <w:szCs w:val="16"/>
         </w:rPr>
-        <w:t>상대적위법성설의 입장을 취한 경우도 보인다. 생각건대 ________과 ________배</w:t>
-      </w:r>
-      <w:r>
-        <w:rPr>
-          <w:rFonts w:hint="eastAsia"/>
-          <w:sz w:val="16"/>
-          <w:szCs w:val="16"/>
-        </w:rPr>
-        <w:lastRenderedPageBreak/>
-        <w:t>상청구소송은 목적이 다르며, 양 자의 판단기준을 일치시킬 필요는 없으므로 상대적 위법성설이 타당하다.</w:t>
-      </w:r>
-    </w:p>
-    <w:p>
-      <w:pPr>
-        <w:rPr>
-          <w:sz w:val="16"/>
-          <w:szCs w:val="16"/>
-        </w:rPr>
-      </w:pPr>
-      <w:r>
-        <w:rPr>
-          <w:rFonts w:hint="eastAsia"/>
-          <w:sz w:val="16"/>
-          <w:szCs w:val="16"/>
-        </w:rPr>
-        <w:t>________ 정당성 상실여부는 피침해이익과 침해행위, 피해자 측 관여와 손해정도를 고려하여 ________하여야 한다.</w:t>
+        <w:t>상대적위법성설의 입장을 취한 경우도 보인다. 생각건대 취소소송과 국가배</w:t>
+      </w:r>
+      <w:r>
+        <w:rPr>
+          <w:rFonts w:hint="eastAsia"/>
+          <w:sz w:val="16"/>
+          <w:szCs w:val="16"/>
+        </w:rPr>
+        <w:t>상청구소송은 목적이 다르며, 양 자의 ▁35▁기준을 일치시킬 필요는 없으므로 상대적 위법성설이 타당하다.</w:t>
+      </w:r>
+    </w:p>
+    <w:p>
+      <w:pPr>
+        <w:rPr>
+          <w:sz w:val="16"/>
+          <w:szCs w:val="16"/>
+        </w:rPr>
+      </w:pPr>
+      <w:r>
+        <w:rPr>
+          <w:rFonts w:hint="eastAsia"/>
+          <w:sz w:val="16"/>
+          <w:szCs w:val="16"/>
+        </w:rPr>
+        <w:t>객관적 정당성 상실여부는 피침해이익과 침해행위, 피해자 측 관여와 ▁36▁정도를 고려하여 판단하여야 한다.</w:t>
       </w:r>
     </w:p>
     <w:p>
@@ -2038,23 +2037,23 @@
           <w:sz w:val="16"/>
           <w:szCs w:val="16"/>
         </w:rPr>
-        <w:t>________와 ________배상</w:t>
-      </w:r>
-    </w:p>
-    <w:p>
-      <w:pPr>
-        <w:rPr>
-          <w:sz w:val="16"/>
-          <w:szCs w:val="16"/>
-        </w:rPr>
-      </w:pPr>
-      <w:r>
-        <w:rPr>
-          <w:rFonts w:hint="eastAsia"/>
-          <w:sz w:val="16"/>
-          <w:szCs w:val="16"/>
-        </w:rPr>
-        <w:t>________ 불행사라는 부작위 위법성이 문제된다. 구체적으로, ________의 존재 및 그러한 의무의 사익보호성 인정 여부가 문제된다.</w:t>
+        <w:t>부작위와 ▁37▁배상</w:t>
+      </w:r>
+    </w:p>
+    <w:p>
+      <w:pPr>
+        <w:rPr>
+          <w:sz w:val="16"/>
+          <w:szCs w:val="16"/>
+        </w:rPr>
+      </w:pPr>
+      <w:r>
+        <w:rPr>
+          <w:rFonts w:hint="eastAsia"/>
+          <w:sz w:val="16"/>
+          <w:szCs w:val="16"/>
+        </w:rPr>
+        <w:t>권한 불행사라는 부작위 위법성이 문제된다. 구체적으로, ▁38▁의 존재 및 그러한 의무의 사익보호성 인정 여부가 문제된다.</w:t>
       </w:r>
     </w:p>
     <w:p>
@@ -2071,7 +2070,7 @@
           <w:sz w:val="16"/>
           <w:szCs w:val="16"/>
         </w:rPr>
-        <w:t xml:space="preserve">- ________ </w:t>
+        <w:t xml:space="preserve">- ▁39▁ </w:t>
       </w:r>
       <w:r>
         <w:rPr>
@@ -2102,47 +2101,47 @@
           <w:sz w:val="16"/>
           <w:szCs w:val="16"/>
         </w:rPr>
-        <w:t xml:space="preserve">CASE 1) ________ 규정이 있는 경우 : </w:t>
-      </w:r>
-      <w:r>
-        <w:rPr>
-          <w:rFonts w:hint="eastAsia"/>
-          <w:sz w:val="16"/>
-          <w:szCs w:val="16"/>
-        </w:rPr>
-        <w:t>작위의무 인정된다고 간단히 논하거나, ________ 또는 재량이 0으로 수축된 경우로서 응답의무 인정된다고 논해줄 것</w:t>
-      </w:r>
-    </w:p>
-    <w:p>
-      <w:pPr>
-        <w:rPr>
-          <w:sz w:val="16"/>
-          <w:szCs w:val="16"/>
-        </w:rPr>
-      </w:pPr>
-      <w:r>
-        <w:rPr>
-          <w:rFonts w:hint="eastAsia"/>
-          <w:sz w:val="16"/>
-          <w:szCs w:val="16"/>
-        </w:rPr>
-        <w:t>어떠한 신청에 부작위한 것이 법령위반에 해당하려면 신청에 따른 ________ 인정되어야 한다. 구체적으로 신청한 행위가 ________이거나, 재량행위인 경우에는 재량이 0으로 수축되어 작위의무가 인정되는 경우를 말한다.</w:t>
-      </w:r>
-    </w:p>
-    <w:p>
-      <w:pPr>
-        <w:rPr>
-          <w:sz w:val="16"/>
-          <w:szCs w:val="16"/>
-        </w:rPr>
-      </w:pPr>
-      <w:r>
-        <w:rPr>
-          <w:rFonts w:hint="eastAsia"/>
-          <w:sz w:val="16"/>
-          <w:szCs w:val="16"/>
-        </w:rPr>
-        <w:t>CASE 2) ________에 ________ 규정이 없는 경우 : 판례는 형식적 의미의 법령에 근거가 없더라도 국민의 생명, 신체, 재산의 보호를 본래적 사명으로 하는 국가에게 초법규적, 일차적인 위험배제 작위의무 인정한다.</w:t>
+        <w:t xml:space="preserve">CASE 1) ▁40▁ 규정이 있는 경우 : </w:t>
+      </w:r>
+      <w:r>
+        <w:rPr>
+          <w:rFonts w:hint="eastAsia"/>
+          <w:sz w:val="16"/>
+          <w:szCs w:val="16"/>
+        </w:rPr>
+        <w:t>작위의무 인정된다고 간단히 논하거나, 기속행위 또는 재량이 0으로 수축된 경우로서 응답의무 인정된다고 논해줄 것</w:t>
+      </w:r>
+    </w:p>
+    <w:p>
+      <w:pPr>
+        <w:rPr>
+          <w:sz w:val="16"/>
+          <w:szCs w:val="16"/>
+        </w:rPr>
+      </w:pPr>
+      <w:r>
+        <w:rPr>
+          <w:rFonts w:hint="eastAsia"/>
+          <w:sz w:val="16"/>
+          <w:szCs w:val="16"/>
+        </w:rPr>
+        <w:t>어떠한 신청에 부작위한 것이 법령위반에 해당하려면 신청에 따른 ▁41▁ 인정되어야 한다. 구체적으로 신청한 행위가 기속행위이거나, 재량행위인 경우에는 재량이 0으로 수축되어 작위의무가 인정되는 경우를 말한다.</w:t>
+      </w:r>
+    </w:p>
+    <w:p>
+      <w:pPr>
+        <w:rPr>
+          <w:sz w:val="16"/>
+          <w:szCs w:val="16"/>
+        </w:rPr>
+      </w:pPr>
+      <w:r>
+        <w:rPr>
+          <w:rFonts w:hint="eastAsia"/>
+          <w:sz w:val="16"/>
+          <w:szCs w:val="16"/>
+        </w:rPr>
+        <w:t>CASE 2) 법령에 ▁42▁ 규정이 없는 경우 : 판례는 형식적 의미의 법령에 근거가 없더라도 국민의 생명, 신체, 재산의 보호를 본래적 사명으로 하는 국가에게 초법규적, 일차적인 위험배제 작위의무 인정한다.</w:t>
       </w:r>
       <w:r>
         <w:rPr>
@@ -2166,15 +2165,15 @@
           <w:sz w:val="16"/>
           <w:szCs w:val="16"/>
         </w:rPr>
-        <w:t xml:space="preserve">조리상 ________ ________한 </w:t>
-      </w:r>
-      <w:r>
-        <w:rPr>
-          <w:rFonts w:hint="eastAsia"/>
-          <w:sz w:val="16"/>
-          <w:szCs w:val="16"/>
-        </w:rPr>
-        <w:t>부작위의 위법성은 부작위로 인하여 침해된 국민의 법익 또는 손해의 심각성, 공무원의 예견가능성 및 회피가능성을 종합적으로 고려하여 판단하여야 한다.</w:t>
+        <w:t xml:space="preserve">조리상 작위의무 위반한 </w:t>
+      </w:r>
+      <w:r>
+        <w:rPr>
+          <w:rFonts w:hint="eastAsia"/>
+          <w:sz w:val="16"/>
+          <w:szCs w:val="16"/>
+        </w:rPr>
+        <w:t>부작위의 위법성은 부작위로 인하여 침해된 국민의 법익 또는 ▁43▁의 심각성, 공무원의 예견가능성 및 회피가능성을 종합적으로 고려하여 판단하여야 한다.</w:t>
       </w:r>
     </w:p>
     <w:p>
@@ -2191,7 +2190,7 @@
           <w:sz w:val="16"/>
           <w:szCs w:val="16"/>
         </w:rPr>
-        <w:t>- ________ (________론)</w:t>
+        <w:t>- 사익보호성 (▁44▁론)</w:t>
       </w:r>
       <w:r>
         <w:rPr>
@@ -2223,39 +2222,39 @@
           <w:sz w:val="16"/>
           <w:szCs w:val="16"/>
         </w:rPr>
-        <w:t>행정기관의 작위, 즉 ________행사로 받게되는 이익이 ________에 불과한 경우 부작위로 이익을 향수할 수 없게 되어도 국가배상책임 성립하지 않으므로, 사익보호성이 요구된다.</w:t>
-      </w:r>
-    </w:p>
-    <w:p>
-      <w:pPr>
-        <w:rPr>
-          <w:sz w:val="16"/>
-          <w:szCs w:val="16"/>
-        </w:rPr>
-      </w:pPr>
-      <w:r>
-        <w:rPr>
-          <w:rFonts w:hint="eastAsia"/>
-          <w:sz w:val="16"/>
-          <w:szCs w:val="16"/>
-        </w:rPr>
-        <w:t xml:space="preserve">이 때, 사익보호성이 법령________, 손해, ________ 등 어느 요건의 문제인지 견해가 대립하나, </w:t>
-      </w:r>
-    </w:p>
-    <w:p>
-      <w:pPr>
-        <w:rPr>
-          <w:sz w:val="16"/>
-          <w:szCs w:val="16"/>
-        </w:rPr>
-      </w:pPr>
-      <w:r>
-        <w:rPr>
-          <w:rFonts w:hint="eastAsia"/>
-          <w:sz w:val="16"/>
-          <w:szCs w:val="16"/>
-        </w:rPr>
-        <w:t xml:space="preserve">판례는 직무상 의무를 부과한 법령의 보호목적이 단순히 공공일반의 이익이나 행정기관 내부질서 규율을 위한 것이라면 ________ 직무상 ________과 제3자 손해 사이 상당인과관계 인정할 수 없다고 보아 인과관계 문제로 본다. </w:t>
+        <w:t>행정기관의 작위, 즉 권한행사로 받게되는 이익이 ▁45▁에 불과한 경우 부작위로 이익을 향수할 수 없게 되어도 국가배상책임 성립하지 않으므로, 사익보호성이 요구된다.</w:t>
+      </w:r>
+    </w:p>
+    <w:p>
+      <w:pPr>
+        <w:rPr>
+          <w:sz w:val="16"/>
+          <w:szCs w:val="16"/>
+        </w:rPr>
+      </w:pPr>
+      <w:r>
+        <w:rPr>
+          <w:rFonts w:hint="eastAsia"/>
+          <w:sz w:val="16"/>
+          <w:szCs w:val="16"/>
+        </w:rPr>
+        <w:t xml:space="preserve">이 때, 사익보호성이 법령위반, ▁46▁, 인과관계 등 어느 요건의 문제인지 견해가 대립하나, </w:t>
+      </w:r>
+    </w:p>
+    <w:p>
+      <w:pPr>
+        <w:rPr>
+          <w:sz w:val="16"/>
+          <w:szCs w:val="16"/>
+        </w:rPr>
+      </w:pPr>
+      <w:r>
+        <w:rPr>
+          <w:rFonts w:hint="eastAsia"/>
+          <w:sz w:val="16"/>
+          <w:szCs w:val="16"/>
+        </w:rPr>
+        <w:t xml:space="preserve">판례는 직무상 의무를 부과한 법령의 보호목적이 단순히 공공일반의 이익이나 행정기관 내부질서 규율을 위한 것이라면 공무원 직무상 위반과 제3자 ▁47▁ 사이 상당인과관계 인정할 수 없다고 보아 인과관계 문제로 본다. </w:t>
       </w:r>
     </w:p>
     <w:tbl>
@@ -2287,7 +2286,7 @@
                 <w:sz w:val="16"/>
                 <w:szCs w:val="16"/>
               </w:rPr>
-              <w:t>________ 인정</w:t>
+              <w:t>▁148▁ 인정</w:t>
             </w:r>
           </w:p>
         </w:tc>
@@ -2309,7 +2308,7 @@
                 <w:sz w:val="16"/>
                 <w:szCs w:val="16"/>
               </w:rPr>
-              <w:t>________ 부정</w:t>
+              <w:t>▁149▁ 부정</w:t>
             </w:r>
           </w:p>
         </w:tc>
@@ -2380,7 +2379,7 @@
                 <w:sz w:val="16"/>
                 <w:szCs w:val="16"/>
               </w:rPr>
-              <w:t xml:space="preserve"> 등을 취해야 할 ________가 인정되고, 그러한 의무는 국민 개개인의 인명과 재화의 안전보장을 목적으로 한 것으로서 사익보호성 인정되므로, 을의 의무________으로 화재 발생한 이상 국가배상책임이 인정된다.</w:t>
+              <w:t xml:space="preserve"> 등을 취해야 할 ▁150▁가 인정되고, 그러한 의무는 국민 개개인의 인명과 재화의 안전보장을 목적으로 한 것으로서 사익보호성 인정되므로, 을의 의무위반으로 화재 발생한 이상 국가배상책임이 인정된다.</w:t>
             </w:r>
           </w:p>
           <w:p>
@@ -2397,7 +2396,7 @@
                 <w:sz w:val="16"/>
                 <w:szCs w:val="16"/>
               </w:rPr>
-              <w:t>∨ 선박안전법 등은 공공의 안전 외 일반인 인명과 재화의 안전보장도 목적으로 할 것이므로, ________이 직무상 의무 ________하여 불량선박에 대하여 선박검사증서를 발급하고, 필요한 조치 취함이 없이 계속 운행하게 하여 화재 발생 시 상당인과관계 있다.</w:t>
+              <w:t>∨ 선박안전법 등은 공공의 안전 외 일반인 인명과 재화의 안전보장도 목적으로 할 것이므로, 공무원이 직무상 의무 ▁151▁하여 불량선박에 대하여 선박검사증서를 발급하고, 필요한 조치 취함이 없이 계속 운행하게 하여 화재 발생 시 상당인과관계 있다.</w:t>
             </w:r>
           </w:p>
           <w:p>
@@ -2414,7 +2413,7 @@
                 <w:sz w:val="16"/>
                 <w:szCs w:val="16"/>
               </w:rPr>
-              <w:t xml:space="preserve">∨ 관련________에 따라 성명정정 시 주민등록사무 담당________은 본적지 관할관청에 변경사항 통보할 의무가 있으며, 단순히 내부 질서를 규율하기 위한 것이 아니고 사회구성원 개인의 안전과 이익을 보호하기 위한 의무이다. </w:t>
+              <w:t xml:space="preserve">∨ 관련▁152▁에 따라 성명정정 시 주민등록사무 담당공무원은 본적지 관할관청에 변경사항 통보할 의무가 있으며, 단순히 내부 질서를 규율하기 위한 것이 아니고 사회구성원 개인의 안전과 이익을 보호하기 위한 의무이다. </w:t>
             </w:r>
           </w:p>
           <w:p>
@@ -2472,7 +2471,7 @@
                 <w:sz w:val="16"/>
                 <w:szCs w:val="16"/>
               </w:rPr>
-              <w:t xml:space="preserve">는 ________이나, 도로에 1톤의 책더미가 방치된 경우 재량이 0으로 수축되어 개입의무 인정된다. 그럼에도 아무런 조치 취하지 않았으므로 경찰관 P의 ________는 위법하며, 위험발생방지의무는 사람의 </w:t>
+              <w:t xml:space="preserve">는 재량행위이나, 도로에 1톤의 책더미가 방치된 경우 재량이 0으로 수축되어 개입의무 인정된다. 그럼에도 아무런 조치 취하지 않았으므로 경찰관 P의 부작위는 위법하며, 위험발생방지의무는 사람의 </w:t>
             </w:r>
             <w:r>
               <w:rPr>
@@ -2497,7 +2496,7 @@
                 <w:sz w:val="16"/>
                 <w:szCs w:val="16"/>
               </w:rPr>
-              <w:t xml:space="preserve"> 개별적, 구체적 사익보호성도 인정된다.</w:t>
+              <w:t xml:space="preserve"> 개별적, 구체적 ▁153▁도 인정된다.</w:t>
             </w:r>
           </w:p>
           <w:p>
@@ -2521,7 +2520,7 @@
                 <w:sz w:val="16"/>
                 <w:szCs w:val="16"/>
               </w:rPr>
-              <w:t>암벽 상층부가 1미터가량 앞으로 튀어나와 붕괴위험이 ________으로 예견가능하며, A군 공무원이 필요한 위험방지조치 취하지 않으면 놀이터의 어린이들 생명신체에 위해를 가져올 수 있음이 명백하여 개입의무 인정된다. 이러한 ________는 어린이들의 직접적 법령상 이익과 관련되어 사익보호성도 인정된다.</w:t>
+              <w:t>암벽 상층부가 1미터가량 앞으로 튀어나와 붕괴위험이 객관적으로 예견가능하며, A군 공무원이 필요한 위험방지조치 취하지 않으면 놀이터의 어린이들 생명신체에 위해를 가져올 수 있음이 명백하여 개입의무 인정된다. 이러한 ▁154▁는 어린이들의 직접적 법령상 이익과 관련되어 사익보호성도 인정된다.</w:t>
             </w:r>
           </w:p>
         </w:tc>
@@ -2561,7 +2560,7 @@
                 <w:sz w:val="16"/>
                 <w:szCs w:val="16"/>
               </w:rPr>
-              <w:t xml:space="preserve">∨ 상수원수 수질 유지하여야 할 의무를 부과하는 ________의 규정은 국민 일반 건강을 보호하여 공공 일반의 전체적 이익을 도모하기 위한 것이지 개개인의 안전과 이익을 직접적으로 보호하기 위한 규정이 아니다. </w:t>
+              <w:t xml:space="preserve">∨ 상수원수 수질 유지하여야 할 의무를 부과하는 ▁155▁의 규정은 국민 일반 건강을 보호하여 공공 일반의 전체적 이익을 도모하기 위한 것이지 개개인의 안전과 이익을 직접적으로 보호하기 위한 규정이 아니다. </w:t>
             </w:r>
           </w:p>
           <w:p>
@@ -2577,7 +2576,7 @@
                 <w:sz w:val="16"/>
                 <w:szCs w:val="16"/>
               </w:rPr>
-              <w:t>∨ 산업기술혁신 촉진법에 따라 공공기관에 부여된 신제품인증제품 구매의무는 ________지원책으로서 국민경제 향상이라는 공공 일반의 이익을 도모하기 위한 것이고, 개인의 재산상 이익을 위한 것이 아니다.</w:t>
+              <w:t>∨ 산업기술혁신 촉진법에 따라 공공기관에 부여된 신제품인증제품 구매의무는 ▁156▁지원책으로서 국민경제 향상이라는 공공 일반의 이익을 도모하기 위한 것이고, 개인의 재산상 이익을 위한 것이 아니다.</w:t>
             </w:r>
           </w:p>
         </w:tc>
@@ -2613,55 +2612,55 @@
           <w:sz w:val="16"/>
           <w:szCs w:val="16"/>
         </w:rPr>
-        <w:t>) 위법한 판결에 의한 ________배상</w:t>
-      </w:r>
-    </w:p>
-    <w:p>
-      <w:pPr>
-        <w:rPr>
-          <w:sz w:val="16"/>
-          <w:szCs w:val="16"/>
-        </w:rPr>
-      </w:pPr>
-      <w:r>
-        <w:rPr>
-          <w:rFonts w:hint="eastAsia"/>
-          <w:sz w:val="16"/>
-          <w:szCs w:val="16"/>
-        </w:rPr>
-        <w:t xml:space="preserve">재판의 독립성 및 확정판결 ________에 비추어 재판작용에 대하여 ________배상책임이 인정되지 않는다는 견해가 있으나, </w:t>
-      </w:r>
-    </w:p>
-    <w:p>
-      <w:pPr>
-        <w:rPr>
-          <w:sz w:val="16"/>
-          <w:szCs w:val="16"/>
-        </w:rPr>
-      </w:pPr>
-      <w:r>
-        <w:rPr>
-          <w:rFonts w:hint="eastAsia"/>
-          <w:sz w:val="16"/>
-          <w:szCs w:val="16"/>
-        </w:rPr>
-        <w:t>판례는 당해 법관이 위법 또는 부당한 목적 가지고 재판하였다거나 법관이 준수하여야 할 기준을 현저히 ________하는 등 법관에 부여된 ________ 취지에 명백히 어긋나게 이를 행사하였다고 인정할만한 특별한 사정이 있으면 재판작용에 대한 불법행위 성립할 수 있다고 본다.</w:t>
-      </w:r>
-    </w:p>
-    <w:p>
-      <w:pPr>
-        <w:rPr>
-          <w:sz w:val="16"/>
-          <w:szCs w:val="16"/>
-        </w:rPr>
-      </w:pPr>
-      <w:r>
-        <w:rPr>
-          <w:rFonts w:hint="eastAsia"/>
-          <w:sz w:val="16"/>
-          <w:szCs w:val="16"/>
-        </w:rPr>
-        <w:t xml:space="preserve">또한, 판례는 재판에 대한 불복절차가 마련되어 있음에도 불구하고 그 시정을 구하지 않은 때에는 ________배상에 의한 권리구제를 받을 수 없다고 보아 </w:t>
+        <w:t>) 위법한 판결에 의한 ▁48▁배상</w:t>
+      </w:r>
+    </w:p>
+    <w:p>
+      <w:pPr>
+        <w:rPr>
+          <w:sz w:val="16"/>
+          <w:szCs w:val="16"/>
+        </w:rPr>
+      </w:pPr>
+      <w:r>
+        <w:rPr>
+          <w:rFonts w:hint="eastAsia"/>
+          <w:sz w:val="16"/>
+          <w:szCs w:val="16"/>
+        </w:rPr>
+        <w:t xml:space="preserve">재판의 독립성 및 확정판결 기판력에 비추어 재판작용에 대하여 ▁49▁배상책임이 인정되지 않는다는 견해가 있으나, </w:t>
+      </w:r>
+    </w:p>
+    <w:p>
+      <w:pPr>
+        <w:rPr>
+          <w:sz w:val="16"/>
+          <w:szCs w:val="16"/>
+        </w:rPr>
+      </w:pPr>
+      <w:r>
+        <w:rPr>
+          <w:rFonts w:hint="eastAsia"/>
+          <w:sz w:val="16"/>
+          <w:szCs w:val="16"/>
+        </w:rPr>
+        <w:t>판례는 당해 법관이 위법 또는 부당한 목적 가지고 재판하였다거나 법관이 준수하여야 할 기준을 현저히 ▁50▁하는 등 법관에 부여된 권한 취지에 명백히 어긋나게 이를 행사하였다고 인정할만한 특별한 사정이 있으면 재판작용에 대한 불법행위 성립할 수 있다고 본다.</w:t>
+      </w:r>
+    </w:p>
+    <w:p>
+      <w:pPr>
+        <w:rPr>
+          <w:sz w:val="16"/>
+          <w:szCs w:val="16"/>
+        </w:rPr>
+      </w:pPr>
+      <w:r>
+        <w:rPr>
+          <w:rFonts w:hint="eastAsia"/>
+          <w:sz w:val="16"/>
+          <w:szCs w:val="16"/>
+        </w:rPr>
+        <w:t xml:space="preserve">또한, 판례는 재판에 대한 불복절차가 마련되어 있음에도 불구하고 그 시정을 구하지 않은 때에는 ▁51▁배상에 의한 권리구제를 받을 수 없다고 보아 </w:t>
       </w:r>
       <w:r>
         <w:rPr>
@@ -2672,7 +2671,7 @@
           <w:szCs w:val="16"/>
           <w:u w:val="single"/>
         </w:rPr>
-        <w:t>(________배상청구 보충성)</w:t>
+        <w:t>(국가배상청구 보충성)</w:t>
       </w:r>
       <w:r>
         <w:rPr>
@@ -2696,7 +2695,7 @@
           <w:sz w:val="16"/>
           <w:szCs w:val="16"/>
         </w:rPr>
-        <w:t xml:space="preserve">(긍정례 : 적법한 헌법소원심판청구임에도 사실오인하여 제소기간 불충족으로 각하결정 시 불복절차 없으므로 ________________ 인정) </w:t>
+        <w:t xml:space="preserve">(긍정례 : 적법한 헌법소원심판청구임에도 사실오인하여 제소기간 불충족으로 각하결정 시 불복절차 없으므로 ▁52▁배상책임 인정) </w:t>
       </w:r>
     </w:p>
     <w:p>
@@ -2729,15 +2728,15 @@
           <w:sz w:val="16"/>
           <w:szCs w:val="16"/>
         </w:rPr>
-        <w:t xml:space="preserve"> 가해________의 대외적 책임</w:t>
-      </w:r>
-      <w:r>
-        <w:rPr>
-          <w:rFonts w:hint="eastAsia"/>
-          <w:sz w:val="16"/>
-          <w:szCs w:val="16"/>
-        </w:rPr>
-        <w:t>(경________ 부정, 고의중과실 긍정)</w:t>
+        <w:t xml:space="preserve"> 가해공무원의 대외적 책임</w:t>
+      </w:r>
+      <w:r>
+        <w:rPr>
+          <w:rFonts w:hint="eastAsia"/>
+          <w:sz w:val="16"/>
+          <w:szCs w:val="16"/>
+        </w:rPr>
+        <w:t>(경과실 부정, ▁53▁중과실 긍정)</w:t>
       </w:r>
     </w:p>
     <w:p>
@@ -2762,23 +2761,23 @@
           <w:sz w:val="16"/>
           <w:szCs w:val="16"/>
         </w:rPr>
-        <w:t>제29조 ①________의 직무상 불법행위로 ________를 받은 국민은 법률이 정하는 바에 의하여 국가 또는 공공단체에 정당한 배상을 구할 수 있다. 이 경우 공무원 자신의 책임은 면제되지 아니한다.</w:t>
-      </w:r>
-    </w:p>
-    <w:p>
-      <w:pPr>
-        <w:rPr>
-          <w:sz w:val="16"/>
-          <w:szCs w:val="16"/>
-        </w:rPr>
-      </w:pPr>
-      <w:r>
-        <w:rPr>
-          <w:rFonts w:hint="eastAsia"/>
-          <w:sz w:val="16"/>
-          <w:szCs w:val="16"/>
-        </w:rPr>
-        <w:t>피해자가 ________배상법 제2조 1항에 따라 국가에 배상청구하는 것 외에 가해________에게 직접 배상청구를 할 수 있는지 문제된다.</w:t>
+        <w:t>제29조 ①공무원의 직무상 불법행위로 ▁54▁를 받은 국민은 법률이 정하는 바에 의하여 국가 또는 공공단체에 정당한 배상을 구할 수 있다. 이 경우 공무원 자신의 책임은 면제되지 아니한다.</w:t>
+      </w:r>
+    </w:p>
+    <w:p>
+      <w:pPr>
+        <w:rPr>
+          <w:sz w:val="16"/>
+          <w:szCs w:val="16"/>
+        </w:rPr>
+      </w:pPr>
+      <w:r>
+        <w:rPr>
+          <w:rFonts w:hint="eastAsia"/>
+          <w:sz w:val="16"/>
+          <w:szCs w:val="16"/>
+        </w:rPr>
+        <w:t>피해자가 ▁55▁배상법 제2조 1항에 따라 국가에 배상청구하는 것 외에 가해공무원에게 직접 배상청구를 할 수 있는지 문제된다.</w:t>
       </w:r>
       <w:r>
         <w:rPr>
@@ -2834,23 +2833,23 @@
           <w:sz w:val="16"/>
           <w:szCs w:val="16"/>
         </w:rPr>
-        <w:t>________ 위법행위 방지와 피해자 권리구제를 위하여 긍정, 공무원 배상책임에 대한 명문 규정 없는 이상 국가의 ________ 및 공무원 징계로 위법방지할 수 있을 뿐, 직접청구 부정설이 대립한다.</w:t>
-      </w:r>
-    </w:p>
-    <w:p>
-      <w:pPr>
-        <w:rPr>
-          <w:sz w:val="16"/>
-          <w:szCs w:val="16"/>
-        </w:rPr>
-      </w:pPr>
-      <w:r>
-        <w:rPr>
-          <w:rFonts w:hint="eastAsia"/>
-          <w:sz w:val="16"/>
-          <w:szCs w:val="16"/>
-        </w:rPr>
-        <w:t>판례는 절충설의 입장에서, ________ 경________로 타인에게 손해를 입힌 경우 국가의 기관으로서 행위에 불과하여 국가만이 책임을 지나, 고의중과실 위법행위는 기관으로서의 행위로 볼 수 없으므로 직접 손해배상책임을 부담한다고 본다.</w:t>
+        <w:t>공무원 위법행위 방지와 피해자 권리구제를 위하여 긍정, 공무원 배상책임에 대한 명문 규정 없는 이상 ▁56▁의 구상 및 공무원 징계로 위법방지할 수 있을 뿐, 직접청구 부정설이 대립한다.</w:t>
+      </w:r>
+    </w:p>
+    <w:p>
+      <w:pPr>
+        <w:rPr>
+          <w:sz w:val="16"/>
+          <w:szCs w:val="16"/>
+        </w:rPr>
+      </w:pPr>
+      <w:r>
+        <w:rPr>
+          <w:rFonts w:hint="eastAsia"/>
+          <w:sz w:val="16"/>
+          <w:szCs w:val="16"/>
+        </w:rPr>
+        <w:t>판례는 절충설의 입장에서, 공무원 경과실로 타인에게 ▁57▁를 입힌 경우 국가의 기관으로서 행위에 불과하여 국가만이 책임을 지나, 고의중과실 위법행위는 기관으로서의 행위로 볼 수 없으므로 직접 손해배상책임을 부담한다고 본다.</w:t>
       </w:r>
     </w:p>
     <w:p>
@@ -2883,7 +2882,7 @@
           <w:sz w:val="16"/>
           <w:szCs w:val="16"/>
         </w:rPr>
-        <w:t xml:space="preserve"> ________관계</w:t>
+        <w:t xml:space="preserve"> ▁58▁관계</w:t>
       </w:r>
     </w:p>
     <w:tbl>
@@ -2915,7 +2914,7 @@
                 <w:sz w:val="16"/>
                 <w:szCs w:val="16"/>
               </w:rPr>
-              <w:t xml:space="preserve">________ </w:t>
+              <w:t xml:space="preserve">▁157▁ </w:t>
             </w:r>
             <w:r>
               <w:rPr>
@@ -2946,7 +2945,7 @@
                 <w:sz w:val="16"/>
                 <w:szCs w:val="16"/>
               </w:rPr>
-              <w:t>고의중________ ________</w:t>
+              <w:t>▁158▁중과실 공무원</w:t>
             </w:r>
           </w:p>
         </w:tc>
@@ -2966,7 +2965,7 @@
                 <w:sz w:val="16"/>
                 <w:szCs w:val="16"/>
               </w:rPr>
-              <w:t>________에게 고의 또는 중대한 ________이 있으면 국가나 지방자치단체는 그 공무원에게 구상할 수 있다</w:t>
+              <w:t>공무원에게 고의 또는 중대한 과실이 있으면 국가나 ▁159▁는 그 공무원에게 구상할 수 있다</w:t>
             </w:r>
             <w:r>
               <w:rPr>
@@ -2997,7 +2996,7 @@
                 <w:sz w:val="16"/>
                 <w:szCs w:val="16"/>
               </w:rPr>
-              <w:t>다만, 배상청구권 시효완성되었으나 국가의 시효완성 주장이 신의칙 반하여 국가가 배상한 경우에는, 고의중________의 ________에게 구상할 수 없다고 본다(2015다200258).</w:t>
+              <w:t>다만, 배상청구권 시효완성되었으나 국가의 시효완성 주장이 신의칙 반하여 국가가 배상한 경우에는, ▁160▁중과실의 공무원에게 구상할 수 없다고 본다(2015다200258).</w:t>
             </w:r>
           </w:p>
         </w:tc>
@@ -3021,7 +3020,7 @@
                 <w:sz w:val="16"/>
                 <w:szCs w:val="16"/>
               </w:rPr>
-              <w:t xml:space="preserve">________ </w:t>
+              <w:t xml:space="preserve">국가 </w:t>
             </w:r>
             <w:r>
               <w:rPr>
@@ -3044,7 +3043,7 @@
                 <w:sz w:val="16"/>
                 <w:szCs w:val="16"/>
               </w:rPr>
-              <w:t>경과실 ________</w:t>
+              <w:t>경▁161▁ 공무원</w:t>
             </w:r>
           </w:p>
         </w:tc>
@@ -3089,7 +3088,7 @@
                 <w:sz w:val="16"/>
                 <w:szCs w:val="16"/>
               </w:rPr>
-              <w:t>고의중________ ________</w:t>
+              <w:t>▁162▁중과실 공무원</w:t>
             </w:r>
             <w:r>
               <w:rPr>
@@ -3157,7 +3156,7 @@
                 <w:sz w:val="16"/>
                 <w:szCs w:val="16"/>
               </w:rPr>
-              <w:t>경________ ________</w:t>
+              <w:t>경▁163▁ 공무원</w:t>
             </w:r>
           </w:p>
           <w:p>
@@ -3180,7 +3179,7 @@
                 <w:sz w:val="16"/>
                 <w:szCs w:val="16"/>
               </w:rPr>
-              <w:t xml:space="preserve"> ________</w:t>
+              <w:t xml:space="preserve"> ▁164▁</w:t>
             </w:r>
           </w:p>
         </w:tc>
@@ -3201,7 +3200,7 @@
                 <w:sz w:val="16"/>
                 <w:szCs w:val="16"/>
               </w:rPr>
-              <w:t>경________ 있는 ________이 직접 피해자에게 손해배상하였다면, 도의관념에 적합한 비채변제에 해당하여 피해자는 공무원에게 이를 반환할 의무가 없고, 공무원은 국가에게 구상할 수 있다.</w:t>
+              <w:t>경과실 있는 공무원이 직접 피해자에게 ▁165▁배상하였다면, 도의관념에 적합한 비채변제에 해당하여 피해자는 공무원에게 이를 반환할 의무가 없고, 공무원은 국가에게 구상할 수 있다.</w:t>
             </w:r>
           </w:p>
         </w:tc>
@@ -3237,7 +3236,7 @@
           <w:sz w:val="16"/>
           <w:szCs w:val="16"/>
         </w:rPr>
-        <w:t>5. ________과 ________배상청구소송</w:t>
+        <w:t>5. 항고소송과 ▁59▁배상청구소송</w:t>
       </w:r>
     </w:p>
     <w:p>
@@ -3308,127 +3307,127 @@
           <w:sz w:val="16"/>
           <w:szCs w:val="16"/>
         </w:rPr>
-        <w:t>________이란 소송물에 관하여 법원의 ________이 확정되면, 이후 동일사항에 관하여 당사자는 그에 반하는 주장을 할 수 없고, 법원도 그와 모순저촉되는 판단을 하여서는 아니되는 구속력을 말하며, 행정소송법에 별도 규정이 없는 한 민사소송법 준용되므로 취소판결이 확정되면 기판력이 발생한다.</w:t>
-      </w:r>
-    </w:p>
-    <w:p>
-      <w:pPr>
-        <w:rPr>
-          <w:sz w:val="16"/>
-          <w:szCs w:val="16"/>
-        </w:rPr>
-      </w:pPr>
-      <w:r>
-        <w:rPr>
-          <w:rFonts w:hint="eastAsia"/>
-          <w:sz w:val="16"/>
-          <w:szCs w:val="16"/>
-        </w:rPr>
-        <w:t>________의 소송물은 처분의 위법성이므로, 취소판결 확정되면 처분이 위법하다는 점에 기판력이 발생한다. 이러한 취소판결 기판력이 후소인 국가배상청구소송의 선결문제가 되어 법령________ 판단에 미치는지 문제된다.</w:t>
-      </w:r>
-    </w:p>
-    <w:p>
-      <w:pPr>
-        <w:rPr>
-          <w:sz w:val="16"/>
-          <w:szCs w:val="16"/>
-        </w:rPr>
-      </w:pPr>
-      <w:r>
-        <w:rPr>
-          <w:rFonts w:hint="eastAsia"/>
-          <w:sz w:val="16"/>
-          <w:szCs w:val="16"/>
-        </w:rPr>
-        <w:t xml:space="preserve">________ </w:t>
-      </w:r>
-      <w:r>
-        <w:rPr>
-          <w:rFonts w:hint="eastAsia"/>
-          <w:sz w:val="16"/>
-          <w:szCs w:val="16"/>
-        </w:rPr>
-        <w:t>긍정설 : 협의의 행위위법성설에 입각하여 ________이 미치므로 선행판결과 다른 판결을 할 수 없다.</w:t>
-      </w:r>
-    </w:p>
-    <w:p>
-      <w:pPr>
-        <w:rPr>
-          <w:sz w:val="16"/>
-          <w:szCs w:val="16"/>
-        </w:rPr>
-      </w:pPr>
-      <w:r>
-        <w:rPr>
-          <w:rFonts w:hint="eastAsia"/>
-          <w:sz w:val="16"/>
-          <w:szCs w:val="16"/>
-        </w:rPr>
-        <w:t>________ : 광의의 행위위법성설에 입각하여 인용판결의 ________은 미치나, 기각판결의 기판력은 미치지 않는다.</w:t>
-      </w:r>
-    </w:p>
-    <w:p>
-      <w:pPr>
-        <w:rPr>
-          <w:sz w:val="16"/>
-          <w:szCs w:val="16"/>
-        </w:rPr>
-      </w:pPr>
-      <w:r>
-        <w:rPr>
-          <w:rFonts w:hint="eastAsia"/>
-          <w:sz w:val="16"/>
-          <w:szCs w:val="16"/>
-        </w:rPr>
-        <w:t>________ : 상대적 위법성설 입장에서 위법개념이 달라 ________ 미치지 않는다.</w:t>
-      </w:r>
-    </w:p>
-    <w:p>
-      <w:pPr>
-        <w:rPr>
-          <w:sz w:val="16"/>
-          <w:szCs w:val="16"/>
-        </w:rPr>
-      </w:pPr>
-      <w:r>
-        <w:rPr>
-          <w:rFonts w:hint="eastAsia"/>
-          <w:sz w:val="16"/>
-          <w:szCs w:val="16"/>
-        </w:rPr>
-        <w:t>판례는 어떠한 행정처분이 항고소송에서 취소되었다 할지라도 그 기판력에 의하여 당해 행정처분이 곧바로 ________의 고의과실에 인한 것으로서 불법행위를 구성한다고 단정할 수 없으며, 그러한 처분이 일반 공무원을 표준으로 하여 볼 때 ________ 주의의무 결하여 객관적 정당성을 결여하였는지 여부에 따라 판단하여야 한다고 본다.</w:t>
-      </w:r>
-    </w:p>
-    <w:p>
-      <w:pPr>
-        <w:rPr>
-          <w:sz w:val="16"/>
-          <w:szCs w:val="16"/>
-        </w:rPr>
-      </w:pPr>
-      <w:r>
-        <w:rPr>
-          <w:rFonts w:hint="eastAsia"/>
-          <w:sz w:val="16"/>
-          <w:szCs w:val="16"/>
-        </w:rPr>
-        <w:t>민사법원으로서는 독자적으로 법령________여부 등 국가배상청구요건 충족여부를 심리하여 인용여부를 ________하여야 한다.</w:t>
-      </w:r>
-    </w:p>
-    <w:p>
-      <w:pPr>
-        <w:rPr>
-          <w:sz w:val="16"/>
-          <w:szCs w:val="16"/>
-        </w:rPr>
-      </w:pPr>
-      <w:r>
-        <w:rPr>
-          <w:rFonts w:hint="eastAsia"/>
-          <w:sz w:val="16"/>
-          <w:szCs w:val="16"/>
-        </w:rPr>
-        <w:t>이하 ________배상청구요건(공직고과위손인) 검토할 것</w:t>
+        <w:t>기판력이란 소송물에 관하여 법원의 ▁60▁이 확정되면, 이후 동일사항에 관하여 당사자는 그에 반하는 주장을 할 수 없고, 법원도 그와 모순저촉되는 판단을 하여서는 아니되는 구속력을 말하며, 행정소송법에 별도 규정이 없는 한 민사소송법 준용되므로 취소판결이 확정되면 기판력이 발생한다.</w:t>
+      </w:r>
+    </w:p>
+    <w:p>
+      <w:pPr>
+        <w:rPr>
+          <w:sz w:val="16"/>
+          <w:szCs w:val="16"/>
+        </w:rPr>
+      </w:pPr>
+      <w:r>
+        <w:rPr>
+          <w:rFonts w:hint="eastAsia"/>
+          <w:sz w:val="16"/>
+          <w:szCs w:val="16"/>
+        </w:rPr>
+        <w:t>취소소송의 소송물은 처분의 위법성이므로, 취소판결 확정되면 처분이 위법하다는 점에 기판력이 발생한다. 이러한 취소판결 기판력이 후소인 국가배상청구소송의 선결문제가 되어 ▁61▁위반 판단에 미치는지 문제된다.</w:t>
+      </w:r>
+    </w:p>
+    <w:p>
+      <w:pPr>
+        <w:rPr>
+          <w:sz w:val="16"/>
+          <w:szCs w:val="16"/>
+        </w:rPr>
+      </w:pPr>
+      <w:r>
+        <w:rPr>
+          <w:rFonts w:hint="eastAsia"/>
+          <w:sz w:val="16"/>
+          <w:szCs w:val="16"/>
+        </w:rPr>
+        <w:t xml:space="preserve">▁62▁ </w:t>
+      </w:r>
+      <w:r>
+        <w:rPr>
+          <w:rFonts w:hint="eastAsia"/>
+          <w:sz w:val="16"/>
+          <w:szCs w:val="16"/>
+        </w:rPr>
+        <w:t>긍정설 : 협의의 행위위법성설에 입각하여 기판력이 미치므로 선행판결과 다른 판결을 할 수 없다.</w:t>
+      </w:r>
+    </w:p>
+    <w:p>
+      <w:pPr>
+        <w:rPr>
+          <w:sz w:val="16"/>
+          <w:szCs w:val="16"/>
+        </w:rPr>
+      </w:pPr>
+      <w:r>
+        <w:rPr>
+          <w:rFonts w:hint="eastAsia"/>
+          <w:sz w:val="16"/>
+          <w:szCs w:val="16"/>
+        </w:rPr>
+        <w:t>제한적 긍정설 : 광의의 행위위법성설에 입각하여 인용판결의 ▁63▁은 미치나, 기각판결의 기판력은 미치지 않는다.</w:t>
+      </w:r>
+    </w:p>
+    <w:p>
+      <w:pPr>
+        <w:rPr>
+          <w:sz w:val="16"/>
+          <w:szCs w:val="16"/>
+        </w:rPr>
+      </w:pPr>
+      <w:r>
+        <w:rPr>
+          <w:rFonts w:hint="eastAsia"/>
+          <w:sz w:val="16"/>
+          <w:szCs w:val="16"/>
+        </w:rPr>
+        <w:t>부정설 : 상대적 위법성설 입장에서 위법개념이 달라 ▁64▁ 미치지 않는다.</w:t>
+      </w:r>
+    </w:p>
+    <w:p>
+      <w:pPr>
+        <w:rPr>
+          <w:sz w:val="16"/>
+          <w:szCs w:val="16"/>
+        </w:rPr>
+      </w:pPr>
+      <w:r>
+        <w:rPr>
+          <w:rFonts w:hint="eastAsia"/>
+          <w:sz w:val="16"/>
+          <w:szCs w:val="16"/>
+        </w:rPr>
+        <w:t>판례는 어떠한 행정처분이 항고소송에서 취소되었다 할지라도 그 기판력에 의하여 당해 행정처분이 곧바로 공무원의 ▁65▁과실에 인한 것으로서 불법행위를 구성한다고 단정할 수 없으며, 그러한 처분이 일반 공무원을 표준으로 하여 볼 때 객관적 주의의무 결하여 객관적 정당성을 결여하였는지 여부에 따라 판단하여야 한다고 본다.</w:t>
+      </w:r>
+    </w:p>
+    <w:p>
+      <w:pPr>
+        <w:rPr>
+          <w:sz w:val="16"/>
+          <w:szCs w:val="16"/>
+        </w:rPr>
+      </w:pPr>
+      <w:r>
+        <w:rPr>
+          <w:rFonts w:hint="eastAsia"/>
+          <w:sz w:val="16"/>
+          <w:szCs w:val="16"/>
+        </w:rPr>
+        <w:t>민사법원으로서는 독자적으로 ▁66▁위반여부 등 국가배상청구요건 충족여부를 심리하여 인용여부를 판단하여야 한다.</w:t>
+      </w:r>
+    </w:p>
+    <w:p>
+      <w:pPr>
+        <w:rPr>
+          <w:sz w:val="16"/>
+          <w:szCs w:val="16"/>
+        </w:rPr>
+      </w:pPr>
+      <w:r>
+        <w:rPr>
+          <w:rFonts w:hint="eastAsia"/>
+          <w:sz w:val="16"/>
+          <w:szCs w:val="16"/>
+        </w:rPr>
+        <w:t>이하 ▁67▁배상청구요건(공직고과위손인) 검토할 것</w:t>
       </w:r>
     </w:p>
     <w:p>
@@ -3469,7 +3468,7 @@
           <w:sz w:val="16"/>
           <w:szCs w:val="16"/>
         </w:rPr>
-        <w:t>A처분에 대하여 甲이 ________ 제기하여 기각판결이 확정되었다. ________배상청구소송 제기하였을 때 인용여부?</w:t>
+        <w:t>A처분에 대하여 甲이 취소소송 제기하여 기각판결이 확정되었다. ▁68▁배상청구소송 제기하였을 때 인용여부?</w:t>
       </w:r>
     </w:p>
     <w:tbl>
@@ -3507,87 +3506,87 @@
                 <w:sz w:val="16"/>
                 <w:szCs w:val="16"/>
               </w:rPr>
-              <w:t>________의 소송물 및 기각판결의 ________</w:t>
-            </w:r>
-          </w:p>
-          <w:p>
-            <w:pPr>
-              <w:rPr>
-                <w:sz w:val="16"/>
-                <w:szCs w:val="16"/>
-              </w:rPr>
-            </w:pPr>
-            <w:r>
-              <w:rPr>
-                <w:rFonts w:hint="eastAsia"/>
-                <w:sz w:val="16"/>
-                <w:szCs w:val="16"/>
-              </w:rPr>
-              <w:t>2. ________의 작용</w:t>
-            </w:r>
-          </w:p>
-          <w:p>
-            <w:pPr>
-              <w:rPr>
-                <w:sz w:val="16"/>
-                <w:szCs w:val="16"/>
-              </w:rPr>
-            </w:pPr>
-            <w:r>
-              <w:rPr>
-                <w:rFonts w:hint="eastAsia"/>
-                <w:sz w:val="16"/>
-                <w:szCs w:val="16"/>
-              </w:rPr>
-              <w:t>1) 주관적 범위 : ________의 ________은 당사자인 행정청 및 원고뿐 아니라 그 처분의 권리귀속 주체인 행정주체, 즉, 국가 또느 지자체에도 미친다. 취소소송 피고를 행정청으로 정한 것은 원고 소송편의를 위한 것이기 때문이다.</w:t>
-            </w:r>
-          </w:p>
-          <w:p>
-            <w:pPr>
-              <w:rPr>
-                <w:sz w:val="16"/>
-                <w:szCs w:val="16"/>
-              </w:rPr>
-            </w:pPr>
-            <w:r>
-              <w:rPr>
-                <w:rFonts w:hint="eastAsia"/>
-                <w:sz w:val="16"/>
-                <w:szCs w:val="16"/>
-              </w:rPr>
-              <w:t>2) 시간적 범위 : ________ ________ 발생하여 전소 사변종 기준으로 다툴 수 있는 사유는 차단된다.</w:t>
-            </w:r>
-          </w:p>
-          <w:p>
-            <w:pPr>
-              <w:rPr>
-                <w:sz w:val="16"/>
-                <w:szCs w:val="16"/>
-              </w:rPr>
-            </w:pPr>
-            <w:r>
-              <w:rPr>
-                <w:rFonts w:hint="eastAsia"/>
-                <w:sz w:val="16"/>
-                <w:szCs w:val="16"/>
-              </w:rPr>
-              <w:t xml:space="preserve">3) ________ 범위 : 기판력은 판결 주문에 발생하고, 따라서 ________의 기판력도 판결 주문에 표시된 소송물에 관한 판단에만 발생한다. </w:t>
-            </w:r>
-          </w:p>
-          <w:p>
-            <w:pPr>
-              <w:rPr>
-                <w:sz w:val="16"/>
-                <w:szCs w:val="16"/>
-              </w:rPr>
-            </w:pPr>
-            <w:r>
-              <w:rPr>
-                <w:rFonts w:hint="eastAsia"/>
-                <w:sz w:val="16"/>
-                <w:szCs w:val="16"/>
-              </w:rPr>
-              <w:t xml:space="preserve">________의 소송물은 처분의 위법성 여부이므로, 취소소송의 확정판결 ________은 처분의 위법 및 효력여부에 발생한다. 전소에서 </w:t>
+              <w:t>▁166▁의 소송물 및 기각판결의 기판력</w:t>
+            </w:r>
+          </w:p>
+          <w:p>
+            <w:pPr>
+              <w:rPr>
+                <w:sz w:val="16"/>
+                <w:szCs w:val="16"/>
+              </w:rPr>
+            </w:pPr>
+            <w:r>
+              <w:rPr>
+                <w:rFonts w:hint="eastAsia"/>
+                <w:sz w:val="16"/>
+                <w:szCs w:val="16"/>
+              </w:rPr>
+              <w:t>2. ▁167▁의 작용</w:t>
+            </w:r>
+          </w:p>
+          <w:p>
+            <w:pPr>
+              <w:rPr>
+                <w:sz w:val="16"/>
+                <w:szCs w:val="16"/>
+              </w:rPr>
+            </w:pPr>
+            <w:r>
+              <w:rPr>
+                <w:rFonts w:hint="eastAsia"/>
+                <w:sz w:val="16"/>
+                <w:szCs w:val="16"/>
+              </w:rPr>
+              <w:t>1) 주관적 범위 : 취소소송의 기판력은 당사자인 행정청 및 원고뿐 아니라 그 처분의 권리귀속 주체인 행정주체, 즉, ▁168▁ 또느 지자체에도 미친다. 취소소송 피고를 행정청으로 정한 것은 원고 소송편의를 위한 것이기 때문이다.</w:t>
+            </w:r>
+          </w:p>
+          <w:p>
+            <w:pPr>
+              <w:rPr>
+                <w:sz w:val="16"/>
+                <w:szCs w:val="16"/>
+              </w:rPr>
+            </w:pPr>
+            <w:r>
+              <w:rPr>
+                <w:rFonts w:hint="eastAsia"/>
+                <w:sz w:val="16"/>
+                <w:szCs w:val="16"/>
+              </w:rPr>
+              <w:t>2) 시간적 범위 : ▁169▁ 기판력 발생하여 전소 사변종 기준으로 다툴 수 있는 사유는 차단된다.</w:t>
+            </w:r>
+          </w:p>
+          <w:p>
+            <w:pPr>
+              <w:rPr>
+                <w:sz w:val="16"/>
+                <w:szCs w:val="16"/>
+              </w:rPr>
+            </w:pPr>
+            <w:r>
+              <w:rPr>
+                <w:rFonts w:hint="eastAsia"/>
+                <w:sz w:val="16"/>
+                <w:szCs w:val="16"/>
+              </w:rPr>
+              <w:t xml:space="preserve">3) 객관적 범위 : 기판력은 판결 주문에 발생하고, 따라서 취소소송의 기판력도 판결 주문에 표시된 소송물에 관한 ▁170▁에만 발생한다. </w:t>
+            </w:r>
+          </w:p>
+          <w:p>
+            <w:pPr>
+              <w:rPr>
+                <w:sz w:val="16"/>
+                <w:szCs w:val="16"/>
+              </w:rPr>
+            </w:pPr>
+            <w:r>
+              <w:rPr>
+                <w:rFonts w:hint="eastAsia"/>
+                <w:sz w:val="16"/>
+                <w:szCs w:val="16"/>
+              </w:rPr>
+              <w:t xml:space="preserve">▁171▁의 소송물은 처분의 위법성 여부이므로, 취소소송의 확정판결 기판력은 처분의 위법 및 효력여부에 발생한다. 전소에서 </w:t>
             </w:r>
             <w:r>
               <w:rPr>
@@ -3621,135 +3620,135 @@
                 <w:sz w:val="16"/>
                 <w:szCs w:val="16"/>
               </w:rPr>
-              <w:t xml:space="preserve">3. 국가배상청구소송의 법령________ 학설 소개(배점보고 ________) : </w:t>
-            </w:r>
-          </w:p>
-          <w:p>
-            <w:pPr>
-              <w:rPr>
-                <w:sz w:val="16"/>
-                <w:szCs w:val="16"/>
-              </w:rPr>
-            </w:pPr>
-            <w:r>
-              <w:rPr>
-                <w:rFonts w:hint="eastAsia"/>
-                <w:sz w:val="16"/>
-                <w:szCs w:val="16"/>
-              </w:rPr>
-              <w:t xml:space="preserve">협의 위법성설에 따르면 처분의 위법성과 법령________은 같다. 따라서 전소는 후소의 선결관계가 되어 전소 ________이 후소에 미친다. </w:t>
-            </w:r>
-          </w:p>
-          <w:p>
-            <w:pPr>
-              <w:rPr>
-                <w:sz w:val="16"/>
-                <w:szCs w:val="16"/>
-              </w:rPr>
-            </w:pPr>
-            <w:r>
-              <w:rPr>
-                <w:rFonts w:hint="eastAsia"/>
-                <w:sz w:val="16"/>
-                <w:szCs w:val="16"/>
-              </w:rPr>
-              <w:t>상대적 위법성설 또는 결과위법성설에 따르면 처분의 위법성과 법령________이 다르다. 따라서 전소의 ________이 후소에 미치지 않는다.</w:t>
-            </w:r>
-          </w:p>
-          <w:p>
-            <w:pPr>
-              <w:rPr>
-                <w:sz w:val="16"/>
-                <w:szCs w:val="16"/>
-              </w:rPr>
-            </w:pPr>
-            <w:r>
-              <w:rPr>
-                <w:rFonts w:hint="eastAsia"/>
-                <w:sz w:val="16"/>
-                <w:szCs w:val="16"/>
-              </w:rPr>
-              <w:t>4. ________의 ________이 국가배상청구소송에 미치는지 여부</w:t>
-            </w:r>
-          </w:p>
-          <w:p>
-            <w:pPr>
-              <w:rPr>
-                <w:sz w:val="16"/>
-                <w:szCs w:val="16"/>
-              </w:rPr>
-            </w:pPr>
-            <w:r>
-              <w:rPr>
-                <w:rFonts w:hint="eastAsia"/>
-                <w:sz w:val="16"/>
-                <w:szCs w:val="16"/>
-              </w:rPr>
-              <w:t>1) ________ 긍정설 : 전소는 후소의 선결관계에 해당하여 전소 기판력이 후소에 미치며, 전소에서 처분이 적법하다는 점에 대하여 기판력 발생하였으므로, 후소에서 법령________을 인정할 수 없다. (전소가 인용판결, 사정판결이면 처분 위법하다는 점에 대하여 기판력 발생하였으므로 법령위반 인정된다.)</w:t>
-            </w:r>
-          </w:p>
-          <w:p>
-            <w:pPr>
-              <w:rPr>
-                <w:sz w:val="16"/>
-                <w:szCs w:val="16"/>
-              </w:rPr>
-            </w:pPr>
-            <w:r>
-              <w:rPr>
-                <w:rFonts w:hint="eastAsia"/>
-                <w:sz w:val="16"/>
-                <w:szCs w:val="16"/>
-              </w:rPr>
-              <w:t xml:space="preserve">2) ________ 부정설 : 전소 기판력이 후소에 미치지 않으므로 후소법원은 독자적으로 법령________ 여부를 판단한다. </w:t>
-            </w:r>
-          </w:p>
-          <w:p>
-            <w:pPr>
-              <w:rPr>
-                <w:sz w:val="16"/>
-                <w:szCs w:val="16"/>
-              </w:rPr>
-            </w:pPr>
-            <w:r>
-              <w:rPr>
-                <w:rFonts w:hint="eastAsia"/>
-                <w:sz w:val="16"/>
-                <w:szCs w:val="16"/>
-              </w:rPr>
-              <w:t>3) 제한적 ________ 긍정설 : ________ 인용판결, 사정판결의 기판력은 후소에 미치나, 기각판결은 후소에 미치지 아니한다.</w:t>
-            </w:r>
-          </w:p>
-          <w:p>
-            <w:pPr>
-              <w:rPr>
-                <w:sz w:val="16"/>
-                <w:szCs w:val="16"/>
-              </w:rPr>
-            </w:pPr>
-            <w:r>
-              <w:rPr>
-                <w:rFonts w:hint="eastAsia"/>
-                <w:sz w:val="16"/>
-                <w:szCs w:val="16"/>
-              </w:rPr>
-              <w:t>5. (________ ________ 택한 경우) 처분의 구성요건적 효력과 선결문제</w:t>
-            </w:r>
-          </w:p>
-          <w:p>
-            <w:pPr>
-              <w:rPr>
-                <w:sz w:val="16"/>
-                <w:szCs w:val="16"/>
-              </w:rPr>
-            </w:pPr>
-            <w:r>
-              <w:rPr>
-                <w:rFonts w:hint="eastAsia"/>
-                <w:sz w:val="16"/>
-                <w:szCs w:val="16"/>
-              </w:rPr>
-              <w:t>심사________도 있으나, 판례는 위법한 행정대집행이 완료되면 그에 대한 취소를 구할 소의 이익은 없으나, 그 대집행에 대한 취소판결 있어야만 행정처분의 위법을 이유로 한 ________배상청구를 할 수 있는 것은 아니라고 판시하여 심사긍정설</w:t>
+              <w:t xml:space="preserve">3. 국가배상청구소송의 ▁172▁위반 학설 소개(배점보고 판단) : </w:t>
+            </w:r>
+          </w:p>
+          <w:p>
+            <w:pPr>
+              <w:rPr>
+                <w:sz w:val="16"/>
+                <w:szCs w:val="16"/>
+              </w:rPr>
+            </w:pPr>
+            <w:r>
+              <w:rPr>
+                <w:rFonts w:hint="eastAsia"/>
+                <w:sz w:val="16"/>
+                <w:szCs w:val="16"/>
+              </w:rPr>
+              <w:t xml:space="preserve">협의 위법성설에 따르면 처분의 위법성과 ▁173▁위반은 같다. 따라서 전소는 후소의 선결관계가 되어 전소 기판력이 후소에 미친다. </w:t>
+            </w:r>
+          </w:p>
+          <w:p>
+            <w:pPr>
+              <w:rPr>
+                <w:sz w:val="16"/>
+                <w:szCs w:val="16"/>
+              </w:rPr>
+            </w:pPr>
+            <w:r>
+              <w:rPr>
+                <w:rFonts w:hint="eastAsia"/>
+                <w:sz w:val="16"/>
+                <w:szCs w:val="16"/>
+              </w:rPr>
+              <w:t>상대적 위법성설 또는 결과위법성설에 따르면 처분의 위법성과 ▁174▁위반이 다르다. 따라서 전소의 기판력이 후소에 미치지 않는다.</w:t>
+            </w:r>
+          </w:p>
+          <w:p>
+            <w:pPr>
+              <w:rPr>
+                <w:sz w:val="16"/>
+                <w:szCs w:val="16"/>
+              </w:rPr>
+            </w:pPr>
+            <w:r>
+              <w:rPr>
+                <w:rFonts w:hint="eastAsia"/>
+                <w:sz w:val="16"/>
+                <w:szCs w:val="16"/>
+              </w:rPr>
+              <w:t>4. 취소소송의 기판력이 ▁175▁배상청구소송에 미치는지 여부</w:t>
+            </w:r>
+          </w:p>
+          <w:p>
+            <w:pPr>
+              <w:rPr>
+                <w:sz w:val="16"/>
+                <w:szCs w:val="16"/>
+              </w:rPr>
+            </w:pPr>
+            <w:r>
+              <w:rPr>
+                <w:rFonts w:hint="eastAsia"/>
+                <w:sz w:val="16"/>
+                <w:szCs w:val="16"/>
+              </w:rPr>
+              <w:t>1) ▁176▁ 긍정설 : 전소는 후소의 선결관계에 해당하여 전소 기판력이 후소에 미치며, 전소에서 처분이 적법하다는 점에 대하여 기판력 발생하였으므로, 후소에서 법령위반을 인정할 수 없다. (전소가 인용판결, 사정판결이면 처분 위법하다는 점에 대하여 기판력 발생하였으므로 법령위반 인정된다.)</w:t>
+            </w:r>
+          </w:p>
+          <w:p>
+            <w:pPr>
+              <w:rPr>
+                <w:sz w:val="16"/>
+                <w:szCs w:val="16"/>
+              </w:rPr>
+            </w:pPr>
+            <w:r>
+              <w:rPr>
+                <w:rFonts w:hint="eastAsia"/>
+                <w:sz w:val="16"/>
+                <w:szCs w:val="16"/>
+              </w:rPr>
+              <w:t xml:space="preserve">2) ▁177▁ 부정설 : 전소 기판력이 후소에 미치지 않으므로 후소법원은 독자적으로 법령위반 여부를 판단한다. </w:t>
+            </w:r>
+          </w:p>
+          <w:p>
+            <w:pPr>
+              <w:rPr>
+                <w:sz w:val="16"/>
+                <w:szCs w:val="16"/>
+              </w:rPr>
+            </w:pPr>
+            <w:r>
+              <w:rPr>
+                <w:rFonts w:hint="eastAsia"/>
+                <w:sz w:val="16"/>
+                <w:szCs w:val="16"/>
+              </w:rPr>
+              <w:t>3) 제한적 기판력 긍정설 : ▁178▁ 인용판결, 사정판결의 기판력은 후소에 미치나, 기각판결은 후소에 미치지 아니한다.</w:t>
+            </w:r>
+          </w:p>
+          <w:p>
+            <w:pPr>
+              <w:rPr>
+                <w:sz w:val="16"/>
+                <w:szCs w:val="16"/>
+              </w:rPr>
+            </w:pPr>
+            <w:r>
+              <w:rPr>
+                <w:rFonts w:hint="eastAsia"/>
+                <w:sz w:val="16"/>
+                <w:szCs w:val="16"/>
+              </w:rPr>
+              <w:t>5. (▁179▁ 부정설 택한 경우) 처분의 구성요건적 효력과 선결문제</w:t>
+            </w:r>
+          </w:p>
+          <w:p>
+            <w:pPr>
+              <w:rPr>
+                <w:sz w:val="16"/>
+                <w:szCs w:val="16"/>
+              </w:rPr>
+            </w:pPr>
+            <w:r>
+              <w:rPr>
+                <w:rFonts w:hint="eastAsia"/>
+                <w:sz w:val="16"/>
+                <w:szCs w:val="16"/>
+              </w:rPr>
+              <w:t>심사부정설도 있으나, 판례는 위법한 행정대집행이 완료되면 그에 대한 취소를 구할 소의 이익은 없으나, 그 대집행에 대한 취소판결 있어야만 행정처분의 위법을 이유로 한 ▁180▁배상청구를 할 수 있는 것은 아니라고 판시하여 심사긍정설</w:t>
             </w:r>
             <w:r>
               <w:rPr>
@@ -3785,7 +3784,7 @@
           <w:sz w:val="16"/>
           <w:szCs w:val="16"/>
         </w:rPr>
-        <w:t>A처분에 대하여 甲이 무효확인소송 제기하여 기각판결이 확정되었다. ________배상청구소송 제기하였을 때 인용여부?</w:t>
+        <w:t>A처분에 대하여 甲이 무효확인소송 제기하여 기각판결이 확정되었다. ▁69▁배상청구소송 제기하였을 때 인용여부?</w:t>
       </w:r>
     </w:p>
     <w:tbl>
@@ -3823,7 +3822,7 @@
                 <w:sz w:val="16"/>
                 <w:szCs w:val="16"/>
               </w:rPr>
-              <w:t xml:space="preserve"> 및 기각판결의 ________</w:t>
+              <w:t xml:space="preserve"> 및 기각판결의 ▁181▁</w:t>
             </w:r>
             <w:r>
               <w:rPr>
@@ -3847,55 +3846,55 @@
                 <w:sz w:val="16"/>
                 <w:szCs w:val="16"/>
               </w:rPr>
-              <w:t>2. ________의 작용</w:t>
-            </w:r>
-          </w:p>
-          <w:p>
-            <w:pPr>
-              <w:rPr>
-                <w:sz w:val="16"/>
-                <w:szCs w:val="16"/>
-              </w:rPr>
-            </w:pPr>
-            <w:r>
-              <w:rPr>
-                <w:rFonts w:hint="eastAsia"/>
-                <w:sz w:val="16"/>
-                <w:szCs w:val="16"/>
-              </w:rPr>
-              <w:t>1) 주관적 범위 : 무효확인소송의 ________은 당사자인 행정청 및 원고뿐 아니라 그 처분의 권리귀속 주체인 행정주체, 즉, 국가 또느 지자체에도 미친다. ________ 피고를 행정청으로 정한 것은 원고 소송편의를 위한 것이기 때문이다.</w:t>
-            </w:r>
-          </w:p>
-          <w:p>
-            <w:pPr>
-              <w:rPr>
-                <w:sz w:val="16"/>
-                <w:szCs w:val="16"/>
-              </w:rPr>
-            </w:pPr>
-            <w:r>
-              <w:rPr>
-                <w:rFonts w:hint="eastAsia"/>
-                <w:sz w:val="16"/>
-                <w:szCs w:val="16"/>
-              </w:rPr>
-              <w:t>2) 시간적 범위 : 무효확인소송 ________ 발생하여 전소 사변종 기준으로 다툴 수 있는 사유는 차단된다.</w:t>
-            </w:r>
-          </w:p>
-          <w:p>
-            <w:pPr>
-              <w:rPr>
-                <w:sz w:val="16"/>
-                <w:szCs w:val="16"/>
-              </w:rPr>
-            </w:pPr>
-            <w:r>
-              <w:rPr>
-                <w:rFonts w:hint="eastAsia"/>
-                <w:sz w:val="16"/>
-                <w:szCs w:val="16"/>
-              </w:rPr>
-              <w:t xml:space="preserve">3) ________ 범위 : ________은 판결 주문에 발생하고, 따라서 무효확인소송의 기판력도 판결 주문에 표시된 소송물에 관한 판단에만 발생한다. </w:t>
+              <w:t>2. ▁182▁의 작용</w:t>
+            </w:r>
+          </w:p>
+          <w:p>
+            <w:pPr>
+              <w:rPr>
+                <w:sz w:val="16"/>
+                <w:szCs w:val="16"/>
+              </w:rPr>
+            </w:pPr>
+            <w:r>
+              <w:rPr>
+                <w:rFonts w:hint="eastAsia"/>
+                <w:sz w:val="16"/>
+                <w:szCs w:val="16"/>
+              </w:rPr>
+              <w:t>1) 주관적 범위 : 무효확인소송의 기판력은 당사자인 행정청 및 원고뿐 아니라 그 처분의 권리귀속 주체인 행정주체, 즉, ▁183▁ 또느 지자체에도 미친다. 항고소송 피고를 행정청으로 정한 것은 원고 소송편의를 위한 것이기 때문이다.</w:t>
+            </w:r>
+          </w:p>
+          <w:p>
+            <w:pPr>
+              <w:rPr>
+                <w:sz w:val="16"/>
+                <w:szCs w:val="16"/>
+              </w:rPr>
+            </w:pPr>
+            <w:r>
+              <w:rPr>
+                <w:rFonts w:hint="eastAsia"/>
+                <w:sz w:val="16"/>
+                <w:szCs w:val="16"/>
+              </w:rPr>
+              <w:t>2) 시간적 범위 : 무효확인소송 ▁184▁ 발생하여 전소 사변종 기준으로 다툴 수 있는 사유는 차단된다.</w:t>
+            </w:r>
+          </w:p>
+          <w:p>
+            <w:pPr>
+              <w:rPr>
+                <w:sz w:val="16"/>
+                <w:szCs w:val="16"/>
+              </w:rPr>
+            </w:pPr>
+            <w:r>
+              <w:rPr>
+                <w:rFonts w:hint="eastAsia"/>
+                <w:sz w:val="16"/>
+                <w:szCs w:val="16"/>
+              </w:rPr>
+              <w:t xml:space="preserve">3) 객관적 범위 : 기판력은 판결 주문에 발생하고, 따라서 무효확인소송의 기판력도 판결 주문에 표시된 소송물에 관한 ▁185▁에만 발생한다. </w:t>
             </w:r>
           </w:p>
           <w:p>
@@ -3921,79 +3920,79 @@
                 <w:sz w:val="16"/>
                 <w:szCs w:val="16"/>
               </w:rPr>
-              <w:t>처분이 효력 있다는 점(위법 여부에 대하여 ________ X)에 대하여 기판력 발생한다.</w:t>
-            </w:r>
-            <w:r>
-              <w:rPr>
-                <w:rFonts w:hint="eastAsia"/>
-                <w:sz w:val="16"/>
-                <w:szCs w:val="16"/>
-              </w:rPr>
-              <w:t xml:space="preserve"> (인용판결 확정되면 처분이 위법하여 효력 없다는 점에 ________ 발생한다.)</w:t>
-            </w:r>
-          </w:p>
-          <w:p>
-            <w:pPr>
-              <w:rPr>
-                <w:sz w:val="16"/>
-                <w:szCs w:val="16"/>
-              </w:rPr>
-            </w:pPr>
-            <w:r>
-              <w:rPr>
-                <w:rFonts w:hint="eastAsia"/>
-                <w:sz w:val="16"/>
-                <w:szCs w:val="16"/>
-              </w:rPr>
-              <w:t xml:space="preserve">3. 국가배상청구소송의 법령________ 학설 소개(배점보고 ________) </w:t>
-            </w:r>
-          </w:p>
-          <w:p>
-            <w:pPr>
-              <w:rPr>
-                <w:sz w:val="16"/>
-                <w:szCs w:val="16"/>
-              </w:rPr>
-            </w:pPr>
-            <w:r>
-              <w:rPr>
-                <w:rFonts w:hint="eastAsia"/>
-                <w:sz w:val="16"/>
-                <w:szCs w:val="16"/>
-              </w:rPr>
-              <w:t>4. 무효확인소송의 ________이 ________배상청구소송에 미치는지 여부</w:t>
-            </w:r>
-          </w:p>
-          <w:p>
-            <w:pPr>
-              <w:rPr>
-                <w:sz w:val="16"/>
-                <w:szCs w:val="16"/>
-              </w:rPr>
-            </w:pPr>
-            <w:r>
-              <w:rPr>
-                <w:rFonts w:hint="eastAsia"/>
-                <w:sz w:val="16"/>
-                <w:szCs w:val="16"/>
-              </w:rPr>
-              <w:t>전기긍, 전기부, 제기긍 &gt;&gt; (전소 인용판결인 경우 ________과 동일) 전소 기각판결인 경우 학설소개 생략해도 될 것 같다고 말씀하심.</w:t>
-            </w:r>
-          </w:p>
-          <w:p>
-            <w:pPr>
-              <w:rPr>
-                <w:sz w:val="16"/>
-                <w:szCs w:val="16"/>
-              </w:rPr>
-            </w:pPr>
-            <w:r>
-              <w:rPr>
-                <w:rFonts w:hint="eastAsia"/>
-                <w:sz w:val="16"/>
-                <w:szCs w:val="16"/>
-              </w:rPr>
-              <w:t xml:space="preserve">전소에서 무효확인소송 기각판결 확정되어 전소 ________은 처분이 유효하다는 점에만 기판력 발생하고, </w:t>
+              <w:t>처분이 효력 있다는 점(위법 여부에 대하여 ▁186▁ X)에 대하여 기판력 발생한다.</w:t>
+            </w:r>
+            <w:r>
+              <w:rPr>
+                <w:rFonts w:hint="eastAsia"/>
+                <w:sz w:val="16"/>
+                <w:szCs w:val="16"/>
+              </w:rPr>
+              <w:t xml:space="preserve"> (인용판결 확정되면 처분이 위법하여 효력 없다는 점에 기판력 발생한다.)</w:t>
+            </w:r>
+          </w:p>
+          <w:p>
+            <w:pPr>
+              <w:rPr>
+                <w:sz w:val="16"/>
+                <w:szCs w:val="16"/>
+              </w:rPr>
+            </w:pPr>
+            <w:r>
+              <w:rPr>
+                <w:rFonts w:hint="eastAsia"/>
+                <w:sz w:val="16"/>
+                <w:szCs w:val="16"/>
+              </w:rPr>
+              <w:t xml:space="preserve">3. 국가배상청구소송의 ▁187▁위반 학설 소개(배점보고 판단) </w:t>
+            </w:r>
+          </w:p>
+          <w:p>
+            <w:pPr>
+              <w:rPr>
+                <w:sz w:val="16"/>
+                <w:szCs w:val="16"/>
+              </w:rPr>
+            </w:pPr>
+            <w:r>
+              <w:rPr>
+                <w:rFonts w:hint="eastAsia"/>
+                <w:sz w:val="16"/>
+                <w:szCs w:val="16"/>
+              </w:rPr>
+              <w:t>4. 무효확인소송의 기판력이 ▁188▁배상청구소송에 미치는지 여부</w:t>
+            </w:r>
+          </w:p>
+          <w:p>
+            <w:pPr>
+              <w:rPr>
+                <w:sz w:val="16"/>
+                <w:szCs w:val="16"/>
+              </w:rPr>
+            </w:pPr>
+            <w:r>
+              <w:rPr>
+                <w:rFonts w:hint="eastAsia"/>
+                <w:sz w:val="16"/>
+                <w:szCs w:val="16"/>
+              </w:rPr>
+              <w:t>전기긍, 전기부, 제기긍 &gt;&gt; (전소 인용판결인 경우 ▁189▁과 동일) 전소 기각판결인 경우 학설소개 생략해도 될 것 같다고 말씀하심.</w:t>
+            </w:r>
+          </w:p>
+          <w:p>
+            <w:pPr>
+              <w:rPr>
+                <w:sz w:val="16"/>
+                <w:szCs w:val="16"/>
+              </w:rPr>
+            </w:pPr>
+            <w:r>
+              <w:rPr>
+                <w:rFonts w:hint="eastAsia"/>
+                <w:sz w:val="16"/>
+                <w:szCs w:val="16"/>
+              </w:rPr>
+              <w:t xml:space="preserve">전소에서 무효확인소송 기각판결 확정되어 전소 기판력은 처분이 유효하다는 점에만 기판력 발생하고, </w:t>
             </w:r>
             <w:r>
               <w:rPr>
@@ -4003,7 +4002,7 @@
                 <w:sz w:val="16"/>
                 <w:szCs w:val="16"/>
               </w:rPr>
-              <w:t xml:space="preserve">위법성 여부에는 기판력 발생하지 않았으므로 어느 견해에 의하더라도 민사법원이 독자적으로 법령________을 판단하여야 한다. </w:t>
+              <w:t xml:space="preserve">위법성 여부에는 기판력 발생하지 않았으므로 어느 견해에 의하더라도 민사법원이 독자적으로 ▁190▁위반을 판단하여야 한다. </w:t>
             </w:r>
           </w:p>
           <w:p>
@@ -4035,7 +4034,7 @@
                 <w:sz w:val="16"/>
                 <w:szCs w:val="16"/>
               </w:rPr>
-              <w:t xml:space="preserve">심사________도 있으나, 판례는 위법한 행정대집행이 완료되면 그에 대한 취소를 구할 소의 이익은 없으나, 그 대집행에 대한 취소판결 있어야만 행정처분의 위법을 이유로 한 ________배상청구를 할 수 있는 것은 아니라고 판시하여 심사긍정설의 입장이다. </w:t>
+              <w:t xml:space="preserve">심사부정설도 있으나, 판례는 위법한 행정대집행이 완료되면 그에 대한 취소를 구할 소의 이익은 없으나, 그 대집행에 대한 취소판결 있어야만 행정처분의 위법을 이유로 한 ▁191▁배상청구를 할 수 있는 것은 아니라고 판시하여 심사긍정설의 입장이다. </w:t>
             </w:r>
           </w:p>
         </w:tc>
@@ -4087,7 +4086,7 @@
           <w:sz w:val="16"/>
           <w:szCs w:val="16"/>
         </w:rPr>
-        <w:t>II. ________ 책임(제5조)</w:t>
+        <w:t>II. ▁70▁ 책임(제5조)</w:t>
       </w:r>
     </w:p>
     <w:p>
@@ -4125,23 +4124,23 @@
           <w:sz w:val="16"/>
           <w:szCs w:val="16"/>
         </w:rPr>
-        <w:t>________</w:t>
-      </w:r>
-    </w:p>
-    <w:p>
-      <w:pPr>
-        <w:rPr>
-          <w:sz w:val="16"/>
-          <w:szCs w:val="16"/>
-        </w:rPr>
-      </w:pPr>
-      <w:r>
-        <w:rPr>
-          <w:rFonts w:hint="eastAsia"/>
-          <w:sz w:val="16"/>
-          <w:szCs w:val="16"/>
-        </w:rPr>
-        <w:t>________배상법 제5조의 영조물은 강학상 ________</w:t>
+        <w:t>▁71▁</w:t>
+      </w:r>
+    </w:p>
+    <w:p>
+      <w:pPr>
+        <w:rPr>
+          <w:sz w:val="16"/>
+          <w:szCs w:val="16"/>
+        </w:rPr>
+      </w:pPr>
+      <w:r>
+        <w:rPr>
+          <w:rFonts w:hint="eastAsia"/>
+          <w:sz w:val="16"/>
+          <w:szCs w:val="16"/>
+        </w:rPr>
+        <w:t>▁72▁배상법 제5조의 영조물은 강학상 공물</w:t>
       </w:r>
       <w:r>
         <w:rPr>
@@ -4202,23 +4201,23 @@
           <w:sz w:val="16"/>
           <w:szCs w:val="16"/>
         </w:rPr>
-        <w:t>설치 또는 ________의 ________</w:t>
-      </w:r>
-    </w:p>
-    <w:p>
-      <w:pPr>
-        <w:rPr>
-          <w:sz w:val="16"/>
-          <w:szCs w:val="16"/>
-        </w:rPr>
-      </w:pPr>
-      <w:r>
-        <w:rPr>
-          <w:rFonts w:hint="eastAsia"/>
-          <w:sz w:val="16"/>
-          <w:szCs w:val="16"/>
-        </w:rPr>
-        <w:t xml:space="preserve">설치 또는 ________의 ________ (후술) : </w:t>
+        <w:t>▁73▁ 또는 관리의 하자</w:t>
+      </w:r>
+    </w:p>
+    <w:p>
+      <w:pPr>
+        <w:rPr>
+          <w:sz w:val="16"/>
+          <w:szCs w:val="16"/>
+        </w:rPr>
+      </w:pPr>
+      <w:r>
+        <w:rPr>
+          <w:rFonts w:hint="eastAsia"/>
+          <w:sz w:val="16"/>
+          <w:szCs w:val="16"/>
+        </w:rPr>
+        <w:t xml:space="preserve">▁74▁ 또는 관리의 하자 (후술) : </w:t>
       </w:r>
       <w:r>
         <w:rPr>
@@ -4258,7 +4257,7 @@
           <w:sz w:val="16"/>
           <w:szCs w:val="16"/>
         </w:rPr>
-        <w:t>기능적 ________</w:t>
+        <w:t>기능적 ▁75▁</w:t>
       </w:r>
       <w:r>
         <w:rPr>
@@ -4295,7 +4294,7 @@
           <w:sz w:val="16"/>
           <w:szCs w:val="16"/>
         </w:rPr>
-        <w:t>________ 및 ________</w:t>
+        <w:t>▁76▁ 및 인과관계</w:t>
       </w:r>
     </w:p>
     <w:p>
@@ -4312,71 +4311,72 @@
           <w:sz w:val="16"/>
           <w:szCs w:val="16"/>
         </w:rPr>
-        <w:t>1) 설치 또는 ________의 ________</w:t>
-      </w:r>
-    </w:p>
-    <w:p>
-      <w:pPr>
-        <w:rPr>
-          <w:sz w:val="16"/>
-          <w:szCs w:val="16"/>
-        </w:rPr>
-      </w:pPr>
-      <w:r>
-        <w:rPr>
-          <w:rFonts w:hint="eastAsia"/>
-          <w:sz w:val="16"/>
-          <w:szCs w:val="16"/>
-        </w:rPr>
-        <w:t>국가배상법 제5조의 영조물 책임 성립에 ________ 귀책사유를 고려하여야 하는지 관련, 무________ 책임인지 문제된다.</w:t>
-      </w:r>
-    </w:p>
-    <w:p>
-      <w:pPr>
-        <w:rPr>
-          <w:sz w:val="16"/>
-          <w:szCs w:val="16"/>
-        </w:rPr>
-      </w:pPr>
-      <w:r>
-        <w:rPr>
-          <w:rFonts w:hint="eastAsia"/>
-          <w:sz w:val="16"/>
-          <w:szCs w:val="16"/>
-        </w:rPr>
-        <w:t>설치관리의 하자를 공물 자체의 ________ 안전성 결여로 보아 무________책임이라고 보는 객관설</w:t>
-      </w:r>
-    </w:p>
-    <w:p>
-      <w:pPr>
-        <w:rPr>
-          <w:sz w:val="16"/>
-          <w:szCs w:val="16"/>
-        </w:rPr>
-      </w:pPr>
-      <w:r>
-        <w:rPr>
-          <w:rFonts w:hint="eastAsia"/>
-          <w:sz w:val="16"/>
-          <w:szCs w:val="16"/>
-        </w:rPr>
-        <w:t>________자 의무________에 기인한 물적위험상태로 보아 주관적 귀책사유 요하는 주관설,</w:t>
-      </w:r>
-    </w:p>
-    <w:p>
-      <w:pPr>
-        <w:rPr>
-          <w:sz w:val="16"/>
-          <w:szCs w:val="16"/>
-        </w:rPr>
-      </w:pPr>
-      <w:r>
-        <w:rPr>
-          <w:rFonts w:hint="eastAsia"/>
-          <w:sz w:val="16"/>
-          <w:szCs w:val="16"/>
-        </w:rPr>
-        <w:t>________가 ________을 공중의 사용에 제공</w:t>
+        <w:t>1) ▁77▁ 또는 관리의 하자</w:t>
+      </w:r>
+    </w:p>
+    <w:p>
+      <w:pPr>
+        <w:rPr>
+          <w:sz w:val="16"/>
+          <w:szCs w:val="16"/>
+        </w:rPr>
+      </w:pPr>
+      <w:r>
+        <w:rPr>
+          <w:rFonts w:hint="eastAsia"/>
+          <w:sz w:val="16"/>
+          <w:szCs w:val="16"/>
+        </w:rPr>
+        <w:t>국가배상법 제5조의 영조물 책임 성립에 공무원 귀책사유를 고려하여야 하는지 관련, 무▁78▁ 책임인지 문제된다.</w:t>
+      </w:r>
+    </w:p>
+    <w:p>
+      <w:pPr>
+        <w:rPr>
+          <w:sz w:val="16"/>
+          <w:szCs w:val="16"/>
+        </w:rPr>
+      </w:pPr>
+      <w:r>
+        <w:rPr>
+          <w:rFonts w:hint="eastAsia"/>
+          <w:sz w:val="16"/>
+          <w:szCs w:val="16"/>
+        </w:rPr>
+        <w:t>설치관리의 하자를 공물 자체의 객관적 안전성 결여로 보아 무▁79▁책임이라고 보는 객관설</w:t>
+      </w:r>
+    </w:p>
+    <w:p>
+      <w:pPr>
+        <w:rPr>
+          <w:sz w:val="16"/>
+          <w:szCs w:val="16"/>
+        </w:rPr>
+      </w:pPr>
+      <w:r>
+        <w:rPr>
+          <w:rFonts w:hint="eastAsia"/>
+          <w:sz w:val="16"/>
+          <w:szCs w:val="16"/>
+        </w:rPr>
+        <w:t>관리자 의무▁80▁에 기인한 물적위험상태로 보아 주관적 귀책사유 요하는 주관설,</w:t>
+      </w:r>
+    </w:p>
+    <w:p>
+      <w:pPr>
+        <w:rPr>
+          <w:sz w:val="16"/>
+          <w:szCs w:val="16"/>
+        </w:rPr>
+      </w:pPr>
+      <w:r>
+        <w:rPr>
+          <w:rFonts w:hint="eastAsia"/>
+          <w:sz w:val="16"/>
+          <w:szCs w:val="16"/>
+        </w:rPr>
+        <w:lastRenderedPageBreak/>
+        <w:t>행정주체가 공물을 공중의 사용에 제공</w:t>
       </w:r>
       <w:r>
         <w:rPr>
@@ -4392,23 +4392,23 @@
           <w:sz w:val="16"/>
           <w:szCs w:val="16"/>
         </w:rPr>
-        <w:t xml:space="preserve"> 경우 안전조치를 취할 법적의무 부담하며, 이를 위반하여 손해 발생하면 배상책임을 지는 것이며, 다만 공무원 고의과실 요하지 않아 행위책임이자 무과실책임으로 보는 안전의무위반설</w:t>
-      </w:r>
-    </w:p>
-    <w:p>
-      <w:pPr>
-        <w:rPr>
-          <w:sz w:val="16"/>
-          <w:szCs w:val="16"/>
-        </w:rPr>
-      </w:pPr>
-      <w:r>
-        <w:rPr>
-          <w:rFonts w:hint="eastAsia"/>
-          <w:sz w:val="16"/>
-          <w:szCs w:val="16"/>
-        </w:rPr>
-        <w:t xml:space="preserve">판례는 영조물 설치________상 ________란 영조물이 </w:t>
+        <w:t xml:space="preserve"> 경우 안전조치를 취할 법적의무 부담하며, 이를 위반하여 ▁81▁ 발생하면 배상책임을 지는 것이며, 다만 공무원 고의과실 요하지 않아 행위책임이자 무과실책임으로 보는 안전의무위반설</w:t>
+      </w:r>
+    </w:p>
+    <w:p>
+      <w:pPr>
+        <w:rPr>
+          <w:sz w:val="16"/>
+          <w:szCs w:val="16"/>
+        </w:rPr>
+      </w:pPr>
+      <w:r>
+        <w:rPr>
+          <w:rFonts w:hint="eastAsia"/>
+          <w:sz w:val="16"/>
+          <w:szCs w:val="16"/>
+        </w:rPr>
+        <w:t xml:space="preserve">판례는 영조물 ▁82▁관리상 하자란 영조물이 </w:t>
       </w:r>
       <w:r>
         <w:rPr>
@@ -4443,23 +4443,23 @@
           <w:sz w:val="16"/>
           <w:szCs w:val="16"/>
         </w:rPr>
-        <w:t>2) 기능적 ________</w:t>
-      </w:r>
-    </w:p>
-    <w:p>
-      <w:pPr>
-        <w:rPr>
-          <w:sz w:val="16"/>
-          <w:szCs w:val="16"/>
-        </w:rPr>
-      </w:pPr>
-      <w:r>
-        <w:rPr>
-          <w:rFonts w:hint="eastAsia"/>
-          <w:sz w:val="16"/>
-          <w:szCs w:val="16"/>
-        </w:rPr>
-        <w:t>제5조 소정의 ________에 ________</w:t>
+        <w:t>2) 기능적 ▁83▁</w:t>
+      </w:r>
+    </w:p>
+    <w:p>
+      <w:pPr>
+        <w:rPr>
+          <w:sz w:val="16"/>
+          <w:szCs w:val="16"/>
+        </w:rPr>
+      </w:pPr>
+      <w:r>
+        <w:rPr>
+          <w:rFonts w:hint="eastAsia"/>
+          <w:sz w:val="16"/>
+          <w:szCs w:val="16"/>
+        </w:rPr>
+        <w:t>제5조 소정의 하자에 ▁84▁</w:t>
       </w:r>
       <w:r>
         <w:rPr>
@@ -4483,23 +4483,23 @@
           <w:sz w:val="16"/>
           <w:szCs w:val="16"/>
         </w:rPr>
-        <w:t>판례는 ________이 공공의 목적에 이용됨에 있어 그 이용상태 및 정도가 일정 한도를 초과하여 제3자에게 사회통념상 수인할 것이 기대되는 한도를 넘는 피해를 입히는 경우도 포함된다고 보아 기능적 ________ 개념을 수용한다.</w:t>
-      </w:r>
-    </w:p>
-    <w:p>
-      <w:pPr>
-        <w:rPr>
-          <w:sz w:val="16"/>
-          <w:szCs w:val="16"/>
-        </w:rPr>
-      </w:pPr>
-      <w:r>
-        <w:rPr>
-          <w:rFonts w:hint="eastAsia"/>
-          <w:sz w:val="16"/>
-          <w:szCs w:val="16"/>
-        </w:rPr>
-        <w:t>________를 초과하는지 여부는 침해되는 권리나 침해의 정도, 공공성의 정도, 환경의 특수성 등 여러사정 고려하여 종합적으로 ________하여야 한다.</w:t>
+        <w:t>판례는 ▁85▁이 공공의 목적에 이용됨에 있어 그 이용상태 및 정도가 일정 한도를 초과하여 제3자에게 사회통념상 수인할 것이 기대되는 한도를 넘는 피해를 입히는 경우도 포함된다고 보아 기능적 하자 개념을 수용한다.</w:t>
+      </w:r>
+    </w:p>
+    <w:p>
+      <w:pPr>
+        <w:rPr>
+          <w:sz w:val="16"/>
+          <w:szCs w:val="16"/>
+        </w:rPr>
+      </w:pPr>
+      <w:r>
+        <w:rPr>
+          <w:rFonts w:hint="eastAsia"/>
+          <w:sz w:val="16"/>
+          <w:szCs w:val="16"/>
+        </w:rPr>
+        <w:t>수인한도를 초과하는지 여부는 침해되는 권리나 침해의 정도, 공공성의 정도, 환경의 특수성 등 여러사정 고려하여 종합적으로 ▁86▁하여야 한다.</w:t>
       </w:r>
     </w:p>
     <w:p>
@@ -4532,7 +4532,7 @@
           <w:sz w:val="16"/>
           <w:szCs w:val="16"/>
         </w:rPr>
-        <w:t>________</w:t>
+        <w:t>공물</w:t>
       </w:r>
       <w:r>
         <w:rPr>
@@ -4548,7 +4548,7 @@
           <w:sz w:val="16"/>
           <w:szCs w:val="16"/>
         </w:rPr>
-        <w:t xml:space="preserve"> 설치, 관리상 하자와 ________의 직무상 불법행위 경합하는 경우, 피해자는 제2조와 제5조 어느 규정에 의해서도 배상청구를 할 수 있다. 피해자 입장에서 무과실책임인 제5조를 묻는 것이 유리하다.</w:t>
+        <w:t xml:space="preserve"> 설치, 관리상 하자와 공무원의 직무상 불법행위 경합하는 경우, 피해자는 제2조와 제5조 어느 규정에 의해서도 배상청구를 할 수 있다. 피해자 입장에서 무▁87▁책임인 제5조를 묻는 것이 유리하다.</w:t>
       </w:r>
     </w:p>
     <w:p>
@@ -4565,7 +4565,7 @@
           <w:sz w:val="16"/>
           <w:szCs w:val="16"/>
         </w:rPr>
-        <w:t>III. ________(제6조)</w:t>
+        <w:t>III. ▁88▁(제6조)</w:t>
       </w:r>
     </w:p>
     <w:p>
@@ -4582,39 +4582,39 @@
           <w:sz w:val="16"/>
           <w:szCs w:val="16"/>
         </w:rPr>
-        <w:t xml:space="preserve">1. ________ 의미 </w:t>
-      </w:r>
-    </w:p>
-    <w:p>
-      <w:pPr>
-        <w:rPr>
-          <w:sz w:val="16"/>
-          <w:szCs w:val="16"/>
-        </w:rPr>
-      </w:pPr>
-      <w:r>
-        <w:rPr>
-          <w:rFonts w:hint="eastAsia"/>
-          <w:sz w:val="16"/>
-          <w:szCs w:val="16"/>
-        </w:rPr>
-        <w:t>________나 지자체를 배상주체로 규정한 제2조와 5조와 별개로, 제6조는 비용부담자를 ________ 주체로 규정한 바, 이 때 비용부담자 의미가 문제된다.</w:t>
-      </w:r>
-    </w:p>
-    <w:p>
-      <w:pPr>
-        <w:rPr>
-          <w:sz w:val="16"/>
-          <w:szCs w:val="16"/>
-        </w:rPr>
-      </w:pPr>
-      <w:r>
-        <w:rPr>
-          <w:rFonts w:hint="eastAsia"/>
-          <w:sz w:val="16"/>
-          <w:szCs w:val="16"/>
-        </w:rPr>
-        <w:t xml:space="preserve">판례는 지자체장이 국가의 ________ 처리와 관련하여 ________ 발생 시, 비용의 실질적, 궁극적 부담주체는 국가라 하더라도 지자체가 사무에 필요한 경비를 대외적으로 지출한 자로서 제6조 배상책임을 진다고 보아 </w:t>
+        <w:t xml:space="preserve">1. ▁89▁ 의미 </w:t>
+      </w:r>
+    </w:p>
+    <w:p>
+      <w:pPr>
+        <w:rPr>
+          <w:sz w:val="16"/>
+          <w:szCs w:val="16"/>
+        </w:rPr>
+      </w:pPr>
+      <w:r>
+        <w:rPr>
+          <w:rFonts w:hint="eastAsia"/>
+          <w:sz w:val="16"/>
+          <w:szCs w:val="16"/>
+        </w:rPr>
+        <w:t>국가나 지자체를 배상주체로 규정한 제2조와 5조와 별개로, 제6조는 ▁90▁를 배상책임 주체로 규정한 바, 이 때 비용부담자 의미가 문제된다.</w:t>
+      </w:r>
+    </w:p>
+    <w:p>
+      <w:pPr>
+        <w:rPr>
+          <w:sz w:val="16"/>
+          <w:szCs w:val="16"/>
+        </w:rPr>
+      </w:pPr>
+      <w:r>
+        <w:rPr>
+          <w:rFonts w:hint="eastAsia"/>
+          <w:sz w:val="16"/>
+          <w:szCs w:val="16"/>
+        </w:rPr>
+        <w:t xml:space="preserve">판례는 지자체장이 국가의 기관위임사무 처리와 관련하여 ▁91▁ 발생 시, 비용의 실질적, 궁극적 부담주체는 국가라 하더라도 지자체가 사무에 필요한 경비를 대외적으로 지출한 자로서 제6조 배상책임을 진다고 보아 </w:t>
       </w:r>
       <w:r>
         <w:rPr>
@@ -4651,7 +4651,7 @@
           <w:sz w:val="16"/>
           <w:szCs w:val="16"/>
         </w:rPr>
-        <w:t>________관계</w:t>
+        <w:t>▁92▁관계</w:t>
       </w:r>
       <w:r>
         <w:rPr>
@@ -4675,7 +4675,7 @@
           <w:sz w:val="16"/>
           <w:szCs w:val="16"/>
         </w:rPr>
-        <w:t>________/지자체</w:t>
+        <w:t>국가/지자체</w:t>
       </w:r>
       <w:r>
         <w:rPr>
@@ -4690,23 +4690,23 @@
           <w:sz w:val="16"/>
           <w:szCs w:val="16"/>
         </w:rPr>
-        <w:t xml:space="preserve"> 제6조 비용부담자의 ________관계가 문제된다.</w:t>
-      </w:r>
-    </w:p>
-    <w:p>
-      <w:pPr>
-        <w:rPr>
-          <w:sz w:val="16"/>
-          <w:szCs w:val="16"/>
-        </w:rPr>
-      </w:pPr>
-      <w:r>
-        <w:rPr>
-          <w:rFonts w:hint="eastAsia"/>
-          <w:sz w:val="16"/>
-          <w:szCs w:val="16"/>
-        </w:rPr>
-        <w:t>사무 전반의 ________주체(사무귀속자)가 최종적으로 비용 부담하여야 한다는 견해, 사무비용에는 ________배상비용도 포함되므로 비용부담자가 최종적 부담주체라는 견해, 손해발생 기여도에 따라 다르다는 견해가 존재한다.</w:t>
+        <w:t xml:space="preserve"> 제6조 ▁93▁의 구상관계가 문제된다.</w:t>
+      </w:r>
+    </w:p>
+    <w:p>
+      <w:pPr>
+        <w:rPr>
+          <w:sz w:val="16"/>
+          <w:szCs w:val="16"/>
+        </w:rPr>
+      </w:pPr>
+      <w:r>
+        <w:rPr>
+          <w:rFonts w:hint="eastAsia"/>
+          <w:sz w:val="16"/>
+          <w:szCs w:val="16"/>
+        </w:rPr>
+        <w:t>사무 전반의 관리주체(사무귀속자)가 최종적으로 비용 부담하여야 한다는 견해, 사무비용에는 ▁94▁배상비용도 포함되므로 비용부담자가 최종적 부담주체라는 견해, 손해발생 기여도에 따라 다르다는 견해가 존재한다.</w:t>
       </w:r>
     </w:p>
     <w:p>
@@ -4739,7 +4739,7 @@
           <w:sz w:val="16"/>
           <w:szCs w:val="16"/>
         </w:rPr>
-        <w:t>IV. ________의 자배법상 책임</w:t>
+        <w:t>IV. ▁95▁의 자배법상 책임</w:t>
       </w:r>
     </w:p>
     <w:tbl>
@@ -4773,7 +4773,7 @@
                 <w:sz w:val="16"/>
                 <w:szCs w:val="16"/>
               </w:rPr>
-              <w:t xml:space="preserve">________소유 </w:t>
+              <w:t xml:space="preserve">▁192▁소유 </w:t>
             </w:r>
           </w:p>
           <w:p>
@@ -4811,7 +4811,7 @@
                 <w:sz w:val="16"/>
                 <w:szCs w:val="16"/>
               </w:rPr>
-              <w:t>물적________</w:t>
+              <w:t>물적▁193▁</w:t>
             </w:r>
           </w:p>
         </w:tc>
@@ -4832,7 +4832,7 @@
                 <w:sz w:val="16"/>
                 <w:szCs w:val="16"/>
               </w:rPr>
-              <w:t>________의 자배법상 ________(제2조 1항 본문 후단)</w:t>
+              <w:t>▁194▁의 자배법상 배상책임(제2조 1항 본문 후단)</w:t>
             </w:r>
           </w:p>
         </w:tc>
@@ -4871,7 +4871,7 @@
                 <w:sz w:val="16"/>
                 <w:szCs w:val="16"/>
               </w:rPr>
-              <w:t>인적________</w:t>
+              <w:t>인적▁195▁</w:t>
             </w:r>
           </w:p>
         </w:tc>
@@ -4917,7 +4917,7 @@
                 <w:sz w:val="16"/>
                 <w:szCs w:val="16"/>
               </w:rPr>
-              <w:t xml:space="preserve">________ </w:t>
+              <w:t xml:space="preserve">▁196▁ </w:t>
             </w:r>
           </w:p>
           <w:p>
@@ -4955,7 +4955,7 @@
                 <w:sz w:val="16"/>
                 <w:szCs w:val="16"/>
               </w:rPr>
-              <w:t>물적________</w:t>
+              <w:t>물적▁197▁</w:t>
             </w:r>
           </w:p>
         </w:tc>
@@ -4976,7 +4976,7 @@
                 <w:sz w:val="16"/>
                 <w:szCs w:val="16"/>
               </w:rPr>
-              <w:t>________이 자배법상 배상주체</w:t>
+              <w:t>▁198▁이 자배법상 배상주체</w:t>
             </w:r>
           </w:p>
         </w:tc>
@@ -5015,7 +5015,7 @@
                 <w:sz w:val="16"/>
                 <w:szCs w:val="16"/>
               </w:rPr>
-              <w:t>인적________</w:t>
+              <w:t>인적▁199▁</w:t>
             </w:r>
           </w:p>
         </w:tc>
@@ -5064,7 +5064,7 @@
           <w:sz w:val="16"/>
           <w:szCs w:val="16"/>
         </w:rPr>
-        <w:t xml:space="preserve">V. ________(제2조 </w:t>
+        <w:t xml:space="preserve">V. ▁96▁(제2조 </w:t>
       </w:r>
       <w:r>
         <w:rPr>
@@ -5129,7 +5129,7 @@
           <w:sz w:val="16"/>
           <w:szCs w:val="16"/>
         </w:rPr>
-        <w:t>i) 군인, 군무원, 경찰________, ________</w:t>
+        <w:t>i) ▁97▁, 군무원, 경찰공무원, 예비군대원</w:t>
       </w:r>
     </w:p>
     <w:p>
@@ -5162,15 +5162,15 @@
           <w:sz w:val="16"/>
           <w:szCs w:val="16"/>
         </w:rPr>
-        <w:t>경찰________</w:t>
-      </w:r>
-      <w:r>
-        <w:rPr>
-          <w:rFonts w:hint="eastAsia"/>
-          <w:sz w:val="16"/>
-          <w:szCs w:val="16"/>
-        </w:rPr>
-        <w:t xml:space="preserve">은 경찰________법상 경찰공무원에 한정된다고 보기 어렵고, 경찰업무 위험성을 고려하여 경찰조직의 구성원을 이루는 공무원을 뜻하며 </w:t>
+        <w:t>▁98▁</w:t>
+      </w:r>
+      <w:r>
+        <w:rPr>
+          <w:rFonts w:hint="eastAsia"/>
+          <w:sz w:val="16"/>
+          <w:szCs w:val="16"/>
+        </w:rPr>
+        <w:t xml:space="preserve">은 경찰공무원법상 경찰공무원에 한정된다고 보기 어렵고, 경찰업무 위험성을 고려하여 경찰조직의 구성원을 이루는 공무원을 뜻하며 </w:t>
       </w:r>
       <w:r>
         <w:rPr>
@@ -5246,7 +5246,7 @@
           <w:sz w:val="16"/>
           <w:szCs w:val="16"/>
         </w:rPr>
-        <w:t>은 ________ 등에 해당하지 않는다.</w:t>
+        <w:t>은 ▁99▁ 등에 해당하지 않는다.</w:t>
       </w:r>
     </w:p>
     <w:p>
@@ -5270,23 +5270,23 @@
           <w:sz w:val="16"/>
           <w:szCs w:val="16"/>
         </w:rPr>
-        <w:t>전투, ________과 관련하여 전사, 순직, 또는 공상의 ________</w:t>
-      </w:r>
-    </w:p>
-    <w:p>
-      <w:pPr>
-        <w:rPr>
-          <w:sz w:val="16"/>
-          <w:szCs w:val="16"/>
-        </w:rPr>
-      </w:pPr>
-      <w:r>
-        <w:rPr>
-          <w:rFonts w:hint="eastAsia"/>
-          <w:sz w:val="16"/>
-          <w:szCs w:val="16"/>
-        </w:rPr>
-        <w:t xml:space="preserve">판례는 ________ ________ 등 직무집행에 대해 전투, 훈련 또는 이에 준하는 직무집행뿐 아니라 </w:t>
+        <w:t>전투, 훈련과 관련하여 전사, 순직, 또는 공상의 ▁100▁</w:t>
+      </w:r>
+    </w:p>
+    <w:p>
+      <w:pPr>
+        <w:rPr>
+          <w:sz w:val="16"/>
+          <w:szCs w:val="16"/>
+        </w:rPr>
+      </w:pPr>
+      <w:r>
+        <w:rPr>
+          <w:rFonts w:hint="eastAsia"/>
+          <w:sz w:val="16"/>
+          <w:szCs w:val="16"/>
+        </w:rPr>
+        <w:t xml:space="preserve">판례는 전투 훈련 등 직무집행에 대해 전투, 훈련 또는 이에 준하는 직무집행뿐 아니라 </w:t>
       </w:r>
       <w:r>
         <w:rPr>
@@ -5339,7 +5339,7 @@
           <w:sz w:val="16"/>
           <w:szCs w:val="16"/>
         </w:rPr>
-        <w:t>복무기간을 초과하여 입은 손해</w:t>
+        <w:t>복무기간을 초과하여 입은 ▁101▁</w:t>
       </w:r>
       <w:r>
         <w:rPr>
@@ -5370,7 +5370,7 @@
           <w:sz w:val="16"/>
           <w:szCs w:val="16"/>
         </w:rPr>
-        <w:t>iii) 본인 또는 가족이 다른 ________의 규정에 의하여 ________을 지급받을 수 있을 것</w:t>
+        <w:t>iii) 본인 또는 가족이 다른 ▁102▁의 규정에 의하여 보상을 지급받을 수 있을 것</w:t>
       </w:r>
     </w:p>
     <w:p>
@@ -5387,7 +5387,7 @@
           <w:sz w:val="16"/>
           <w:szCs w:val="16"/>
         </w:rPr>
-        <w:t>2. ________ 등의 공동불법행위와 ________</w:t>
+        <w:t>2. ▁103▁ 등의 공동불법행위와 구상</w:t>
       </w:r>
       <w:r>
         <w:rPr>
@@ -5411,23 +5411,23 @@
           <w:sz w:val="16"/>
           <w:szCs w:val="16"/>
         </w:rPr>
-        <w:t>직무집행 중인 군인과 민간인의 공동불법행위로 직무집행 중인 다른 군인이 피해를 입은 경우, 민간인이 피해 군인에게 전액을 배상한 후 ________에게 ________할 수 있는지 문제된다.</w:t>
-      </w:r>
-    </w:p>
-    <w:p>
-      <w:pPr>
-        <w:rPr>
-          <w:sz w:val="16"/>
-          <w:szCs w:val="16"/>
-        </w:rPr>
-      </w:pPr>
-      <w:r>
-        <w:rPr>
-          <w:rFonts w:hint="eastAsia"/>
-          <w:sz w:val="16"/>
-          <w:szCs w:val="16"/>
-        </w:rPr>
-        <w:t>헌법재판소는 ________배상법 제2조 1항 단서에 대하여 국가에 대한 ________권 행사를 허용하지 않는 것으로 해석한다면 합리적 이유없이 일반국민을 국가에 대하여 차별하는 경우에 해당하여 일반국민 재산권을 과잉제한하는 경우에 해당하여 헌법에 위배된다고 보아 제2조 1항 단서에 대하여 한정위헌결정을 하였다.</w:t>
+        <w:t>직무집행 중인 ▁104▁과 민간인의 공동불법행위로 직무집행 중인 다른 군인이 피해를 입은 경우, 민간인이 피해 군인에게 전액을 배상한 후 국가에게 구상할 수 있는지 문제된다.</w:t>
+      </w:r>
+    </w:p>
+    <w:p>
+      <w:pPr>
+        <w:rPr>
+          <w:sz w:val="16"/>
+          <w:szCs w:val="16"/>
+        </w:rPr>
+      </w:pPr>
+      <w:r>
+        <w:rPr>
+          <w:rFonts w:hint="eastAsia"/>
+          <w:sz w:val="16"/>
+          <w:szCs w:val="16"/>
+        </w:rPr>
+        <w:t>헌법재판소는 ▁105▁배상법 제2조 1항 단서에 대하여 국가에 대한 구상권 행사를 허용하지 않는 것으로 해석한다면 합리적 이유없이 일반국민을 국가에 대하여 차별하는 경우에 해당하여 일반국민 재산권을 과잉제한하는 경우에 해당하여 헌법에 위배된다고 보아 제2조 1항 단서에 대하여 한정위헌결정을 하였다.</w:t>
       </w:r>
     </w:p>
     <w:p>
@@ -5459,7 +5459,7 @@
           <w:sz w:val="16"/>
           <w:szCs w:val="16"/>
         </w:rPr>
-        <w:t>자기의 부담부분에 한하여 ________배상의무를 부담할 뿐이며, 따라서 이를 초과하여 배상하여도 국가에 ________할 수 없다고 본다.</w:t>
+        <w:t>자기의 부담부분에 한하여 ▁106▁배상의무를 부담할 뿐이며, 따라서 이를 초과하여 배상하여도 국가에 구상할 수 없다고 본다.</w:t>
       </w:r>
     </w:p>
     <w:p>
@@ -5500,7 +5500,7 @@
           <w:sz w:val="16"/>
           <w:szCs w:val="16"/>
         </w:rPr>
-        <w:t>________청구권</w:t>
+        <w:t>▁107▁청구권</w:t>
       </w:r>
     </w:p>
     <w:p>
@@ -5594,7 +5594,7 @@
           <w:sz w:val="16"/>
           <w:szCs w:val="16"/>
         </w:rPr>
-        <w:t xml:space="preserve"> 의한 재산권의 수용·사용 또는 제한 및 그에 대한 ________은 법률로써 하되, 정당한 보상을 지급하여야 한다.</w:t>
+        <w:t xml:space="preserve"> 의한 재산권의 수용·사용 또는 제한 및 그에 대한 ▁108▁은 법률로써 하되, 정당한 보상을 지급하여야 한다.</w:t>
       </w:r>
     </w:p>
     <w:p>
@@ -5611,23 +5611,23 @@
           <w:sz w:val="16"/>
           <w:szCs w:val="16"/>
         </w:rPr>
-        <w:t>2. 손실________과 ________배상의 관계</w:t>
-      </w:r>
-    </w:p>
-    <w:p>
-      <w:pPr>
-        <w:rPr>
-          <w:sz w:val="16"/>
-          <w:szCs w:val="16"/>
-        </w:rPr>
-      </w:pPr>
-      <w:r>
-        <w:rPr>
-          <w:rFonts w:hint="eastAsia"/>
-          <w:sz w:val="16"/>
-          <w:szCs w:val="16"/>
-        </w:rPr>
-        <w:t>손실________은 적법한 공행정작용에 의한 개인의 재산권 침해로 인한 특별희생에 대하여 사유재산권 보장과 공평부담이라는 견지에서 행정주체가 행하는 재산적 보상을 의미하며, 위법한 행정작용에 대한 ________배상인 국가배상과 구분된다.</w:t>
+        <w:t>2. 손실▁109▁과 국가배상의 관계</w:t>
+      </w:r>
+    </w:p>
+    <w:p>
+      <w:pPr>
+        <w:rPr>
+          <w:sz w:val="16"/>
+          <w:szCs w:val="16"/>
+        </w:rPr>
+      </w:pPr>
+      <w:r>
+        <w:rPr>
+          <w:rFonts w:hint="eastAsia"/>
+          <w:sz w:val="16"/>
+          <w:szCs w:val="16"/>
+        </w:rPr>
+        <w:t>손실보상은 적법한 공행정작용에 의한 개인의 재산권 침해로 인한 특별희생에 대하여 사유재산권 보장과 공평부담이라는 견지에서 행정주체가 행하는 재산적 보상을 의미하며, 위법한 행정작용에 대한 ▁110▁배상인 국가배상과 구분된다.</w:t>
       </w:r>
     </w:p>
     <w:p>
@@ -5660,7 +5660,7 @@
           <w:sz w:val="16"/>
           <w:szCs w:val="16"/>
         </w:rPr>
-        <w:t>판례는 토지________법에 따른 각종 손실보상금 등에 대하여 당사자소송에 의하여야 한다고 판시하여 손실보상청구권을 공권으로 보아 당사자소송에 의하여야 한다고 본다.</w:t>
+        <w:t>판례는 토지▁111▁법에 따른 각종 손실보상금 등에 대하여 당사자소송에 의하여야 한다고 판시하여 손실보상청구권을 공권으로 보아 당사자소송에 의하여야 한다고 본다.</w:t>
       </w:r>
     </w:p>
     <w:p>
@@ -5868,7 +5868,7 @@
           <w:sz w:val="16"/>
           <w:szCs w:val="16"/>
         </w:rPr>
-        <w:t>v) ________규정</w:t>
+        <w:t>v) ▁112▁규정</w:t>
       </w:r>
     </w:p>
     <w:p>
@@ -5893,7 +5893,7 @@
           <w:sz w:val="16"/>
           <w:szCs w:val="16"/>
         </w:rPr>
-        <w:t>________규정이 없는 경우 손실보상청구권 인정여부</w:t>
+        <w:t>▁113▁규정이 없는 경우 손실보상청구권 인정여부</w:t>
       </w:r>
     </w:p>
     <w:p>
@@ -5940,47 +5940,47 @@
           <w:sz w:val="16"/>
           <w:szCs w:val="16"/>
         </w:rPr>
-        <w:t>손실________규정이 없는 경우 헌법 제23조 3항</w:t>
-      </w:r>
-      <w:r>
-        <w:rPr>
-          <w:rFonts w:hint="eastAsia"/>
-          <w:sz w:val="16"/>
-          <w:szCs w:val="16"/>
-        </w:rPr>
-        <w:t>을 근거로 손실________ 청구할 수 있는지 문제된다.</w:t>
-      </w:r>
-    </w:p>
-    <w:p>
-      <w:pPr>
-        <w:rPr>
-          <w:sz w:val="16"/>
-          <w:szCs w:val="16"/>
-        </w:rPr>
-      </w:pPr>
-      <w:r>
-        <w:rPr>
-          <w:rFonts w:hint="eastAsia"/>
-          <w:sz w:val="16"/>
-          <w:szCs w:val="16"/>
-        </w:rPr>
-        <w:t>헌벱 제23조 3항이 직접 근거가 될 수 있다고 보는 (직접효력설) 견해, ________입법 없는 침해규정은 위헌무효이므로, 위헌법률에 근거한 재산권 침해는 위법하여 ________배상청구가 가능하다는 (위헌무효설) 견해, 보상입법 없는 침해규정 자체는 위헌이 아니지만, 보상입법부작위가 위헌이므로 위헌결정에 따른 입법조치로 구제받을 수 있다는 (보상입법부작위위헌설)이 존재한다.</w:t>
-      </w:r>
-    </w:p>
-    <w:p>
-      <w:pPr>
-        <w:rPr>
-          <w:sz w:val="16"/>
-          <w:szCs w:val="16"/>
-        </w:rPr>
-      </w:pPr>
-      <w:r>
-        <w:rPr>
-          <w:rFonts w:hint="eastAsia"/>
-          <w:sz w:val="16"/>
-          <w:szCs w:val="16"/>
-        </w:rPr>
-        <w:t xml:space="preserve">판례는 관련 규정을 유추적용하여 손실________청구를 할 수 있다고 보며, 헌법재판소는 개발제한구역 지정으로 인하여 사회적 제약을 넘는 과도한 부담이 발생하는 경우 보상입법을 두지 않은 것은 위헌이나, 보상입법을 기다려 보상받을 수 있을 뿐 개발제한구역의 지정 자체의 효력을 다툴 수는 없다고 </w:t>
+        <w:t>손실▁114▁규정이 없는 경우 헌법 제23조 3항</w:t>
+      </w:r>
+      <w:r>
+        <w:rPr>
+          <w:rFonts w:hint="eastAsia"/>
+          <w:sz w:val="16"/>
+          <w:szCs w:val="16"/>
+        </w:rPr>
+        <w:t>을 근거로 손실보상 청구할 수 있는지 문제된다.</w:t>
+      </w:r>
+    </w:p>
+    <w:p>
+      <w:pPr>
+        <w:rPr>
+          <w:sz w:val="16"/>
+          <w:szCs w:val="16"/>
+        </w:rPr>
+      </w:pPr>
+      <w:r>
+        <w:rPr>
+          <w:rFonts w:hint="eastAsia"/>
+          <w:sz w:val="16"/>
+          <w:szCs w:val="16"/>
+        </w:rPr>
+        <w:t>헌벱 제23조 3항이 직접 근거가 될 수 있다고 보는 (직접효력설) 견해, ▁115▁입법 없는 침해규정은 위헌무효이므로, 위헌법률에 근거한 재산권 침해는 위법하여 국가배상청구가 가능하다는 (위헌무효설) 견해, 보상입법 없는 침해규정 자체는 위헌이 아니지만, 보상입법부작위가 위헌이므로 위헌결정에 따른 입법조치로 구제받을 수 있다는 (보상입법부작위위헌설)이 존재한다.</w:t>
+      </w:r>
+    </w:p>
+    <w:p>
+      <w:pPr>
+        <w:rPr>
+          <w:sz w:val="16"/>
+          <w:szCs w:val="16"/>
+        </w:rPr>
+      </w:pPr>
+      <w:r>
+        <w:rPr>
+          <w:rFonts w:hint="eastAsia"/>
+          <w:sz w:val="16"/>
+          <w:szCs w:val="16"/>
+        </w:rPr>
+        <w:t xml:space="preserve">판례는 관련 규정을 유추적용하여 손실▁116▁청구를 할 수 있다고 보며, 헌법재판소는 개발제한구역 지정으로 인하여 사회적 제약을 넘는 과도한 부담이 발생하는 경우 보상입법을 두지 않은 것은 위헌이나, 보상입법을 기다려 보상받을 수 있을 뿐 개발제한구역의 지정 자체의 효력을 다툴 수는 없다고 </w:t>
       </w:r>
       <w:r>
         <w:rPr>
@@ -6004,7 +6004,7 @@
           <w:sz w:val="16"/>
           <w:szCs w:val="16"/>
         </w:rPr>
-        <w:t>생각건대 특별희생 인정되면 관련규정 유추적용하여 손실________청구를 할 수 있다고 보는 것이 타당하다.</w:t>
+        <w:t>생각건대 특별희생 인정되면 관련규정 유추적용하여 손실▁117▁청구를 할 수 있다고 보는 것이 타당하다.</w:t>
       </w:r>
     </w:p>
     <w:p>
@@ -6090,7 +6090,7 @@
           <w:sz w:val="16"/>
           <w:szCs w:val="16"/>
         </w:rPr>
-        <w:t xml:space="preserve"> 모두 재산권에 내재하는 사회적 제약 넘어 특별희생 발생한 경우 ________이 필요하다고 본다.</w:t>
+        <w:t xml:space="preserve"> 모두 재산권에 내재하는 사회적 제약 넘어 특별희생 발생한 경우 ▁118▁이 필요하다고 본다.</w:t>
       </w:r>
     </w:p>
     <w:p>
@@ -6136,7 +6136,7 @@
           <w:sz w:val="16"/>
           <w:szCs w:val="16"/>
         </w:rPr>
-        <w:t xml:space="preserve">은 제23조 3항 공용침해규정의 범주로서 침해규정과 함께 손실________규정도 필요하다고 보나, </w:t>
+        <w:t xml:space="preserve">은 제23조 3항 공용침해규정의 범주로서 침해규정과 함께 손실▁119▁규정도 필요하다고 보나, </w:t>
       </w:r>
       <w:r>
         <w:rPr>
@@ -6182,7 +6182,7 @@
           <w:sz w:val="16"/>
           <w:szCs w:val="16"/>
         </w:rPr>
-        <w:t xml:space="preserve"> 다만, 과도한 부담이 되는 경우 그 규정은 위헌이므로 위헌결정을 통해 ________입법을 하도록 한다.</w:t>
+        <w:t xml:space="preserve"> 다만, 과도한 부담이 되는 경우 그 규정은 위헌이므로 위헌결정을 통해 보상입법을 하도록 한다.</w:t>
       </w:r>
     </w:p>
     <w:p>
@@ -6214,39 +6214,39 @@
           <w:sz w:val="16"/>
           <w:szCs w:val="16"/>
         </w:rPr>
-        <w:t>보호가치, ________, 재산권 이용목적 위배여부, 재산권의 사적효용을 해하는 것인지 등의 기준이 제시된다.</w:t>
-      </w:r>
-    </w:p>
-    <w:p>
-      <w:pPr>
-        <w:rPr>
-          <w:sz w:val="16"/>
-          <w:szCs w:val="16"/>
-        </w:rPr>
-      </w:pPr>
-      <w:r>
-        <w:rPr>
-          <w:rFonts w:hint="eastAsia"/>
-          <w:sz w:val="16"/>
-          <w:szCs w:val="16"/>
-        </w:rPr>
-        <w:t xml:space="preserve">구체적 사안에서 목적위배설, 사적효용설, ________설을 종합적으로 고려하여 ________하여야 한다. </w:t>
-      </w:r>
-    </w:p>
-    <w:p>
-      <w:pPr>
-        <w:rPr>
-          <w:sz w:val="16"/>
-          <w:szCs w:val="16"/>
-        </w:rPr>
-      </w:pPr>
-      <w:r>
-        <w:rPr>
-          <w:rFonts w:hint="eastAsia"/>
-          <w:sz w:val="16"/>
-          <w:szCs w:val="16"/>
-        </w:rPr>
-        <w:t xml:space="preserve">포섭 : 갑의 어린이집 운영권은 보호가치 있는 재산권이며, 갑의 피해는 ________ 넘으며, 본래 목적에 위배되며, 사적효용성 침해하고, 다른 어린이집 운영자와 비교하여 갑에게만 휴원명령을 내렸다는 점에서 특별희생에 해당한다. </w:t>
+        <w:t>보호가치, ▁120▁, 재산권 이용목적 위배여부, 재산권의 사적효용을 해하는 것인지 등의 기준이 제시된다.</w:t>
+      </w:r>
+    </w:p>
+    <w:p>
+      <w:pPr>
+        <w:rPr>
+          <w:sz w:val="16"/>
+          <w:szCs w:val="16"/>
+        </w:rPr>
+      </w:pPr>
+      <w:r>
+        <w:rPr>
+          <w:rFonts w:hint="eastAsia"/>
+          <w:sz w:val="16"/>
+          <w:szCs w:val="16"/>
+        </w:rPr>
+        <w:t xml:space="preserve">구체적 사안에서 목적위배설, 사적효용설, 수인한도설을 종합적으로 고려하여 ▁121▁하여야 한다. </w:t>
+      </w:r>
+    </w:p>
+    <w:p>
+      <w:pPr>
+        <w:rPr>
+          <w:sz w:val="16"/>
+          <w:szCs w:val="16"/>
+        </w:rPr>
+      </w:pPr>
+      <w:r>
+        <w:rPr>
+          <w:rFonts w:hint="eastAsia"/>
+          <w:sz w:val="16"/>
+          <w:szCs w:val="16"/>
+        </w:rPr>
+        <w:t xml:space="preserve">포섭 : 갑의 어린이집 운영권은 보호가치 있는 재산권이며, 갑의 피해는 ▁122▁ 넘으며, 본래 목적에 위배되며, 사적효용성 침해하고, 다른 어린이집 운영자와 비교하여 갑에게만 휴원명령을 내렸다는 점에서 특별희생에 해당한다. </w:t>
       </w:r>
     </w:p>
     <w:p>

--- a/word proj/사례_국가배상, 손실보상_문제.docx
+++ b/word proj/사례_국가배상, 손실보상_문제.docx
@@ -64,22 +64,22 @@
           <w:sz w:val="16"/>
           <w:szCs w:val="16"/>
         </w:rPr>
-        <w:t>①공무원의 직무상 불법행위로 ▁①▁를 받은 국민은 법률이 정하는 바에 의하여 국가 또는 공공단체에 정당한 배상을 청구할 수 있다. 이 경우 공무원 자신의 책임은 면제되지 아니한다.</w:t>
-      </w:r>
-    </w:p>
-    <w:p>
-      <w:pPr>
-        <w:rPr>
-          <w:sz w:val="16"/>
-          <w:szCs w:val="16"/>
-        </w:rPr>
-      </w:pPr>
-      <w:r>
-        <w:rPr>
-          <w:sz w:val="16"/>
-          <w:szCs w:val="16"/>
-        </w:rPr>
-        <w:t>②군인·군무원·경찰공무원 기타 법률이 정하는 자가 전투·훈련등 직무집행과 관련하여 받은 ▁②▁에 대하여는 법률이 정하는 보상외에 국가 또는 공공단체에 공무원의 직무상 불법행위로 인한 배상은 청구할 수 없다.</w:t>
+        <w:t>①공무원의 직무상 불법행위로 ▁1▁를 받은 국민은 법률이 정하는 바에 의하여 국가 또는 공공단체에 정당한 배상을 청구할 수 있다. 이 경우 공무원 자신의 책임은 면제되지 아니한다.</w:t>
+      </w:r>
+    </w:p>
+    <w:p>
+      <w:pPr>
+        <w:rPr>
+          <w:sz w:val="16"/>
+          <w:szCs w:val="16"/>
+        </w:rPr>
+      </w:pPr>
+      <w:r>
+        <w:rPr>
+          <w:sz w:val="16"/>
+          <w:szCs w:val="16"/>
+        </w:rPr>
+        <w:t>②군인·군무원·경찰공무원 기타 법률이 정하는 자가 전투·훈련등 직무집행과 관련하여 받은 ▁1▁에 대하여는 법률이 정하는 보상외에 국가 또는 공공단체에 공무원의 직무상 불법행위로 인한 배상은 청구할 수 없다.</w:t>
       </w:r>
     </w:p>
     <w:p>
@@ -104,7 +104,7 @@
           <w:sz w:val="16"/>
           <w:szCs w:val="16"/>
         </w:rPr>
-        <w:t>공무원의 ▁③▁로 인한 배상책임(제2조 1항)</w:t>
+        <w:t>공무원의 직무상 불법행위로 인한 ▁1▁(제2조 1항)</w:t>
       </w:r>
     </w:p>
     <w:p>
@@ -137,7 +137,7 @@
           <w:sz w:val="16"/>
           <w:szCs w:val="16"/>
         </w:rPr>
-        <w:t>▁④▁배상청구소송이 민사소송인지, 행정소송 중 당사자소송인지는 국가배상청구권을 공권으로 볼 것인지 여부에 따라 달라진다. 판례는 국가배상청구소송은 민사소송에 해당한다고 본다.</w:t>
+        <w:t>▁1▁배상청구소송이 민사소송인지, 행정소송 중 당사자소송인지는 국가배상청구권을 공권으로 볼 것인지 여부에 따라 달라진다. 판례는 국가배상청구소송은 민사소송에 해당한다고 본다.</w:t>
       </w:r>
     </w:p>
     <w:p>
@@ -228,7 +228,7 @@
                 <w:sz w:val="16"/>
                 <w:szCs w:val="16"/>
               </w:rPr>
-              <w:t xml:space="preserve">공무원 </w:t>
+              <w:t xml:space="preserve">▁1▁ </w:t>
             </w:r>
             <w:r>
               <w:rPr>
@@ -243,7 +243,7 @@
                 <w:sz w:val="16"/>
                 <w:szCs w:val="16"/>
               </w:rPr>
-              <w:t xml:space="preserve"> 공무를 ▁123▁받아 널리 공무에 종사하는 일체의 자, 일시적 한정적O</w:t>
+              <w:t xml:space="preserve"> 공무를 위탁받아 널리 공무에 종사하는 일체의 자, 일시적 한정적O</w:t>
             </w:r>
           </w:p>
           <w:p>
@@ -281,44 +281,44 @@
                 <w:sz w:val="16"/>
                 <w:szCs w:val="16"/>
               </w:rPr>
-              <w:t>(▁124▁)</w:t>
-            </w:r>
-            <w:r>
-              <w:rPr>
-                <w:sz w:val="16"/>
-                <w:szCs w:val="16"/>
-              </w:rPr>
-              <w:t xml:space="preserve"> : 권력작용, 비권력작용 포함 O / 사경제작용 X</w:t>
-            </w:r>
-          </w:p>
-          <w:p>
-            <w:pPr>
-              <w:rPr>
-                <w:sz w:val="16"/>
-                <w:szCs w:val="16"/>
-              </w:rPr>
-            </w:pPr>
-            <w:r>
-              <w:rPr>
-                <w:sz w:val="16"/>
-                <w:szCs w:val="16"/>
-              </w:rPr>
-              <w:t>2) ▁125▁기준 : 외형이론(실제로 직무의사가 없고 직무의 범위에 포함 되지 않더라도 직무의 외형을 취하고 있으면 포함됨)</w:t>
-            </w:r>
-          </w:p>
-          <w:p>
-            <w:pPr>
-              <w:rPr>
-                <w:sz w:val="16"/>
-                <w:szCs w:val="16"/>
-              </w:rPr>
-            </w:pPr>
-            <w:r>
-              <w:rPr>
-                <w:sz w:val="16"/>
-                <w:szCs w:val="16"/>
-              </w:rPr>
-              <w:t>3. ▁126▁·과실</w:t>
+              <w:t>(광의설)</w:t>
+            </w:r>
+            <w:r>
+              <w:rPr>
+                <w:sz w:val="16"/>
+                <w:szCs w:val="16"/>
+              </w:rPr>
+              <w:t xml:space="preserve"> : ▁1▁, 비권력작용 포함 O / 사경제작용 X</w:t>
+            </w:r>
+          </w:p>
+          <w:p>
+            <w:pPr>
+              <w:rPr>
+                <w:sz w:val="16"/>
+                <w:szCs w:val="16"/>
+              </w:rPr>
+            </w:pPr>
+            <w:r>
+              <w:rPr>
+                <w:sz w:val="16"/>
+                <w:szCs w:val="16"/>
+              </w:rPr>
+              <w:t>2) ▁1▁기준 : 외형이론(실제로 직무의사가 없고 직무의 범위에 포함 되지 않더라도 직무의 외형을 취하고 있으면 포함됨)</w:t>
+            </w:r>
+          </w:p>
+          <w:p>
+            <w:pPr>
+              <w:rPr>
+                <w:sz w:val="16"/>
+                <w:szCs w:val="16"/>
+              </w:rPr>
+            </w:pPr>
+            <w:r>
+              <w:rPr>
+                <w:sz w:val="16"/>
+                <w:szCs w:val="16"/>
+              </w:rPr>
+              <w:t>3. 고의·▁1▁</w:t>
             </w:r>
             <w:r>
               <w:rPr>
@@ -348,22 +348,22 @@
                 <w:sz w:val="16"/>
                 <w:szCs w:val="16"/>
               </w:rPr>
-              <w:t>1) 추상적 ▁127▁ (해당 직무에 종사하는 평균적인 공무원의 주의의무)</w:t>
-            </w:r>
-          </w:p>
-          <w:p>
-            <w:pPr>
-              <w:rPr>
-                <w:sz w:val="16"/>
-                <w:szCs w:val="16"/>
-              </w:rPr>
-            </w:pPr>
-            <w:r>
-              <w:rPr>
-                <w:sz w:val="16"/>
-                <w:szCs w:val="16"/>
-              </w:rPr>
-              <w:t xml:space="preserve">2) 가해 ▁128▁ 특정 </w:t>
+              <w:t>1) 추상적 과실 (해당 직무에 종사하는 평균적인 ▁1▁의 주의의무)</w:t>
+            </w:r>
+          </w:p>
+          <w:p>
+            <w:pPr>
+              <w:rPr>
+                <w:sz w:val="16"/>
+                <w:szCs w:val="16"/>
+              </w:rPr>
+            </w:pPr>
+            <w:r>
+              <w:rPr>
+                <w:sz w:val="16"/>
+                <w:szCs w:val="16"/>
+              </w:rPr>
+              <w:t xml:space="preserve">2) 가해 ▁1▁ 특정 </w:t>
             </w:r>
             <w:r>
               <w:rPr>
@@ -386,37 +386,37 @@
                 <w:sz w:val="16"/>
                 <w:szCs w:val="16"/>
               </w:rPr>
-              <w:t xml:space="preserve">4. ▁129▁위반 </w:t>
-            </w:r>
-          </w:p>
-          <w:p>
-            <w:pPr>
-              <w:rPr>
-                <w:sz w:val="16"/>
-                <w:szCs w:val="16"/>
-              </w:rPr>
-            </w:pPr>
-            <w:r>
-              <w:rPr>
-                <w:sz w:val="16"/>
-                <w:szCs w:val="16"/>
-              </w:rPr>
-              <w:t xml:space="preserve">법령의 범위: 형식적 의미의 법률+▁130▁, 권력남용금지, 신의성실 등 포함 </w:t>
-            </w:r>
-          </w:p>
-          <w:p>
-            <w:pPr>
-              <w:rPr>
-                <w:sz w:val="16"/>
-                <w:szCs w:val="16"/>
-              </w:rPr>
-            </w:pPr>
-            <w:r>
-              <w:rPr>
-                <w:sz w:val="16"/>
-                <w:szCs w:val="16"/>
-              </w:rPr>
-              <w:t>상대적 위법성설: 피침해이익과 침해행위, 피해자측의 관여와 ▁131▁</w:t>
+              <w:t xml:space="preserve">4. ▁1▁ </w:t>
+            </w:r>
+          </w:p>
+          <w:p>
+            <w:pPr>
+              <w:rPr>
+                <w:sz w:val="16"/>
+                <w:szCs w:val="16"/>
+              </w:rPr>
+            </w:pPr>
+            <w:r>
+              <w:rPr>
+                <w:sz w:val="16"/>
+                <w:szCs w:val="16"/>
+              </w:rPr>
+              <w:t xml:space="preserve">법령의 범위: 형식적 의미의 법률+인권존중, ▁1▁, 신의성실 등 포함 </w:t>
+            </w:r>
+          </w:p>
+          <w:p>
+            <w:pPr>
+              <w:rPr>
+                <w:sz w:val="16"/>
+                <w:szCs w:val="16"/>
+              </w:rPr>
+            </w:pPr>
+            <w:r>
+              <w:rPr>
+                <w:sz w:val="16"/>
+                <w:szCs w:val="16"/>
+              </w:rPr>
+              <w:t>상대적 위법성설: 피침해이익과 침해행위, 피해자측의 관여와 손해</w:t>
             </w:r>
             <w:r>
               <w:rPr>
@@ -431,52 +431,52 @@
                 <w:sz w:val="16"/>
                 <w:szCs w:val="16"/>
               </w:rPr>
-              <w:t>정도를 고려하여 “객관적 정당성 상실여부” 판단</w:t>
-            </w:r>
-          </w:p>
-          <w:p>
-            <w:pPr>
-              <w:rPr>
-                <w:sz w:val="16"/>
-                <w:szCs w:val="16"/>
-              </w:rPr>
-            </w:pPr>
-            <w:r>
-              <w:rPr>
-                <w:sz w:val="16"/>
-                <w:szCs w:val="16"/>
-              </w:rPr>
-              <w:t xml:space="preserve">5. 타인 ▁132▁ </w:t>
-            </w:r>
-          </w:p>
-          <w:p>
-            <w:pPr>
-              <w:rPr>
-                <w:sz w:val="16"/>
-                <w:szCs w:val="16"/>
-              </w:rPr>
-            </w:pPr>
-            <w:r>
-              <w:rPr>
-                <w:sz w:val="16"/>
-                <w:szCs w:val="16"/>
-              </w:rPr>
-              <w:t>타인: ‘▁133▁, 가해자와 동일시할 수 있는 자’를 제외한 모든 사람</w:t>
-            </w:r>
-          </w:p>
-          <w:p>
-            <w:pPr>
-              <w:rPr>
-                <w:sz w:val="16"/>
-                <w:szCs w:val="16"/>
-              </w:rPr>
-            </w:pPr>
-            <w:r>
-              <w:rPr>
-                <w:sz w:val="16"/>
-                <w:szCs w:val="16"/>
-              </w:rPr>
-              <w:t>▁134▁: 적극적</w:t>
+              <w:t>정도를 고려하여 “객관적 정당성 상실여부” ▁1▁</w:t>
+            </w:r>
+          </w:p>
+          <w:p>
+            <w:pPr>
+              <w:rPr>
+                <w:sz w:val="16"/>
+                <w:szCs w:val="16"/>
+              </w:rPr>
+            </w:pPr>
+            <w:r>
+              <w:rPr>
+                <w:sz w:val="16"/>
+                <w:szCs w:val="16"/>
+              </w:rPr>
+              <w:t xml:space="preserve">5. 타인 ▁1▁ </w:t>
+            </w:r>
+          </w:p>
+          <w:p>
+            <w:pPr>
+              <w:rPr>
+                <w:sz w:val="16"/>
+                <w:szCs w:val="16"/>
+              </w:rPr>
+            </w:pPr>
+            <w:r>
+              <w:rPr>
+                <w:sz w:val="16"/>
+                <w:szCs w:val="16"/>
+              </w:rPr>
+              <w:t>타인: ‘▁1▁, 가해자와 동일시할 수 있는 자’를 제외한 모든 사람</w:t>
+            </w:r>
+          </w:p>
+          <w:p>
+            <w:pPr>
+              <w:rPr>
+                <w:sz w:val="16"/>
+                <w:szCs w:val="16"/>
+              </w:rPr>
+            </w:pPr>
+            <w:r>
+              <w:rPr>
+                <w:sz w:val="16"/>
+                <w:szCs w:val="16"/>
+              </w:rPr>
+              <w:t>▁1▁: 적극적</w:t>
             </w:r>
             <w:r>
               <w:rPr>
@@ -551,7 +551,7 @@
                 <w:sz w:val="16"/>
                 <w:szCs w:val="16"/>
               </w:rPr>
-              <w:t>▁135▁</w:t>
+              <w:t>▁1▁</w:t>
             </w:r>
           </w:p>
         </w:tc>
@@ -574,23 +574,23 @@
           <w:sz w:val="16"/>
           <w:szCs w:val="16"/>
         </w:rPr>
-        <w:t>공무원 또는 공무를 위탁받은 ▁⑤▁</w:t>
-      </w:r>
-    </w:p>
-    <w:p>
-      <w:pPr>
-        <w:rPr>
-          <w:sz w:val="16"/>
-          <w:szCs w:val="16"/>
-        </w:rPr>
-      </w:pPr>
-      <w:r>
-        <w:rPr>
-          <w:rFonts w:hint="eastAsia"/>
-          <w:sz w:val="16"/>
-          <w:szCs w:val="16"/>
-        </w:rPr>
-        <w:t>▁⑥▁ 등에 의하여 공무원 신분을 가진 자 뿐만 아니라 공무위탁받아 그에 종사하는 자, 공행정사무 집행하는 이행보조자를 널리 포함한다.</w:t>
+        <w:t>▁1▁ 또는 공무를 위탁받은 사인</w:t>
+      </w:r>
+    </w:p>
+    <w:p>
+      <w:pPr>
+        <w:rPr>
+          <w:sz w:val="16"/>
+          <w:szCs w:val="16"/>
+        </w:rPr>
+      </w:pPr>
+      <w:r>
+        <w:rPr>
+          <w:rFonts w:hint="eastAsia"/>
+          <w:sz w:val="16"/>
+          <w:szCs w:val="16"/>
+        </w:rPr>
+        <w:t>국가공무원법 등에 의하여 공무원 신분을 가진 자 뿐만 아니라 ▁1▁받아 그에 종사하는 자, 공행정사무 집행하는 이행보조자를 널리 포함한다.</w:t>
       </w:r>
     </w:p>
     <w:p>
@@ -610,7 +610,7 @@
           <w:sz w:val="16"/>
           <w:szCs w:val="16"/>
         </w:rPr>
-        <w:t>▁⑦▁ 쟁점(후술)</w:t>
+        <w:t>▁1▁ 쟁점(후술)</w:t>
       </w:r>
     </w:p>
     <w:p>
@@ -654,63 +654,63 @@
           <w:sz w:val="16"/>
           <w:szCs w:val="16"/>
         </w:rPr>
-        <w:t xml:space="preserve"> (▁⑧▁)</w:t>
-      </w:r>
-    </w:p>
-    <w:p>
-      <w:pPr>
-        <w:rPr>
-          <w:sz w:val="16"/>
-          <w:szCs w:val="16"/>
-        </w:rPr>
-      </w:pPr>
-      <w:r>
-        <w:rPr>
-          <w:rFonts w:hint="eastAsia"/>
-          <w:sz w:val="16"/>
-          <w:szCs w:val="16"/>
-        </w:rPr>
-        <w:t>직무 범위 관련하여, 권력작용만 포함된다는 견해(▁⑨▁), 권력작용과 관리작용(광의설), 사경제 주체로서의 행위까지 포함된다는 최광의설이 존재하나, 판례는 광의설 입장에서 국가배상청구의 요건인 공무원의 직무에는 권력적 작용뿐 아니라 비권력적 작용도 포함되며 단지 행정주체가 사경제주체로서 하는 활동은 제외된다고 판시한다.</w:t>
-      </w:r>
-    </w:p>
-    <w:p>
-      <w:pPr>
-        <w:rPr>
-          <w:sz w:val="16"/>
-          <w:szCs w:val="16"/>
-        </w:rPr>
-      </w:pPr>
-      <w:r>
-        <w:rPr>
-          <w:rFonts w:hint="eastAsia"/>
-          <w:sz w:val="16"/>
-          <w:szCs w:val="16"/>
-        </w:rPr>
-        <w:t>직무집행 여부</w:t>
-      </w:r>
-      <w:r>
-        <w:rPr>
-          <w:rFonts w:hint="eastAsia"/>
-          <w:sz w:val="16"/>
-          <w:szCs w:val="16"/>
-        </w:rPr>
-        <w:t xml:space="preserve"> (▁⑩▁이론)</w:t>
-      </w:r>
-    </w:p>
-    <w:p>
-      <w:pPr>
-        <w:rPr>
-          <w:sz w:val="16"/>
-          <w:szCs w:val="16"/>
-        </w:rPr>
-      </w:pPr>
-      <w:r>
-        <w:rPr>
-          <w:rFonts w:hint="eastAsia"/>
-          <w:sz w:val="16"/>
-          <w:szCs w:val="16"/>
-        </w:rPr>
-        <w:t>외관이론(▁⑪▁인지 여부는 실제로 해당 공무원에게 직무집행의 의사가 있었는지 여부에 관계없이, 객관적으로 직무행위의 외관을 갖추고 있는지 여부에 따라 판단하여야 한다</w:t>
+        <w:t xml:space="preserve"> (▁1▁)</w:t>
+      </w:r>
+    </w:p>
+    <w:p>
+      <w:pPr>
+        <w:rPr>
+          <w:sz w:val="16"/>
+          <w:szCs w:val="16"/>
+        </w:rPr>
+      </w:pPr>
+      <w:r>
+        <w:rPr>
+          <w:rFonts w:hint="eastAsia"/>
+          <w:sz w:val="16"/>
+          <w:szCs w:val="16"/>
+        </w:rPr>
+        <w:t>직무 범위 관련하여, 권력작용만 포함된다는 견해(▁1▁), 권력작용과 관리작용(광의설), 사경제 주체로서의 행위까지 포함된다는 최광의설이 존재하나, 판례는 광의설 입장에서 국가배상청구의 요건인 공무원의 직무에는 권력적 작용뿐 아니라 비권력적 작용도 포함되며 단지 행정주체가 사경제주체로서 하는 활동은 제외된다고 판시한다.</w:t>
+      </w:r>
+    </w:p>
+    <w:p>
+      <w:pPr>
+        <w:rPr>
+          <w:sz w:val="16"/>
+          <w:szCs w:val="16"/>
+        </w:rPr>
+      </w:pPr>
+      <w:r>
+        <w:rPr>
+          <w:rFonts w:hint="eastAsia"/>
+          <w:sz w:val="16"/>
+          <w:szCs w:val="16"/>
+        </w:rPr>
+        <w:t>▁1▁ 여부</w:t>
+      </w:r>
+      <w:r>
+        <w:rPr>
+          <w:rFonts w:hint="eastAsia"/>
+          <w:sz w:val="16"/>
+          <w:szCs w:val="16"/>
+        </w:rPr>
+        <w:t xml:space="preserve"> (외관이론)</w:t>
+      </w:r>
+    </w:p>
+    <w:p>
+      <w:pPr>
+        <w:rPr>
+          <w:sz w:val="16"/>
+          <w:szCs w:val="16"/>
+        </w:rPr>
+      </w:pPr>
+      <w:r>
+        <w:rPr>
+          <w:rFonts w:hint="eastAsia"/>
+          <w:sz w:val="16"/>
+          <w:szCs w:val="16"/>
+        </w:rPr>
+        <w:t>외관이론(직무행위인지 여부는 실제로 해당 공무원에게 직무집행의 의사가 있었는지 여부에 관계없이, 객관적으로 직무행위의 외관을 갖추고 있는지 여부에 따라 ▁1▁하여야 한다</w:t>
       </w:r>
       <w:r>
         <w:rPr>
@@ -746,23 +746,23 @@
           <w:sz w:val="16"/>
           <w:szCs w:val="16"/>
         </w:rPr>
-        <w:t>▁⑫▁ 또는 과실</w:t>
-      </w:r>
-    </w:p>
-    <w:p>
-      <w:pPr>
-        <w:rPr>
-          <w:sz w:val="16"/>
-          <w:szCs w:val="16"/>
-        </w:rPr>
-      </w:pPr>
-      <w:r>
-        <w:rPr>
-          <w:rFonts w:hint="eastAsia"/>
-          <w:sz w:val="16"/>
-          <w:szCs w:val="16"/>
-        </w:rPr>
-        <w:t xml:space="preserve">직무집행상 ▁⑬▁이란 공무원이 그 직무를 수행함에 있어 당해 직무를 담당하는 </w:t>
+        <w:t>고의 또는 ▁1▁</w:t>
+      </w:r>
+    </w:p>
+    <w:p>
+      <w:pPr>
+        <w:rPr>
+          <w:sz w:val="16"/>
+          <w:szCs w:val="16"/>
+        </w:rPr>
+      </w:pPr>
+      <w:r>
+        <w:rPr>
+          <w:rFonts w:hint="eastAsia"/>
+          <w:sz w:val="16"/>
+          <w:szCs w:val="16"/>
+        </w:rPr>
+        <w:t xml:space="preserve">직무집행상 과실이란 공무원이 그 직무를 수행함에 있어 당해 직무를 담당하는 </w:t>
       </w:r>
       <w:r>
         <w:rPr>
@@ -772,7 +772,7 @@
           <w:sz w:val="16"/>
           <w:szCs w:val="16"/>
         </w:rPr>
-        <w:t>평</w:t>
+        <w:t>▁1▁</w:t>
       </w:r>
       <w:r>
         <w:rPr>
@@ -877,7 +877,7 @@
                 <w:sz w:val="16"/>
                 <w:szCs w:val="16"/>
               </w:rPr>
-              <w:t>처분 시 재량권 행사기준에 따른 이상 ▁136▁ X</w:t>
+              <w:t>처분 시 재량권 행사기준에 따른 이상 ▁1▁ X</w:t>
             </w:r>
           </w:p>
         </w:tc>
@@ -916,7 +916,7 @@
                 <w:sz w:val="16"/>
                 <w:szCs w:val="16"/>
               </w:rPr>
-              <w:t>▁137▁해석 오류</w:t>
+              <w:t>▁1▁해석 오류</w:t>
             </w:r>
           </w:p>
         </w:tc>
@@ -939,7 +939,7 @@
                 <w:sz w:val="16"/>
                 <w:szCs w:val="16"/>
               </w:rPr>
-              <w:t>법령해석과 ▁138▁과실 인정여부 쟁점(후술)</w:t>
+              <w:t>법령해석과 고의▁1▁ 인정여부 쟁점(후술)</w:t>
             </w:r>
           </w:p>
         </w:tc>
@@ -978,7 +978,7 @@
                 <w:sz w:val="16"/>
                 <w:szCs w:val="16"/>
               </w:rPr>
-              <w:t>위헌▁139▁ 적용</w:t>
+              <w:t>위헌▁1▁ 적용</w:t>
             </w:r>
           </w:p>
         </w:tc>
@@ -999,7 +999,7 @@
                 <w:sz w:val="16"/>
                 <w:szCs w:val="16"/>
               </w:rPr>
-              <w:t>▁140▁적용 거부할 수 없으므로 과실 X</w:t>
+              <w:t>법령적용 거부할 수 없으므로 ▁1▁ X</w:t>
             </w:r>
           </w:p>
         </w:tc>
@@ -1059,7 +1059,7 @@
                 <w:sz w:val="16"/>
                 <w:szCs w:val="16"/>
               </w:rPr>
-              <w:t xml:space="preserve">입법당시 나름대로 합리적 근거를 찾아 경과규정 없이 새로운 ▁141▁을 시행한 것이라면 과실 X </w:t>
+              <w:t xml:space="preserve">입법당시 나름대로 합리적 근거를 찾아 경과규정 없이 새로운 법령을 시행한 것이라면 ▁1▁ X </w:t>
             </w:r>
           </w:p>
         </w:tc>
@@ -1098,7 +1098,7 @@
                 <w:sz w:val="16"/>
                 <w:szCs w:val="16"/>
               </w:rPr>
-              <w:t>▁142▁</w:t>
+              <w:t>▁1▁</w:t>
             </w:r>
           </w:p>
         </w:tc>
@@ -1123,7 +1123,7 @@
                 <w:sz w:val="16"/>
                 <w:szCs w:val="16"/>
               </w:rPr>
-              <w:t xml:space="preserve">부작위 </w:t>
+              <w:t xml:space="preserve">▁1▁ </w:t>
             </w:r>
             <w:r>
               <w:rPr>
@@ -1133,7 +1133,7 @@
                 <w:sz w:val="16"/>
                 <w:szCs w:val="16"/>
               </w:rPr>
-              <w:t>▁143▁배상</w:t>
+              <w:t>국가배상</w:t>
             </w:r>
             <w:r>
               <w:rPr>
@@ -1214,7 +1214,7 @@
                 <w:sz w:val="16"/>
                 <w:szCs w:val="16"/>
               </w:rPr>
-              <w:t xml:space="preserve">위법한 판결에 의한 ▁144▁배상 </w:t>
+              <w:t xml:space="preserve">위법한 판결에 의한 ▁1▁배상 </w:t>
             </w:r>
             <w:r>
               <w:rPr>
@@ -1308,7 +1308,7 @@
                 <w:sz w:val="16"/>
                 <w:szCs w:val="16"/>
               </w:rPr>
-              <w:t>위법▁145▁ X</w:t>
+              <w:t>위법▁1▁ X</w:t>
             </w:r>
           </w:p>
         </w:tc>
@@ -1347,7 +1347,7 @@
                 <w:sz w:val="16"/>
                 <w:szCs w:val="16"/>
               </w:rPr>
-              <w:t>입법▁146▁</w:t>
+              <w:t>입법▁1▁</w:t>
             </w:r>
           </w:p>
         </w:tc>
@@ -1368,7 +1368,7 @@
                 <w:sz w:val="16"/>
                 <w:szCs w:val="16"/>
               </w:rPr>
-              <w:t>헌법상 구체적 입법의무 + 상당기간 ▁147▁과실 부작위</w:t>
+              <w:t>헌법상 구체적 입법의무 + 상당기간 고의과실 ▁1▁</w:t>
             </w:r>
           </w:p>
         </w:tc>
@@ -1392,22 +1392,22 @@
           <w:sz w:val="16"/>
           <w:szCs w:val="16"/>
         </w:rPr>
-        <w:t>▁⑭▁위반</w:t>
-      </w:r>
-    </w:p>
-    <w:p>
-      <w:pPr>
-        <w:rPr>
-          <w:sz w:val="16"/>
-          <w:szCs w:val="16"/>
-        </w:rPr>
-      </w:pPr>
-      <w:r>
-        <w:rPr>
-          <w:sz w:val="16"/>
-          <w:szCs w:val="16"/>
-        </w:rPr>
-        <w:t>‘법령을 위반하여’라고 함은 엄격하게 형식적 의미의 법령에 명시적으로 공무원의 ▁⑮▁가 정하여져 있음에도 이를 위반하는 경우만을 의미하는 것은 아니고, 인권존중·권력남용금지·신의성실과 같이 공무원으로서 마땅히 지켜야 할 준칙이나 규범을 지키지 아니하고 위반한 경우를 비롯하여 널리 그 행위가 객관적인 정당성을 결여하고 있는 경우를 포함한다.</w:t>
+        <w:t>▁1▁</w:t>
+      </w:r>
+    </w:p>
+    <w:p>
+      <w:pPr>
+        <w:rPr>
+          <w:sz w:val="16"/>
+          <w:szCs w:val="16"/>
+        </w:rPr>
+      </w:pPr>
+      <w:r>
+        <w:rPr>
+          <w:sz w:val="16"/>
+          <w:szCs w:val="16"/>
+        </w:rPr>
+        <w:t>‘법령을 ▁1▁하여’라고 함은 엄격하게 형식적 의미의 법령에 명시적으로 공무원의 행위의무가 정하여져 있음에도 이를 위반하는 경우만을 의미하는 것은 아니고, 인권존중·권력남용금지·신의성실과 같이 공무원으로서 마땅히 지켜야 할 준칙이나 규범을 지키지 아니하고 위반한 경우를 비롯하여 널리 그 행위가 객관적인 정당성을 결여하고 있는 경우를 포함한다.</w:t>
       </w:r>
     </w:p>
     <w:p>
@@ -1425,7 +1425,7 @@
           <w:sz w:val="16"/>
           <w:szCs w:val="16"/>
         </w:rPr>
-        <w:t>처분의 위법성과 ▁⑯▁위반의 관계</w:t>
+        <w:t>처분의 위법성과 ▁1▁의 관계</w:t>
       </w:r>
       <w:r>
         <w:rPr>
@@ -1469,7 +1469,7 @@
           <w:sz w:val="16"/>
           <w:szCs w:val="16"/>
         </w:rPr>
-        <w:t>확정된 취소판결 기판력과 법령위반</w:t>
+        <w:t>확정된 취소판결 기판력과 ▁1▁</w:t>
       </w:r>
       <w:r>
         <w:rPr>
@@ -1487,22 +1487,22 @@
           <w:sz w:val="16"/>
           <w:szCs w:val="16"/>
         </w:rPr>
-        <w:t xml:space="preserve"> : ▁⑰▁ 긍정설 vs 부정설</w:t>
-      </w:r>
-    </w:p>
-    <w:p>
-      <w:pPr>
-        <w:rPr>
-          <w:sz w:val="16"/>
-          <w:szCs w:val="16"/>
-        </w:rPr>
-      </w:pPr>
-      <w:r>
-        <w:rPr>
-          <w:sz w:val="16"/>
-          <w:szCs w:val="16"/>
-        </w:rPr>
-        <w:t>▁⑱▁배상청구소송의 기판력과 취소소송</w:t>
+        <w:t xml:space="preserve"> : 전부기판력 긍정설 vs 부정설</w:t>
+      </w:r>
+    </w:p>
+    <w:p>
+      <w:pPr>
+        <w:rPr>
+          <w:sz w:val="16"/>
+          <w:szCs w:val="16"/>
+        </w:rPr>
+      </w:pPr>
+      <w:r>
+        <w:rPr>
+          <w:sz w:val="16"/>
+          <w:szCs w:val="16"/>
+        </w:rPr>
+        <w:t>국가배상청구소송의 기판력과 ▁1▁</w:t>
       </w:r>
       <w:r>
         <w:rPr>
@@ -1587,23 +1587,23 @@
           <w:sz w:val="16"/>
           <w:szCs w:val="16"/>
         </w:rPr>
-        <w:t>▁⑲▁ 및 인과관계</w:t>
-      </w:r>
-    </w:p>
-    <w:p>
-      <w:pPr>
-        <w:rPr>
-          <w:sz w:val="16"/>
-          <w:szCs w:val="16"/>
-        </w:rPr>
-      </w:pPr>
-      <w:r>
-        <w:rPr>
-          <w:rFonts w:hint="eastAsia"/>
-          <w:sz w:val="16"/>
-          <w:szCs w:val="16"/>
-        </w:rPr>
-        <w:t>반사적이익론 관련, 판례는 위반한 ▁⑳▁의 사익보호성이 결여된 경우 상당인과관계 부정한다.</w:t>
+        <w:t>▁1▁ 및 인과관계</w:t>
+      </w:r>
+    </w:p>
+    <w:p>
+      <w:pPr>
+        <w:rPr>
+          <w:sz w:val="16"/>
+          <w:szCs w:val="16"/>
+        </w:rPr>
+      </w:pPr>
+      <w:r>
+        <w:rPr>
+          <w:rFonts w:hint="eastAsia"/>
+          <w:sz w:val="16"/>
+          <w:szCs w:val="16"/>
+        </w:rPr>
+        <w:t>반사적이익론 관련, 판례는 ▁1▁한 법령의 사익보호성이 결여된 경우 상당인과관계 부정한다.</w:t>
       </w:r>
     </w:p>
     <w:p>
@@ -1620,23 +1620,23 @@
           <w:sz w:val="16"/>
           <w:szCs w:val="16"/>
         </w:rPr>
-        <w:t>1) ▁21▁의 배상책임</w:t>
-      </w:r>
-    </w:p>
-    <w:p>
-      <w:pPr>
-        <w:rPr>
-          <w:sz w:val="16"/>
-          <w:szCs w:val="16"/>
-        </w:rPr>
-      </w:pPr>
-      <w:r>
-        <w:rPr>
-          <w:rFonts w:hint="eastAsia"/>
-          <w:sz w:val="16"/>
-          <w:szCs w:val="16"/>
-        </w:rPr>
-        <w:t>- 배상책임의 주체</w:t>
+        <w:t>1) 공공단체의 ▁1▁</w:t>
+      </w:r>
+    </w:p>
+    <w:p>
+      <w:pPr>
+        <w:rPr>
+          <w:sz w:val="16"/>
+          <w:szCs w:val="16"/>
+        </w:rPr>
+      </w:pPr>
+      <w:r>
+        <w:rPr>
+          <w:rFonts w:hint="eastAsia"/>
+          <w:sz w:val="16"/>
+          <w:szCs w:val="16"/>
+        </w:rPr>
+        <w:t>- ▁1▁의 주체</w:t>
       </w:r>
       <w:r>
         <w:rPr>
@@ -1652,71 +1652,71 @@
           <w:sz w:val="16"/>
           <w:szCs w:val="16"/>
         </w:rPr>
-        <w:t>▁22▁ -</w:t>
-      </w:r>
-    </w:p>
-    <w:p>
-      <w:pPr>
-        <w:rPr>
-          <w:sz w:val="16"/>
-          <w:szCs w:val="16"/>
-        </w:rPr>
-      </w:pPr>
-      <w:r>
-        <w:rPr>
-          <w:rFonts w:hint="eastAsia"/>
-          <w:sz w:val="16"/>
-          <w:szCs w:val="16"/>
-        </w:rPr>
-        <w:t>국가나 자치단체로부터 공무를 수탁받은 공공단체가 공무수행 중 불법행위를 한 경우 ▁23▁배상책임의 주체가 위탁자인 국가나 지자체인지 수탁한 공공단체인지 문제된다.</w:t>
-      </w:r>
-    </w:p>
-    <w:p>
-      <w:pPr>
-        <w:rPr>
-          <w:sz w:val="16"/>
-          <w:szCs w:val="16"/>
-        </w:rPr>
-      </w:pPr>
-      <w:r>
-        <w:rPr>
-          <w:rFonts w:hint="eastAsia"/>
-          <w:sz w:val="16"/>
-          <w:szCs w:val="16"/>
-        </w:rPr>
-        <w:t>▁24▁를 국가배상법상 공무원으로 취급하자는 견해도 있으나, 공공단체는 공법인으로서 행정주체이고 권한을 위탁받았으므로 공공단체가 배상책임자가 된다고 보아야 한다.</w:t>
-      </w:r>
-    </w:p>
-    <w:p>
-      <w:pPr>
-        <w:rPr>
-          <w:sz w:val="16"/>
-          <w:szCs w:val="16"/>
-        </w:rPr>
-      </w:pPr>
-      <w:r>
-        <w:rPr>
-          <w:rFonts w:hint="eastAsia"/>
-          <w:sz w:val="16"/>
-          <w:szCs w:val="16"/>
-        </w:rPr>
-        <w:t>판례는 공법인이 국가로부터 위탁받은 공행정사무 집행과정에서 공법인의 임직원이나 피용인이 고의 또는 과실로 법령 위반하여 타인에게 ▁25▁를 입힌 경우, 공법인은 위탁받은 공행정사무에 대한 행정주체 지위에서 배상책임 부담하지만, 그 직원은 국가배상법상 공무원에 해당하여 고의 중과실 있는 때에만 직접책임을 부담한다고 본다.</w:t>
-      </w:r>
-    </w:p>
-    <w:p>
-      <w:pPr>
-        <w:rPr>
-          <w:sz w:val="16"/>
-          <w:szCs w:val="16"/>
-        </w:rPr>
-      </w:pPr>
-      <w:r>
-        <w:rPr>
-          <w:rFonts w:hint="eastAsia"/>
-          <w:sz w:val="16"/>
-          <w:szCs w:val="16"/>
-        </w:rPr>
-        <w:t xml:space="preserve">- ▁26▁ 배상책임의 법적근거 : 민법 </w:t>
+        <w:t>공공단체 -</w:t>
+      </w:r>
+    </w:p>
+    <w:p>
+      <w:pPr>
+        <w:rPr>
+          <w:sz w:val="16"/>
+          <w:szCs w:val="16"/>
+        </w:rPr>
+      </w:pPr>
+      <w:r>
+        <w:rPr>
+          <w:rFonts w:hint="eastAsia"/>
+          <w:sz w:val="16"/>
+          <w:szCs w:val="16"/>
+        </w:rPr>
+        <w:t>국가나 자치단체로부터 공무를 수탁받은 공공단체가 공무수행 중 불법행위를 한 경우 손해▁1▁의 주체가 위탁자인 국가나 지자체인지 수탁한 공공단체인지 문제된다.</w:t>
+      </w:r>
+    </w:p>
+    <w:p>
+      <w:pPr>
+        <w:rPr>
+          <w:sz w:val="16"/>
+          <w:szCs w:val="16"/>
+        </w:rPr>
+      </w:pPr>
+      <w:r>
+        <w:rPr>
+          <w:rFonts w:hint="eastAsia"/>
+          <w:sz w:val="16"/>
+          <w:szCs w:val="16"/>
+        </w:rPr>
+        <w:t>공공단체를 국가배상법상 공무원으로 취급▁1▁는 견해도 있으나, 공공단체는 공법인으로서 행정주체이고 권한을 위탁받았으므로 공공단체가 배상책임자가 된다고 보아야 한다.</w:t>
+      </w:r>
+    </w:p>
+    <w:p>
+      <w:pPr>
+        <w:rPr>
+          <w:sz w:val="16"/>
+          <w:szCs w:val="16"/>
+        </w:rPr>
+      </w:pPr>
+      <w:r>
+        <w:rPr>
+          <w:rFonts w:hint="eastAsia"/>
+          <w:sz w:val="16"/>
+          <w:szCs w:val="16"/>
+        </w:rPr>
+        <w:t>판례는 공법인이 국가로부터 위탁받은 공행정사무 집행과정에서 공법인의 임직원이나 피용인이 고의 또는 과실로 법령 ▁1▁하여 타인에게 손해를 입힌 경우, 공법인은 위탁받은 공행정사무에 대한 행정주체 지위에서 배상책임 부담하지만, 그 직원은 국가배상법상 공무원에 해당하여 고의 중과실 있는 때에만 직접책임을 부담한다고 본다.</w:t>
+      </w:r>
+    </w:p>
+    <w:p>
+      <w:pPr>
+        <w:rPr>
+          <w:sz w:val="16"/>
+          <w:szCs w:val="16"/>
+        </w:rPr>
+      </w:pPr>
+      <w:r>
+        <w:rPr>
+          <w:rFonts w:hint="eastAsia"/>
+          <w:sz w:val="16"/>
+          <w:szCs w:val="16"/>
+        </w:rPr>
+        <w:t xml:space="preserve">- 공공단체 ▁1▁의 법적근거 : 민법 </w:t>
       </w:r>
       <w:r>
         <w:rPr>
@@ -1747,7 +1747,7 @@
           <w:sz w:val="16"/>
           <w:szCs w:val="16"/>
         </w:rPr>
-        <w:t>헌법 제29조 1항은 배상책임의 주체로서 국가와 ▁27▁를 규정하나, 국가배상법은 공공단체를 별도로 규정하지 않아 공공단체 배상책임 근거가 국가배상법인지 민법인지 문제된다. 판례는 일반적으로 민법상 배상책임을 진다고 본다.</w:t>
+        <w:t>헌법 제29조 1항은 ▁1▁의 주체로서 국가와 공공단체를 규정하나, 국가배상법은 공공단체를 별도로 규정하지 않아 공공단체 배상책임 근거가 국가배상법인지 민법인지 문제된다. 판례는 일반적으로 민법상 배상책임을 진다고 본다.</w:t>
       </w:r>
     </w:p>
     <w:p>
@@ -1772,23 +1772,23 @@
           <w:sz w:val="16"/>
           <w:szCs w:val="16"/>
         </w:rPr>
-        <w:t>) 법령해석의 ▁28▁과실</w:t>
-      </w:r>
-    </w:p>
-    <w:p>
-      <w:pPr>
-        <w:rPr>
-          <w:sz w:val="16"/>
-          <w:szCs w:val="16"/>
-        </w:rPr>
-      </w:pPr>
-      <w:r>
-        <w:rPr>
-          <w:rFonts w:hint="eastAsia"/>
-          <w:sz w:val="16"/>
-          <w:szCs w:val="16"/>
-        </w:rPr>
-        <w:t xml:space="preserve">공무원이 직무를 집행함에 있어 관계법규를 알지 못하거나 필요한 지식을 갖추지 못하여 법규해석을 그르쳐 잘못된 행정처분을 하였다면 그가 법률전문가 아닌 행정직 공무원이라고 하여 과실이 </w:t>
+        <w:t>) 법령해석의 고의▁1▁</w:t>
+      </w:r>
+    </w:p>
+    <w:p>
+      <w:pPr>
+        <w:rPr>
+          <w:sz w:val="16"/>
+          <w:szCs w:val="16"/>
+        </w:rPr>
+      </w:pPr>
+      <w:r>
+        <w:rPr>
+          <w:rFonts w:hint="eastAsia"/>
+          <w:sz w:val="16"/>
+          <w:szCs w:val="16"/>
+        </w:rPr>
+        <w:t xml:space="preserve">▁1▁이 직무를 집행함에 있어 관계법규를 알지 못하거나 필요한 지식을 갖추지 못하여 법규해석을 그르쳐 잘못된 행정처분을 하였다면 그가 법률전문가 아닌 행정직 공무원이라고 하여 과실이 </w:t>
       </w:r>
       <w:r>
         <w:rPr>
@@ -1804,7 +1804,7 @@
           <w:sz w:val="16"/>
           <w:szCs w:val="16"/>
         </w:rPr>
-        <w:t xml:space="preserve">으나, ▁29▁에 대한 해석이 복잡 미묘하여 </w:t>
+        <w:t xml:space="preserve">으나, 법령에 대한 해석이 복잡 미묘하여 </w:t>
       </w:r>
       <w:r>
         <w:rPr>
@@ -1877,23 +1877,23 @@
           <w:sz w:val="16"/>
           <w:szCs w:val="16"/>
         </w:rPr>
-        <w:t>▁30▁위반</w:t>
-      </w:r>
-    </w:p>
-    <w:p>
-      <w:pPr>
-        <w:rPr>
-          <w:sz w:val="16"/>
-          <w:szCs w:val="16"/>
-        </w:rPr>
-      </w:pPr>
-      <w:r>
-        <w:rPr>
-          <w:rFonts w:hint="eastAsia"/>
-          <w:sz w:val="16"/>
-          <w:szCs w:val="16"/>
-        </w:rPr>
-        <w:t>결과불법설 : 가해행위 결과인 ▁31▁의 불법</w:t>
+        <w:t>▁1▁</w:t>
+      </w:r>
+    </w:p>
+    <w:p>
+      <w:pPr>
+        <w:rPr>
+          <w:sz w:val="16"/>
+          <w:szCs w:val="16"/>
+        </w:rPr>
+      </w:pPr>
+      <w:r>
+        <w:rPr>
+          <w:rFonts w:hint="eastAsia"/>
+          <w:sz w:val="16"/>
+          <w:szCs w:val="16"/>
+        </w:rPr>
+        <w:t>결과불법설 : 가해행위 결과인 ▁1▁의 불법</w:t>
       </w:r>
     </w:p>
     <w:p>
@@ -1917,39 +1917,39 @@
           <w:sz w:val="16"/>
           <w:szCs w:val="16"/>
         </w:rPr>
-        <w:t>피침해이익의 성격과 침해의 정도, 가해행위 태양 등을 종합적으로 고려하여 행위가 ▁32▁으로 정당성 결여한 경우</w:t>
-      </w:r>
-    </w:p>
-    <w:p>
-      <w:pPr>
-        <w:rPr>
-          <w:sz w:val="16"/>
-          <w:szCs w:val="16"/>
-        </w:rPr>
-      </w:pPr>
-      <w:r>
-        <w:rPr>
-          <w:rFonts w:hint="eastAsia"/>
-          <w:sz w:val="16"/>
-          <w:szCs w:val="16"/>
-        </w:rPr>
-        <w:t>협의의 행위위법성설 : ▁33▁의 위법과 동일</w:t>
-      </w:r>
-    </w:p>
-    <w:p>
-      <w:pPr>
-        <w:rPr>
-          <w:sz w:val="16"/>
-          <w:szCs w:val="16"/>
-        </w:rPr>
-      </w:pPr>
-      <w:r>
-        <w:rPr>
-          <w:rFonts w:hint="eastAsia"/>
-          <w:sz w:val="16"/>
-          <w:szCs w:val="16"/>
-        </w:rPr>
-        <w:t>광의의 행위위법성설 : 항고소송의 위법을 포함하여 국가의 일반적인 ▁34▁방지의무 위반 전체를 의미</w:t>
+        <w:t>피침해이익의 성격과 침해의 정도, 가해행위 태양 등을 종합적으로 고려하여 행위가 ▁1▁으로 정당성 결여한 경우</w:t>
+      </w:r>
+    </w:p>
+    <w:p>
+      <w:pPr>
+        <w:rPr>
+          <w:sz w:val="16"/>
+          <w:szCs w:val="16"/>
+        </w:rPr>
+      </w:pPr>
+      <w:r>
+        <w:rPr>
+          <w:rFonts w:hint="eastAsia"/>
+          <w:sz w:val="16"/>
+          <w:szCs w:val="16"/>
+        </w:rPr>
+        <w:t>협의의 행위위법성설 : ▁1▁의 위법과 동일</w:t>
+      </w:r>
+    </w:p>
+    <w:p>
+      <w:pPr>
+        <w:rPr>
+          <w:sz w:val="16"/>
+          <w:szCs w:val="16"/>
+        </w:rPr>
+      </w:pPr>
+      <w:r>
+        <w:rPr>
+          <w:rFonts w:hint="eastAsia"/>
+          <w:sz w:val="16"/>
+          <w:szCs w:val="16"/>
+        </w:rPr>
+        <w:t>광의의 행위위법성설 : 항고소송의 위법을 포함하여 국가의 일반적인 손해방지의무 ▁1▁ 전체를 의미</w:t>
       </w:r>
     </w:p>
     <w:p>
@@ -1981,23 +1981,23 @@
           <w:sz w:val="16"/>
           <w:szCs w:val="16"/>
         </w:rPr>
-        <w:t>상청구소송은 목적이 다르며, 양 자의 ▁35▁기준을 일치시킬 필요는 없으므로 상대적 위법성설이 타당하다.</w:t>
-      </w:r>
-    </w:p>
-    <w:p>
-      <w:pPr>
-        <w:rPr>
-          <w:sz w:val="16"/>
-          <w:szCs w:val="16"/>
-        </w:rPr>
-      </w:pPr>
-      <w:r>
-        <w:rPr>
-          <w:rFonts w:hint="eastAsia"/>
-          <w:sz w:val="16"/>
-          <w:szCs w:val="16"/>
-        </w:rPr>
-        <w:t>객관적 정당성 상실여부는 피침해이익과 침해행위, 피해자 측 관여와 ▁36▁정도를 고려하여 판단하여야 한다.</w:t>
+        <w:t>상청구소송은 목적이 다르며, 양 자의 ▁1▁기준을 일치시킬 필요는 없으므로 상대적 위법성설이 타당하다.</w:t>
+      </w:r>
+    </w:p>
+    <w:p>
+      <w:pPr>
+        <w:rPr>
+          <w:sz w:val="16"/>
+          <w:szCs w:val="16"/>
+        </w:rPr>
+      </w:pPr>
+      <w:r>
+        <w:rPr>
+          <w:rFonts w:hint="eastAsia"/>
+          <w:sz w:val="16"/>
+          <w:szCs w:val="16"/>
+        </w:rPr>
+        <w:t>객관적 정당성 상실여부는 피침해이익과 침해행위, 피해자 측 관여와 손해정도를 고려하여 ▁1▁하여야 한다.</w:t>
       </w:r>
     </w:p>
     <w:p>
@@ -2037,23 +2037,23 @@
           <w:sz w:val="16"/>
           <w:szCs w:val="16"/>
         </w:rPr>
-        <w:t>부작위와 ▁37▁배상</w:t>
-      </w:r>
-    </w:p>
-    <w:p>
-      <w:pPr>
-        <w:rPr>
-          <w:sz w:val="16"/>
-          <w:szCs w:val="16"/>
-        </w:rPr>
-      </w:pPr>
-      <w:r>
-        <w:rPr>
-          <w:rFonts w:hint="eastAsia"/>
-          <w:sz w:val="16"/>
-          <w:szCs w:val="16"/>
-        </w:rPr>
-        <w:t>권한 불행사라는 부작위 위법성이 문제된다. 구체적으로, ▁38▁의 존재 및 그러한 의무의 사익보호성 인정 여부가 문제된다.</w:t>
+        <w:t>▁1▁와 국가배상</w:t>
+      </w:r>
+    </w:p>
+    <w:p>
+      <w:pPr>
+        <w:rPr>
+          <w:sz w:val="16"/>
+          <w:szCs w:val="16"/>
+        </w:rPr>
+      </w:pPr>
+      <w:r>
+        <w:rPr>
+          <w:rFonts w:hint="eastAsia"/>
+          <w:sz w:val="16"/>
+          <w:szCs w:val="16"/>
+        </w:rPr>
+        <w:t>권한 불행사라는 부작위 위법성이 문제된다. 구체적으로, ▁1▁의 존재 및 그러한 의무의 사익보호성 인정 여부가 문제된다.</w:t>
       </w:r>
     </w:p>
     <w:p>
@@ -2070,7 +2070,7 @@
           <w:sz w:val="16"/>
           <w:szCs w:val="16"/>
         </w:rPr>
-        <w:t xml:space="preserve">- ▁39▁ </w:t>
+        <w:t xml:space="preserve">- ▁1▁ </w:t>
       </w:r>
       <w:r>
         <w:rPr>
@@ -2101,47 +2101,47 @@
           <w:sz w:val="16"/>
           <w:szCs w:val="16"/>
         </w:rPr>
-        <w:t xml:space="preserve">CASE 1) ▁40▁ 규정이 있는 경우 : </w:t>
-      </w:r>
-      <w:r>
-        <w:rPr>
-          <w:rFonts w:hint="eastAsia"/>
-          <w:sz w:val="16"/>
-          <w:szCs w:val="16"/>
-        </w:rPr>
-        <w:t>작위의무 인정된다고 간단히 논하거나, 기속행위 또는 재량이 0으로 수축된 경우로서 응답의무 인정된다고 논해줄 것</w:t>
-      </w:r>
-    </w:p>
-    <w:p>
-      <w:pPr>
-        <w:rPr>
-          <w:sz w:val="16"/>
-          <w:szCs w:val="16"/>
-        </w:rPr>
-      </w:pPr>
-      <w:r>
-        <w:rPr>
-          <w:rFonts w:hint="eastAsia"/>
-          <w:sz w:val="16"/>
-          <w:szCs w:val="16"/>
-        </w:rPr>
-        <w:t>어떠한 신청에 부작위한 것이 법령위반에 해당하려면 신청에 따른 ▁41▁ 인정되어야 한다. 구체적으로 신청한 행위가 기속행위이거나, 재량행위인 경우에는 재량이 0으로 수축되어 작위의무가 인정되는 경우를 말한다.</w:t>
-      </w:r>
-    </w:p>
-    <w:p>
-      <w:pPr>
-        <w:rPr>
-          <w:sz w:val="16"/>
-          <w:szCs w:val="16"/>
-        </w:rPr>
-      </w:pPr>
-      <w:r>
-        <w:rPr>
-          <w:rFonts w:hint="eastAsia"/>
-          <w:sz w:val="16"/>
-          <w:szCs w:val="16"/>
-        </w:rPr>
-        <w:t>CASE 2) 법령에 ▁42▁ 규정이 없는 경우 : 판례는 형식적 의미의 법령에 근거가 없더라도 국민의 생명, 신체, 재산의 보호를 본래적 사명으로 하는 국가에게 초법규적, 일차적인 위험배제 작위의무 인정한다.</w:t>
+        <w:t xml:space="preserve">CASE 1) 작위의무 규정이 있는 경우 : </w:t>
+      </w:r>
+      <w:r>
+        <w:rPr>
+          <w:rFonts w:hint="eastAsia"/>
+          <w:sz w:val="16"/>
+          <w:szCs w:val="16"/>
+        </w:rPr>
+        <w:t>작위의무 인정된다고 간단히 논하거나, ▁1▁ 또는 재량이 0으로 수축된 경우로서 응답의무 인정된다고 논해줄 것</w:t>
+      </w:r>
+    </w:p>
+    <w:p>
+      <w:pPr>
+        <w:rPr>
+          <w:sz w:val="16"/>
+          <w:szCs w:val="16"/>
+        </w:rPr>
+      </w:pPr>
+      <w:r>
+        <w:rPr>
+          <w:rFonts w:hint="eastAsia"/>
+          <w:sz w:val="16"/>
+          <w:szCs w:val="16"/>
+        </w:rPr>
+        <w:t>어떠한 신청에 부작위한 것이 법령위반에 해당하려면 신청에 따른 작위의무 인정되어야 한다. 구체적으로 신청한 행위가 ▁1▁이거나, 재량행위인 경우에는 재량이 0으로 수축되어 작위의무가 인정되는 경우를 말한다.</w:t>
+      </w:r>
+    </w:p>
+    <w:p>
+      <w:pPr>
+        <w:rPr>
+          <w:sz w:val="16"/>
+          <w:szCs w:val="16"/>
+        </w:rPr>
+      </w:pPr>
+      <w:r>
+        <w:rPr>
+          <w:rFonts w:hint="eastAsia"/>
+          <w:sz w:val="16"/>
+          <w:szCs w:val="16"/>
+        </w:rPr>
+        <w:t>CASE 2) 법령에 ▁1▁ 규정이 없는 경우 : 판례는 형식적 의미의 법령에 근거가 없더라도 국민의 생명, 신체, 재산의 보호를 본래적 사명으로 하는 국가에게 초법규적, 일차적인 위험배제 작위의무 인정한다.</w:t>
       </w:r>
       <w:r>
         <w:rPr>
@@ -2165,15 +2165,15 @@
           <w:sz w:val="16"/>
           <w:szCs w:val="16"/>
         </w:rPr>
-        <w:t xml:space="preserve">조리상 작위의무 위반한 </w:t>
-      </w:r>
-      <w:r>
-        <w:rPr>
-          <w:rFonts w:hint="eastAsia"/>
-          <w:sz w:val="16"/>
-          <w:szCs w:val="16"/>
-        </w:rPr>
-        <w:t>부작위의 위법성은 부작위로 인하여 침해된 국민의 법익 또는 ▁43▁의 심각성, 공무원의 예견가능성 및 회피가능성을 종합적으로 고려하여 판단하여야 한다.</w:t>
+        <w:t xml:space="preserve">조리상 작위의무 ▁1▁한 </w:t>
+      </w:r>
+      <w:r>
+        <w:rPr>
+          <w:rFonts w:hint="eastAsia"/>
+          <w:sz w:val="16"/>
+          <w:szCs w:val="16"/>
+        </w:rPr>
+        <w:t>부작위의 위법성은 부작위로 인하여 침해된 국민의 법익 또는 손해의 심각성, 공무원의 예견가능성 및 회피가능성을 종합적으로 고려하여 판단하여야 한다.</w:t>
       </w:r>
     </w:p>
     <w:p>
@@ -2190,7 +2190,7 @@
           <w:sz w:val="16"/>
           <w:szCs w:val="16"/>
         </w:rPr>
-        <w:t>- 사익보호성 (▁44▁론)</w:t>
+        <w:t>- 사익보호성 (▁1▁론)</w:t>
       </w:r>
       <w:r>
         <w:rPr>
@@ -2222,39 +2222,39 @@
           <w:sz w:val="16"/>
           <w:szCs w:val="16"/>
         </w:rPr>
-        <w:t>행정기관의 작위, 즉 권한행사로 받게되는 이익이 ▁45▁에 불과한 경우 부작위로 이익을 향수할 수 없게 되어도 국가배상책임 성립하지 않으므로, 사익보호성이 요구된다.</w:t>
-      </w:r>
-    </w:p>
-    <w:p>
-      <w:pPr>
-        <w:rPr>
-          <w:sz w:val="16"/>
-          <w:szCs w:val="16"/>
-        </w:rPr>
-      </w:pPr>
-      <w:r>
-        <w:rPr>
-          <w:rFonts w:hint="eastAsia"/>
-          <w:sz w:val="16"/>
-          <w:szCs w:val="16"/>
-        </w:rPr>
-        <w:t xml:space="preserve">이 때, 사익보호성이 법령위반, ▁46▁, 인과관계 등 어느 요건의 문제인지 견해가 대립하나, </w:t>
-      </w:r>
-    </w:p>
-    <w:p>
-      <w:pPr>
-        <w:rPr>
-          <w:sz w:val="16"/>
-          <w:szCs w:val="16"/>
-        </w:rPr>
-      </w:pPr>
-      <w:r>
-        <w:rPr>
-          <w:rFonts w:hint="eastAsia"/>
-          <w:sz w:val="16"/>
-          <w:szCs w:val="16"/>
-        </w:rPr>
-        <w:t xml:space="preserve">판례는 직무상 의무를 부과한 법령의 보호목적이 단순히 공공일반의 이익이나 행정기관 내부질서 규율을 위한 것이라면 공무원 직무상 위반과 제3자 ▁47▁ 사이 상당인과관계 인정할 수 없다고 보아 인과관계 문제로 본다. </w:t>
+        <w:t>행정기관의 작위, 즉 권한행사로 받게되는 이익이 반사적 이익에 불과한 경우 부작위로 이익을 향수할 수 없게 되어도 국가▁1▁ 성립하지 않으므로, 사익보호성이 요구된다.</w:t>
+      </w:r>
+    </w:p>
+    <w:p>
+      <w:pPr>
+        <w:rPr>
+          <w:sz w:val="16"/>
+          <w:szCs w:val="16"/>
+        </w:rPr>
+      </w:pPr>
+      <w:r>
+        <w:rPr>
+          <w:rFonts w:hint="eastAsia"/>
+          <w:sz w:val="16"/>
+          <w:szCs w:val="16"/>
+        </w:rPr>
+        <w:t xml:space="preserve">이 때, 사익보호성이 ▁1▁, 손해, 인과관계 등 어느 요건의 문제인지 견해가 대립하나, </w:t>
+      </w:r>
+    </w:p>
+    <w:p>
+      <w:pPr>
+        <w:rPr>
+          <w:sz w:val="16"/>
+          <w:szCs w:val="16"/>
+        </w:rPr>
+      </w:pPr>
+      <w:r>
+        <w:rPr>
+          <w:rFonts w:hint="eastAsia"/>
+          <w:sz w:val="16"/>
+          <w:szCs w:val="16"/>
+        </w:rPr>
+        <w:t xml:space="preserve">판례는 직무상 의무를 부과한 법령의 보호목적이 단순히 공공일반의 이익이나 행정기관 내부질서 규율을 위한 것이라면 공무원 직무상 ▁1▁과 제3자 손해 사이 상당인과관계 인정할 수 없다고 보아 인과관계 문제로 본다. </w:t>
       </w:r>
     </w:p>
     <w:tbl>
@@ -2286,7 +2286,7 @@
                 <w:sz w:val="16"/>
                 <w:szCs w:val="16"/>
               </w:rPr>
-              <w:t>▁148▁ 인정</w:t>
+              <w:t>▁1▁ 인정</w:t>
             </w:r>
           </w:p>
         </w:tc>
@@ -2308,7 +2308,7 @@
                 <w:sz w:val="16"/>
                 <w:szCs w:val="16"/>
               </w:rPr>
-              <w:t>▁149▁ 부정</w:t>
+              <w:t>▁1▁ 부정</w:t>
             </w:r>
           </w:p>
         </w:tc>
@@ -2379,7 +2379,7 @@
                 <w:sz w:val="16"/>
                 <w:szCs w:val="16"/>
               </w:rPr>
-              <w:t xml:space="preserve"> 등을 취해야 할 ▁150▁가 인정되고, 그러한 의무는 국민 개개인의 인명과 재화의 안전보장을 목적으로 한 것으로서 사익보호성 인정되므로, 을의 의무위반으로 화재 발생한 이상 국가배상책임이 인정된다.</w:t>
+              <w:t xml:space="preserve"> 등을 취해야 할 작위의무가 인정되고, 그러한 의무는 국민 개개인의 인명과 재화의 안전보장을 목적으로 한 것으로서 사익보호성 인정되므로, 을의 의무▁1▁으로 화재 발생한 이상 국가배상책임이 인정된다.</w:t>
             </w:r>
           </w:p>
           <w:p>
@@ -2396,7 +2396,7 @@
                 <w:sz w:val="16"/>
                 <w:szCs w:val="16"/>
               </w:rPr>
-              <w:t>∨ 선박안전법 등은 공공의 안전 외 일반인 인명과 재화의 안전보장도 목적으로 할 것이므로, 공무원이 직무상 의무 ▁151▁하여 불량선박에 대하여 선박검사증서를 발급하고, 필요한 조치 취함이 없이 계속 운행하게 하여 화재 발생 시 상당인과관계 있다.</w:t>
+              <w:t>∨ 선박안전법 등은 공공의 안전 외 일반인 인명과 재화의 안전보장도 목적으로 할 것이므로, 공무원이 직무상 의무 ▁1▁하여 불량선박에 대하여 선박검사증서를 발급하고, 필요한 조치 취함이 없이 계속 운행하게 하여 화재 발생 시 상당인과관계 있다.</w:t>
             </w:r>
           </w:p>
           <w:p>
@@ -2413,7 +2413,7 @@
                 <w:sz w:val="16"/>
                 <w:szCs w:val="16"/>
               </w:rPr>
-              <w:t xml:space="preserve">∨ 관련▁152▁에 따라 성명정정 시 주민등록사무 담당공무원은 본적지 관할관청에 변경사항 통보할 의무가 있으며, 단순히 내부 질서를 규율하기 위한 것이 아니고 사회구성원 개인의 안전과 이익을 보호하기 위한 의무이다. </w:t>
+              <w:t xml:space="preserve">∨ 관련법령에 따라 성명정정 시 주민등록사무 담당▁1▁은 본적지 관할관청에 변경사항 통보할 의무가 있으며, 단순히 내부 질서를 규율하기 위한 것이 아니고 사회구성원 개인의 안전과 이익을 보호하기 위한 의무이다. </w:t>
             </w:r>
           </w:p>
           <w:p>
@@ -2471,7 +2471,7 @@
                 <w:sz w:val="16"/>
                 <w:szCs w:val="16"/>
               </w:rPr>
-              <w:t xml:space="preserve">는 재량행위이나, 도로에 1톤의 책더미가 방치된 경우 재량이 0으로 수축되어 개입의무 인정된다. 그럼에도 아무런 조치 취하지 않았으므로 경찰관 P의 부작위는 위법하며, 위험발생방지의무는 사람의 </w:t>
+              <w:t xml:space="preserve">는 재량행위이나, 도로에 1톤의 책더미가 방치된 경우 재량이 0으로 수축되어 개입의무 인정된다. 그럼에도 아무런 조치 취하지 않았으므로 경찰관 P의 ▁1▁는 위법하며, 위험발생방지의무는 사람의 </w:t>
             </w:r>
             <w:r>
               <w:rPr>
@@ -2496,7 +2496,7 @@
                 <w:sz w:val="16"/>
                 <w:szCs w:val="16"/>
               </w:rPr>
-              <w:t xml:space="preserve"> 개별적, 구체적 ▁153▁도 인정된다.</w:t>
+              <w:t xml:space="preserve"> 개별적, 구체적 사익보호성도 인정된다.</w:t>
             </w:r>
           </w:p>
           <w:p>
@@ -2520,7 +2520,7 @@
                 <w:sz w:val="16"/>
                 <w:szCs w:val="16"/>
               </w:rPr>
-              <w:t>암벽 상층부가 1미터가량 앞으로 튀어나와 붕괴위험이 객관적으로 예견가능하며, A군 공무원이 필요한 위험방지조치 취하지 않으면 놀이터의 어린이들 생명신체에 위해를 가져올 수 있음이 명백하여 개입의무 인정된다. 이러한 ▁154▁는 어린이들의 직접적 법령상 이익과 관련되어 사익보호성도 인정된다.</w:t>
+              <w:t>암벽 상층부가 1미터가량 앞으로 튀어나와 붕괴위험이 객관적으로 예견가능하며, A군 ▁1▁이 필요한 위험방지조치 취하지 않으면 놀이터의 어린이들 생명신체에 위해를 가져올 수 있음이 명백하여 개입의무 인정된다. 이러한 작위의무는 어린이들의 직접적 법령상 이익과 관련되어 사익보호성도 인정된다.</w:t>
             </w:r>
           </w:p>
         </w:tc>
@@ -2560,7 +2560,7 @@
                 <w:sz w:val="16"/>
                 <w:szCs w:val="16"/>
               </w:rPr>
-              <w:t xml:space="preserve">∨ 상수원수 수질 유지하여야 할 의무를 부과하는 ▁155▁의 규정은 국민 일반 건강을 보호하여 공공 일반의 전체적 이익을 도모하기 위한 것이지 개개인의 안전과 이익을 직접적으로 보호하기 위한 규정이 아니다. </w:t>
+              <w:t xml:space="preserve">∨ 상수원수 수질 유지하여야 할 의무를 부과하는 ▁1▁의 규정은 국민 일반 건강을 보호하여 공공 일반의 전체적 이익을 도모하기 위한 것이지 개개인의 안전과 이익을 직접적으로 보호하기 위한 규정이 아니다. </w:t>
             </w:r>
           </w:p>
           <w:p>
@@ -2576,7 +2576,7 @@
                 <w:sz w:val="16"/>
                 <w:szCs w:val="16"/>
               </w:rPr>
-              <w:t>∨ 산업기술혁신 촉진법에 따라 공공기관에 부여된 신제품인증제품 구매의무는 ▁156▁지원책으로서 국민경제 향상이라는 공공 일반의 이익을 도모하기 위한 것이고, 개인의 재산상 이익을 위한 것이 아니다.</w:t>
+              <w:t>∨ 산업기술혁신 촉진법에 따라 공공기관에 부여된 신제품인증제품 구매의무는 ▁1▁지원책으로서 국민경제 향상이라는 공공 일반의 이익을 도모하기 위한 것이고, 개인의 재산상 이익을 위한 것이 아니다.</w:t>
             </w:r>
           </w:p>
         </w:tc>
@@ -2612,55 +2612,55 @@
           <w:sz w:val="16"/>
           <w:szCs w:val="16"/>
         </w:rPr>
-        <w:t>) 위법한 판결에 의한 ▁48▁배상</w:t>
-      </w:r>
-    </w:p>
-    <w:p>
-      <w:pPr>
-        <w:rPr>
-          <w:sz w:val="16"/>
-          <w:szCs w:val="16"/>
-        </w:rPr>
-      </w:pPr>
-      <w:r>
-        <w:rPr>
-          <w:rFonts w:hint="eastAsia"/>
-          <w:sz w:val="16"/>
-          <w:szCs w:val="16"/>
-        </w:rPr>
-        <w:t xml:space="preserve">재판의 독립성 및 확정판결 기판력에 비추어 재판작용에 대하여 ▁49▁배상책임이 인정되지 않는다는 견해가 있으나, </w:t>
-      </w:r>
-    </w:p>
-    <w:p>
-      <w:pPr>
-        <w:rPr>
-          <w:sz w:val="16"/>
-          <w:szCs w:val="16"/>
-        </w:rPr>
-      </w:pPr>
-      <w:r>
-        <w:rPr>
-          <w:rFonts w:hint="eastAsia"/>
-          <w:sz w:val="16"/>
-          <w:szCs w:val="16"/>
-        </w:rPr>
-        <w:t>판례는 당해 법관이 위법 또는 부당한 목적 가지고 재판하였다거나 법관이 준수하여야 할 기준을 현저히 ▁50▁하는 등 법관에 부여된 권한 취지에 명백히 어긋나게 이를 행사하였다고 인정할만한 특별한 사정이 있으면 재판작용에 대한 불법행위 성립할 수 있다고 본다.</w:t>
-      </w:r>
-    </w:p>
-    <w:p>
-      <w:pPr>
-        <w:rPr>
-          <w:sz w:val="16"/>
-          <w:szCs w:val="16"/>
-        </w:rPr>
-      </w:pPr>
-      <w:r>
-        <w:rPr>
-          <w:rFonts w:hint="eastAsia"/>
-          <w:sz w:val="16"/>
-          <w:szCs w:val="16"/>
-        </w:rPr>
-        <w:t xml:space="preserve">또한, 판례는 재판에 대한 불복절차가 마련되어 있음에도 불구하고 그 시정을 구하지 않은 때에는 ▁51▁배상에 의한 권리구제를 받을 수 없다고 보아 </w:t>
+        <w:t>) 위법한 판결에 의한 ▁1▁배상</w:t>
+      </w:r>
+    </w:p>
+    <w:p>
+      <w:pPr>
+        <w:rPr>
+          <w:sz w:val="16"/>
+          <w:szCs w:val="16"/>
+        </w:rPr>
+      </w:pPr>
+      <w:r>
+        <w:rPr>
+          <w:rFonts w:hint="eastAsia"/>
+          <w:sz w:val="16"/>
+          <w:szCs w:val="16"/>
+        </w:rPr>
+        <w:t xml:space="preserve">재판의 독립성 및 확정판결 기판력에 비추어 재판작용에 대하여 국가▁1▁이 인정되지 않는다는 견해가 있으나, </w:t>
+      </w:r>
+    </w:p>
+    <w:p>
+      <w:pPr>
+        <w:rPr>
+          <w:sz w:val="16"/>
+          <w:szCs w:val="16"/>
+        </w:rPr>
+      </w:pPr>
+      <w:r>
+        <w:rPr>
+          <w:rFonts w:hint="eastAsia"/>
+          <w:sz w:val="16"/>
+          <w:szCs w:val="16"/>
+        </w:rPr>
+        <w:t>판례는 당해 법관이 위법 또는 부당한 목적 가지고 재판하였다거나 법관이 준수하여야 할 기준을 현저히 ▁1▁하는 등 법관에 부여된 권한 취지에 명백히 어긋나게 이를 행사하였다고 인정할만한 특별한 사정이 있으면 재판작용에 대한 불법행위 성립할 수 있다고 본다.</w:t>
+      </w:r>
+    </w:p>
+    <w:p>
+      <w:pPr>
+        <w:rPr>
+          <w:sz w:val="16"/>
+          <w:szCs w:val="16"/>
+        </w:rPr>
+      </w:pPr>
+      <w:r>
+        <w:rPr>
+          <w:rFonts w:hint="eastAsia"/>
+          <w:sz w:val="16"/>
+          <w:szCs w:val="16"/>
+        </w:rPr>
+        <w:t xml:space="preserve">또한, 판례는 재판에 대한 불복절차가 마련되어 있음에도 불구하고 그 시정을 구하지 않은 때에는 ▁1▁배상에 의한 권리구제를 받을 수 없다고 보아 </w:t>
       </w:r>
       <w:r>
         <w:rPr>
@@ -2695,7 +2695,7 @@
           <w:sz w:val="16"/>
           <w:szCs w:val="16"/>
         </w:rPr>
-        <w:t xml:space="preserve">(긍정례 : 적법한 헌법소원심판청구임에도 사실오인하여 제소기간 불충족으로 각하결정 시 불복절차 없으므로 ▁52▁배상책임 인정) </w:t>
+        <w:t xml:space="preserve">(긍정례 : 적법한 헌법소원심판청구임에도 사실오인하여 제소기간 불충족으로 각하결정 시 불복절차 없으므로 국가▁1▁ 인정) </w:t>
       </w:r>
     </w:p>
     <w:p>
@@ -2728,15 +2728,15 @@
           <w:sz w:val="16"/>
           <w:szCs w:val="16"/>
         </w:rPr>
-        <w:t xml:space="preserve"> 가해공무원의 대외적 책임</w:t>
-      </w:r>
-      <w:r>
-        <w:rPr>
-          <w:rFonts w:hint="eastAsia"/>
-          <w:sz w:val="16"/>
-          <w:szCs w:val="16"/>
-        </w:rPr>
-        <w:t>(경과실 부정, ▁53▁중과실 긍정)</w:t>
+        <w:t xml:space="preserve"> 가해▁1▁의 대외적 책임</w:t>
+      </w:r>
+      <w:r>
+        <w:rPr>
+          <w:rFonts w:hint="eastAsia"/>
+          <w:sz w:val="16"/>
+          <w:szCs w:val="16"/>
+        </w:rPr>
+        <w:t>(경과실 부정, 고의중과실 긍정)</w:t>
       </w:r>
     </w:p>
     <w:p>
@@ -2761,23 +2761,23 @@
           <w:sz w:val="16"/>
           <w:szCs w:val="16"/>
         </w:rPr>
-        <w:t>제29조 ①공무원의 직무상 불법행위로 ▁54▁를 받은 국민은 법률이 정하는 바에 의하여 국가 또는 공공단체에 정당한 배상을 구할 수 있다. 이 경우 공무원 자신의 책임은 면제되지 아니한다.</w:t>
-      </w:r>
-    </w:p>
-    <w:p>
-      <w:pPr>
-        <w:rPr>
-          <w:sz w:val="16"/>
-          <w:szCs w:val="16"/>
-        </w:rPr>
-      </w:pPr>
-      <w:r>
-        <w:rPr>
-          <w:rFonts w:hint="eastAsia"/>
-          <w:sz w:val="16"/>
-          <w:szCs w:val="16"/>
-        </w:rPr>
-        <w:t>피해자가 ▁55▁배상법 제2조 1항에 따라 국가에 배상청구하는 것 외에 가해공무원에게 직접 배상청구를 할 수 있는지 문제된다.</w:t>
+        <w:t>제29조 ①공무원의 직무상 불법행위로 ▁1▁를 받은 국민은 법률이 정하는 바에 의하여 국가 또는 공공단체에 정당한 배상을 구할 수 있다. 이 경우 공무원 자신의 책임은 면제되지 아니한다.</w:t>
+      </w:r>
+    </w:p>
+    <w:p>
+      <w:pPr>
+        <w:rPr>
+          <w:sz w:val="16"/>
+          <w:szCs w:val="16"/>
+        </w:rPr>
+      </w:pPr>
+      <w:r>
+        <w:rPr>
+          <w:rFonts w:hint="eastAsia"/>
+          <w:sz w:val="16"/>
+          <w:szCs w:val="16"/>
+        </w:rPr>
+        <w:t>피해자가 국가배상법 제2조 1항에 따라 국가에 배상청구하는 것 외에 가해▁1▁에게 직접 배상청구를 할 수 있는지 문제된다.</w:t>
       </w:r>
       <w:r>
         <w:rPr>
@@ -2833,23 +2833,23 @@
           <w:sz w:val="16"/>
           <w:szCs w:val="16"/>
         </w:rPr>
-        <w:t>공무원 위법행위 방지와 피해자 권리구제를 위하여 긍정, 공무원 배상책임에 대한 명문 규정 없는 이상 ▁56▁의 구상 및 공무원 징계로 위법방지할 수 있을 뿐, 직접청구 부정설이 대립한다.</w:t>
-      </w:r>
-    </w:p>
-    <w:p>
-      <w:pPr>
-        <w:rPr>
-          <w:sz w:val="16"/>
-          <w:szCs w:val="16"/>
-        </w:rPr>
-      </w:pPr>
-      <w:r>
-        <w:rPr>
-          <w:rFonts w:hint="eastAsia"/>
-          <w:sz w:val="16"/>
-          <w:szCs w:val="16"/>
-        </w:rPr>
-        <w:t>판례는 절충설의 입장에서, 공무원 경과실로 타인에게 ▁57▁를 입힌 경우 국가의 기관으로서 행위에 불과하여 국가만이 책임을 지나, 고의중과실 위법행위는 기관으로서의 행위로 볼 수 없으므로 직접 손해배상책임을 부담한다고 본다.</w:t>
+        <w:t>공무원 위법행위 방지와 피해자 권리구제를 위하여 긍정, 공무원 ▁1▁에 대한 명문 규정 없는 이상 국가의 구상 및 공무원 징계로 위법방지할 수 있을 뿐, 직접청구 부정설이 대립한다.</w:t>
+      </w:r>
+    </w:p>
+    <w:p>
+      <w:pPr>
+        <w:rPr>
+          <w:sz w:val="16"/>
+          <w:szCs w:val="16"/>
+        </w:rPr>
+      </w:pPr>
+      <w:r>
+        <w:rPr>
+          <w:rFonts w:hint="eastAsia"/>
+          <w:sz w:val="16"/>
+          <w:szCs w:val="16"/>
+        </w:rPr>
+        <w:t>판례는 절충설의 입장에서, 공무원 경과실로 타인에게 손해를 입힌 경우 국가의 기관으로서 행위에 불과하여 국가만이 책임을 지나, 고의중과실 위법행위는 기관으로서의 행위로 볼 수 없으므로 직접 손해▁1▁을 부담한다고 본다.</w:t>
       </w:r>
     </w:p>
     <w:p>
@@ -2882,7 +2882,7 @@
           <w:sz w:val="16"/>
           <w:szCs w:val="16"/>
         </w:rPr>
-        <w:t xml:space="preserve"> ▁58▁관계</w:t>
+        <w:t xml:space="preserve"> ▁1▁관계</w:t>
       </w:r>
     </w:p>
     <w:tbl>
@@ -2914,7 +2914,7 @@
                 <w:sz w:val="16"/>
                 <w:szCs w:val="16"/>
               </w:rPr>
-              <w:t xml:space="preserve">▁157▁ </w:t>
+              <w:t xml:space="preserve">▁1▁ </w:t>
             </w:r>
             <w:r>
               <w:rPr>
@@ -2945,7 +2945,7 @@
                 <w:sz w:val="16"/>
                 <w:szCs w:val="16"/>
               </w:rPr>
-              <w:t>▁158▁중과실 공무원</w:t>
+              <w:t>고의중과실 ▁1▁</w:t>
             </w:r>
           </w:p>
         </w:tc>
@@ -2965,7 +2965,7 @@
                 <w:sz w:val="16"/>
                 <w:szCs w:val="16"/>
               </w:rPr>
-              <w:t>공무원에게 고의 또는 중대한 과실이 있으면 국가나 ▁159▁는 그 공무원에게 구상할 수 있다</w:t>
+              <w:t>▁1▁에게 고의 또는 중대한 과실이 있으면 국가나 지방자치단체는 그 공무원에게 구상할 수 있다</w:t>
             </w:r>
             <w:r>
               <w:rPr>
@@ -2996,7 +2996,7 @@
                 <w:sz w:val="16"/>
                 <w:szCs w:val="16"/>
               </w:rPr>
-              <w:t>다만, 배상청구권 시효완성되었으나 국가의 시효완성 주장이 신의칙 반하여 국가가 배상한 경우에는, ▁160▁중과실의 공무원에게 구상할 수 없다고 본다(2015다200258).</w:t>
+              <w:t>다만, 배상청구권 시효완성되었으나 국가의 시효완성 주장이 신의칙 반하여 국가가 배상한 경우에는, 고의중과실의 ▁1▁에게 구상할 수 없다고 본다(2015다200258).</w:t>
             </w:r>
           </w:p>
         </w:tc>
@@ -3043,7 +3043,7 @@
                 <w:sz w:val="16"/>
                 <w:szCs w:val="16"/>
               </w:rPr>
-              <w:t>경▁161▁ 공무원</w:t>
+              <w:t>경과실 ▁1▁</w:t>
             </w:r>
           </w:p>
         </w:tc>
@@ -3088,7 +3088,7 @@
                 <w:sz w:val="16"/>
                 <w:szCs w:val="16"/>
               </w:rPr>
-              <w:t>▁162▁중과실 공무원</w:t>
+              <w:t>고의중과실 ▁1▁</w:t>
             </w:r>
             <w:r>
               <w:rPr>
@@ -3156,7 +3156,7 @@
                 <w:sz w:val="16"/>
                 <w:szCs w:val="16"/>
               </w:rPr>
-              <w:t>경▁163▁ 공무원</w:t>
+              <w:t>경과실 ▁1▁</w:t>
             </w:r>
           </w:p>
           <w:p>
@@ -3179,7 +3179,7 @@
                 <w:sz w:val="16"/>
                 <w:szCs w:val="16"/>
               </w:rPr>
-              <w:t xml:space="preserve"> ▁164▁</w:t>
+              <w:t xml:space="preserve"> ▁1▁</w:t>
             </w:r>
           </w:p>
         </w:tc>
@@ -3200,7 +3200,7 @@
                 <w:sz w:val="16"/>
                 <w:szCs w:val="16"/>
               </w:rPr>
-              <w:t>경과실 있는 공무원이 직접 피해자에게 ▁165▁배상하였다면, 도의관념에 적합한 비채변제에 해당하여 피해자는 공무원에게 이를 반환할 의무가 없고, 공무원은 국가에게 구상할 수 있다.</w:t>
+              <w:t>경과실 있는 공무원이 직접 피해자에게 ▁1▁배상하였다면, 도의관념에 적합한 비채변제에 해당하여 피해자는 공무원에게 이를 반환할 의무가 없고, 공무원은 국가에게 구상할 수 있다.</w:t>
             </w:r>
           </w:p>
         </w:tc>
@@ -3236,7 +3236,7 @@
           <w:sz w:val="16"/>
           <w:szCs w:val="16"/>
         </w:rPr>
-        <w:t>5. 항고소송과 ▁59▁배상청구소송</w:t>
+        <w:t>5. ▁1▁과 국가배상청구소송</w:t>
       </w:r>
     </w:p>
     <w:p>
@@ -3307,39 +3307,39 @@
           <w:sz w:val="16"/>
           <w:szCs w:val="16"/>
         </w:rPr>
-        <w:t>기판력이란 소송물에 관하여 법원의 ▁60▁이 확정되면, 이후 동일사항에 관하여 당사자는 그에 반하는 주장을 할 수 없고, 법원도 그와 모순저촉되는 판단을 하여서는 아니되는 구속력을 말하며, 행정소송법에 별도 규정이 없는 한 민사소송법 준용되므로 취소판결이 확정되면 기판력이 발생한다.</w:t>
-      </w:r>
-    </w:p>
-    <w:p>
-      <w:pPr>
-        <w:rPr>
-          <w:sz w:val="16"/>
-          <w:szCs w:val="16"/>
-        </w:rPr>
-      </w:pPr>
-      <w:r>
-        <w:rPr>
-          <w:rFonts w:hint="eastAsia"/>
-          <w:sz w:val="16"/>
-          <w:szCs w:val="16"/>
-        </w:rPr>
-        <w:t>취소소송의 소송물은 처분의 위법성이므로, 취소판결 확정되면 처분이 위법하다는 점에 기판력이 발생한다. 이러한 취소판결 기판력이 후소인 국가배상청구소송의 선결문제가 되어 ▁61▁위반 판단에 미치는지 문제된다.</w:t>
-      </w:r>
-    </w:p>
-    <w:p>
-      <w:pPr>
-        <w:rPr>
-          <w:sz w:val="16"/>
-          <w:szCs w:val="16"/>
-        </w:rPr>
-      </w:pPr>
-      <w:r>
-        <w:rPr>
-          <w:rFonts w:hint="eastAsia"/>
-          <w:sz w:val="16"/>
-          <w:szCs w:val="16"/>
-        </w:rPr>
-        <w:t xml:space="preserve">▁62▁ </w:t>
+        <w:t>기판력이란 소송물에 관하여 법원의 ▁1▁이 확정되면, 이후 동일사항에 관하여 당사자는 그에 반하는 주장을 할 수 없고, 법원도 그와 모순저촉되는 판단을 하여서는 아니되는 구속력을 말하며, 행정소송법에 별도 규정이 없는 한 민사소송법 준용되므로 취소판결이 확정되면 기판력이 발생한다.</w:t>
+      </w:r>
+    </w:p>
+    <w:p>
+      <w:pPr>
+        <w:rPr>
+          <w:sz w:val="16"/>
+          <w:szCs w:val="16"/>
+        </w:rPr>
+      </w:pPr>
+      <w:r>
+        <w:rPr>
+          <w:rFonts w:hint="eastAsia"/>
+          <w:sz w:val="16"/>
+          <w:szCs w:val="16"/>
+        </w:rPr>
+        <w:t>취소소송의 소송물은 처분의 위법성이므로, 취소판결 확정되면 처분이 위법하다는 점에 기판력이 발생한다. 이러한 취소판결 기판력이 후소인 국가배상청구소송의 선결문제가 되어 ▁1▁ 판단에 미치는지 문제된다.</w:t>
+      </w:r>
+    </w:p>
+    <w:p>
+      <w:pPr>
+        <w:rPr>
+          <w:sz w:val="16"/>
+          <w:szCs w:val="16"/>
+        </w:rPr>
+      </w:pPr>
+      <w:r>
+        <w:rPr>
+          <w:rFonts w:hint="eastAsia"/>
+          <w:sz w:val="16"/>
+          <w:szCs w:val="16"/>
+        </w:rPr>
+        <w:t xml:space="preserve">▁1▁ </w:t>
       </w:r>
       <w:r>
         <w:rPr>
@@ -3363,71 +3363,71 @@
           <w:sz w:val="16"/>
           <w:szCs w:val="16"/>
         </w:rPr>
-        <w:t>제한적 긍정설 : 광의의 행위위법성설에 입각하여 인용판결의 ▁63▁은 미치나, 기각판결의 기판력은 미치지 않는다.</w:t>
-      </w:r>
-    </w:p>
-    <w:p>
-      <w:pPr>
-        <w:rPr>
-          <w:sz w:val="16"/>
-          <w:szCs w:val="16"/>
-        </w:rPr>
-      </w:pPr>
-      <w:r>
-        <w:rPr>
-          <w:rFonts w:hint="eastAsia"/>
-          <w:sz w:val="16"/>
-          <w:szCs w:val="16"/>
-        </w:rPr>
-        <w:t>부정설 : 상대적 위법성설 입장에서 위법개념이 달라 ▁64▁ 미치지 않는다.</w:t>
-      </w:r>
-    </w:p>
-    <w:p>
-      <w:pPr>
-        <w:rPr>
-          <w:sz w:val="16"/>
-          <w:szCs w:val="16"/>
-        </w:rPr>
-      </w:pPr>
-      <w:r>
-        <w:rPr>
-          <w:rFonts w:hint="eastAsia"/>
-          <w:sz w:val="16"/>
-          <w:szCs w:val="16"/>
-        </w:rPr>
-        <w:t>판례는 어떠한 행정처분이 항고소송에서 취소되었다 할지라도 그 기판력에 의하여 당해 행정처분이 곧바로 공무원의 ▁65▁과실에 인한 것으로서 불법행위를 구성한다고 단정할 수 없으며, 그러한 처분이 일반 공무원을 표준으로 하여 볼 때 객관적 주의의무 결하여 객관적 정당성을 결여하였는지 여부에 따라 판단하여야 한다고 본다.</w:t>
-      </w:r>
-    </w:p>
-    <w:p>
-      <w:pPr>
-        <w:rPr>
-          <w:sz w:val="16"/>
-          <w:szCs w:val="16"/>
-        </w:rPr>
-      </w:pPr>
-      <w:r>
-        <w:rPr>
-          <w:rFonts w:hint="eastAsia"/>
-          <w:sz w:val="16"/>
-          <w:szCs w:val="16"/>
-        </w:rPr>
-        <w:t>민사법원으로서는 독자적으로 ▁66▁위반여부 등 국가배상청구요건 충족여부를 심리하여 인용여부를 판단하여야 한다.</w:t>
-      </w:r>
-    </w:p>
-    <w:p>
-      <w:pPr>
-        <w:rPr>
-          <w:sz w:val="16"/>
-          <w:szCs w:val="16"/>
-        </w:rPr>
-      </w:pPr>
-      <w:r>
-        <w:rPr>
-          <w:rFonts w:hint="eastAsia"/>
-          <w:sz w:val="16"/>
-          <w:szCs w:val="16"/>
-        </w:rPr>
-        <w:t>이하 ▁67▁배상청구요건(공직고과위손인) 검토할 것</w:t>
+        <w:t>▁1▁ : 광의의 행위위법성설에 입각하여 인용판결의 기판력은 미치나, 기각판결의 기판력은 미치지 않는다.</w:t>
+      </w:r>
+    </w:p>
+    <w:p>
+      <w:pPr>
+        <w:rPr>
+          <w:sz w:val="16"/>
+          <w:szCs w:val="16"/>
+        </w:rPr>
+      </w:pPr>
+      <w:r>
+        <w:rPr>
+          <w:rFonts w:hint="eastAsia"/>
+          <w:sz w:val="16"/>
+          <w:szCs w:val="16"/>
+        </w:rPr>
+        <w:t>▁1▁ : 상대적 위법성설 입장에서 위법개념이 달라 기판력 미치지 않는다.</w:t>
+      </w:r>
+    </w:p>
+    <w:p>
+      <w:pPr>
+        <w:rPr>
+          <w:sz w:val="16"/>
+          <w:szCs w:val="16"/>
+        </w:rPr>
+      </w:pPr>
+      <w:r>
+        <w:rPr>
+          <w:rFonts w:hint="eastAsia"/>
+          <w:sz w:val="16"/>
+          <w:szCs w:val="16"/>
+        </w:rPr>
+        <w:t>판례는 어떠한 행정처분이 항고소송에서 취소되었다 할지라도 그 기판력에 의하여 당해 행정처분이 곧바로 공무원의 고의과실에 인한 것으로서 불법행위를 구성한다고 단정할 수 없으며, 그러한 처분이 일반 공무원을 표준으로 하여 볼 때 객관적 주의의무 결하여 객관적 정당성을 결여하였는지 여부에 따라 ▁1▁하여야 한다고 본다.</w:t>
+      </w:r>
+    </w:p>
+    <w:p>
+      <w:pPr>
+        <w:rPr>
+          <w:sz w:val="16"/>
+          <w:szCs w:val="16"/>
+        </w:rPr>
+      </w:pPr>
+      <w:r>
+        <w:rPr>
+          <w:rFonts w:hint="eastAsia"/>
+          <w:sz w:val="16"/>
+          <w:szCs w:val="16"/>
+        </w:rPr>
+        <w:t>민사법원으로서는 독자적으로 ▁1▁여부 등 국가배상청구요건 충족여부를 심리하여 인용여부를 판단하여야 한다.</w:t>
+      </w:r>
+    </w:p>
+    <w:p>
+      <w:pPr>
+        <w:rPr>
+          <w:sz w:val="16"/>
+          <w:szCs w:val="16"/>
+        </w:rPr>
+      </w:pPr>
+      <w:r>
+        <w:rPr>
+          <w:rFonts w:hint="eastAsia"/>
+          <w:sz w:val="16"/>
+          <w:szCs w:val="16"/>
+        </w:rPr>
+        <w:t>이하 ▁1▁배상청구요건(공직고과위손인) 검토할 것</w:t>
       </w:r>
     </w:p>
     <w:p>
@@ -3468,7 +3468,7 @@
           <w:sz w:val="16"/>
           <w:szCs w:val="16"/>
         </w:rPr>
-        <w:t>A처분에 대하여 甲이 취소소송 제기하여 기각판결이 확정되었다. ▁68▁배상청구소송 제기하였을 때 인용여부?</w:t>
+        <w:t>A처분에 대하여 甲이 ▁1▁ 제기하여 기각판결이 확정되었다. 국가배상청구소송 제기하였을 때 인용여부?</w:t>
       </w:r>
     </w:p>
     <w:tbl>
@@ -3506,87 +3506,87 @@
                 <w:sz w:val="16"/>
                 <w:szCs w:val="16"/>
               </w:rPr>
-              <w:t>▁166▁의 소송물 및 기각판결의 기판력</w:t>
-            </w:r>
-          </w:p>
-          <w:p>
-            <w:pPr>
-              <w:rPr>
-                <w:sz w:val="16"/>
-                <w:szCs w:val="16"/>
-              </w:rPr>
-            </w:pPr>
-            <w:r>
-              <w:rPr>
-                <w:rFonts w:hint="eastAsia"/>
-                <w:sz w:val="16"/>
-                <w:szCs w:val="16"/>
-              </w:rPr>
-              <w:t>2. ▁167▁의 작용</w:t>
-            </w:r>
-          </w:p>
-          <w:p>
-            <w:pPr>
-              <w:rPr>
-                <w:sz w:val="16"/>
-                <w:szCs w:val="16"/>
-              </w:rPr>
-            </w:pPr>
-            <w:r>
-              <w:rPr>
-                <w:rFonts w:hint="eastAsia"/>
-                <w:sz w:val="16"/>
-                <w:szCs w:val="16"/>
-              </w:rPr>
-              <w:t>1) 주관적 범위 : 취소소송의 기판력은 당사자인 행정청 및 원고뿐 아니라 그 처분의 권리귀속 주체인 행정주체, 즉, ▁168▁ 또느 지자체에도 미친다. 취소소송 피고를 행정청으로 정한 것은 원고 소송편의를 위한 것이기 때문이다.</w:t>
-            </w:r>
-          </w:p>
-          <w:p>
-            <w:pPr>
-              <w:rPr>
-                <w:sz w:val="16"/>
-                <w:szCs w:val="16"/>
-              </w:rPr>
-            </w:pPr>
-            <w:r>
-              <w:rPr>
-                <w:rFonts w:hint="eastAsia"/>
-                <w:sz w:val="16"/>
-                <w:szCs w:val="16"/>
-              </w:rPr>
-              <w:t>2) 시간적 범위 : ▁169▁ 기판력 발생하여 전소 사변종 기준으로 다툴 수 있는 사유는 차단된다.</w:t>
-            </w:r>
-          </w:p>
-          <w:p>
-            <w:pPr>
-              <w:rPr>
-                <w:sz w:val="16"/>
-                <w:szCs w:val="16"/>
-              </w:rPr>
-            </w:pPr>
-            <w:r>
-              <w:rPr>
-                <w:rFonts w:hint="eastAsia"/>
-                <w:sz w:val="16"/>
-                <w:szCs w:val="16"/>
-              </w:rPr>
-              <w:t xml:space="preserve">3) 객관적 범위 : 기판력은 판결 주문에 발생하고, 따라서 취소소송의 기판력도 판결 주문에 표시된 소송물에 관한 ▁170▁에만 발생한다. </w:t>
-            </w:r>
-          </w:p>
-          <w:p>
-            <w:pPr>
-              <w:rPr>
-                <w:sz w:val="16"/>
-                <w:szCs w:val="16"/>
-              </w:rPr>
-            </w:pPr>
-            <w:r>
-              <w:rPr>
-                <w:rFonts w:hint="eastAsia"/>
-                <w:sz w:val="16"/>
-                <w:szCs w:val="16"/>
-              </w:rPr>
-              <w:t xml:space="preserve">▁171▁의 소송물은 처분의 위법성 여부이므로, 취소소송의 확정판결 기판력은 처분의 위법 및 효력여부에 발생한다. 전소에서 </w:t>
+              <w:t>▁1▁의 소송물 및 기각판결의 기판력</w:t>
+            </w:r>
+          </w:p>
+          <w:p>
+            <w:pPr>
+              <w:rPr>
+                <w:sz w:val="16"/>
+                <w:szCs w:val="16"/>
+              </w:rPr>
+            </w:pPr>
+            <w:r>
+              <w:rPr>
+                <w:rFonts w:hint="eastAsia"/>
+                <w:sz w:val="16"/>
+                <w:szCs w:val="16"/>
+              </w:rPr>
+              <w:t>2. ▁1▁의 작용</w:t>
+            </w:r>
+          </w:p>
+          <w:p>
+            <w:pPr>
+              <w:rPr>
+                <w:sz w:val="16"/>
+                <w:szCs w:val="16"/>
+              </w:rPr>
+            </w:pPr>
+            <w:r>
+              <w:rPr>
+                <w:rFonts w:hint="eastAsia"/>
+                <w:sz w:val="16"/>
+                <w:szCs w:val="16"/>
+              </w:rPr>
+              <w:t>1) 주관적 범위 : 취소소송의 기판력은 당사자인 행정청 및 원고뿐 아니라 그 처분의 권리귀속 주체인 ▁1▁, 즉, 국가 또느 지자체에도 미친다. 취소소송 피고를 행정청으로 정한 것은 원고 소송편의를 위한 것이기 때문이다.</w:t>
+            </w:r>
+          </w:p>
+          <w:p>
+            <w:pPr>
+              <w:rPr>
+                <w:sz w:val="16"/>
+                <w:szCs w:val="16"/>
+              </w:rPr>
+            </w:pPr>
+            <w:r>
+              <w:rPr>
+                <w:rFonts w:hint="eastAsia"/>
+                <w:sz w:val="16"/>
+                <w:szCs w:val="16"/>
+              </w:rPr>
+              <w:t>2) 시간적 범위 : ▁1▁ 기판력 발생하여 전소 사변종 기준으로 다툴 수 있는 사유는 차단된다.</w:t>
+            </w:r>
+          </w:p>
+          <w:p>
+            <w:pPr>
+              <w:rPr>
+                <w:sz w:val="16"/>
+                <w:szCs w:val="16"/>
+              </w:rPr>
+            </w:pPr>
+            <w:r>
+              <w:rPr>
+                <w:rFonts w:hint="eastAsia"/>
+                <w:sz w:val="16"/>
+                <w:szCs w:val="16"/>
+              </w:rPr>
+              <w:t xml:space="preserve">3) 객관적 범위 : 기판력은 판결 주문에 발생하고, 따라서 취소소송의 기판력도 판결 주문에 표시된 소송물에 관한 ▁1▁에만 발생한다. </w:t>
+            </w:r>
+          </w:p>
+          <w:p>
+            <w:pPr>
+              <w:rPr>
+                <w:sz w:val="16"/>
+                <w:szCs w:val="16"/>
+              </w:rPr>
+            </w:pPr>
+            <w:r>
+              <w:rPr>
+                <w:rFonts w:hint="eastAsia"/>
+                <w:sz w:val="16"/>
+                <w:szCs w:val="16"/>
+              </w:rPr>
+              <w:t xml:space="preserve">▁1▁의 소송물은 처분의 위법성 여부이므로, 취소소송의 확정판결 기판력은 처분의 위법 및 효력여부에 발생한다. 전소에서 </w:t>
             </w:r>
             <w:r>
               <w:rPr>
@@ -3620,135 +3620,135 @@
                 <w:sz w:val="16"/>
                 <w:szCs w:val="16"/>
               </w:rPr>
-              <w:t xml:space="preserve">3. 국가배상청구소송의 ▁172▁위반 학설 소개(배점보고 판단) : </w:t>
-            </w:r>
-          </w:p>
-          <w:p>
-            <w:pPr>
-              <w:rPr>
-                <w:sz w:val="16"/>
-                <w:szCs w:val="16"/>
-              </w:rPr>
-            </w:pPr>
-            <w:r>
-              <w:rPr>
-                <w:rFonts w:hint="eastAsia"/>
-                <w:sz w:val="16"/>
-                <w:szCs w:val="16"/>
-              </w:rPr>
-              <w:t xml:space="preserve">협의 위법성설에 따르면 처분의 위법성과 ▁173▁위반은 같다. 따라서 전소는 후소의 선결관계가 되어 전소 기판력이 후소에 미친다. </w:t>
-            </w:r>
-          </w:p>
-          <w:p>
-            <w:pPr>
-              <w:rPr>
-                <w:sz w:val="16"/>
-                <w:szCs w:val="16"/>
-              </w:rPr>
-            </w:pPr>
-            <w:r>
-              <w:rPr>
-                <w:rFonts w:hint="eastAsia"/>
-                <w:sz w:val="16"/>
-                <w:szCs w:val="16"/>
-              </w:rPr>
-              <w:t>상대적 위법성설 또는 결과위법성설에 따르면 처분의 위법성과 ▁174▁위반이 다르다. 따라서 전소의 기판력이 후소에 미치지 않는다.</w:t>
-            </w:r>
-          </w:p>
-          <w:p>
-            <w:pPr>
-              <w:rPr>
-                <w:sz w:val="16"/>
-                <w:szCs w:val="16"/>
-              </w:rPr>
-            </w:pPr>
-            <w:r>
-              <w:rPr>
-                <w:rFonts w:hint="eastAsia"/>
-                <w:sz w:val="16"/>
-                <w:szCs w:val="16"/>
-              </w:rPr>
-              <w:t>4. 취소소송의 기판력이 ▁175▁배상청구소송에 미치는지 여부</w:t>
-            </w:r>
-          </w:p>
-          <w:p>
-            <w:pPr>
-              <w:rPr>
-                <w:sz w:val="16"/>
-                <w:szCs w:val="16"/>
-              </w:rPr>
-            </w:pPr>
-            <w:r>
-              <w:rPr>
-                <w:rFonts w:hint="eastAsia"/>
-                <w:sz w:val="16"/>
-                <w:szCs w:val="16"/>
-              </w:rPr>
-              <w:t>1) ▁176▁ 긍정설 : 전소는 후소의 선결관계에 해당하여 전소 기판력이 후소에 미치며, 전소에서 처분이 적법하다는 점에 대하여 기판력 발생하였으므로, 후소에서 법령위반을 인정할 수 없다. (전소가 인용판결, 사정판결이면 처분 위법하다는 점에 대하여 기판력 발생하였으므로 법령위반 인정된다.)</w:t>
-            </w:r>
-          </w:p>
-          <w:p>
-            <w:pPr>
-              <w:rPr>
-                <w:sz w:val="16"/>
-                <w:szCs w:val="16"/>
-              </w:rPr>
-            </w:pPr>
-            <w:r>
-              <w:rPr>
-                <w:rFonts w:hint="eastAsia"/>
-                <w:sz w:val="16"/>
-                <w:szCs w:val="16"/>
-              </w:rPr>
-              <w:t xml:space="preserve">2) ▁177▁ 부정설 : 전소 기판력이 후소에 미치지 않으므로 후소법원은 독자적으로 법령위반 여부를 판단한다. </w:t>
-            </w:r>
-          </w:p>
-          <w:p>
-            <w:pPr>
-              <w:rPr>
-                <w:sz w:val="16"/>
-                <w:szCs w:val="16"/>
-              </w:rPr>
-            </w:pPr>
-            <w:r>
-              <w:rPr>
-                <w:rFonts w:hint="eastAsia"/>
-                <w:sz w:val="16"/>
-                <w:szCs w:val="16"/>
-              </w:rPr>
-              <w:t>3) 제한적 기판력 긍정설 : ▁178▁ 인용판결, 사정판결의 기판력은 후소에 미치나, 기각판결은 후소에 미치지 아니한다.</w:t>
-            </w:r>
-          </w:p>
-          <w:p>
-            <w:pPr>
-              <w:rPr>
-                <w:sz w:val="16"/>
-                <w:szCs w:val="16"/>
-              </w:rPr>
-            </w:pPr>
-            <w:r>
-              <w:rPr>
-                <w:rFonts w:hint="eastAsia"/>
-                <w:sz w:val="16"/>
-                <w:szCs w:val="16"/>
-              </w:rPr>
-              <w:t>5. (▁179▁ 부정설 택한 경우) 처분의 구성요건적 효력과 선결문제</w:t>
-            </w:r>
-          </w:p>
-          <w:p>
-            <w:pPr>
-              <w:rPr>
-                <w:sz w:val="16"/>
-                <w:szCs w:val="16"/>
-              </w:rPr>
-            </w:pPr>
-            <w:r>
-              <w:rPr>
-                <w:rFonts w:hint="eastAsia"/>
-                <w:sz w:val="16"/>
-                <w:szCs w:val="16"/>
-              </w:rPr>
-              <w:t>심사부정설도 있으나, 판례는 위법한 행정대집행이 완료되면 그에 대한 취소를 구할 소의 이익은 없으나, 그 대집행에 대한 취소판결 있어야만 행정처분의 위법을 이유로 한 ▁180▁배상청구를 할 수 있는 것은 아니라고 판시하여 심사긍정설</w:t>
+              <w:t xml:space="preserve">3. 국가배상청구소송의 ▁1▁ 학설 소개(배점보고 판단) : </w:t>
+            </w:r>
+          </w:p>
+          <w:p>
+            <w:pPr>
+              <w:rPr>
+                <w:sz w:val="16"/>
+                <w:szCs w:val="16"/>
+              </w:rPr>
+            </w:pPr>
+            <w:r>
+              <w:rPr>
+                <w:rFonts w:hint="eastAsia"/>
+                <w:sz w:val="16"/>
+                <w:szCs w:val="16"/>
+              </w:rPr>
+              <w:t xml:space="preserve">협의 위법성설에 따르면 처분의 위법성과 ▁1▁은 같다. 따라서 전소는 후소의 선결관계가 되어 전소 기판력이 후소에 미친다. </w:t>
+            </w:r>
+          </w:p>
+          <w:p>
+            <w:pPr>
+              <w:rPr>
+                <w:sz w:val="16"/>
+                <w:szCs w:val="16"/>
+              </w:rPr>
+            </w:pPr>
+            <w:r>
+              <w:rPr>
+                <w:rFonts w:hint="eastAsia"/>
+                <w:sz w:val="16"/>
+                <w:szCs w:val="16"/>
+              </w:rPr>
+              <w:t>상대적 위법성설 또는 결과위법성설에 따르면 처분의 위법성과 ▁1▁이 다르다. 따라서 전소의 기판력이 후소에 미치지 않는다.</w:t>
+            </w:r>
+          </w:p>
+          <w:p>
+            <w:pPr>
+              <w:rPr>
+                <w:sz w:val="16"/>
+                <w:szCs w:val="16"/>
+              </w:rPr>
+            </w:pPr>
+            <w:r>
+              <w:rPr>
+                <w:rFonts w:hint="eastAsia"/>
+                <w:sz w:val="16"/>
+                <w:szCs w:val="16"/>
+              </w:rPr>
+              <w:t>4. ▁1▁의 기판력이 국가배상청구소송에 미치는지 여부</w:t>
+            </w:r>
+          </w:p>
+          <w:p>
+            <w:pPr>
+              <w:rPr>
+                <w:sz w:val="16"/>
+                <w:szCs w:val="16"/>
+              </w:rPr>
+            </w:pPr>
+            <w:r>
+              <w:rPr>
+                <w:rFonts w:hint="eastAsia"/>
+                <w:sz w:val="16"/>
+                <w:szCs w:val="16"/>
+              </w:rPr>
+              <w:t>1) 전부기판력 긍정설 : 전소는 후소의 선결관계에 해당하여 전소 기판력이 후소에 미치며, 전소에서 처분이 적법하다는 점에 대하여 기판력 발생하였으므로, 후소에서 ▁1▁을 인정할 수 없다. (전소가 인용판결, 사정판결이면 처분 위법하다는 점에 대하여 기판력 발생하였으므로 법령위반 인정된다.)</w:t>
+            </w:r>
+          </w:p>
+          <w:p>
+            <w:pPr>
+              <w:rPr>
+                <w:sz w:val="16"/>
+                <w:szCs w:val="16"/>
+              </w:rPr>
+            </w:pPr>
+            <w:r>
+              <w:rPr>
+                <w:rFonts w:hint="eastAsia"/>
+                <w:sz w:val="16"/>
+                <w:szCs w:val="16"/>
+              </w:rPr>
+              <w:t xml:space="preserve">2) 전부기판력 부정설 : 전소 기판력이 후소에 미치지 않으므로 후소법원은 독자적으로 ▁1▁ 여부를 판단한다. </w:t>
+            </w:r>
+          </w:p>
+          <w:p>
+            <w:pPr>
+              <w:rPr>
+                <w:sz w:val="16"/>
+                <w:szCs w:val="16"/>
+              </w:rPr>
+            </w:pPr>
+            <w:r>
+              <w:rPr>
+                <w:rFonts w:hint="eastAsia"/>
+                <w:sz w:val="16"/>
+                <w:szCs w:val="16"/>
+              </w:rPr>
+              <w:t>3) 제한적 기판력 긍정설 : ▁1▁ 인용판결, 사정판결의 기판력은 후소에 미치나, 기각판결은 후소에 미치지 아니한다.</w:t>
+            </w:r>
+          </w:p>
+          <w:p>
+            <w:pPr>
+              <w:rPr>
+                <w:sz w:val="16"/>
+                <w:szCs w:val="16"/>
+              </w:rPr>
+            </w:pPr>
+            <w:r>
+              <w:rPr>
+                <w:rFonts w:hint="eastAsia"/>
+                <w:sz w:val="16"/>
+                <w:szCs w:val="16"/>
+              </w:rPr>
+              <w:t>5. (전부기판력 ▁1▁ 택한 경우) 처분의 구성요건적 효력과 선결문제</w:t>
+            </w:r>
+          </w:p>
+          <w:p>
+            <w:pPr>
+              <w:rPr>
+                <w:sz w:val="16"/>
+                <w:szCs w:val="16"/>
+              </w:rPr>
+            </w:pPr>
+            <w:r>
+              <w:rPr>
+                <w:rFonts w:hint="eastAsia"/>
+                <w:sz w:val="16"/>
+                <w:szCs w:val="16"/>
+              </w:rPr>
+              <w:t>심사부정설도 있으나, 판례는 위법한 행정대집행이 완료되면 그에 대한 취소를 구할 소의 이익은 없으나, 그 대집행에 대한 취소판결 있어야만 행정처분의 위법을 이유로 한 ▁1▁배상청구를 할 수 있는 것은 아니라고 판시하여 심사긍정설</w:t>
             </w:r>
             <w:r>
               <w:rPr>
@@ -3784,7 +3784,7 @@
           <w:sz w:val="16"/>
           <w:szCs w:val="16"/>
         </w:rPr>
-        <w:t>A처분에 대하여 甲이 무효확인소송 제기하여 기각판결이 확정되었다. ▁69▁배상청구소송 제기하였을 때 인용여부?</w:t>
+        <w:t>A처분에 대하여 甲이 무효확인소송 제기하여 기각판결이 확정되었다. ▁1▁배상청구소송 제기하였을 때 인용여부?</w:t>
       </w:r>
     </w:p>
     <w:tbl>
@@ -3822,7 +3822,7 @@
                 <w:sz w:val="16"/>
                 <w:szCs w:val="16"/>
               </w:rPr>
-              <w:t xml:space="preserve"> 및 기각판결의 ▁181▁</w:t>
+              <w:t xml:space="preserve"> 및 기각판결의 ▁1▁</w:t>
             </w:r>
             <w:r>
               <w:rPr>
@@ -3846,55 +3846,55 @@
                 <w:sz w:val="16"/>
                 <w:szCs w:val="16"/>
               </w:rPr>
-              <w:t>2. ▁182▁의 작용</w:t>
-            </w:r>
-          </w:p>
-          <w:p>
-            <w:pPr>
-              <w:rPr>
-                <w:sz w:val="16"/>
-                <w:szCs w:val="16"/>
-              </w:rPr>
-            </w:pPr>
-            <w:r>
-              <w:rPr>
-                <w:rFonts w:hint="eastAsia"/>
-                <w:sz w:val="16"/>
-                <w:szCs w:val="16"/>
-              </w:rPr>
-              <w:t>1) 주관적 범위 : 무효확인소송의 기판력은 당사자인 행정청 및 원고뿐 아니라 그 처분의 권리귀속 주체인 행정주체, 즉, ▁183▁ 또느 지자체에도 미친다. 항고소송 피고를 행정청으로 정한 것은 원고 소송편의를 위한 것이기 때문이다.</w:t>
-            </w:r>
-          </w:p>
-          <w:p>
-            <w:pPr>
-              <w:rPr>
-                <w:sz w:val="16"/>
-                <w:szCs w:val="16"/>
-              </w:rPr>
-            </w:pPr>
-            <w:r>
-              <w:rPr>
-                <w:rFonts w:hint="eastAsia"/>
-                <w:sz w:val="16"/>
-                <w:szCs w:val="16"/>
-              </w:rPr>
-              <w:t>2) 시간적 범위 : 무효확인소송 ▁184▁ 발생하여 전소 사변종 기준으로 다툴 수 있는 사유는 차단된다.</w:t>
-            </w:r>
-          </w:p>
-          <w:p>
-            <w:pPr>
-              <w:rPr>
-                <w:sz w:val="16"/>
-                <w:szCs w:val="16"/>
-              </w:rPr>
-            </w:pPr>
-            <w:r>
-              <w:rPr>
-                <w:rFonts w:hint="eastAsia"/>
-                <w:sz w:val="16"/>
-                <w:szCs w:val="16"/>
-              </w:rPr>
-              <w:t xml:space="preserve">3) 객관적 범위 : 기판력은 판결 주문에 발생하고, 따라서 무효확인소송의 기판력도 판결 주문에 표시된 소송물에 관한 ▁185▁에만 발생한다. </w:t>
+              <w:t>2. ▁1▁의 작용</w:t>
+            </w:r>
+          </w:p>
+          <w:p>
+            <w:pPr>
+              <w:rPr>
+                <w:sz w:val="16"/>
+                <w:szCs w:val="16"/>
+              </w:rPr>
+            </w:pPr>
+            <w:r>
+              <w:rPr>
+                <w:rFonts w:hint="eastAsia"/>
+                <w:sz w:val="16"/>
+                <w:szCs w:val="16"/>
+              </w:rPr>
+              <w:t>1) 주관적 범위 : 무효확인소송의 기판력은 당사자인 행정청 및 원고뿐 아니라 그 처분의 권리귀속 주체인 행정주체, 즉, 국가 또느 지자체에도 미친다. ▁1▁ 피고를 행정청으로 정한 것은 원고 소송편의를 위한 것이기 때문이다.</w:t>
+            </w:r>
+          </w:p>
+          <w:p>
+            <w:pPr>
+              <w:rPr>
+                <w:sz w:val="16"/>
+                <w:szCs w:val="16"/>
+              </w:rPr>
+            </w:pPr>
+            <w:r>
+              <w:rPr>
+                <w:rFonts w:hint="eastAsia"/>
+                <w:sz w:val="16"/>
+                <w:szCs w:val="16"/>
+              </w:rPr>
+              <w:t>2) 시간적 범위 : 무효확인소송 ▁1▁ 발생하여 전소 사변종 기준으로 다툴 수 있는 사유는 차단된다.</w:t>
+            </w:r>
+          </w:p>
+          <w:p>
+            <w:pPr>
+              <w:rPr>
+                <w:sz w:val="16"/>
+                <w:szCs w:val="16"/>
+              </w:rPr>
+            </w:pPr>
+            <w:r>
+              <w:rPr>
+                <w:rFonts w:hint="eastAsia"/>
+                <w:sz w:val="16"/>
+                <w:szCs w:val="16"/>
+              </w:rPr>
+              <w:t xml:space="preserve">3) 객관적 범위 : 기판력은 판결 주문에 발생하고, 따라서 무효확인소송의 기판력도 판결 주문에 표시된 소송물에 관한 ▁1▁에만 발생한다. </w:t>
             </w:r>
           </w:p>
           <w:p>
@@ -3920,7 +3920,7 @@
                 <w:sz w:val="16"/>
                 <w:szCs w:val="16"/>
               </w:rPr>
-              <w:t>처분이 효력 있다는 점(위법 여부에 대하여 ▁186▁ X)에 대하여 기판력 발생한다.</w:t>
+              <w:t>처분이 효력 있다는 점(위법 여부에 대하여 ▁1▁ X)에 대하여 기판력 발생한다.</w:t>
             </w:r>
             <w:r>
               <w:rPr>
@@ -3944,39 +3944,39 @@
                 <w:sz w:val="16"/>
                 <w:szCs w:val="16"/>
               </w:rPr>
-              <w:t xml:space="preserve">3. 국가배상청구소송의 ▁187▁위반 학설 소개(배점보고 판단) </w:t>
-            </w:r>
-          </w:p>
-          <w:p>
-            <w:pPr>
-              <w:rPr>
-                <w:sz w:val="16"/>
-                <w:szCs w:val="16"/>
-              </w:rPr>
-            </w:pPr>
-            <w:r>
-              <w:rPr>
-                <w:rFonts w:hint="eastAsia"/>
-                <w:sz w:val="16"/>
-                <w:szCs w:val="16"/>
-              </w:rPr>
-              <w:t>4. 무효확인소송의 기판력이 ▁188▁배상청구소송에 미치는지 여부</w:t>
-            </w:r>
-          </w:p>
-          <w:p>
-            <w:pPr>
-              <w:rPr>
-                <w:sz w:val="16"/>
-                <w:szCs w:val="16"/>
-              </w:rPr>
-            </w:pPr>
-            <w:r>
-              <w:rPr>
-                <w:rFonts w:hint="eastAsia"/>
-                <w:sz w:val="16"/>
-                <w:szCs w:val="16"/>
-              </w:rPr>
-              <w:t>전기긍, 전기부, 제기긍 &gt;&gt; (전소 인용판결인 경우 ▁189▁과 동일) 전소 기각판결인 경우 학설소개 생략해도 될 것 같다고 말씀하심.</w:t>
+              <w:t xml:space="preserve">3. 국가배상청구소송의 ▁1▁ 학설 소개(배점보고 판단) </w:t>
+            </w:r>
+          </w:p>
+          <w:p>
+            <w:pPr>
+              <w:rPr>
+                <w:sz w:val="16"/>
+                <w:szCs w:val="16"/>
+              </w:rPr>
+            </w:pPr>
+            <w:r>
+              <w:rPr>
+                <w:rFonts w:hint="eastAsia"/>
+                <w:sz w:val="16"/>
+                <w:szCs w:val="16"/>
+              </w:rPr>
+              <w:t>4. 무효확인소송의 ▁1▁이 국가배상청구소송에 미치는지 여부</w:t>
+            </w:r>
+          </w:p>
+          <w:p>
+            <w:pPr>
+              <w:rPr>
+                <w:sz w:val="16"/>
+                <w:szCs w:val="16"/>
+              </w:rPr>
+            </w:pPr>
+            <w:r>
+              <w:rPr>
+                <w:rFonts w:hint="eastAsia"/>
+                <w:sz w:val="16"/>
+                <w:szCs w:val="16"/>
+              </w:rPr>
+              <w:t>전기긍, 전기부, 제기긍 &gt;&gt; (전소 인용판결인 경우 ▁1▁과 동일) 전소 기각판결인 경우 학설소개 생략해도 될 것 같다고 말씀하심.</w:t>
             </w:r>
           </w:p>
           <w:p>
@@ -4002,7 +4002,7 @@
                 <w:sz w:val="16"/>
                 <w:szCs w:val="16"/>
               </w:rPr>
-              <w:t xml:space="preserve">위법성 여부에는 기판력 발생하지 않았으므로 어느 견해에 의하더라도 민사법원이 독자적으로 ▁190▁위반을 판단하여야 한다. </w:t>
+              <w:t xml:space="preserve">위법성 여부에는 기판력 발생하지 않았으므로 어느 견해에 의하더라도 민사법원이 독자적으로 ▁1▁을 판단하여야 한다. </w:t>
             </w:r>
           </w:p>
           <w:p>
@@ -4034,7 +4034,7 @@
                 <w:sz w:val="16"/>
                 <w:szCs w:val="16"/>
               </w:rPr>
-              <w:t xml:space="preserve">심사부정설도 있으나, 판례는 위법한 행정대집행이 완료되면 그에 대한 취소를 구할 소의 이익은 없으나, 그 대집행에 대한 취소판결 있어야만 행정처분의 위법을 이유로 한 ▁191▁배상청구를 할 수 있는 것은 아니라고 판시하여 심사긍정설의 입장이다. </w:t>
+              <w:t xml:space="preserve">심사부정설도 있으나, 판례는 위법한 행정대집행이 완료되면 그에 대한 취소를 구할 소의 이익은 없으나, 그 대집행에 대한 취소판결 있어야만 행정처분의 위법을 이유로 한 ▁1▁배상청구를 할 수 있는 것은 아니라고 판시하여 심사긍정설의 입장이다. </w:t>
             </w:r>
           </w:p>
         </w:tc>
@@ -4086,7 +4086,7 @@
           <w:sz w:val="16"/>
           <w:szCs w:val="16"/>
         </w:rPr>
-        <w:t>II. ▁70▁ 책임(제5조)</w:t>
+        <w:t>II. ▁1▁ 책임(제5조)</w:t>
       </w:r>
     </w:p>
     <w:p>
@@ -4124,23 +4124,23 @@
           <w:sz w:val="16"/>
           <w:szCs w:val="16"/>
         </w:rPr>
-        <w:t>▁71▁</w:t>
-      </w:r>
-    </w:p>
-    <w:p>
-      <w:pPr>
-        <w:rPr>
-          <w:sz w:val="16"/>
-          <w:szCs w:val="16"/>
-        </w:rPr>
-      </w:pPr>
-      <w:r>
-        <w:rPr>
-          <w:rFonts w:hint="eastAsia"/>
-          <w:sz w:val="16"/>
-          <w:szCs w:val="16"/>
-        </w:rPr>
-        <w:t>▁72▁배상법 제5조의 영조물은 강학상 공물</w:t>
+        <w:t>▁1▁</w:t>
+      </w:r>
+    </w:p>
+    <w:p>
+      <w:pPr>
+        <w:rPr>
+          <w:sz w:val="16"/>
+          <w:szCs w:val="16"/>
+        </w:rPr>
+      </w:pPr>
+      <w:r>
+        <w:rPr>
+          <w:rFonts w:hint="eastAsia"/>
+          <w:sz w:val="16"/>
+          <w:szCs w:val="16"/>
+        </w:rPr>
+        <w:t>국가배상법 제5조의 영조물은 강학상 ▁1▁</w:t>
       </w:r>
       <w:r>
         <w:rPr>
@@ -4201,23 +4201,23 @@
           <w:sz w:val="16"/>
           <w:szCs w:val="16"/>
         </w:rPr>
-        <w:t>▁73▁ 또는 관리의 하자</w:t>
-      </w:r>
-    </w:p>
-    <w:p>
-      <w:pPr>
-        <w:rPr>
-          <w:sz w:val="16"/>
-          <w:szCs w:val="16"/>
-        </w:rPr>
-      </w:pPr>
-      <w:r>
-        <w:rPr>
-          <w:rFonts w:hint="eastAsia"/>
-          <w:sz w:val="16"/>
-          <w:szCs w:val="16"/>
-        </w:rPr>
-        <w:t xml:space="preserve">▁74▁ 또는 관리의 하자 (후술) : </w:t>
+        <w:t>설치 또는 관리의 ▁1▁</w:t>
+      </w:r>
+    </w:p>
+    <w:p>
+      <w:pPr>
+        <w:rPr>
+          <w:sz w:val="16"/>
+          <w:szCs w:val="16"/>
+        </w:rPr>
+      </w:pPr>
+      <w:r>
+        <w:rPr>
+          <w:rFonts w:hint="eastAsia"/>
+          <w:sz w:val="16"/>
+          <w:szCs w:val="16"/>
+        </w:rPr>
+        <w:t xml:space="preserve">설치 또는 관리의 ▁1▁ (후술) : </w:t>
       </w:r>
       <w:r>
         <w:rPr>
@@ -4257,7 +4257,7 @@
           <w:sz w:val="16"/>
           <w:szCs w:val="16"/>
         </w:rPr>
-        <w:t>기능적 ▁75▁</w:t>
+        <w:t>기능적 ▁1▁</w:t>
       </w:r>
       <w:r>
         <w:rPr>
@@ -4294,7 +4294,7 @@
           <w:sz w:val="16"/>
           <w:szCs w:val="16"/>
         </w:rPr>
-        <w:t>▁76▁ 및 인과관계</w:t>
+        <w:t>▁1▁ 및 인과관계</w:t>
       </w:r>
     </w:p>
     <w:p>
@@ -4311,55 +4311,55 @@
           <w:sz w:val="16"/>
           <w:szCs w:val="16"/>
         </w:rPr>
-        <w:t>1) ▁77▁ 또는 관리의 하자</w:t>
-      </w:r>
-    </w:p>
-    <w:p>
-      <w:pPr>
-        <w:rPr>
-          <w:sz w:val="16"/>
-          <w:szCs w:val="16"/>
-        </w:rPr>
-      </w:pPr>
-      <w:r>
-        <w:rPr>
-          <w:rFonts w:hint="eastAsia"/>
-          <w:sz w:val="16"/>
-          <w:szCs w:val="16"/>
-        </w:rPr>
-        <w:t>국가배상법 제5조의 영조물 책임 성립에 공무원 귀책사유를 고려하여야 하는지 관련, 무▁78▁ 책임인지 문제된다.</w:t>
-      </w:r>
-    </w:p>
-    <w:p>
-      <w:pPr>
-        <w:rPr>
-          <w:sz w:val="16"/>
-          <w:szCs w:val="16"/>
-        </w:rPr>
-      </w:pPr>
-      <w:r>
-        <w:rPr>
-          <w:rFonts w:hint="eastAsia"/>
-          <w:sz w:val="16"/>
-          <w:szCs w:val="16"/>
-        </w:rPr>
-        <w:t>설치관리의 하자를 공물 자체의 객관적 안전성 결여로 보아 무▁79▁책임이라고 보는 객관설</w:t>
-      </w:r>
-    </w:p>
-    <w:p>
-      <w:pPr>
-        <w:rPr>
-          <w:sz w:val="16"/>
-          <w:szCs w:val="16"/>
-        </w:rPr>
-      </w:pPr>
-      <w:r>
-        <w:rPr>
-          <w:rFonts w:hint="eastAsia"/>
-          <w:sz w:val="16"/>
-          <w:szCs w:val="16"/>
-        </w:rPr>
-        <w:t>관리자 의무▁80▁에 기인한 물적위험상태로 보아 주관적 귀책사유 요하는 주관설,</w:t>
+        <w:t>1) 설치 또는 관리의 ▁1▁</w:t>
+      </w:r>
+    </w:p>
+    <w:p>
+      <w:pPr>
+        <w:rPr>
+          <w:sz w:val="16"/>
+          <w:szCs w:val="16"/>
+        </w:rPr>
+      </w:pPr>
+      <w:r>
+        <w:rPr>
+          <w:rFonts w:hint="eastAsia"/>
+          <w:sz w:val="16"/>
+          <w:szCs w:val="16"/>
+        </w:rPr>
+        <w:t>국가배상법 제5조의 영조물 책임 성립에 ▁1▁ 귀책사유를 고려하여야 하는지 관련, 무과실 책임인지 문제된다.</w:t>
+      </w:r>
+    </w:p>
+    <w:p>
+      <w:pPr>
+        <w:rPr>
+          <w:sz w:val="16"/>
+          <w:szCs w:val="16"/>
+        </w:rPr>
+      </w:pPr>
+      <w:r>
+        <w:rPr>
+          <w:rFonts w:hint="eastAsia"/>
+          <w:sz w:val="16"/>
+          <w:szCs w:val="16"/>
+        </w:rPr>
+        <w:t>설치관리의 ▁1▁를 공물 자체의 객관적 안전성 결여로 보아 무과실책임이라고 보는 객관설</w:t>
+      </w:r>
+    </w:p>
+    <w:p>
+      <w:pPr>
+        <w:rPr>
+          <w:sz w:val="16"/>
+          <w:szCs w:val="16"/>
+        </w:rPr>
+      </w:pPr>
+      <w:r>
+        <w:rPr>
+          <w:rFonts w:hint="eastAsia"/>
+          <w:sz w:val="16"/>
+          <w:szCs w:val="16"/>
+        </w:rPr>
+        <w:t>관리자 의무▁1▁에 기인한 물적위험상태로 보아 주관적 귀책사유 요하는 주관설,</w:t>
       </w:r>
     </w:p>
     <w:p>
@@ -4392,23 +4392,23 @@
           <w:sz w:val="16"/>
           <w:szCs w:val="16"/>
         </w:rPr>
-        <w:t xml:space="preserve"> 경우 안전조치를 취할 법적의무 부담하며, 이를 위반하여 ▁81▁ 발생하면 배상책임을 지는 것이며, 다만 공무원 고의과실 요하지 않아 행위책임이자 무과실책임으로 보는 안전의무위반설</w:t>
-      </w:r>
-    </w:p>
-    <w:p>
-      <w:pPr>
-        <w:rPr>
-          <w:sz w:val="16"/>
-          <w:szCs w:val="16"/>
-        </w:rPr>
-      </w:pPr>
-      <w:r>
-        <w:rPr>
-          <w:rFonts w:hint="eastAsia"/>
-          <w:sz w:val="16"/>
-          <w:szCs w:val="16"/>
-        </w:rPr>
-        <w:t xml:space="preserve">판례는 영조물 ▁82▁관리상 하자란 영조물이 </w:t>
+        <w:t xml:space="preserve"> 경우 안전조치를 취할 법적의무 부담하며, 이를 ▁1▁하여 손해 발생하면 배상책임을 지는 것이며, 다만 공무원 고의과실 요하지 않아 행위책임이자 무과실책임으로 보는 안전의무위반설</w:t>
+      </w:r>
+    </w:p>
+    <w:p>
+      <w:pPr>
+        <w:rPr>
+          <w:sz w:val="16"/>
+          <w:szCs w:val="16"/>
+        </w:rPr>
+      </w:pPr>
+      <w:r>
+        <w:rPr>
+          <w:rFonts w:hint="eastAsia"/>
+          <w:sz w:val="16"/>
+          <w:szCs w:val="16"/>
+        </w:rPr>
+        <w:t xml:space="preserve">판례는 영조물 설치관리상 ▁1▁란 영조물이 </w:t>
       </w:r>
       <w:r>
         <w:rPr>
@@ -4443,23 +4443,23 @@
           <w:sz w:val="16"/>
           <w:szCs w:val="16"/>
         </w:rPr>
-        <w:t>2) 기능적 ▁83▁</w:t>
-      </w:r>
-    </w:p>
-    <w:p>
-      <w:pPr>
-        <w:rPr>
-          <w:sz w:val="16"/>
-          <w:szCs w:val="16"/>
-        </w:rPr>
-      </w:pPr>
-      <w:r>
-        <w:rPr>
-          <w:rFonts w:hint="eastAsia"/>
-          <w:sz w:val="16"/>
-          <w:szCs w:val="16"/>
-        </w:rPr>
-        <w:t>제5조 소정의 하자에 ▁84▁</w:t>
+        <w:t>2) 기능적 ▁1▁</w:t>
+      </w:r>
+    </w:p>
+    <w:p>
+      <w:pPr>
+        <w:rPr>
+          <w:sz w:val="16"/>
+          <w:szCs w:val="16"/>
+        </w:rPr>
+      </w:pPr>
+      <w:r>
+        <w:rPr>
+          <w:rFonts w:hint="eastAsia"/>
+          <w:sz w:val="16"/>
+          <w:szCs w:val="16"/>
+        </w:rPr>
+        <w:t>제5조 소정의 ▁1▁에 영조물</w:t>
       </w:r>
       <w:r>
         <w:rPr>
@@ -4483,23 +4483,23 @@
           <w:sz w:val="16"/>
           <w:szCs w:val="16"/>
         </w:rPr>
-        <w:t>판례는 ▁85▁이 공공의 목적에 이용됨에 있어 그 이용상태 및 정도가 일정 한도를 초과하여 제3자에게 사회통념상 수인할 것이 기대되는 한도를 넘는 피해를 입히는 경우도 포함된다고 보아 기능적 하자 개념을 수용한다.</w:t>
-      </w:r>
-    </w:p>
-    <w:p>
-      <w:pPr>
-        <w:rPr>
-          <w:sz w:val="16"/>
-          <w:szCs w:val="16"/>
-        </w:rPr>
-      </w:pPr>
-      <w:r>
-        <w:rPr>
-          <w:rFonts w:hint="eastAsia"/>
-          <w:sz w:val="16"/>
-          <w:szCs w:val="16"/>
-        </w:rPr>
-        <w:t>수인한도를 초과하는지 여부는 침해되는 권리나 침해의 정도, 공공성의 정도, 환경의 특수성 등 여러사정 고려하여 종합적으로 ▁86▁하여야 한다.</w:t>
+        <w:t>판례는 영조물이 공공의 목적에 이용됨에 있어 그 이용상태 및 정도가 일정 한도를 초과하여 제3자에게 사회통념상 수인할 것이 기대되는 한도를 넘는 피해를 입히는 경우도 포함된다고 보아 기능적 ▁1▁ 개념을 수용한다.</w:t>
+      </w:r>
+    </w:p>
+    <w:p>
+      <w:pPr>
+        <w:rPr>
+          <w:sz w:val="16"/>
+          <w:szCs w:val="16"/>
+        </w:rPr>
+      </w:pPr>
+      <w:r>
+        <w:rPr>
+          <w:rFonts w:hint="eastAsia"/>
+          <w:sz w:val="16"/>
+          <w:szCs w:val="16"/>
+        </w:rPr>
+        <w:t>수인한도를 초과하는지 여부는 침해되는 권리나 침해의 정도, 공공성의 정도, 환경의 특수성 등 여러사정 고려하여 종합적으로 ▁1▁하여야 한다.</w:t>
       </w:r>
     </w:p>
     <w:p>
@@ -4548,7 +4548,7 @@
           <w:sz w:val="16"/>
           <w:szCs w:val="16"/>
         </w:rPr>
-        <w:t xml:space="preserve"> 설치, 관리상 하자와 공무원의 직무상 불법행위 경합하는 경우, 피해자는 제2조와 제5조 어느 규정에 의해서도 배상청구를 할 수 있다. 피해자 입장에서 무▁87▁책임인 제5조를 묻는 것이 유리하다.</w:t>
+        <w:t xml:space="preserve"> 설치, 관리상 ▁1▁와 공무원의 직무상 불법행위 경합하는 경우, 피해자는 제2조와 제5조 어느 규정에 의해서도 배상청구를 할 수 있다. 피해자 입장에서 무과실책임인 제5조를 묻는 것이 유리하다.</w:t>
       </w:r>
     </w:p>
     <w:p>
@@ -4565,7 +4565,7 @@
           <w:sz w:val="16"/>
           <w:szCs w:val="16"/>
         </w:rPr>
-        <w:t>III. ▁88▁(제6조)</w:t>
+        <w:t>III. ▁1▁(제6조)</w:t>
       </w:r>
     </w:p>
     <w:p>
@@ -4582,39 +4582,39 @@
           <w:sz w:val="16"/>
           <w:szCs w:val="16"/>
         </w:rPr>
-        <w:t xml:space="preserve">1. ▁89▁ 의미 </w:t>
-      </w:r>
-    </w:p>
-    <w:p>
-      <w:pPr>
-        <w:rPr>
-          <w:sz w:val="16"/>
-          <w:szCs w:val="16"/>
-        </w:rPr>
-      </w:pPr>
-      <w:r>
-        <w:rPr>
-          <w:rFonts w:hint="eastAsia"/>
-          <w:sz w:val="16"/>
-          <w:szCs w:val="16"/>
-        </w:rPr>
-        <w:t>국가나 지자체를 배상주체로 규정한 제2조와 5조와 별개로, 제6조는 ▁90▁를 배상책임 주체로 규정한 바, 이 때 비용부담자 의미가 문제된다.</w:t>
-      </w:r>
-    </w:p>
-    <w:p>
-      <w:pPr>
-        <w:rPr>
-          <w:sz w:val="16"/>
-          <w:szCs w:val="16"/>
-        </w:rPr>
-      </w:pPr>
-      <w:r>
-        <w:rPr>
-          <w:rFonts w:hint="eastAsia"/>
-          <w:sz w:val="16"/>
-          <w:szCs w:val="16"/>
-        </w:rPr>
-        <w:t xml:space="preserve">판례는 지자체장이 국가의 기관위임사무 처리와 관련하여 ▁91▁ 발생 시, 비용의 실질적, 궁극적 부담주체는 국가라 하더라도 지자체가 사무에 필요한 경비를 대외적으로 지출한 자로서 제6조 배상책임을 진다고 보아 </w:t>
+        <w:t xml:space="preserve">1. ▁1▁ 의미 </w:t>
+      </w:r>
+    </w:p>
+    <w:p>
+      <w:pPr>
+        <w:rPr>
+          <w:sz w:val="16"/>
+          <w:szCs w:val="16"/>
+        </w:rPr>
+      </w:pPr>
+      <w:r>
+        <w:rPr>
+          <w:rFonts w:hint="eastAsia"/>
+          <w:sz w:val="16"/>
+          <w:szCs w:val="16"/>
+        </w:rPr>
+        <w:t>국가나 지자체를 배상주체로 규정한 제2조와 5조와 별개로, 제6조는 비용부담자를 ▁1▁ 주체로 규정한 바, 이 때 비용부담자 의미가 문제된다.</w:t>
+      </w:r>
+    </w:p>
+    <w:p>
+      <w:pPr>
+        <w:rPr>
+          <w:sz w:val="16"/>
+          <w:szCs w:val="16"/>
+        </w:rPr>
+      </w:pPr>
+      <w:r>
+        <w:rPr>
+          <w:rFonts w:hint="eastAsia"/>
+          <w:sz w:val="16"/>
+          <w:szCs w:val="16"/>
+        </w:rPr>
+        <w:t xml:space="preserve">판례는 지자체장이 국가의 기관위임사무 처리와 관련하여 손해 발생 시, 비용의 실질적, 궁극적 부담주체는 국가라 하더라도 지자체가 사무에 필요한 경비를 대외적으로 지출한 자로서 제6조 ▁1▁을 진다고 보아 </w:t>
       </w:r>
       <w:r>
         <w:rPr>
@@ -4651,7 +4651,7 @@
           <w:sz w:val="16"/>
           <w:szCs w:val="16"/>
         </w:rPr>
-        <w:t>▁92▁관계</w:t>
+        <w:t>▁1▁관계</w:t>
       </w:r>
       <w:r>
         <w:rPr>
@@ -4690,23 +4690,23 @@
           <w:sz w:val="16"/>
           <w:szCs w:val="16"/>
         </w:rPr>
-        <w:t xml:space="preserve"> 제6조 ▁93▁의 구상관계가 문제된다.</w:t>
-      </w:r>
-    </w:p>
-    <w:p>
-      <w:pPr>
-        <w:rPr>
-          <w:sz w:val="16"/>
-          <w:szCs w:val="16"/>
-        </w:rPr>
-      </w:pPr>
-      <w:r>
-        <w:rPr>
-          <w:rFonts w:hint="eastAsia"/>
-          <w:sz w:val="16"/>
-          <w:szCs w:val="16"/>
-        </w:rPr>
-        <w:t>사무 전반의 관리주체(사무귀속자)가 최종적으로 비용 부담하여야 한다는 견해, 사무비용에는 ▁94▁배상비용도 포함되므로 비용부담자가 최종적 부담주체라는 견해, 손해발생 기여도에 따라 다르다는 견해가 존재한다.</w:t>
+        <w:t xml:space="preserve"> 제6조 ▁1▁의 구상관계가 문제된다.</w:t>
+      </w:r>
+    </w:p>
+    <w:p>
+      <w:pPr>
+        <w:rPr>
+          <w:sz w:val="16"/>
+          <w:szCs w:val="16"/>
+        </w:rPr>
+      </w:pPr>
+      <w:r>
+        <w:rPr>
+          <w:rFonts w:hint="eastAsia"/>
+          <w:sz w:val="16"/>
+          <w:szCs w:val="16"/>
+        </w:rPr>
+        <w:t>사무 전반의 관리주체(사무귀속자)가 최종적으로 비용 부담하여야 한다는 견해, 사무비용에는 ▁1▁배상비용도 포함되므로 비용부담자가 최종적 부담주체라는 견해, 손해발생 기여도에 따라 다르다는 견해가 존재한다.</w:t>
       </w:r>
     </w:p>
     <w:p>
@@ -4739,7 +4739,7 @@
           <w:sz w:val="16"/>
           <w:szCs w:val="16"/>
         </w:rPr>
-        <w:t>IV. ▁95▁의 자배법상 책임</w:t>
+        <w:t>IV. ▁1▁의 자배법상 책임</w:t>
       </w:r>
     </w:p>
     <w:tbl>
@@ -4773,7 +4773,7 @@
                 <w:sz w:val="16"/>
                 <w:szCs w:val="16"/>
               </w:rPr>
-              <w:t xml:space="preserve">▁192▁소유 </w:t>
+              <w:t xml:space="preserve">▁1▁소유 </w:t>
             </w:r>
           </w:p>
           <w:p>
@@ -4811,7 +4811,7 @@
                 <w:sz w:val="16"/>
                 <w:szCs w:val="16"/>
               </w:rPr>
-              <w:t>물적▁193▁</w:t>
+              <w:t>물적▁1▁</w:t>
             </w:r>
           </w:p>
         </w:tc>
@@ -4832,7 +4832,7 @@
                 <w:sz w:val="16"/>
                 <w:szCs w:val="16"/>
               </w:rPr>
-              <w:t>▁194▁의 자배법상 배상책임(제2조 1항 본문 후단)</w:t>
+              <w:t>국가의 자배법상 ▁1▁(제2조 1항 본문 후단)</w:t>
             </w:r>
           </w:p>
         </w:tc>
@@ -4871,7 +4871,7 @@
                 <w:sz w:val="16"/>
                 <w:szCs w:val="16"/>
               </w:rPr>
-              <w:t>인적▁195▁</w:t>
+              <w:t>인적▁1▁</w:t>
             </w:r>
           </w:p>
         </w:tc>
@@ -4917,7 +4917,7 @@
                 <w:sz w:val="16"/>
                 <w:szCs w:val="16"/>
               </w:rPr>
-              <w:t xml:space="preserve">▁196▁ </w:t>
+              <w:t xml:space="preserve">▁1▁ </w:t>
             </w:r>
           </w:p>
           <w:p>
@@ -4955,7 +4955,7 @@
                 <w:sz w:val="16"/>
                 <w:szCs w:val="16"/>
               </w:rPr>
-              <w:t>물적▁197▁</w:t>
+              <w:t>물적▁1▁</w:t>
             </w:r>
           </w:p>
         </w:tc>
@@ -4976,7 +4976,7 @@
                 <w:sz w:val="16"/>
                 <w:szCs w:val="16"/>
               </w:rPr>
-              <w:t>▁198▁이 자배법상 배상주체</w:t>
+              <w:t>▁1▁이 자배법상 배상주체</w:t>
             </w:r>
           </w:p>
         </w:tc>
@@ -5015,7 +5015,7 @@
                 <w:sz w:val="16"/>
                 <w:szCs w:val="16"/>
               </w:rPr>
-              <w:t>인적▁199▁</w:t>
+              <w:t>인적▁1▁</w:t>
             </w:r>
           </w:p>
         </w:tc>
@@ -5064,7 +5064,7 @@
           <w:sz w:val="16"/>
           <w:szCs w:val="16"/>
         </w:rPr>
-        <w:t xml:space="preserve">V. ▁96▁(제2조 </w:t>
+        <w:t xml:space="preserve">V. ▁1▁(제2조 </w:t>
       </w:r>
       <w:r>
         <w:rPr>
@@ -5129,7 +5129,7 @@
           <w:sz w:val="16"/>
           <w:szCs w:val="16"/>
         </w:rPr>
-        <w:t>i) ▁97▁, 군무원, 경찰공무원, 예비군대원</w:t>
+        <w:t>i) 군인, ▁1▁, 경찰공무원, 예비군대원</w:t>
       </w:r>
     </w:p>
     <w:p>
@@ -5162,7 +5162,7 @@
           <w:sz w:val="16"/>
           <w:szCs w:val="16"/>
         </w:rPr>
-        <w:t>▁98▁</w:t>
+        <w:t>경찰▁1▁</w:t>
       </w:r>
       <w:r>
         <w:rPr>
@@ -5246,7 +5246,7 @@
           <w:sz w:val="16"/>
           <w:szCs w:val="16"/>
         </w:rPr>
-        <w:t>은 ▁99▁ 등에 해당하지 않는다.</w:t>
+        <w:t>은 ▁1▁ 등에 해당하지 않는다.</w:t>
       </w:r>
     </w:p>
     <w:p>
@@ -5270,7 +5270,7 @@
           <w:sz w:val="16"/>
           <w:szCs w:val="16"/>
         </w:rPr>
-        <w:t>전투, 훈련과 관련하여 전사, 순직, 또는 공상의 ▁100▁</w:t>
+        <w:t>전투, 훈련과 관련하여 전사, 순직, 또는 공상의 ▁1▁</w:t>
       </w:r>
     </w:p>
     <w:p>
@@ -5316,7 +5316,7 @@
           <w:sz w:val="16"/>
           <w:szCs w:val="16"/>
         </w:rPr>
-        <w:t>에 관하여도 국가나 지자체의 배상책임을 제한하는 것으로 보아 넓게 해석한다.</w:t>
+        <w:t>에 관하여도 국가나 지자체의 ▁1▁을 제한하는 것으로 보아 넓게 해석한다.</w:t>
       </w:r>
       <w:r>
         <w:rPr>
@@ -5339,7 +5339,7 @@
           <w:sz w:val="16"/>
           <w:szCs w:val="16"/>
         </w:rPr>
-        <w:t>복무기간을 초과하여 입은 ▁101▁</w:t>
+        <w:t>복무기간을 초과하여 입은 손해</w:t>
       </w:r>
       <w:r>
         <w:rPr>
@@ -5370,7 +5370,7 @@
           <w:sz w:val="16"/>
           <w:szCs w:val="16"/>
         </w:rPr>
-        <w:t>iii) 본인 또는 가족이 다른 ▁102▁의 규정에 의하여 보상을 지급받을 수 있을 것</w:t>
+        <w:t>iii) 본인 또는 가족이 다른 ▁1▁의 규정에 의하여 보상을 지급받을 수 있을 것</w:t>
       </w:r>
     </w:p>
     <w:p>
@@ -5387,7 +5387,7 @@
           <w:sz w:val="16"/>
           <w:szCs w:val="16"/>
         </w:rPr>
-        <w:t>2. ▁103▁ 등의 공동불법행위와 구상</w:t>
+        <w:t>2. 군인 등의 공동불법행위와 ▁1▁</w:t>
       </w:r>
       <w:r>
         <w:rPr>
@@ -5411,23 +5411,23 @@
           <w:sz w:val="16"/>
           <w:szCs w:val="16"/>
         </w:rPr>
-        <w:t>직무집행 중인 ▁104▁과 민간인의 공동불법행위로 직무집행 중인 다른 군인이 피해를 입은 경우, 민간인이 피해 군인에게 전액을 배상한 후 국가에게 구상할 수 있는지 문제된다.</w:t>
-      </w:r>
-    </w:p>
-    <w:p>
-      <w:pPr>
-        <w:rPr>
-          <w:sz w:val="16"/>
-          <w:szCs w:val="16"/>
-        </w:rPr>
-      </w:pPr>
-      <w:r>
-        <w:rPr>
-          <w:rFonts w:hint="eastAsia"/>
-          <w:sz w:val="16"/>
-          <w:szCs w:val="16"/>
-        </w:rPr>
-        <w:t>헌법재판소는 ▁105▁배상법 제2조 1항 단서에 대하여 국가에 대한 구상권 행사를 허용하지 않는 것으로 해석한다면 합리적 이유없이 일반국민을 국가에 대하여 차별하는 경우에 해당하여 일반국민 재산권을 과잉제한하는 경우에 해당하여 헌법에 위배된다고 보아 제2조 1항 단서에 대하여 한정위헌결정을 하였다.</w:t>
+        <w:t>▁1▁ 중인 군인과 민간인의 공동불법행위로 직무집행 중인 다른 군인이 피해를 입은 경우, 민간인이 피해 군인에게 전액을 배상한 후 국가에게 구상할 수 있는지 문제된다.</w:t>
+      </w:r>
+    </w:p>
+    <w:p>
+      <w:pPr>
+        <w:rPr>
+          <w:sz w:val="16"/>
+          <w:szCs w:val="16"/>
+        </w:rPr>
+      </w:pPr>
+      <w:r>
+        <w:rPr>
+          <w:rFonts w:hint="eastAsia"/>
+          <w:sz w:val="16"/>
+          <w:szCs w:val="16"/>
+        </w:rPr>
+        <w:t>헌법재판소는 국가배상법 제2조 1항 단서에 대하여 국가에 대한 ▁1▁권 행사를 허용하지 않는 것으로 해석한다면 합리적 이유없이 일반국민을 국가에 대하여 차별하는 경우에 해당하여 일반국민 재산권을 과잉제한하는 경우에 해당하여 헌법에 위배된다고 보아 제2조 1항 단서에 대하여 한정위헌결정을 하였다.</w:t>
       </w:r>
     </w:p>
     <w:p>
@@ -5459,7 +5459,7 @@
           <w:sz w:val="16"/>
           <w:szCs w:val="16"/>
         </w:rPr>
-        <w:t>자기의 부담부분에 한하여 ▁106▁배상의무를 부담할 뿐이며, 따라서 이를 초과하여 배상하여도 국가에 구상할 수 없다고 본다.</w:t>
+        <w:t>자기의 부담부분에 한하여 ▁1▁배상의무를 부담할 뿐이며, 따라서 이를 초과하여 배상하여도 국가에 구상할 수 없다고 본다.</w:t>
       </w:r>
     </w:p>
     <w:p>
@@ -5500,7 +5500,7 @@
           <w:sz w:val="16"/>
           <w:szCs w:val="16"/>
         </w:rPr>
-        <w:t>▁107▁청구권</w:t>
+        <w:t>▁1▁청구권</w:t>
       </w:r>
     </w:p>
     <w:p>
@@ -5594,7 +5594,7 @@
           <w:sz w:val="16"/>
           <w:szCs w:val="16"/>
         </w:rPr>
-        <w:t xml:space="preserve"> 의한 재산권의 수용·사용 또는 제한 및 그에 대한 ▁108▁은 법률로써 하되, 정당한 보상을 지급하여야 한다.</w:t>
+        <w:t xml:space="preserve"> 의한 재산권의 수용·사용 또는 제한 및 그에 대한 ▁1▁은 법률로써 하되, 정당한 보상을 지급하여야 한다.</w:t>
       </w:r>
     </w:p>
     <w:p>
@@ -5611,23 +5611,23 @@
           <w:sz w:val="16"/>
           <w:szCs w:val="16"/>
         </w:rPr>
-        <w:t>2. 손실▁109▁과 국가배상의 관계</w:t>
-      </w:r>
-    </w:p>
-    <w:p>
-      <w:pPr>
-        <w:rPr>
-          <w:sz w:val="16"/>
-          <w:szCs w:val="16"/>
-        </w:rPr>
-      </w:pPr>
-      <w:r>
-        <w:rPr>
-          <w:rFonts w:hint="eastAsia"/>
-          <w:sz w:val="16"/>
-          <w:szCs w:val="16"/>
-        </w:rPr>
-        <w:t>손실보상은 적법한 공행정작용에 의한 개인의 재산권 침해로 인한 특별희생에 대하여 사유재산권 보장과 공평부담이라는 견지에서 행정주체가 행하는 재산적 보상을 의미하며, 위법한 행정작용에 대한 ▁110▁배상인 국가배상과 구분된다.</w:t>
+        <w:t>2. 손실▁1▁과 국가배상의 관계</w:t>
+      </w:r>
+    </w:p>
+    <w:p>
+      <w:pPr>
+        <w:rPr>
+          <w:sz w:val="16"/>
+          <w:szCs w:val="16"/>
+        </w:rPr>
+      </w:pPr>
+      <w:r>
+        <w:rPr>
+          <w:rFonts w:hint="eastAsia"/>
+          <w:sz w:val="16"/>
+          <w:szCs w:val="16"/>
+        </w:rPr>
+        <w:t>손실보상은 적법한 공행정작용에 의한 개인의 재산권 침해로 인한 특별희생에 대하여 사유재산권 보장과 공평부담이라는 견지에서 행정주체가 행하는 재산적 보상을 의미하며, 위법한 행정작용에 대한 ▁1▁배상인 국가배상과 구분된다.</w:t>
       </w:r>
     </w:p>
     <w:p>
@@ -5660,7 +5660,7 @@
           <w:sz w:val="16"/>
           <w:szCs w:val="16"/>
         </w:rPr>
-        <w:t>판례는 토지▁111▁법에 따른 각종 손실보상금 등에 대하여 당사자소송에 의하여야 한다고 판시하여 손실보상청구권을 공권으로 보아 당사자소송에 의하여야 한다고 본다.</w:t>
+        <w:t>판례는 토지▁1▁법에 따른 각종 손실보상금 등에 대하여 당사자소송에 의하여야 한다고 판시하여 손실보상청구권을 공권으로 보아 당사자소송에 의하여야 한다고 본다.</w:t>
       </w:r>
     </w:p>
     <w:p>
@@ -5868,7 +5868,7 @@
           <w:sz w:val="16"/>
           <w:szCs w:val="16"/>
         </w:rPr>
-        <w:t>v) ▁112▁규정</w:t>
+        <w:t>v) ▁1▁규정</w:t>
       </w:r>
     </w:p>
     <w:p>
@@ -5893,7 +5893,7 @@
           <w:sz w:val="16"/>
           <w:szCs w:val="16"/>
         </w:rPr>
-        <w:t>▁113▁규정이 없는 경우 손실보상청구권 인정여부</w:t>
+        <w:t>▁1▁규정이 없는 경우 손실보상청구권 인정여부</w:t>
       </w:r>
     </w:p>
     <w:p>
@@ -5940,7 +5940,7 @@
           <w:sz w:val="16"/>
           <w:szCs w:val="16"/>
         </w:rPr>
-        <w:t>손실▁114▁규정이 없는 경우 헌법 제23조 3항</w:t>
+        <w:t>손실▁1▁규정이 없는 경우 헌법 제23조 3항</w:t>
       </w:r>
       <w:r>
         <w:rPr>
@@ -5964,23 +5964,23 @@
           <w:sz w:val="16"/>
           <w:szCs w:val="16"/>
         </w:rPr>
-        <w:t>헌벱 제23조 3항이 직접 근거가 될 수 있다고 보는 (직접효력설) 견해, ▁115▁입법 없는 침해규정은 위헌무효이므로, 위헌법률에 근거한 재산권 침해는 위법하여 국가배상청구가 가능하다는 (위헌무효설) 견해, 보상입법 없는 침해규정 자체는 위헌이 아니지만, 보상입법부작위가 위헌이므로 위헌결정에 따른 입법조치로 구제받을 수 있다는 (보상입법부작위위헌설)이 존재한다.</w:t>
-      </w:r>
-    </w:p>
-    <w:p>
-      <w:pPr>
-        <w:rPr>
-          <w:sz w:val="16"/>
-          <w:szCs w:val="16"/>
-        </w:rPr>
-      </w:pPr>
-      <w:r>
-        <w:rPr>
-          <w:rFonts w:hint="eastAsia"/>
-          <w:sz w:val="16"/>
-          <w:szCs w:val="16"/>
-        </w:rPr>
-        <w:t xml:space="preserve">판례는 관련 규정을 유추적용하여 손실▁116▁청구를 할 수 있다고 보며, 헌법재판소는 개발제한구역 지정으로 인하여 사회적 제약을 넘는 과도한 부담이 발생하는 경우 보상입법을 두지 않은 것은 위헌이나, 보상입법을 기다려 보상받을 수 있을 뿐 개발제한구역의 지정 자체의 효력을 다툴 수는 없다고 </w:t>
+        <w:t>헌벱 제23조 3항이 직접 근거가 될 수 있다고 보는 (직접효력설) 견해, 보상입법 없는 침해규정은 위헌무효이므로, 위헌법률에 근거한 재산권 침해는 위법하여 국가배상청구가 가능하다는 (위헌무효설) 견해, 보상입법 없는 침해규정 자체는 위헌이 아니지만, 보상입법▁1▁가 위헌이므로 위헌결정에 따른 입법조치로 구제받을 수 있다는 (보상입법부작위위헌설)이 존재한다.</w:t>
+      </w:r>
+    </w:p>
+    <w:p>
+      <w:pPr>
+        <w:rPr>
+          <w:sz w:val="16"/>
+          <w:szCs w:val="16"/>
+        </w:rPr>
+      </w:pPr>
+      <w:r>
+        <w:rPr>
+          <w:rFonts w:hint="eastAsia"/>
+          <w:sz w:val="16"/>
+          <w:szCs w:val="16"/>
+        </w:rPr>
+        <w:t xml:space="preserve">판례는 관련 규정을 유추적용하여 손실▁1▁청구를 할 수 있다고 보며, 헌법재판소는 개발제한구역 지정으로 인하여 사회적 제약을 넘는 과도한 부담이 발생하는 경우 보상입법을 두지 않은 것은 위헌이나, 보상입법을 기다려 보상받을 수 있을 뿐 개발제한구역의 지정 자체의 효력을 다툴 수는 없다고 </w:t>
       </w:r>
       <w:r>
         <w:rPr>
@@ -6004,7 +6004,7 @@
           <w:sz w:val="16"/>
           <w:szCs w:val="16"/>
         </w:rPr>
-        <w:t>생각건대 특별희생 인정되면 관련규정 유추적용하여 손실▁117▁청구를 할 수 있다고 보는 것이 타당하다.</w:t>
+        <w:t>생각건대 특별희생 인정되면 관련규정 유추적용하여 손실▁1▁청구를 할 수 있다고 보는 것이 타당하다.</w:t>
       </w:r>
     </w:p>
     <w:p>
@@ -6090,7 +6090,7 @@
           <w:sz w:val="16"/>
           <w:szCs w:val="16"/>
         </w:rPr>
-        <w:t xml:space="preserve"> 모두 재산권에 내재하는 사회적 제약 넘어 특별희생 발생한 경우 ▁118▁이 필요하다고 본다.</w:t>
+        <w:t xml:space="preserve"> 모두 재산권에 내재하는 사회적 제약 넘어 특별희생 발생한 경우 ▁1▁이 필요하다고 본다.</w:t>
       </w:r>
     </w:p>
     <w:p>
@@ -6136,7 +6136,7 @@
           <w:sz w:val="16"/>
           <w:szCs w:val="16"/>
         </w:rPr>
-        <w:t xml:space="preserve">은 제23조 3항 공용침해규정의 범주로서 침해규정과 함께 손실▁119▁규정도 필요하다고 보나, </w:t>
+        <w:t xml:space="preserve">은 제23조 3항 공용침해규정의 범주로서 침해규정과 함께 손실▁1▁규정도 필요하다고 보나, </w:t>
       </w:r>
       <w:r>
         <w:rPr>
@@ -6214,39 +6214,39 @@
           <w:sz w:val="16"/>
           <w:szCs w:val="16"/>
         </w:rPr>
-        <w:t>보호가치, ▁120▁, 재산권 이용목적 위배여부, 재산권의 사적효용을 해하는 것인지 등의 기준이 제시된다.</w:t>
-      </w:r>
-    </w:p>
-    <w:p>
-      <w:pPr>
-        <w:rPr>
-          <w:sz w:val="16"/>
-          <w:szCs w:val="16"/>
-        </w:rPr>
-      </w:pPr>
-      <w:r>
-        <w:rPr>
-          <w:rFonts w:hint="eastAsia"/>
-          <w:sz w:val="16"/>
-          <w:szCs w:val="16"/>
-        </w:rPr>
-        <w:t xml:space="preserve">구체적 사안에서 목적위배설, 사적효용설, 수인한도설을 종합적으로 고려하여 ▁121▁하여야 한다. </w:t>
-      </w:r>
-    </w:p>
-    <w:p>
-      <w:pPr>
-        <w:rPr>
-          <w:sz w:val="16"/>
-          <w:szCs w:val="16"/>
-        </w:rPr>
-      </w:pPr>
-      <w:r>
-        <w:rPr>
-          <w:rFonts w:hint="eastAsia"/>
-          <w:sz w:val="16"/>
-          <w:szCs w:val="16"/>
-        </w:rPr>
-        <w:t xml:space="preserve">포섭 : 갑의 어린이집 운영권은 보호가치 있는 재산권이며, 갑의 피해는 ▁122▁ 넘으며, 본래 목적에 위배되며, 사적효용성 침해하고, 다른 어린이집 운영자와 비교하여 갑에게만 휴원명령을 내렸다는 점에서 특별희생에 해당한다. </w:t>
+        <w:t>보호가치, ▁1▁, 재산권 이용목적 위배여부, 재산권의 사적효용을 해하는 것인지 등의 기준이 제시된다.</w:t>
+      </w:r>
+    </w:p>
+    <w:p>
+      <w:pPr>
+        <w:rPr>
+          <w:sz w:val="16"/>
+          <w:szCs w:val="16"/>
+        </w:rPr>
+      </w:pPr>
+      <w:r>
+        <w:rPr>
+          <w:rFonts w:hint="eastAsia"/>
+          <w:sz w:val="16"/>
+          <w:szCs w:val="16"/>
+        </w:rPr>
+        <w:t xml:space="preserve">구체적 사안에서 목적위배설, 사적효용설, 수인한도설을 종합적으로 고려하여 ▁1▁하여야 한다. </w:t>
+      </w:r>
+    </w:p>
+    <w:p>
+      <w:pPr>
+        <w:rPr>
+          <w:sz w:val="16"/>
+          <w:szCs w:val="16"/>
+        </w:rPr>
+      </w:pPr>
+      <w:r>
+        <w:rPr>
+          <w:rFonts w:hint="eastAsia"/>
+          <w:sz w:val="16"/>
+          <w:szCs w:val="16"/>
+        </w:rPr>
+        <w:t xml:space="preserve">포섭 : 갑의 어린이집 운영권은 보호가치 있는 재산권이며, 갑의 피해는 ▁1▁ 넘으며, 본래 목적에 위배되며, 사적효용성 침해하고, 다른 어린이집 운영자와 비교하여 갑에게만 휴원명령을 내렸다는 점에서 특별희생에 해당한다. </w:t>
       </w:r>
     </w:p>
     <w:p>

--- a/word proj/사례_국가배상, 손실보상_문제.docx
+++ b/word proj/사례_국가배상, 손실보상_문제.docx
@@ -64,22 +64,22 @@
           <w:sz w:val="16"/>
           <w:szCs w:val="16"/>
         </w:rPr>
-        <w:t>①공무원의 직무상 불법행위로 ▁1▁를 받은 국민은 법률이 정하는 바에 의하여 국가 또는 공공단체에 정당한 배상을 청구할 수 있다. 이 경우 공무원 자신의 책임은 면제되지 아니한다.</w:t>
-      </w:r>
-    </w:p>
-    <w:p>
-      <w:pPr>
-        <w:rPr>
-          <w:sz w:val="16"/>
-          <w:szCs w:val="16"/>
-        </w:rPr>
-      </w:pPr>
-      <w:r>
-        <w:rPr>
-          <w:sz w:val="16"/>
-          <w:szCs w:val="16"/>
-        </w:rPr>
-        <w:t>②군인·군무원·경찰공무원 기타 법률이 정하는 자가 전투·훈련등 직무집행과 관련하여 받은 ▁1▁에 대하여는 법률이 정하는 보상외에 국가 또는 공공단체에 공무원의 직무상 불법행위로 인한 배상은 청구할 수 없다.</w:t>
+        <w:t>①공무원의 직무상 불법행위로 손해를 받은 국민은 법률이 정하는 바에 의하여 국가 또는 ▁1▁에 정당한 배상을 청구할 수 있다. 이 경우 공무원 자신의 책임은 면제되지 아니한다.</w:t>
+      </w:r>
+    </w:p>
+    <w:p>
+      <w:pPr>
+        <w:rPr>
+          <w:sz w:val="16"/>
+          <w:szCs w:val="16"/>
+        </w:rPr>
+      </w:pPr>
+      <w:r>
+        <w:rPr>
+          <w:sz w:val="16"/>
+          <w:szCs w:val="16"/>
+        </w:rPr>
+        <w:t>②군인·군무원·경찰공무원 기타 법률이 정하는 자가 전투·훈련등 ▁2▁과 관련하여 받은 손해에 대하여는 법률이 정하는 보상외에 국가 또는 공공단체에 공무원의 직무상 불법행위로 인한 배상은 청구할 수 없다.</w:t>
       </w:r>
     </w:p>
     <w:p>
@@ -281,44 +281,44 @@
                 <w:sz w:val="16"/>
                 <w:szCs w:val="16"/>
               </w:rPr>
-              <w:t>(광의설)</w:t>
-            </w:r>
-            <w:r>
-              <w:rPr>
-                <w:sz w:val="16"/>
-                <w:szCs w:val="16"/>
-              </w:rPr>
-              <w:t xml:space="preserve"> : ▁1▁, 비권력작용 포함 O / 사경제작용 X</w:t>
-            </w:r>
-          </w:p>
-          <w:p>
-            <w:pPr>
-              <w:rPr>
-                <w:sz w:val="16"/>
-                <w:szCs w:val="16"/>
-              </w:rPr>
-            </w:pPr>
-            <w:r>
-              <w:rPr>
-                <w:sz w:val="16"/>
-                <w:szCs w:val="16"/>
-              </w:rPr>
-              <w:t>2) ▁1▁기준 : 외형이론(실제로 직무의사가 없고 직무의 범위에 포함 되지 않더라도 직무의 외형을 취하고 있으면 포함됨)</w:t>
-            </w:r>
-          </w:p>
-          <w:p>
-            <w:pPr>
-              <w:rPr>
-                <w:sz w:val="16"/>
-                <w:szCs w:val="16"/>
-              </w:rPr>
-            </w:pPr>
-            <w:r>
-              <w:rPr>
-                <w:sz w:val="16"/>
-                <w:szCs w:val="16"/>
-              </w:rPr>
-              <w:t>3. 고의·▁1▁</w:t>
+              <w:t>(▁2▁)</w:t>
+            </w:r>
+            <w:r>
+              <w:rPr>
+                <w:sz w:val="16"/>
+                <w:szCs w:val="16"/>
+              </w:rPr>
+              <w:t xml:space="preserve"> : 권력작용, 비권력작용 포함 O / 사경제작용 X</w:t>
+            </w:r>
+          </w:p>
+          <w:p>
+            <w:pPr>
+              <w:rPr>
+                <w:sz w:val="16"/>
+                <w:szCs w:val="16"/>
+              </w:rPr>
+            </w:pPr>
+            <w:r>
+              <w:rPr>
+                <w:sz w:val="16"/>
+                <w:szCs w:val="16"/>
+              </w:rPr>
+              <w:t>2) 판단기준 : 외형이론(실제로 직무▁3▁가 없고 직무의 범위에 포함 되지 않더라도 직무의 외형을 취하고 있으면 포함됨)</w:t>
+            </w:r>
+          </w:p>
+          <w:p>
+            <w:pPr>
+              <w:rPr>
+                <w:sz w:val="16"/>
+                <w:szCs w:val="16"/>
+              </w:rPr>
+            </w:pPr>
+            <w:r>
+              <w:rPr>
+                <w:sz w:val="16"/>
+                <w:szCs w:val="16"/>
+              </w:rPr>
+              <w:t>3. ▁4▁·과실</w:t>
             </w:r>
             <w:r>
               <w:rPr>
@@ -348,22 +348,22 @@
                 <w:sz w:val="16"/>
                 <w:szCs w:val="16"/>
               </w:rPr>
-              <w:t>1) 추상적 과실 (해당 직무에 종사하는 평균적인 ▁1▁의 주의의무)</w:t>
-            </w:r>
-          </w:p>
-          <w:p>
-            <w:pPr>
-              <w:rPr>
-                <w:sz w:val="16"/>
-                <w:szCs w:val="16"/>
-              </w:rPr>
-            </w:pPr>
-            <w:r>
-              <w:rPr>
-                <w:sz w:val="16"/>
-                <w:szCs w:val="16"/>
-              </w:rPr>
-              <w:t xml:space="preserve">2) 가해 ▁1▁ 특정 </w:t>
+              <w:t>1) 추상적 과실 (해당 직무에 종사하는 평균적인 공무원의 ▁5▁)</w:t>
+            </w:r>
+          </w:p>
+          <w:p>
+            <w:pPr>
+              <w:rPr>
+                <w:sz w:val="16"/>
+                <w:szCs w:val="16"/>
+              </w:rPr>
+            </w:pPr>
+            <w:r>
+              <w:rPr>
+                <w:sz w:val="16"/>
+                <w:szCs w:val="16"/>
+              </w:rPr>
+              <w:t xml:space="preserve">2) 가해 공무원 특정 </w:t>
             </w:r>
             <w:r>
               <w:rPr>
@@ -386,22 +386,22 @@
                 <w:sz w:val="16"/>
                 <w:szCs w:val="16"/>
               </w:rPr>
-              <w:t xml:space="preserve">4. ▁1▁ </w:t>
-            </w:r>
-          </w:p>
-          <w:p>
-            <w:pPr>
-              <w:rPr>
-                <w:sz w:val="16"/>
-                <w:szCs w:val="16"/>
-              </w:rPr>
-            </w:pPr>
-            <w:r>
-              <w:rPr>
-                <w:sz w:val="16"/>
-                <w:szCs w:val="16"/>
-              </w:rPr>
-              <w:t xml:space="preserve">법령의 범위: 형식적 의미의 법률+인권존중, ▁1▁, 신의성실 등 포함 </w:t>
+              <w:t xml:space="preserve">4. 법령▁6▁ </w:t>
+            </w:r>
+          </w:p>
+          <w:p>
+            <w:pPr>
+              <w:rPr>
+                <w:sz w:val="16"/>
+                <w:szCs w:val="16"/>
+              </w:rPr>
+            </w:pPr>
+            <w:r>
+              <w:rPr>
+                <w:sz w:val="16"/>
+                <w:szCs w:val="16"/>
+              </w:rPr>
+              <w:t xml:space="preserve">▁7▁의 범위: 형식적 의미의 법률+인권존중, 권력남용금지, 신의성실 등 포함 </w:t>
             </w:r>
           </w:p>
           <w:p>
@@ -431,52 +431,52 @@
                 <w:sz w:val="16"/>
                 <w:szCs w:val="16"/>
               </w:rPr>
-              <w:t>정도를 고려하여 “객관적 정당성 상실여부” ▁1▁</w:t>
-            </w:r>
-          </w:p>
-          <w:p>
-            <w:pPr>
-              <w:rPr>
-                <w:sz w:val="16"/>
-                <w:szCs w:val="16"/>
-              </w:rPr>
-            </w:pPr>
-            <w:r>
-              <w:rPr>
-                <w:sz w:val="16"/>
-                <w:szCs w:val="16"/>
-              </w:rPr>
-              <w:t xml:space="preserve">5. 타인 ▁1▁ </w:t>
-            </w:r>
-          </w:p>
-          <w:p>
-            <w:pPr>
-              <w:rPr>
-                <w:sz w:val="16"/>
-                <w:szCs w:val="16"/>
-              </w:rPr>
-            </w:pPr>
-            <w:r>
-              <w:rPr>
-                <w:sz w:val="16"/>
-                <w:szCs w:val="16"/>
-              </w:rPr>
-              <w:t>타인: ‘▁1▁, 가해자와 동일시할 수 있는 자’를 제외한 모든 사람</w:t>
-            </w:r>
-          </w:p>
-          <w:p>
-            <w:pPr>
-              <w:rPr>
-                <w:sz w:val="16"/>
-                <w:szCs w:val="16"/>
-              </w:rPr>
-            </w:pPr>
-            <w:r>
-              <w:rPr>
-                <w:sz w:val="16"/>
-                <w:szCs w:val="16"/>
-              </w:rPr>
-              <w:t>▁1▁: 적극적</w:t>
+              <w:t>정도를 고려하여 “객관적 정당성 상실여부” ▁8▁</w:t>
+            </w:r>
+          </w:p>
+          <w:p>
+            <w:pPr>
+              <w:rPr>
+                <w:sz w:val="16"/>
+                <w:szCs w:val="16"/>
+              </w:rPr>
+            </w:pPr>
+            <w:r>
+              <w:rPr>
+                <w:sz w:val="16"/>
+                <w:szCs w:val="16"/>
+              </w:rPr>
+              <w:t xml:space="preserve">5. 타인 ▁9▁ </w:t>
+            </w:r>
+          </w:p>
+          <w:p>
+            <w:pPr>
+              <w:rPr>
+                <w:sz w:val="16"/>
+                <w:szCs w:val="16"/>
+              </w:rPr>
+            </w:pPr>
+            <w:r>
+              <w:rPr>
+                <w:sz w:val="16"/>
+                <w:szCs w:val="16"/>
+              </w:rPr>
+              <w:t>타인: ‘▁10▁, 가해자와 동일시할 수 있는 자’를 제외한 모든 사람</w:t>
+            </w:r>
+          </w:p>
+          <w:p>
+            <w:pPr>
+              <w:rPr>
+                <w:sz w:val="16"/>
+                <w:szCs w:val="16"/>
+              </w:rPr>
+            </w:pPr>
+            <w:r>
+              <w:rPr>
+                <w:sz w:val="16"/>
+                <w:szCs w:val="16"/>
+              </w:rPr>
+              <w:t>손해: 적극적</w:t>
             </w:r>
             <w:r>
               <w:rPr>
@@ -551,7 +551,7 @@
                 <w:sz w:val="16"/>
                 <w:szCs w:val="16"/>
               </w:rPr>
-              <w:t>▁1▁</w:t>
+              <w:t>▁11▁</w:t>
             </w:r>
           </w:p>
         </w:tc>
@@ -574,23 +574,23 @@
           <w:sz w:val="16"/>
           <w:szCs w:val="16"/>
         </w:rPr>
-        <w:t>▁1▁ 또는 공무를 위탁받은 사인</w:t>
-      </w:r>
-    </w:p>
-    <w:p>
-      <w:pPr>
-        <w:rPr>
-          <w:sz w:val="16"/>
-          <w:szCs w:val="16"/>
-        </w:rPr>
-      </w:pPr>
-      <w:r>
-        <w:rPr>
-          <w:rFonts w:hint="eastAsia"/>
-          <w:sz w:val="16"/>
-          <w:szCs w:val="16"/>
-        </w:rPr>
-        <w:t>국가공무원법 등에 의하여 공무원 신분을 가진 자 뿐만 아니라 ▁1▁받아 그에 종사하는 자, 공행정사무 집행하는 이행보조자를 널리 포함한다.</w:t>
+        <w:t>공무원 또는 공무를 위탁받은 ▁1▁</w:t>
+      </w:r>
+    </w:p>
+    <w:p>
+      <w:pPr>
+        <w:rPr>
+          <w:sz w:val="16"/>
+          <w:szCs w:val="16"/>
+        </w:rPr>
+      </w:pPr>
+      <w:r>
+        <w:rPr>
+          <w:rFonts w:hint="eastAsia"/>
+          <w:sz w:val="16"/>
+          <w:szCs w:val="16"/>
+        </w:rPr>
+        <w:t>국가▁2▁법 등에 의하여 공무원 신분을 가진 자 뿐만 아니라 공무위탁받아 그에 종사하는 자, 공행정사무 집행하는 이행보조자를 널리 포함한다.</w:t>
       </w:r>
     </w:p>
     <w:p>
@@ -610,7 +610,7 @@
           <w:sz w:val="16"/>
           <w:szCs w:val="16"/>
         </w:rPr>
-        <w:t>▁1▁ 쟁점(후술)</w:t>
+        <w:t>▁3▁ 쟁점(후술)</w:t>
       </w:r>
     </w:p>
     <w:p>
@@ -654,39 +654,39 @@
           <w:sz w:val="16"/>
           <w:szCs w:val="16"/>
         </w:rPr>
-        <w:t xml:space="preserve"> (▁1▁)</w:t>
-      </w:r>
-    </w:p>
-    <w:p>
-      <w:pPr>
-        <w:rPr>
-          <w:sz w:val="16"/>
-          <w:szCs w:val="16"/>
-        </w:rPr>
-      </w:pPr>
-      <w:r>
-        <w:rPr>
-          <w:rFonts w:hint="eastAsia"/>
-          <w:sz w:val="16"/>
-          <w:szCs w:val="16"/>
-        </w:rPr>
-        <w:t>직무 범위 관련하여, 권력작용만 포함된다는 견해(▁1▁), 권력작용과 관리작용(광의설), 사경제 주체로서의 행위까지 포함된다는 최광의설이 존재하나, 판례는 광의설 입장에서 국가배상청구의 요건인 공무원의 직무에는 권력적 작용뿐 아니라 비권력적 작용도 포함되며 단지 행정주체가 사경제주체로서 하는 활동은 제외된다고 판시한다.</w:t>
-      </w:r>
-    </w:p>
-    <w:p>
-      <w:pPr>
-        <w:rPr>
-          <w:sz w:val="16"/>
-          <w:szCs w:val="16"/>
-        </w:rPr>
-      </w:pPr>
-      <w:r>
-        <w:rPr>
-          <w:rFonts w:hint="eastAsia"/>
-          <w:sz w:val="16"/>
-          <w:szCs w:val="16"/>
-        </w:rPr>
-        <w:t>▁1▁ 여부</w:t>
+        <w:t xml:space="preserve"> (▁4▁)</w:t>
+      </w:r>
+    </w:p>
+    <w:p>
+      <w:pPr>
+        <w:rPr>
+          <w:sz w:val="16"/>
+          <w:szCs w:val="16"/>
+        </w:rPr>
+      </w:pPr>
+      <w:r>
+        <w:rPr>
+          <w:rFonts w:hint="eastAsia"/>
+          <w:sz w:val="16"/>
+          <w:szCs w:val="16"/>
+        </w:rPr>
+        <w:t>직무 범위 관련하여, 권력작용만 포함된다는 견해(협의설), 권력작용과 관리작용(광의설), 사경제 주체로서의 행위까지 포함된다는 ▁5▁이 존재하나, 판례는 광의설 입장에서 국가배상청구의 요건인 공무원의 직무에는 권력적 작용뿐 아니라 비권력적 작용도 포함되며 단지 행정주체가 사경제주체로서 하는 활동은 제외된다고 판시한다.</w:t>
+      </w:r>
+    </w:p>
+    <w:p>
+      <w:pPr>
+        <w:rPr>
+          <w:sz w:val="16"/>
+          <w:szCs w:val="16"/>
+        </w:rPr>
+      </w:pPr>
+      <w:r>
+        <w:rPr>
+          <w:rFonts w:hint="eastAsia"/>
+          <w:sz w:val="16"/>
+          <w:szCs w:val="16"/>
+        </w:rPr>
+        <w:t>▁6▁ 여부</w:t>
       </w:r>
       <w:r>
         <w:rPr>
@@ -710,7 +710,7 @@
           <w:sz w:val="16"/>
           <w:szCs w:val="16"/>
         </w:rPr>
-        <w:t>외관이론(직무행위인지 여부는 실제로 해당 공무원에게 직무집행의 의사가 있었는지 여부에 관계없이, 객관적으로 직무행위의 외관을 갖추고 있는지 여부에 따라 ▁1▁하여야 한다</w:t>
+        <w:t>외관이론(▁7▁인지 여부는 실제로 해당 공무원에게 직무집행의 의사가 있었는지 여부에 관계없이, 객관적으로 직무행위의 외관을 갖추고 있는지 여부에 따라 판단하여야 한다</w:t>
       </w:r>
       <w:r>
         <w:rPr>
@@ -746,7 +746,7 @@
           <w:sz w:val="16"/>
           <w:szCs w:val="16"/>
         </w:rPr>
-        <w:t>고의 또는 ▁1▁</w:t>
+        <w:t>▁8▁ 또는 과실</w:t>
       </w:r>
     </w:p>
     <w:p>
@@ -772,7 +772,7 @@
           <w:sz w:val="16"/>
           <w:szCs w:val="16"/>
         </w:rPr>
-        <w:t>▁1▁</w:t>
+        <w:t>▁9▁</w:t>
       </w:r>
       <w:r>
         <w:rPr>
@@ -916,7 +916,7 @@
                 <w:sz w:val="16"/>
                 <w:szCs w:val="16"/>
               </w:rPr>
-              <w:t>▁1▁해석 오류</w:t>
+              <w:t>▁2▁해석 오류</w:t>
             </w:r>
           </w:p>
         </w:tc>
@@ -939,7 +939,7 @@
                 <w:sz w:val="16"/>
                 <w:szCs w:val="16"/>
               </w:rPr>
-              <w:t>법령해석과 고의▁1▁ 인정여부 쟁점(후술)</w:t>
+              <w:t>법령해석과 ▁3▁과실 인정여부 쟁점(후술)</w:t>
             </w:r>
           </w:p>
         </w:tc>
@@ -978,7 +978,7 @@
                 <w:sz w:val="16"/>
                 <w:szCs w:val="16"/>
               </w:rPr>
-              <w:t>위헌▁1▁ 적용</w:t>
+              <w:t>위헌법령 적용</w:t>
             </w:r>
           </w:p>
         </w:tc>
@@ -999,7 +999,7 @@
                 <w:sz w:val="16"/>
                 <w:szCs w:val="16"/>
               </w:rPr>
-              <w:t>법령적용 거부할 수 없으므로 ▁1▁ X</w:t>
+              <w:t>법령적용 거부할 수 없으므로 과실 X</w:t>
             </w:r>
           </w:p>
         </w:tc>
@@ -1059,7 +1059,7 @@
                 <w:sz w:val="16"/>
                 <w:szCs w:val="16"/>
               </w:rPr>
-              <w:t xml:space="preserve">입법당시 나름대로 합리적 근거를 찾아 경과규정 없이 새로운 법령을 시행한 것이라면 ▁1▁ X </w:t>
+              <w:t xml:space="preserve">입법당시 나름대로 합리적 근거를 찾아 경과규정 없이 새로운 법령을 시행한 것이라면 과실 X </w:t>
             </w:r>
           </w:p>
         </w:tc>
@@ -1098,7 +1098,7 @@
                 <w:sz w:val="16"/>
                 <w:szCs w:val="16"/>
               </w:rPr>
-              <w:t>▁1▁</w:t>
+              <w:t>▁4▁</w:t>
             </w:r>
           </w:p>
         </w:tc>
@@ -1123,7 +1123,7 @@
                 <w:sz w:val="16"/>
                 <w:szCs w:val="16"/>
               </w:rPr>
-              <w:t xml:space="preserve">▁1▁ </w:t>
+              <w:t xml:space="preserve">부작위 </w:t>
             </w:r>
             <w:r>
               <w:rPr>
@@ -1133,7 +1133,7 @@
                 <w:sz w:val="16"/>
                 <w:szCs w:val="16"/>
               </w:rPr>
-              <w:t>국가배상</w:t>
+              <w:t>▁5▁배상</w:t>
             </w:r>
             <w:r>
               <w:rPr>
@@ -1214,7 +1214,7 @@
                 <w:sz w:val="16"/>
                 <w:szCs w:val="16"/>
               </w:rPr>
-              <w:t xml:space="preserve">위법한 판결에 의한 ▁1▁배상 </w:t>
+              <w:t xml:space="preserve">위법한 판결에 의한 국가배상 </w:t>
             </w:r>
             <w:r>
               <w:rPr>
@@ -1308,7 +1308,7 @@
                 <w:sz w:val="16"/>
                 <w:szCs w:val="16"/>
               </w:rPr>
-              <w:t>위법▁1▁ X</w:t>
+              <w:t>위법과실 X</w:t>
             </w:r>
           </w:p>
         </w:tc>
@@ -1347,7 +1347,7 @@
                 <w:sz w:val="16"/>
                 <w:szCs w:val="16"/>
               </w:rPr>
-              <w:t>입법▁1▁</w:t>
+              <w:t>입법부작위</w:t>
             </w:r>
           </w:p>
         </w:tc>
@@ -1368,7 +1368,7 @@
                 <w:sz w:val="16"/>
                 <w:szCs w:val="16"/>
               </w:rPr>
-              <w:t>헌법상 구체적 입법의무 + 상당기간 고의과실 ▁1▁</w:t>
+              <w:t>헌법상 구체적 입법의무 + 상당기간 고의과실 부작위</w:t>
             </w:r>
           </w:p>
         </w:tc>
@@ -1392,22 +1392,22 @@
           <w:sz w:val="16"/>
           <w:szCs w:val="16"/>
         </w:rPr>
-        <w:t>▁1▁</w:t>
-      </w:r>
-    </w:p>
-    <w:p>
-      <w:pPr>
-        <w:rPr>
-          <w:sz w:val="16"/>
-          <w:szCs w:val="16"/>
-        </w:rPr>
-      </w:pPr>
-      <w:r>
-        <w:rPr>
-          <w:sz w:val="16"/>
-          <w:szCs w:val="16"/>
-        </w:rPr>
-        <w:t>‘법령을 ▁1▁하여’라고 함은 엄격하게 형식적 의미의 법령에 명시적으로 공무원의 행위의무가 정하여져 있음에도 이를 위반하는 경우만을 의미하는 것은 아니고, 인권존중·권력남용금지·신의성실과 같이 공무원으로서 마땅히 지켜야 할 준칙이나 규범을 지키지 아니하고 위반한 경우를 비롯하여 널리 그 행위가 객관적인 정당성을 결여하고 있는 경우를 포함한다.</w:t>
+        <w:t>법령▁10▁</w:t>
+      </w:r>
+    </w:p>
+    <w:p>
+      <w:pPr>
+        <w:rPr>
+          <w:sz w:val="16"/>
+          <w:szCs w:val="16"/>
+        </w:rPr>
+      </w:pPr>
+      <w:r>
+        <w:rPr>
+          <w:sz w:val="16"/>
+          <w:szCs w:val="16"/>
+        </w:rPr>
+        <w:t>‘법령을 위반하여’라고 함은 엄격하게 형식적 의미의 법령에 명시적으로 공무원의 행위의무가 정하여져 있음에도 이를 위반하는 경우만을 의미하는 것은 아니고, 인권존중·권력남용금지·신의성실과 같이 공무원으로서 마땅히 지켜야 할 ▁11▁이나 규범을 지키지 아니하고 위반한 경우를 비롯하여 널리 그 행위가 객관적인 정당성을 결여하고 있는 경우를 포함한다.</w:t>
       </w:r>
     </w:p>
     <w:p>
@@ -1425,7 +1425,7 @@
           <w:sz w:val="16"/>
           <w:szCs w:val="16"/>
         </w:rPr>
-        <w:t>처분의 위법성과 ▁1▁의 관계</w:t>
+        <w:t>처분의 위법성과 ▁12▁의 관계</w:t>
       </w:r>
       <w:r>
         <w:rPr>
@@ -1469,7 +1469,7 @@
           <w:sz w:val="16"/>
           <w:szCs w:val="16"/>
         </w:rPr>
-        <w:t>확정된 취소판결 기판력과 ▁1▁</w:t>
+        <w:t>확정된 취소판결 ▁13▁과 법령위반</w:t>
       </w:r>
       <w:r>
         <w:rPr>
@@ -1502,7 +1502,7 @@
           <w:sz w:val="16"/>
           <w:szCs w:val="16"/>
         </w:rPr>
-        <w:t>국가배상청구소송의 기판력과 ▁1▁</w:t>
+        <w:t>▁14▁배상청구소송의 기판력과 취소소송</w:t>
       </w:r>
       <w:r>
         <w:rPr>
@@ -1587,23 +1587,23 @@
           <w:sz w:val="16"/>
           <w:szCs w:val="16"/>
         </w:rPr>
-        <w:t>▁1▁ 및 인과관계</w:t>
-      </w:r>
-    </w:p>
-    <w:p>
-      <w:pPr>
-        <w:rPr>
-          <w:sz w:val="16"/>
-          <w:szCs w:val="16"/>
-        </w:rPr>
-      </w:pPr>
-      <w:r>
-        <w:rPr>
-          <w:rFonts w:hint="eastAsia"/>
-          <w:sz w:val="16"/>
-          <w:szCs w:val="16"/>
-        </w:rPr>
-        <w:t>반사적이익론 관련, 판례는 ▁1▁한 법령의 사익보호성이 결여된 경우 상당인과관계 부정한다.</w:t>
+        <w:t>▁15▁ 및 인과관계</w:t>
+      </w:r>
+    </w:p>
+    <w:p>
+      <w:pPr>
+        <w:rPr>
+          <w:sz w:val="16"/>
+          <w:szCs w:val="16"/>
+        </w:rPr>
+      </w:pPr>
+      <w:r>
+        <w:rPr>
+          <w:rFonts w:hint="eastAsia"/>
+          <w:sz w:val="16"/>
+          <w:szCs w:val="16"/>
+        </w:rPr>
+        <w:t>반사적이익론 관련, 판례는 위반한 ▁16▁의 사익보호성이 결여된 경우 상당인과관계 부정한다.</w:t>
       </w:r>
     </w:p>
     <w:p>
@@ -1620,23 +1620,23 @@
           <w:sz w:val="16"/>
           <w:szCs w:val="16"/>
         </w:rPr>
-        <w:t>1) 공공단체의 ▁1▁</w:t>
-      </w:r>
-    </w:p>
-    <w:p>
-      <w:pPr>
-        <w:rPr>
-          <w:sz w:val="16"/>
-          <w:szCs w:val="16"/>
-        </w:rPr>
-      </w:pPr>
-      <w:r>
-        <w:rPr>
-          <w:rFonts w:hint="eastAsia"/>
-          <w:sz w:val="16"/>
-          <w:szCs w:val="16"/>
-        </w:rPr>
-        <w:t>- ▁1▁의 주체</w:t>
+        <w:t>1) ▁1▁의 배상책임</w:t>
+      </w:r>
+    </w:p>
+    <w:p>
+      <w:pPr>
+        <w:rPr>
+          <w:sz w:val="16"/>
+          <w:szCs w:val="16"/>
+        </w:rPr>
+      </w:pPr>
+      <w:r>
+        <w:rPr>
+          <w:rFonts w:hint="eastAsia"/>
+          <w:sz w:val="16"/>
+          <w:szCs w:val="16"/>
+        </w:rPr>
+        <w:t>- ▁2▁의 주체</w:t>
       </w:r>
       <w:r>
         <w:rPr>
@@ -1668,55 +1668,55 @@
           <w:sz w:val="16"/>
           <w:szCs w:val="16"/>
         </w:rPr>
-        <w:t>국가나 자치단체로부터 공무를 수탁받은 공공단체가 공무수행 중 불법행위를 한 경우 손해▁1▁의 주체가 위탁자인 국가나 지자체인지 수탁한 공공단체인지 문제된다.</w:t>
-      </w:r>
-    </w:p>
-    <w:p>
-      <w:pPr>
-        <w:rPr>
-          <w:sz w:val="16"/>
-          <w:szCs w:val="16"/>
-        </w:rPr>
-      </w:pPr>
-      <w:r>
-        <w:rPr>
-          <w:rFonts w:hint="eastAsia"/>
-          <w:sz w:val="16"/>
-          <w:szCs w:val="16"/>
-        </w:rPr>
-        <w:t>공공단체를 국가배상법상 공무원으로 취급▁1▁는 견해도 있으나, 공공단체는 공법인으로서 행정주체이고 권한을 위탁받았으므로 공공단체가 배상책임자가 된다고 보아야 한다.</w:t>
-      </w:r>
-    </w:p>
-    <w:p>
-      <w:pPr>
-        <w:rPr>
-          <w:sz w:val="16"/>
-          <w:szCs w:val="16"/>
-        </w:rPr>
-      </w:pPr>
-      <w:r>
-        <w:rPr>
-          <w:rFonts w:hint="eastAsia"/>
-          <w:sz w:val="16"/>
-          <w:szCs w:val="16"/>
-        </w:rPr>
-        <w:t>판례는 공법인이 국가로부터 위탁받은 공행정사무 집행과정에서 공법인의 임직원이나 피용인이 고의 또는 과실로 법령 ▁1▁하여 타인에게 손해를 입힌 경우, 공법인은 위탁받은 공행정사무에 대한 행정주체 지위에서 배상책임 부담하지만, 그 직원은 국가배상법상 공무원에 해당하여 고의 중과실 있는 때에만 직접책임을 부담한다고 본다.</w:t>
-      </w:r>
-    </w:p>
-    <w:p>
-      <w:pPr>
-        <w:rPr>
-          <w:sz w:val="16"/>
-          <w:szCs w:val="16"/>
-        </w:rPr>
-      </w:pPr>
-      <w:r>
-        <w:rPr>
-          <w:rFonts w:hint="eastAsia"/>
-          <w:sz w:val="16"/>
-          <w:szCs w:val="16"/>
-        </w:rPr>
-        <w:t xml:space="preserve">- 공공단체 ▁1▁의 법적근거 : 민법 </w:t>
+        <w:t>▁3▁나 자치단체로부터 공무를 수탁받은 공공단체가 공무수행 중 불법행위를 한 경우 손해배상책임의 주체가 위탁자인 국가나 지자체인지 수탁한 공공단체인지 문제된다.</w:t>
+      </w:r>
+    </w:p>
+    <w:p>
+      <w:pPr>
+        <w:rPr>
+          <w:sz w:val="16"/>
+          <w:szCs w:val="16"/>
+        </w:rPr>
+      </w:pPr>
+      <w:r>
+        <w:rPr>
+          <w:rFonts w:hint="eastAsia"/>
+          <w:sz w:val="16"/>
+          <w:szCs w:val="16"/>
+        </w:rPr>
+        <w:t>공공단체를 국가배상법상 공무원으로 취급하자는 견해도 있으나, 공공단체는 공법인으로서 ▁4▁이고 권한을 위탁받았으므로 공공단체가 배상책임자가 된다고 보아야 한다.</w:t>
+      </w:r>
+    </w:p>
+    <w:p>
+      <w:pPr>
+        <w:rPr>
+          <w:sz w:val="16"/>
+          <w:szCs w:val="16"/>
+        </w:rPr>
+      </w:pPr>
+      <w:r>
+        <w:rPr>
+          <w:rFonts w:hint="eastAsia"/>
+          <w:sz w:val="16"/>
+          <w:szCs w:val="16"/>
+        </w:rPr>
+        <w:t>판례는 공법인이 국가로부터 위탁받은 공행정사무 집행과정에서 공법인의 임직원이나 피용인이 고의 또는 과실로 법령 ▁5▁하여 타인에게 손해를 입힌 경우, 공법인은 위탁받은 공행정사무에 대한 행정주체 지위에서 배상책임 부담하지만, 그 직원은 국가배상법상 공무원에 해당하여 고의 중과실 있는 때에만 직접책임을 부담한다고 본다.</w:t>
+      </w:r>
+    </w:p>
+    <w:p>
+      <w:pPr>
+        <w:rPr>
+          <w:sz w:val="16"/>
+          <w:szCs w:val="16"/>
+        </w:rPr>
+      </w:pPr>
+      <w:r>
+        <w:rPr>
+          <w:rFonts w:hint="eastAsia"/>
+          <w:sz w:val="16"/>
+          <w:szCs w:val="16"/>
+        </w:rPr>
+        <w:t xml:space="preserve">- 공공단체 배상책임의 법적근거 : 민법 </w:t>
       </w:r>
       <w:r>
         <w:rPr>
@@ -1747,7 +1747,7 @@
           <w:sz w:val="16"/>
           <w:szCs w:val="16"/>
         </w:rPr>
-        <w:t>헌법 제29조 1항은 ▁1▁의 주체로서 국가와 공공단체를 규정하나, 국가배상법은 공공단체를 별도로 규정하지 않아 공공단체 배상책임 근거가 국가배상법인지 민법인지 문제된다. 판례는 일반적으로 민법상 배상책임을 진다고 본다.</w:t>
+        <w:t>헌법 제29조 1항은 배상책임의 주체로서 국가와 공공단체를 규정하나, 국가배상법은 공공단체를 별도로 규정하지 않아 공공단체 배상책임 근거가 국가배상법인지 민법인지 문제된다. 판례는 일반적으로 민법상 배상책임을 진다고 본다.</w:t>
       </w:r>
     </w:p>
     <w:p>
@@ -1772,23 +1772,23 @@
           <w:sz w:val="16"/>
           <w:szCs w:val="16"/>
         </w:rPr>
-        <w:t>) 법령해석의 고의▁1▁</w:t>
-      </w:r>
-    </w:p>
-    <w:p>
-      <w:pPr>
-        <w:rPr>
-          <w:sz w:val="16"/>
-          <w:szCs w:val="16"/>
-        </w:rPr>
-      </w:pPr>
-      <w:r>
-        <w:rPr>
-          <w:rFonts w:hint="eastAsia"/>
-          <w:sz w:val="16"/>
-          <w:szCs w:val="16"/>
-        </w:rPr>
-        <w:t xml:space="preserve">▁1▁이 직무를 집행함에 있어 관계법규를 알지 못하거나 필요한 지식을 갖추지 못하여 법규해석을 그르쳐 잘못된 행정처분을 하였다면 그가 법률전문가 아닌 행정직 공무원이라고 하여 과실이 </w:t>
+        <w:t>) ▁1▁해석의 고의과실</w:t>
+      </w:r>
+    </w:p>
+    <w:p>
+      <w:pPr>
+        <w:rPr>
+          <w:sz w:val="16"/>
+          <w:szCs w:val="16"/>
+        </w:rPr>
+      </w:pPr>
+      <w:r>
+        <w:rPr>
+          <w:rFonts w:hint="eastAsia"/>
+          <w:sz w:val="16"/>
+          <w:szCs w:val="16"/>
+        </w:rPr>
+        <w:t xml:space="preserve">▁2▁이 직무를 집행함에 있어 관계법규를 알지 못하거나 필요한 지식을 갖추지 못하여 법규해석을 그르쳐 잘못된 행정처분을 하였다면 그가 법률전문가 아닌 행정직 공무원이라고 하여 과실이 </w:t>
       </w:r>
       <w:r>
         <w:rPr>
@@ -1877,23 +1877,23 @@
           <w:sz w:val="16"/>
           <w:szCs w:val="16"/>
         </w:rPr>
-        <w:t>▁1▁</w:t>
-      </w:r>
-    </w:p>
-    <w:p>
-      <w:pPr>
-        <w:rPr>
-          <w:sz w:val="16"/>
-          <w:szCs w:val="16"/>
-        </w:rPr>
-      </w:pPr>
-      <w:r>
-        <w:rPr>
-          <w:rFonts w:hint="eastAsia"/>
-          <w:sz w:val="16"/>
-          <w:szCs w:val="16"/>
-        </w:rPr>
-        <w:t>결과불법설 : 가해행위 결과인 ▁1▁의 불법</w:t>
+        <w:t>법령▁1▁</w:t>
+      </w:r>
+    </w:p>
+    <w:p>
+      <w:pPr>
+        <w:rPr>
+          <w:sz w:val="16"/>
+          <w:szCs w:val="16"/>
+        </w:rPr>
+      </w:pPr>
+      <w:r>
+        <w:rPr>
+          <w:rFonts w:hint="eastAsia"/>
+          <w:sz w:val="16"/>
+          <w:szCs w:val="16"/>
+        </w:rPr>
+        <w:t>결과불법설 : 가해행위 결과인 ▁2▁의 불법</w:t>
       </w:r>
     </w:p>
     <w:p>
@@ -1917,39 +1917,39 @@
           <w:sz w:val="16"/>
           <w:szCs w:val="16"/>
         </w:rPr>
-        <w:t>피침해이익의 성격과 침해의 정도, 가해행위 태양 등을 종합적으로 고려하여 행위가 ▁1▁으로 정당성 결여한 경우</w:t>
-      </w:r>
-    </w:p>
-    <w:p>
-      <w:pPr>
-        <w:rPr>
-          <w:sz w:val="16"/>
-          <w:szCs w:val="16"/>
-        </w:rPr>
-      </w:pPr>
-      <w:r>
-        <w:rPr>
-          <w:rFonts w:hint="eastAsia"/>
-          <w:sz w:val="16"/>
-          <w:szCs w:val="16"/>
-        </w:rPr>
-        <w:t>협의의 행위위법성설 : ▁1▁의 위법과 동일</w:t>
-      </w:r>
-    </w:p>
-    <w:p>
-      <w:pPr>
-        <w:rPr>
-          <w:sz w:val="16"/>
-          <w:szCs w:val="16"/>
-        </w:rPr>
-      </w:pPr>
-      <w:r>
-        <w:rPr>
-          <w:rFonts w:hint="eastAsia"/>
-          <w:sz w:val="16"/>
-          <w:szCs w:val="16"/>
-        </w:rPr>
-        <w:t>광의의 행위위법성설 : 항고소송의 위법을 포함하여 국가의 일반적인 손해방지의무 ▁1▁ 전체를 의미</w:t>
+        <w:t>피침해이익의 성격과 침해의 정도, 가해행위 태양 등을 종합적으로 고려하여 행위가 ▁3▁으로 정당성 결여한 경우</w:t>
+      </w:r>
+    </w:p>
+    <w:p>
+      <w:pPr>
+        <w:rPr>
+          <w:sz w:val="16"/>
+          <w:szCs w:val="16"/>
+        </w:rPr>
+      </w:pPr>
+      <w:r>
+        <w:rPr>
+          <w:rFonts w:hint="eastAsia"/>
+          <w:sz w:val="16"/>
+          <w:szCs w:val="16"/>
+        </w:rPr>
+        <w:t>협의의 행위위법성설 : ▁4▁의 위법과 동일</w:t>
+      </w:r>
+    </w:p>
+    <w:p>
+      <w:pPr>
+        <w:rPr>
+          <w:sz w:val="16"/>
+          <w:szCs w:val="16"/>
+        </w:rPr>
+      </w:pPr>
+      <w:r>
+        <w:rPr>
+          <w:rFonts w:hint="eastAsia"/>
+          <w:sz w:val="16"/>
+          <w:szCs w:val="16"/>
+        </w:rPr>
+        <w:t>광의의 행위위법성설 : 항고소송의 위법을 포함하여 ▁5▁의 일반적인 손해방지의무 위반 전체를 의미</w:t>
       </w:r>
     </w:p>
     <w:p>
@@ -1981,23 +1981,23 @@
           <w:sz w:val="16"/>
           <w:szCs w:val="16"/>
         </w:rPr>
-        <w:t>상청구소송은 목적이 다르며, 양 자의 ▁1▁기준을 일치시킬 필요는 없으므로 상대적 위법성설이 타당하다.</w:t>
-      </w:r>
-    </w:p>
-    <w:p>
-      <w:pPr>
-        <w:rPr>
-          <w:sz w:val="16"/>
-          <w:szCs w:val="16"/>
-        </w:rPr>
-      </w:pPr>
-      <w:r>
-        <w:rPr>
-          <w:rFonts w:hint="eastAsia"/>
-          <w:sz w:val="16"/>
-          <w:szCs w:val="16"/>
-        </w:rPr>
-        <w:t>객관적 정당성 상실여부는 피침해이익과 침해행위, 피해자 측 관여와 손해정도를 고려하여 ▁1▁하여야 한다.</w:t>
+        <w:t>상청구소송은 목적이 다르며, 양 자의 ▁6▁기준을 일치시킬 필요는 없으므로 상대적 위법성설이 타당하다.</w:t>
+      </w:r>
+    </w:p>
+    <w:p>
+      <w:pPr>
+        <w:rPr>
+          <w:sz w:val="16"/>
+          <w:szCs w:val="16"/>
+        </w:rPr>
+      </w:pPr>
+      <w:r>
+        <w:rPr>
+          <w:rFonts w:hint="eastAsia"/>
+          <w:sz w:val="16"/>
+          <w:szCs w:val="16"/>
+        </w:rPr>
+        <w:t>▁7▁ 상실여부는 피침해이익과 침해행위, 피해자 측 관여와 손해정도를 고려하여 판단하여야 한다.</w:t>
       </w:r>
     </w:p>
     <w:p>
@@ -2053,7 +2053,7 @@
           <w:sz w:val="16"/>
           <w:szCs w:val="16"/>
         </w:rPr>
-        <w:t>권한 불행사라는 부작위 위법성이 문제된다. 구체적으로, ▁1▁의 존재 및 그러한 의무의 사익보호성 인정 여부가 문제된다.</w:t>
+        <w:t>▁2▁ 불행사라는 부작위 위법성이 문제된다. 구체적으로, 작위의무의 존재 및 그러한 의무의 사익보호성 인정 여부가 문제된다.</w:t>
       </w:r>
     </w:p>
     <w:p>
@@ -2109,39 +2109,39 @@
           <w:sz w:val="16"/>
           <w:szCs w:val="16"/>
         </w:rPr>
-        <w:t>작위의무 인정된다고 간단히 논하거나, ▁1▁ 또는 재량이 0으로 수축된 경우로서 응답의무 인정된다고 논해줄 것</w:t>
-      </w:r>
-    </w:p>
-    <w:p>
-      <w:pPr>
-        <w:rPr>
-          <w:sz w:val="16"/>
-          <w:szCs w:val="16"/>
-        </w:rPr>
-      </w:pPr>
-      <w:r>
-        <w:rPr>
-          <w:rFonts w:hint="eastAsia"/>
-          <w:sz w:val="16"/>
-          <w:szCs w:val="16"/>
-        </w:rPr>
-        <w:t>어떠한 신청에 부작위한 것이 법령위반에 해당하려면 신청에 따른 작위의무 인정되어야 한다. 구체적으로 신청한 행위가 ▁1▁이거나, 재량행위인 경우에는 재량이 0으로 수축되어 작위의무가 인정되는 경우를 말한다.</w:t>
-      </w:r>
-    </w:p>
-    <w:p>
-      <w:pPr>
-        <w:rPr>
-          <w:sz w:val="16"/>
-          <w:szCs w:val="16"/>
-        </w:rPr>
-      </w:pPr>
-      <w:r>
-        <w:rPr>
-          <w:rFonts w:hint="eastAsia"/>
-          <w:sz w:val="16"/>
-          <w:szCs w:val="16"/>
-        </w:rPr>
-        <w:t>CASE 2) 법령에 ▁1▁ 규정이 없는 경우 : 판례는 형식적 의미의 법령에 근거가 없더라도 국민의 생명, 신체, 재산의 보호를 본래적 사명으로 하는 국가에게 초법규적, 일차적인 위험배제 작위의무 인정한다.</w:t>
+        <w:t>작위의무 인정된다고 간단히 논하거나, ▁2▁ 또는 재량이 0으로 수축된 경우로서 응답의무 인정된다고 논해줄 것</w:t>
+      </w:r>
+    </w:p>
+    <w:p>
+      <w:pPr>
+        <w:rPr>
+          <w:sz w:val="16"/>
+          <w:szCs w:val="16"/>
+        </w:rPr>
+      </w:pPr>
+      <w:r>
+        <w:rPr>
+          <w:rFonts w:hint="eastAsia"/>
+          <w:sz w:val="16"/>
+          <w:szCs w:val="16"/>
+        </w:rPr>
+        <w:t>어떠한 신청에 ▁3▁한 것이 법령위반에 해당하려면 신청에 따른 작위의무 인정되어야 한다. 구체적으로 신청한 행위가 기속행위이거나, 재량행위인 경우에는 재량이 0으로 수축되어 작위의무가 인정되는 경우를 말한다.</w:t>
+      </w:r>
+    </w:p>
+    <w:p>
+      <w:pPr>
+        <w:rPr>
+          <w:sz w:val="16"/>
+          <w:szCs w:val="16"/>
+        </w:rPr>
+      </w:pPr>
+      <w:r>
+        <w:rPr>
+          <w:rFonts w:hint="eastAsia"/>
+          <w:sz w:val="16"/>
+          <w:szCs w:val="16"/>
+        </w:rPr>
+        <w:t>CASE 2) ▁4▁에 작위의무 규정이 없는 경우 : 판례는 형식적 의미의 법령에 근거가 없더라도 국민의 생명, 신체, 재산의 보호를 본래적 사명으로 하는 국가에게 초법규적, 일차적인 위험배제 작위의무 인정한다.</w:t>
       </w:r>
       <w:r>
         <w:rPr>
@@ -2165,7 +2165,7 @@
           <w:sz w:val="16"/>
           <w:szCs w:val="16"/>
         </w:rPr>
-        <w:t xml:space="preserve">조리상 작위의무 ▁1▁한 </w:t>
+        <w:t xml:space="preserve">조리상 작위의무 ▁5▁한 </w:t>
       </w:r>
       <w:r>
         <w:rPr>
@@ -2190,7 +2190,7 @@
           <w:sz w:val="16"/>
           <w:szCs w:val="16"/>
         </w:rPr>
-        <w:t>- 사익보호성 (▁1▁론)</w:t>
+        <w:t>- ▁1▁ (반사적 이익론)</w:t>
       </w:r>
       <w:r>
         <w:rPr>
@@ -2222,39 +2222,39 @@
           <w:sz w:val="16"/>
           <w:szCs w:val="16"/>
         </w:rPr>
-        <w:t>행정기관의 작위, 즉 권한행사로 받게되는 이익이 반사적 이익에 불과한 경우 부작위로 이익을 향수할 수 없게 되어도 국가▁1▁ 성립하지 않으므로, 사익보호성이 요구된다.</w:t>
-      </w:r>
-    </w:p>
-    <w:p>
-      <w:pPr>
-        <w:rPr>
-          <w:sz w:val="16"/>
-          <w:szCs w:val="16"/>
-        </w:rPr>
-      </w:pPr>
-      <w:r>
-        <w:rPr>
-          <w:rFonts w:hint="eastAsia"/>
-          <w:sz w:val="16"/>
-          <w:szCs w:val="16"/>
-        </w:rPr>
-        <w:t xml:space="preserve">이 때, 사익보호성이 ▁1▁, 손해, 인과관계 등 어느 요건의 문제인지 견해가 대립하나, </w:t>
-      </w:r>
-    </w:p>
-    <w:p>
-      <w:pPr>
-        <w:rPr>
-          <w:sz w:val="16"/>
-          <w:szCs w:val="16"/>
-        </w:rPr>
-      </w:pPr>
-      <w:r>
-        <w:rPr>
-          <w:rFonts w:hint="eastAsia"/>
-          <w:sz w:val="16"/>
-          <w:szCs w:val="16"/>
-        </w:rPr>
-        <w:t xml:space="preserve">판례는 직무상 의무를 부과한 법령의 보호목적이 단순히 공공일반의 이익이나 행정기관 내부질서 규율을 위한 것이라면 공무원 직무상 ▁1▁과 제3자 손해 사이 상당인과관계 인정할 수 없다고 보아 인과관계 문제로 본다. </w:t>
+        <w:t>행정기관의 작위, 즉 권한행사로 받게되는 이익이 반사적 이익에 불과한 경우 ▁2▁로 이익을 향수할 수 없게 되어도 국가배상책임 성립하지 않으므로, 사익보호성이 요구된다.</w:t>
+      </w:r>
+    </w:p>
+    <w:p>
+      <w:pPr>
+        <w:rPr>
+          <w:sz w:val="16"/>
+          <w:szCs w:val="16"/>
+        </w:rPr>
+      </w:pPr>
+      <w:r>
+        <w:rPr>
+          <w:rFonts w:hint="eastAsia"/>
+          <w:sz w:val="16"/>
+          <w:szCs w:val="16"/>
+        </w:rPr>
+        <w:t xml:space="preserve">이 때, 사익보호성이 법령▁3▁, 손해, 인과관계 등 어느 요건의 문제인지 견해가 대립하나, </w:t>
+      </w:r>
+    </w:p>
+    <w:p>
+      <w:pPr>
+        <w:rPr>
+          <w:sz w:val="16"/>
+          <w:szCs w:val="16"/>
+        </w:rPr>
+      </w:pPr>
+      <w:r>
+        <w:rPr>
+          <w:rFonts w:hint="eastAsia"/>
+          <w:sz w:val="16"/>
+          <w:szCs w:val="16"/>
+        </w:rPr>
+        <w:t xml:space="preserve">판례는 직무상 의무를 부과한 법령의 보호목적이 단순히 공공일반의 이익이나 행정기관 내부질서 규율을 위한 것이라면 ▁4▁ 직무상 위반과 제3자 손해 사이 상당인과관계 인정할 수 없다고 보아 인과관계 문제로 본다. </w:t>
       </w:r>
     </w:p>
     <w:tbl>
@@ -2308,7 +2308,7 @@
                 <w:sz w:val="16"/>
                 <w:szCs w:val="16"/>
               </w:rPr>
-              <w:t>▁1▁ 부정</w:t>
+              <w:t>사익보호성 부정</w:t>
             </w:r>
           </w:p>
         </w:tc>
@@ -2379,7 +2379,7 @@
                 <w:sz w:val="16"/>
                 <w:szCs w:val="16"/>
               </w:rPr>
-              <w:t xml:space="preserve"> 등을 취해야 할 작위의무가 인정되고, 그러한 의무는 국민 개개인의 인명과 재화의 안전보장을 목적으로 한 것으로서 사익보호성 인정되므로, 을의 의무▁1▁으로 화재 발생한 이상 국가배상책임이 인정된다.</w:t>
+              <w:t xml:space="preserve"> 등을 취해야 할 작위의무가 인정되고, 그러한 의무는 국민 개개인의 인명과 재화의 안전보장을 목적으로 한 것으로서 사익보호성 인정되므로, 을의 의무▁2▁으로 화재 발생한 이상 국가배상책임이 인정된다.</w:t>
             </w:r>
           </w:p>
           <w:p>
@@ -2396,7 +2396,7 @@
                 <w:sz w:val="16"/>
                 <w:szCs w:val="16"/>
               </w:rPr>
-              <w:t>∨ 선박안전법 등은 공공의 안전 외 일반인 인명과 재화의 안전보장도 목적으로 할 것이므로, 공무원이 직무상 의무 ▁1▁하여 불량선박에 대하여 선박검사증서를 발급하고, 필요한 조치 취함이 없이 계속 운행하게 하여 화재 발생 시 상당인과관계 있다.</w:t>
+              <w:t>∨ 선박안전법 등은 공공의 안전 외 일반인 인명과 재화의 안전보장도 목적으로 할 것이므로, ▁3▁이 직무상 의무 위반하여 불량선박에 대하여 선박검사증서를 발급하고, 필요한 조치 취함이 없이 계속 운행하게 하여 화재 발생 시 상당인과관계 있다.</w:t>
             </w:r>
           </w:p>
           <w:p>
@@ -2413,7 +2413,7 @@
                 <w:sz w:val="16"/>
                 <w:szCs w:val="16"/>
               </w:rPr>
-              <w:t xml:space="preserve">∨ 관련법령에 따라 성명정정 시 주민등록사무 담당▁1▁은 본적지 관할관청에 변경사항 통보할 의무가 있으며, 단순히 내부 질서를 규율하기 위한 것이 아니고 사회구성원 개인의 안전과 이익을 보호하기 위한 의무이다. </w:t>
+              <w:t xml:space="preserve">∨ 관련▁4▁에 따라 성명정정 시 주민등록사무 담당공무원은 본적지 관할관청에 변경사항 통보할 의무가 있으며, 단순히 내부 질서를 규율하기 위한 것이 아니고 사회구성원 개인의 안전과 이익을 보호하기 위한 의무이다. </w:t>
             </w:r>
           </w:p>
           <w:p>
@@ -2471,7 +2471,7 @@
                 <w:sz w:val="16"/>
                 <w:szCs w:val="16"/>
               </w:rPr>
-              <w:t xml:space="preserve">는 재량행위이나, 도로에 1톤의 책더미가 방치된 경우 재량이 0으로 수축되어 개입의무 인정된다. 그럼에도 아무런 조치 취하지 않았으므로 경찰관 P의 ▁1▁는 위법하며, 위험발생방지의무는 사람의 </w:t>
+              <w:t xml:space="preserve">는 재량행위이나, 도로에 1톤의 책더미가 방치된 경우 재량이 0으로 수축되어 개입의무 인정된다. 그럼에도 아무런 조치 취하지 않았으므로 경찰관 P의 ▁5▁는 위법하며, 위험발생방지의무는 사람의 </w:t>
             </w:r>
             <w:r>
               <w:rPr>
@@ -2520,7 +2520,7 @@
                 <w:sz w:val="16"/>
                 <w:szCs w:val="16"/>
               </w:rPr>
-              <w:t>암벽 상층부가 1미터가량 앞으로 튀어나와 붕괴위험이 객관적으로 예견가능하며, A군 ▁1▁이 필요한 위험방지조치 취하지 않으면 놀이터의 어린이들 생명신체에 위해를 가져올 수 있음이 명백하여 개입의무 인정된다. 이러한 작위의무는 어린이들의 직접적 법령상 이익과 관련되어 사익보호성도 인정된다.</w:t>
+              <w:t>암벽 상층부가 1미터가량 앞으로 튀어나와 붕괴위험이 ▁6▁으로 예견가능하며, A군 공무원이 필요한 위험방지조치 취하지 않으면 놀이터의 어린이들 생명신체에 위해를 가져올 수 있음이 명백하여 개입의무 인정된다. 이러한 작위의무는 어린이들의 직접적 법령상 이익과 관련되어 사익보호성도 인정된다.</w:t>
             </w:r>
           </w:p>
         </w:tc>
@@ -2560,7 +2560,7 @@
                 <w:sz w:val="16"/>
                 <w:szCs w:val="16"/>
               </w:rPr>
-              <w:t xml:space="preserve">∨ 상수원수 수질 유지하여야 할 의무를 부과하는 ▁1▁의 규정은 국민 일반 건강을 보호하여 공공 일반의 전체적 이익을 도모하기 위한 것이지 개개인의 안전과 이익을 직접적으로 보호하기 위한 규정이 아니다. </w:t>
+              <w:t xml:space="preserve">∨ 상수원수 수질 유지하여야 할 의무를 부과하는 법령의 규정은 국민 일반 건강을 보호하여 공공 일반의 전체적 이익을 도모하기 위한 것이지 개개인의 안전과 이익을 직접적으로 보호하기 위한 규정이 아니다. </w:t>
             </w:r>
           </w:p>
           <w:p>
@@ -2576,7 +2576,7 @@
                 <w:sz w:val="16"/>
                 <w:szCs w:val="16"/>
               </w:rPr>
-              <w:t>∨ 산업기술혁신 촉진법에 따라 공공기관에 부여된 신제품인증제품 구매의무는 ▁1▁지원책으로서 국민경제 향상이라는 공공 일반의 이익을 도모하기 위한 것이고, 개인의 재산상 이익을 위한 것이 아니다.</w:t>
+              <w:t>∨ 산업기술혁신 촉진법에 따라 공공기관에 부여된 신제품인증제품 구매의무는 ▁7▁지원책으로서 국민경제 향상이라는 공공 일반의 이익을 도모하기 위한 것이고, 개인의 재산상 이익을 위한 것이 아니다.</w:t>
             </w:r>
           </w:p>
         </w:tc>
@@ -2628,39 +2628,39 @@
           <w:sz w:val="16"/>
           <w:szCs w:val="16"/>
         </w:rPr>
-        <w:t xml:space="preserve">재판의 독립성 및 확정판결 기판력에 비추어 재판작용에 대하여 국가▁1▁이 인정되지 않는다는 견해가 있으나, </w:t>
-      </w:r>
-    </w:p>
-    <w:p>
-      <w:pPr>
-        <w:rPr>
-          <w:sz w:val="16"/>
-          <w:szCs w:val="16"/>
-        </w:rPr>
-      </w:pPr>
-      <w:r>
-        <w:rPr>
-          <w:rFonts w:hint="eastAsia"/>
-          <w:sz w:val="16"/>
-          <w:szCs w:val="16"/>
-        </w:rPr>
-        <w:t>판례는 당해 법관이 위법 또는 부당한 목적 가지고 재판하였다거나 법관이 준수하여야 할 기준을 현저히 ▁1▁하는 등 법관에 부여된 권한 취지에 명백히 어긋나게 이를 행사하였다고 인정할만한 특별한 사정이 있으면 재판작용에 대한 불법행위 성립할 수 있다고 본다.</w:t>
-      </w:r>
-    </w:p>
-    <w:p>
-      <w:pPr>
-        <w:rPr>
-          <w:sz w:val="16"/>
-          <w:szCs w:val="16"/>
-        </w:rPr>
-      </w:pPr>
-      <w:r>
-        <w:rPr>
-          <w:rFonts w:hint="eastAsia"/>
-          <w:sz w:val="16"/>
-          <w:szCs w:val="16"/>
-        </w:rPr>
-        <w:t xml:space="preserve">또한, 판례는 재판에 대한 불복절차가 마련되어 있음에도 불구하고 그 시정을 구하지 않은 때에는 ▁1▁배상에 의한 권리구제를 받을 수 없다고 보아 </w:t>
+        <w:t xml:space="preserve">재판의 독립성 및 확정판결 ▁2▁에 비추어 재판작용에 대하여 국가배상책임이 인정되지 않는다는 견해가 있으나, </w:t>
+      </w:r>
+    </w:p>
+    <w:p>
+      <w:pPr>
+        <w:rPr>
+          <w:sz w:val="16"/>
+          <w:szCs w:val="16"/>
+        </w:rPr>
+      </w:pPr>
+      <w:r>
+        <w:rPr>
+          <w:rFonts w:hint="eastAsia"/>
+          <w:sz w:val="16"/>
+          <w:szCs w:val="16"/>
+        </w:rPr>
+        <w:t>판례는 당해 법관이 위법 또는 부당한 목적 가지고 재판하였다거나 법관이 준수하여야 할 기준을 현저히 ▁3▁하는 등 법관에 부여된 권한 취지에 명백히 어긋나게 이를 행사하였다고 인정할만한 특별한 사정이 있으면 재판작용에 대한 불법행위 성립할 수 있다고 본다.</w:t>
+      </w:r>
+    </w:p>
+    <w:p>
+      <w:pPr>
+        <w:rPr>
+          <w:sz w:val="16"/>
+          <w:szCs w:val="16"/>
+        </w:rPr>
+      </w:pPr>
+      <w:r>
+        <w:rPr>
+          <w:rFonts w:hint="eastAsia"/>
+          <w:sz w:val="16"/>
+          <w:szCs w:val="16"/>
+        </w:rPr>
+        <w:t xml:space="preserve">또한, 판례는 재판에 대한 불복절차가 마련되어 있음에도 불구하고 그 시정을 구하지 않은 때에는 국가배상에 의한 권리구제를 받을 수 없다고 보아 </w:t>
       </w:r>
       <w:r>
         <w:rPr>
@@ -2695,7 +2695,7 @@
           <w:sz w:val="16"/>
           <w:szCs w:val="16"/>
         </w:rPr>
-        <w:t xml:space="preserve">(긍정례 : 적법한 헌법소원심판청구임에도 사실오인하여 제소기간 불충족으로 각하결정 시 불복절차 없으므로 국가▁1▁ 인정) </w:t>
+        <w:t xml:space="preserve">(긍정례 : 적법한 헌법소원심판청구임에도 사실오인하여 제소기간 불충족으로 각하결정 시 불복절차 없으므로 국가▁4▁ 인정) </w:t>
       </w:r>
     </w:p>
     <w:p>
@@ -2761,23 +2761,23 @@
           <w:sz w:val="16"/>
           <w:szCs w:val="16"/>
         </w:rPr>
-        <w:t>제29조 ①공무원의 직무상 불법행위로 ▁1▁를 받은 국민은 법률이 정하는 바에 의하여 국가 또는 공공단체에 정당한 배상을 구할 수 있다. 이 경우 공무원 자신의 책임은 면제되지 아니한다.</w:t>
-      </w:r>
-    </w:p>
-    <w:p>
-      <w:pPr>
-        <w:rPr>
-          <w:sz w:val="16"/>
-          <w:szCs w:val="16"/>
-        </w:rPr>
-      </w:pPr>
-      <w:r>
-        <w:rPr>
-          <w:rFonts w:hint="eastAsia"/>
-          <w:sz w:val="16"/>
-          <w:szCs w:val="16"/>
-        </w:rPr>
-        <w:t>피해자가 국가배상법 제2조 1항에 따라 국가에 배상청구하는 것 외에 가해▁1▁에게 직접 배상청구를 할 수 있는지 문제된다.</w:t>
+        <w:t>제29조 ①공무원의 직무상 불법행위로 손해를 받은 국민은 법률이 정하는 바에 의하여 국가 또는 ▁2▁에 정당한 배상을 구할 수 있다. 이 경우 공무원 자신의 책임은 면제되지 아니한다.</w:t>
+      </w:r>
+    </w:p>
+    <w:p>
+      <w:pPr>
+        <w:rPr>
+          <w:sz w:val="16"/>
+          <w:szCs w:val="16"/>
+        </w:rPr>
+      </w:pPr>
+      <w:r>
+        <w:rPr>
+          <w:rFonts w:hint="eastAsia"/>
+          <w:sz w:val="16"/>
+          <w:szCs w:val="16"/>
+        </w:rPr>
+        <w:t>피해자가 ▁3▁배상법 제2조 1항에 따라 국가에 배상청구하는 것 외에 가해공무원에게 직접 배상청구를 할 수 있는지 문제된다.</w:t>
       </w:r>
       <w:r>
         <w:rPr>
@@ -2833,23 +2833,23 @@
           <w:sz w:val="16"/>
           <w:szCs w:val="16"/>
         </w:rPr>
-        <w:t>공무원 위법행위 방지와 피해자 권리구제를 위하여 긍정, 공무원 ▁1▁에 대한 명문 규정 없는 이상 국가의 구상 및 공무원 징계로 위법방지할 수 있을 뿐, 직접청구 부정설이 대립한다.</w:t>
-      </w:r>
-    </w:p>
-    <w:p>
-      <w:pPr>
-        <w:rPr>
-          <w:sz w:val="16"/>
-          <w:szCs w:val="16"/>
-        </w:rPr>
-      </w:pPr>
-      <w:r>
-        <w:rPr>
-          <w:rFonts w:hint="eastAsia"/>
-          <w:sz w:val="16"/>
-          <w:szCs w:val="16"/>
-        </w:rPr>
-        <w:t>판례는 절충설의 입장에서, 공무원 경과실로 타인에게 손해를 입힌 경우 국가의 기관으로서 행위에 불과하여 국가만이 책임을 지나, 고의중과실 위법행위는 기관으로서의 행위로 볼 수 없으므로 직접 손해▁1▁을 부담한다고 본다.</w:t>
+        <w:t>공무원 위법행위 방지와 피해자 권리구제를 위하여 긍정, 공무원 배상책임에 대한 명문 규정 없는 이상 국가의 ▁4▁ 및 공무원 징계로 위법방지할 수 있을 뿐, 직접청구 부정설이 대립한다.</w:t>
+      </w:r>
+    </w:p>
+    <w:p>
+      <w:pPr>
+        <w:rPr>
+          <w:sz w:val="16"/>
+          <w:szCs w:val="16"/>
+        </w:rPr>
+      </w:pPr>
+      <w:r>
+        <w:rPr>
+          <w:rFonts w:hint="eastAsia"/>
+          <w:sz w:val="16"/>
+          <w:szCs w:val="16"/>
+        </w:rPr>
+        <w:t>판례는 절충설의 입장에서, 공무원 경과실로 타인에게 손해를 입힌 경우 국가의 기관으로서 행위에 불과하여 국가만이 책임을 지나, 고의중과실 위법행위는 기관으로서의 행위로 볼 수 없으므로 직접 손해▁5▁을 부담한다고 본다.</w:t>
       </w:r>
     </w:p>
     <w:p>
@@ -2945,7 +2945,7 @@
                 <w:sz w:val="16"/>
                 <w:szCs w:val="16"/>
               </w:rPr>
-              <w:t>고의중과실 ▁1▁</w:t>
+              <w:t>고의중과실 ▁2▁</w:t>
             </w:r>
           </w:p>
         </w:tc>
@@ -2965,7 +2965,7 @@
                 <w:sz w:val="16"/>
                 <w:szCs w:val="16"/>
               </w:rPr>
-              <w:t>▁1▁에게 고의 또는 중대한 과실이 있으면 국가나 지방자치단체는 그 공무원에게 구상할 수 있다</w:t>
+              <w:t>공무원에게 고의 또는 중대한 과실이 있으면 국가나 ▁3▁는 그 공무원에게 구상할 수 있다</w:t>
             </w:r>
             <w:r>
               <w:rPr>
@@ -2996,7 +2996,7 @@
                 <w:sz w:val="16"/>
                 <w:szCs w:val="16"/>
               </w:rPr>
-              <w:t>다만, 배상청구권 시효완성되었으나 국가의 시효완성 주장이 신의칙 반하여 국가가 배상한 경우에는, 고의중과실의 ▁1▁에게 구상할 수 없다고 본다(2015다200258).</w:t>
+              <w:t>다만, 배상청구권 시효완성되었으나 국가의 시효완성 주장이 신의칙 반하여 국가가 배상한 경우에는, 고의중과실의 공무원에게 ▁4▁할 수 없다고 본다(2015다200258).</w:t>
             </w:r>
           </w:p>
         </w:tc>
@@ -3043,7 +3043,7 @@
                 <w:sz w:val="16"/>
                 <w:szCs w:val="16"/>
               </w:rPr>
-              <w:t>경과실 ▁1▁</w:t>
+              <w:t>경▁5▁ 공무원</w:t>
             </w:r>
           </w:p>
         </w:tc>
@@ -3088,7 +3088,7 @@
                 <w:sz w:val="16"/>
                 <w:szCs w:val="16"/>
               </w:rPr>
-              <w:t>고의중과실 ▁1▁</w:t>
+              <w:t>▁6▁중과실 공무원</w:t>
             </w:r>
             <w:r>
               <w:rPr>
@@ -3156,7 +3156,7 @@
                 <w:sz w:val="16"/>
                 <w:szCs w:val="16"/>
               </w:rPr>
-              <w:t>경과실 ▁1▁</w:t>
+              <w:t>경과실 공무원</w:t>
             </w:r>
           </w:p>
           <w:p>
@@ -3179,7 +3179,7 @@
                 <w:sz w:val="16"/>
                 <w:szCs w:val="16"/>
               </w:rPr>
-              <w:t xml:space="preserve"> ▁1▁</w:t>
+              <w:t xml:space="preserve"> 국가</w:t>
             </w:r>
           </w:p>
         </w:tc>
@@ -3200,7 +3200,7 @@
                 <w:sz w:val="16"/>
                 <w:szCs w:val="16"/>
               </w:rPr>
-              <w:t>경과실 있는 공무원이 직접 피해자에게 ▁1▁배상하였다면, 도의관념에 적합한 비채변제에 해당하여 피해자는 공무원에게 이를 반환할 의무가 없고, 공무원은 국가에게 구상할 수 있다.</w:t>
+              <w:t>경과실 있는 공무원이 직접 피해자에게 ▁7▁배상하였다면, 도의관념에 적합한 비채변제에 해당하여 피해자는 공무원에게 이를 반환할 의무가 없고, 공무원은 국가에게 구상할 수 있다.</w:t>
             </w:r>
           </w:p>
         </w:tc>
@@ -3307,39 +3307,39 @@
           <w:sz w:val="16"/>
           <w:szCs w:val="16"/>
         </w:rPr>
-        <w:t>기판력이란 소송물에 관하여 법원의 ▁1▁이 확정되면, 이후 동일사항에 관하여 당사자는 그에 반하는 주장을 할 수 없고, 법원도 그와 모순저촉되는 판단을 하여서는 아니되는 구속력을 말하며, 행정소송법에 별도 규정이 없는 한 민사소송법 준용되므로 취소판결이 확정되면 기판력이 발생한다.</w:t>
-      </w:r>
-    </w:p>
-    <w:p>
-      <w:pPr>
-        <w:rPr>
-          <w:sz w:val="16"/>
-          <w:szCs w:val="16"/>
-        </w:rPr>
-      </w:pPr>
-      <w:r>
-        <w:rPr>
-          <w:rFonts w:hint="eastAsia"/>
-          <w:sz w:val="16"/>
-          <w:szCs w:val="16"/>
-        </w:rPr>
-        <w:t>취소소송의 소송물은 처분의 위법성이므로, 취소판결 확정되면 처분이 위법하다는 점에 기판력이 발생한다. 이러한 취소판결 기판력이 후소인 국가배상청구소송의 선결문제가 되어 ▁1▁ 판단에 미치는지 문제된다.</w:t>
-      </w:r>
-    </w:p>
-    <w:p>
-      <w:pPr>
-        <w:rPr>
-          <w:sz w:val="16"/>
-          <w:szCs w:val="16"/>
-        </w:rPr>
-      </w:pPr>
-      <w:r>
-        <w:rPr>
-          <w:rFonts w:hint="eastAsia"/>
-          <w:sz w:val="16"/>
-          <w:szCs w:val="16"/>
-        </w:rPr>
-        <w:t xml:space="preserve">▁1▁ </w:t>
+        <w:t>▁1▁이란 소송물에 관하여 법원의 판단이 확정되면, 이후 동일사항에 관하여 당사자는 그에 반하는 주장을 할 수 없고, 법원도 그와 모순저촉되는 판단을 하여서는 아니되는 구속력을 말하며, 행정소송법에 별도 규정이 없는 한 민사소송법 준용되므로 취소판결이 확정되면 기판력이 발생한다.</w:t>
+      </w:r>
+    </w:p>
+    <w:p>
+      <w:pPr>
+        <w:rPr>
+          <w:sz w:val="16"/>
+          <w:szCs w:val="16"/>
+        </w:rPr>
+      </w:pPr>
+      <w:r>
+        <w:rPr>
+          <w:rFonts w:hint="eastAsia"/>
+          <w:sz w:val="16"/>
+          <w:szCs w:val="16"/>
+        </w:rPr>
+        <w:t>취소소송의 소송물은 처분의 위법성이므로, 취소판결 확정되면 처분이 위법하다는 점에 기판력이 발생한다. 이러한 취소판결 기판력이 후소인 국가배상청구소송의 선결문제가 되어 법령▁2▁ 판단에 미치는지 문제된다.</w:t>
+      </w:r>
+    </w:p>
+    <w:p>
+      <w:pPr>
+        <w:rPr>
+          <w:sz w:val="16"/>
+          <w:szCs w:val="16"/>
+        </w:rPr>
+      </w:pPr>
+      <w:r>
+        <w:rPr>
+          <w:rFonts w:hint="eastAsia"/>
+          <w:sz w:val="16"/>
+          <w:szCs w:val="16"/>
+        </w:rPr>
+        <w:t xml:space="preserve">▁3▁ </w:t>
       </w:r>
       <w:r>
         <w:rPr>
@@ -3363,71 +3363,71 @@
           <w:sz w:val="16"/>
           <w:szCs w:val="16"/>
         </w:rPr>
-        <w:t>▁1▁ : 광의의 행위위법성설에 입각하여 인용판결의 기판력은 미치나, 기각판결의 기판력은 미치지 않는다.</w:t>
-      </w:r>
-    </w:p>
-    <w:p>
-      <w:pPr>
-        <w:rPr>
-          <w:sz w:val="16"/>
-          <w:szCs w:val="16"/>
-        </w:rPr>
-      </w:pPr>
-      <w:r>
-        <w:rPr>
-          <w:rFonts w:hint="eastAsia"/>
-          <w:sz w:val="16"/>
-          <w:szCs w:val="16"/>
-        </w:rPr>
-        <w:t>▁1▁ : 상대적 위법성설 입장에서 위법개념이 달라 기판력 미치지 않는다.</w:t>
-      </w:r>
-    </w:p>
-    <w:p>
-      <w:pPr>
-        <w:rPr>
-          <w:sz w:val="16"/>
-          <w:szCs w:val="16"/>
-        </w:rPr>
-      </w:pPr>
-      <w:r>
-        <w:rPr>
-          <w:rFonts w:hint="eastAsia"/>
-          <w:sz w:val="16"/>
-          <w:szCs w:val="16"/>
-        </w:rPr>
-        <w:t>판례는 어떠한 행정처분이 항고소송에서 취소되었다 할지라도 그 기판력에 의하여 당해 행정처분이 곧바로 공무원의 고의과실에 인한 것으로서 불법행위를 구성한다고 단정할 수 없으며, 그러한 처분이 일반 공무원을 표준으로 하여 볼 때 객관적 주의의무 결하여 객관적 정당성을 결여하였는지 여부에 따라 ▁1▁하여야 한다고 본다.</w:t>
-      </w:r>
-    </w:p>
-    <w:p>
-      <w:pPr>
-        <w:rPr>
-          <w:sz w:val="16"/>
-          <w:szCs w:val="16"/>
-        </w:rPr>
-      </w:pPr>
-      <w:r>
-        <w:rPr>
-          <w:rFonts w:hint="eastAsia"/>
-          <w:sz w:val="16"/>
-          <w:szCs w:val="16"/>
-        </w:rPr>
-        <w:t>민사법원으로서는 독자적으로 ▁1▁여부 등 국가배상청구요건 충족여부를 심리하여 인용여부를 판단하여야 한다.</w:t>
-      </w:r>
-    </w:p>
-    <w:p>
-      <w:pPr>
-        <w:rPr>
-          <w:sz w:val="16"/>
-          <w:szCs w:val="16"/>
-        </w:rPr>
-      </w:pPr>
-      <w:r>
-        <w:rPr>
-          <w:rFonts w:hint="eastAsia"/>
-          <w:sz w:val="16"/>
-          <w:szCs w:val="16"/>
-        </w:rPr>
-        <w:t>이하 ▁1▁배상청구요건(공직고과위손인) 검토할 것</w:t>
+        <w:t>▁4▁ : 광의의 행위위법성설에 입각하여 인용판결의 기판력은 미치나, 기각판결의 기판력은 미치지 않는다.</w:t>
+      </w:r>
+    </w:p>
+    <w:p>
+      <w:pPr>
+        <w:rPr>
+          <w:sz w:val="16"/>
+          <w:szCs w:val="16"/>
+        </w:rPr>
+      </w:pPr>
+      <w:r>
+        <w:rPr>
+          <w:rFonts w:hint="eastAsia"/>
+          <w:sz w:val="16"/>
+          <w:szCs w:val="16"/>
+        </w:rPr>
+        <w:t>▁5▁ : 상대적 위법성설 입장에서 위법개념이 달라 기판력 미치지 않는다.</w:t>
+      </w:r>
+    </w:p>
+    <w:p>
+      <w:pPr>
+        <w:rPr>
+          <w:sz w:val="16"/>
+          <w:szCs w:val="16"/>
+        </w:rPr>
+      </w:pPr>
+      <w:r>
+        <w:rPr>
+          <w:rFonts w:hint="eastAsia"/>
+          <w:sz w:val="16"/>
+          <w:szCs w:val="16"/>
+        </w:rPr>
+        <w:t>판례는 어떠한 행정처분이 항고소송에서 취소되었다 할지라도 그 기판력에 의하여 당해 행정처분이 곧바로 공무원의 고의과실에 인한 것으로서 불법행위를 구성한다고 단정할 수 없으며, 그러한 처분이 일반 공무원을 표준으로 하여 볼 때 객관적 ▁6▁ 결하여 객관적 정당성을 결여하였는지 여부에 따라 판단하여야 한다고 본다.</w:t>
+      </w:r>
+    </w:p>
+    <w:p>
+      <w:pPr>
+        <w:rPr>
+          <w:sz w:val="16"/>
+          <w:szCs w:val="16"/>
+        </w:rPr>
+      </w:pPr>
+      <w:r>
+        <w:rPr>
+          <w:rFonts w:hint="eastAsia"/>
+          <w:sz w:val="16"/>
+          <w:szCs w:val="16"/>
+        </w:rPr>
+        <w:t>민사법원으로서는 독자적으로 ▁7▁여부 등 국가배상청구요건 충족여부를 심리하여 인용여부를 판단하여야 한다.</w:t>
+      </w:r>
+    </w:p>
+    <w:p>
+      <w:pPr>
+        <w:rPr>
+          <w:sz w:val="16"/>
+          <w:szCs w:val="16"/>
+        </w:rPr>
+      </w:pPr>
+      <w:r>
+        <w:rPr>
+          <w:rFonts w:hint="eastAsia"/>
+          <w:sz w:val="16"/>
+          <w:szCs w:val="16"/>
+        </w:rPr>
+        <w:t>이하 ▁8▁배상청구요건(공직고과위손인) 검토할 것</w:t>
       </w:r>
     </w:p>
     <w:p>
@@ -3468,7 +3468,7 @@
           <w:sz w:val="16"/>
           <w:szCs w:val="16"/>
         </w:rPr>
-        <w:t>A처분에 대하여 甲이 ▁1▁ 제기하여 기각판결이 확정되었다. 국가배상청구소송 제기하였을 때 인용여부?</w:t>
+        <w:t>A처분에 대하여 甲이 취소소송 제기하여 기각판결이 확정되었다. ▁1▁배상청구소송 제기하였을 때 인용여부?</w:t>
       </w:r>
     </w:p>
     <w:tbl>
@@ -3506,87 +3506,87 @@
                 <w:sz w:val="16"/>
                 <w:szCs w:val="16"/>
               </w:rPr>
-              <w:t>▁1▁의 소송물 및 기각판결의 기판력</w:t>
-            </w:r>
-          </w:p>
-          <w:p>
-            <w:pPr>
-              <w:rPr>
-                <w:sz w:val="16"/>
-                <w:szCs w:val="16"/>
-              </w:rPr>
-            </w:pPr>
-            <w:r>
-              <w:rPr>
-                <w:rFonts w:hint="eastAsia"/>
-                <w:sz w:val="16"/>
-                <w:szCs w:val="16"/>
-              </w:rPr>
-              <w:t>2. ▁1▁의 작용</w:t>
-            </w:r>
-          </w:p>
-          <w:p>
-            <w:pPr>
-              <w:rPr>
-                <w:sz w:val="16"/>
-                <w:szCs w:val="16"/>
-              </w:rPr>
-            </w:pPr>
-            <w:r>
-              <w:rPr>
-                <w:rFonts w:hint="eastAsia"/>
-                <w:sz w:val="16"/>
-                <w:szCs w:val="16"/>
-              </w:rPr>
-              <w:t>1) 주관적 범위 : 취소소송의 기판력은 당사자인 행정청 및 원고뿐 아니라 그 처분의 권리귀속 주체인 ▁1▁, 즉, 국가 또느 지자체에도 미친다. 취소소송 피고를 행정청으로 정한 것은 원고 소송편의를 위한 것이기 때문이다.</w:t>
-            </w:r>
-          </w:p>
-          <w:p>
-            <w:pPr>
-              <w:rPr>
-                <w:sz w:val="16"/>
-                <w:szCs w:val="16"/>
-              </w:rPr>
-            </w:pPr>
-            <w:r>
-              <w:rPr>
-                <w:rFonts w:hint="eastAsia"/>
-                <w:sz w:val="16"/>
-                <w:szCs w:val="16"/>
-              </w:rPr>
-              <w:t>2) 시간적 범위 : ▁1▁ 기판력 발생하여 전소 사변종 기준으로 다툴 수 있는 사유는 차단된다.</w:t>
-            </w:r>
-          </w:p>
-          <w:p>
-            <w:pPr>
-              <w:rPr>
-                <w:sz w:val="16"/>
-                <w:szCs w:val="16"/>
-              </w:rPr>
-            </w:pPr>
-            <w:r>
-              <w:rPr>
-                <w:rFonts w:hint="eastAsia"/>
-                <w:sz w:val="16"/>
-                <w:szCs w:val="16"/>
-              </w:rPr>
-              <w:t xml:space="preserve">3) 객관적 범위 : 기판력은 판결 주문에 발생하고, 따라서 취소소송의 기판력도 판결 주문에 표시된 소송물에 관한 ▁1▁에만 발생한다. </w:t>
-            </w:r>
-          </w:p>
-          <w:p>
-            <w:pPr>
-              <w:rPr>
-                <w:sz w:val="16"/>
-                <w:szCs w:val="16"/>
-              </w:rPr>
-            </w:pPr>
-            <w:r>
-              <w:rPr>
-                <w:rFonts w:hint="eastAsia"/>
-                <w:sz w:val="16"/>
-                <w:szCs w:val="16"/>
-              </w:rPr>
-              <w:t xml:space="preserve">▁1▁의 소송물은 처분의 위법성 여부이므로, 취소소송의 확정판결 기판력은 처분의 위법 및 효력여부에 발생한다. 전소에서 </w:t>
+              <w:t>취소소송의 소송물 및 기각판결의 ▁1▁</w:t>
+            </w:r>
+          </w:p>
+          <w:p>
+            <w:pPr>
+              <w:rPr>
+                <w:sz w:val="16"/>
+                <w:szCs w:val="16"/>
+              </w:rPr>
+            </w:pPr>
+            <w:r>
+              <w:rPr>
+                <w:rFonts w:hint="eastAsia"/>
+                <w:sz w:val="16"/>
+                <w:szCs w:val="16"/>
+              </w:rPr>
+              <w:t>2. 기판력의 작용</w:t>
+            </w:r>
+          </w:p>
+          <w:p>
+            <w:pPr>
+              <w:rPr>
+                <w:sz w:val="16"/>
+                <w:szCs w:val="16"/>
+              </w:rPr>
+            </w:pPr>
+            <w:r>
+              <w:rPr>
+                <w:rFonts w:hint="eastAsia"/>
+                <w:sz w:val="16"/>
+                <w:szCs w:val="16"/>
+              </w:rPr>
+              <w:t>1) 주관적 범위 : 취소소송의 기판력은 당사자인 행정청 및 원고뿐 아니라 그 처분의 권리귀속 주체인 ▁2▁, 즉, 국가 또느 지자체에도 미친다. 취소소송 피고를 행정청으로 정한 것은 원고 소송편의를 위한 것이기 때문이다.</w:t>
+            </w:r>
+          </w:p>
+          <w:p>
+            <w:pPr>
+              <w:rPr>
+                <w:sz w:val="16"/>
+                <w:szCs w:val="16"/>
+              </w:rPr>
+            </w:pPr>
+            <w:r>
+              <w:rPr>
+                <w:rFonts w:hint="eastAsia"/>
+                <w:sz w:val="16"/>
+                <w:szCs w:val="16"/>
+              </w:rPr>
+              <w:t>2) 시간적 범위 : ▁3▁ 기판력 발생하여 전소 사변종 기준으로 다툴 수 있는 사유는 차단된다.</w:t>
+            </w:r>
+          </w:p>
+          <w:p>
+            <w:pPr>
+              <w:rPr>
+                <w:sz w:val="16"/>
+                <w:szCs w:val="16"/>
+              </w:rPr>
+            </w:pPr>
+            <w:r>
+              <w:rPr>
+                <w:rFonts w:hint="eastAsia"/>
+                <w:sz w:val="16"/>
+                <w:szCs w:val="16"/>
+              </w:rPr>
+              <w:t xml:space="preserve">3) 객관적 범위 : 기판력은 판결 주문에 발생하고, 따라서 취소소송의 기판력도 판결 주문에 표시된 소송물에 관한 ▁4▁에만 발생한다. </w:t>
+            </w:r>
+          </w:p>
+          <w:p>
+            <w:pPr>
+              <w:rPr>
+                <w:sz w:val="16"/>
+                <w:szCs w:val="16"/>
+              </w:rPr>
+            </w:pPr>
+            <w:r>
+              <w:rPr>
+                <w:rFonts w:hint="eastAsia"/>
+                <w:sz w:val="16"/>
+                <w:szCs w:val="16"/>
+              </w:rPr>
+              <w:t xml:space="preserve">취소소송의 소송물은 처분의 위법성 여부이므로, 취소소송의 확정판결 기판력은 처분의 위법 및 효력여부에 발생한다. 전소에서 </w:t>
             </w:r>
             <w:r>
               <w:rPr>
@@ -3620,135 +3620,135 @@
                 <w:sz w:val="16"/>
                 <w:szCs w:val="16"/>
               </w:rPr>
-              <w:t xml:space="preserve">3. 국가배상청구소송의 ▁1▁ 학설 소개(배점보고 판단) : </w:t>
-            </w:r>
-          </w:p>
-          <w:p>
-            <w:pPr>
-              <w:rPr>
-                <w:sz w:val="16"/>
-                <w:szCs w:val="16"/>
-              </w:rPr>
-            </w:pPr>
-            <w:r>
-              <w:rPr>
-                <w:rFonts w:hint="eastAsia"/>
-                <w:sz w:val="16"/>
-                <w:szCs w:val="16"/>
-              </w:rPr>
-              <w:t xml:space="preserve">협의 위법성설에 따르면 처분의 위법성과 ▁1▁은 같다. 따라서 전소는 후소의 선결관계가 되어 전소 기판력이 후소에 미친다. </w:t>
-            </w:r>
-          </w:p>
-          <w:p>
-            <w:pPr>
-              <w:rPr>
-                <w:sz w:val="16"/>
-                <w:szCs w:val="16"/>
-              </w:rPr>
-            </w:pPr>
-            <w:r>
-              <w:rPr>
-                <w:rFonts w:hint="eastAsia"/>
-                <w:sz w:val="16"/>
-                <w:szCs w:val="16"/>
-              </w:rPr>
-              <w:t>상대적 위법성설 또는 결과위법성설에 따르면 처분의 위법성과 ▁1▁이 다르다. 따라서 전소의 기판력이 후소에 미치지 않는다.</w:t>
-            </w:r>
-          </w:p>
-          <w:p>
-            <w:pPr>
-              <w:rPr>
-                <w:sz w:val="16"/>
-                <w:szCs w:val="16"/>
-              </w:rPr>
-            </w:pPr>
-            <w:r>
-              <w:rPr>
-                <w:rFonts w:hint="eastAsia"/>
-                <w:sz w:val="16"/>
-                <w:szCs w:val="16"/>
-              </w:rPr>
-              <w:t>4. ▁1▁의 기판력이 국가배상청구소송에 미치는지 여부</w:t>
-            </w:r>
-          </w:p>
-          <w:p>
-            <w:pPr>
-              <w:rPr>
-                <w:sz w:val="16"/>
-                <w:szCs w:val="16"/>
-              </w:rPr>
-            </w:pPr>
-            <w:r>
-              <w:rPr>
-                <w:rFonts w:hint="eastAsia"/>
-                <w:sz w:val="16"/>
-                <w:szCs w:val="16"/>
-              </w:rPr>
-              <w:t>1) 전부기판력 긍정설 : 전소는 후소의 선결관계에 해당하여 전소 기판력이 후소에 미치며, 전소에서 처분이 적법하다는 점에 대하여 기판력 발생하였으므로, 후소에서 ▁1▁을 인정할 수 없다. (전소가 인용판결, 사정판결이면 처분 위법하다는 점에 대하여 기판력 발생하였으므로 법령위반 인정된다.)</w:t>
-            </w:r>
-          </w:p>
-          <w:p>
-            <w:pPr>
-              <w:rPr>
-                <w:sz w:val="16"/>
-                <w:szCs w:val="16"/>
-              </w:rPr>
-            </w:pPr>
-            <w:r>
-              <w:rPr>
-                <w:rFonts w:hint="eastAsia"/>
-                <w:sz w:val="16"/>
-                <w:szCs w:val="16"/>
-              </w:rPr>
-              <w:t xml:space="preserve">2) 전부기판력 부정설 : 전소 기판력이 후소에 미치지 않으므로 후소법원은 독자적으로 ▁1▁ 여부를 판단한다. </w:t>
-            </w:r>
-          </w:p>
-          <w:p>
-            <w:pPr>
-              <w:rPr>
-                <w:sz w:val="16"/>
-                <w:szCs w:val="16"/>
-              </w:rPr>
-            </w:pPr>
-            <w:r>
-              <w:rPr>
-                <w:rFonts w:hint="eastAsia"/>
-                <w:sz w:val="16"/>
-                <w:szCs w:val="16"/>
-              </w:rPr>
-              <w:t>3) 제한적 기판력 긍정설 : ▁1▁ 인용판결, 사정판결의 기판력은 후소에 미치나, 기각판결은 후소에 미치지 아니한다.</w:t>
-            </w:r>
-          </w:p>
-          <w:p>
-            <w:pPr>
-              <w:rPr>
-                <w:sz w:val="16"/>
-                <w:szCs w:val="16"/>
-              </w:rPr>
-            </w:pPr>
-            <w:r>
-              <w:rPr>
-                <w:rFonts w:hint="eastAsia"/>
-                <w:sz w:val="16"/>
-                <w:szCs w:val="16"/>
-              </w:rPr>
-              <w:t>5. (전부기판력 ▁1▁ 택한 경우) 처분의 구성요건적 효력과 선결문제</w:t>
-            </w:r>
-          </w:p>
-          <w:p>
-            <w:pPr>
-              <w:rPr>
-                <w:sz w:val="16"/>
-                <w:szCs w:val="16"/>
-              </w:rPr>
-            </w:pPr>
-            <w:r>
-              <w:rPr>
-                <w:rFonts w:hint="eastAsia"/>
-                <w:sz w:val="16"/>
-                <w:szCs w:val="16"/>
-              </w:rPr>
-              <w:t>심사부정설도 있으나, 판례는 위법한 행정대집행이 완료되면 그에 대한 취소를 구할 소의 이익은 없으나, 그 대집행에 대한 취소판결 있어야만 행정처분의 위법을 이유로 한 ▁1▁배상청구를 할 수 있는 것은 아니라고 판시하여 심사긍정설</w:t>
+              <w:t xml:space="preserve">3. 국가배상청구소송의 법령▁5▁ 학설 소개(배점보고 판단) : </w:t>
+            </w:r>
+          </w:p>
+          <w:p>
+            <w:pPr>
+              <w:rPr>
+                <w:sz w:val="16"/>
+                <w:szCs w:val="16"/>
+              </w:rPr>
+            </w:pPr>
+            <w:r>
+              <w:rPr>
+                <w:rFonts w:hint="eastAsia"/>
+                <w:sz w:val="16"/>
+                <w:szCs w:val="16"/>
+              </w:rPr>
+              <w:t xml:space="preserve">협의 위법성설에 따르면 처분의 위법성과 ▁6▁은 같다. 따라서 전소는 후소의 선결관계가 되어 전소 기판력이 후소에 미친다. </w:t>
+            </w:r>
+          </w:p>
+          <w:p>
+            <w:pPr>
+              <w:rPr>
+                <w:sz w:val="16"/>
+                <w:szCs w:val="16"/>
+              </w:rPr>
+            </w:pPr>
+            <w:r>
+              <w:rPr>
+                <w:rFonts w:hint="eastAsia"/>
+                <w:sz w:val="16"/>
+                <w:szCs w:val="16"/>
+              </w:rPr>
+              <w:t>상대적 위법성설 또는 결과위법성설에 따르면 처분의 위법성과 ▁7▁위반이 다르다. 따라서 전소의 기판력이 후소에 미치지 않는다.</w:t>
+            </w:r>
+          </w:p>
+          <w:p>
+            <w:pPr>
+              <w:rPr>
+                <w:sz w:val="16"/>
+                <w:szCs w:val="16"/>
+              </w:rPr>
+            </w:pPr>
+            <w:r>
+              <w:rPr>
+                <w:rFonts w:hint="eastAsia"/>
+                <w:sz w:val="16"/>
+                <w:szCs w:val="16"/>
+              </w:rPr>
+              <w:t>4. 취소소송의 기판력이 ▁8▁배상청구소송에 미치는지 여부</w:t>
+            </w:r>
+          </w:p>
+          <w:p>
+            <w:pPr>
+              <w:rPr>
+                <w:sz w:val="16"/>
+                <w:szCs w:val="16"/>
+              </w:rPr>
+            </w:pPr>
+            <w:r>
+              <w:rPr>
+                <w:rFonts w:hint="eastAsia"/>
+                <w:sz w:val="16"/>
+                <w:szCs w:val="16"/>
+              </w:rPr>
+              <w:t>1) ▁9▁ 긍정설 : 전소는 후소의 선결관계에 해당하여 전소 기판력이 후소에 미치며, 전소에서 처분이 적법하다는 점에 대하여 기판력 발생하였으므로, 후소에서 법령위반을 인정할 수 없다. (전소가 인용판결, 사정판결이면 처분 위법하다는 점에 대하여 기판력 발생하였으므로 법령위반 인정된다.)</w:t>
+            </w:r>
+          </w:p>
+          <w:p>
+            <w:pPr>
+              <w:rPr>
+                <w:sz w:val="16"/>
+                <w:szCs w:val="16"/>
+              </w:rPr>
+            </w:pPr>
+            <w:r>
+              <w:rPr>
+                <w:rFonts w:hint="eastAsia"/>
+                <w:sz w:val="16"/>
+                <w:szCs w:val="16"/>
+              </w:rPr>
+              <w:t xml:space="preserve">2) 전부기판력 ▁10▁ : 전소 기판력이 후소에 미치지 않으므로 후소법원은 독자적으로 법령위반 여부를 판단한다. </w:t>
+            </w:r>
+          </w:p>
+          <w:p>
+            <w:pPr>
+              <w:rPr>
+                <w:sz w:val="16"/>
+                <w:szCs w:val="16"/>
+              </w:rPr>
+            </w:pPr>
+            <w:r>
+              <w:rPr>
+                <w:rFonts w:hint="eastAsia"/>
+                <w:sz w:val="16"/>
+                <w:szCs w:val="16"/>
+              </w:rPr>
+              <w:t>3) 제한적 기판력 긍정설 : 취소소송 인용판결, 사정판결의 기판력은 후소에 미치나, 기각판결은 후소에 미치지 아니한다.</w:t>
+            </w:r>
+          </w:p>
+          <w:p>
+            <w:pPr>
+              <w:rPr>
+                <w:sz w:val="16"/>
+                <w:szCs w:val="16"/>
+              </w:rPr>
+            </w:pPr>
+            <w:r>
+              <w:rPr>
+                <w:rFonts w:hint="eastAsia"/>
+                <w:sz w:val="16"/>
+                <w:szCs w:val="16"/>
+              </w:rPr>
+              <w:t>5. (전부기판력 부정설 택한 경우) 처분의 구성요건적 효력과 선결문제</w:t>
+            </w:r>
+          </w:p>
+          <w:p>
+            <w:pPr>
+              <w:rPr>
+                <w:sz w:val="16"/>
+                <w:szCs w:val="16"/>
+              </w:rPr>
+            </w:pPr>
+            <w:r>
+              <w:rPr>
+                <w:rFonts w:hint="eastAsia"/>
+                <w:sz w:val="16"/>
+                <w:szCs w:val="16"/>
+              </w:rPr>
+              <w:t>심사부정설도 있으나, 판례는 위법한 행정대집행이 완료되면 그에 대한 취소를 구할 소의 이익은 없으나, 그 대집행에 대한 취소판결 있어야만 행정처분의 위법을 이유로 한 ▁11▁배상청구를 할 수 있는 것은 아니라고 판시하여 심사긍정설</w:t>
             </w:r>
             <w:r>
               <w:rPr>
@@ -3784,7 +3784,7 @@
           <w:sz w:val="16"/>
           <w:szCs w:val="16"/>
         </w:rPr>
-        <w:t>A처분에 대하여 甲이 무효확인소송 제기하여 기각판결이 확정되었다. ▁1▁배상청구소송 제기하였을 때 인용여부?</w:t>
+        <w:t>A처분에 대하여 甲이 무효확인소송 제기하여 기각판결이 확정되었다. 국가배상청구소송 제기하였을 때 인용여부?</w:t>
       </w:r>
     </w:p>
     <w:tbl>
@@ -3846,55 +3846,55 @@
                 <w:sz w:val="16"/>
                 <w:szCs w:val="16"/>
               </w:rPr>
-              <w:t>2. ▁1▁의 작용</w:t>
-            </w:r>
-          </w:p>
-          <w:p>
-            <w:pPr>
-              <w:rPr>
-                <w:sz w:val="16"/>
-                <w:szCs w:val="16"/>
-              </w:rPr>
-            </w:pPr>
-            <w:r>
-              <w:rPr>
-                <w:rFonts w:hint="eastAsia"/>
-                <w:sz w:val="16"/>
-                <w:szCs w:val="16"/>
-              </w:rPr>
-              <w:t>1) 주관적 범위 : 무효확인소송의 기판력은 당사자인 행정청 및 원고뿐 아니라 그 처분의 권리귀속 주체인 행정주체, 즉, 국가 또느 지자체에도 미친다. ▁1▁ 피고를 행정청으로 정한 것은 원고 소송편의를 위한 것이기 때문이다.</w:t>
-            </w:r>
-          </w:p>
-          <w:p>
-            <w:pPr>
-              <w:rPr>
-                <w:sz w:val="16"/>
-                <w:szCs w:val="16"/>
-              </w:rPr>
-            </w:pPr>
-            <w:r>
-              <w:rPr>
-                <w:rFonts w:hint="eastAsia"/>
-                <w:sz w:val="16"/>
-                <w:szCs w:val="16"/>
-              </w:rPr>
-              <w:t>2) 시간적 범위 : 무효확인소송 ▁1▁ 발생하여 전소 사변종 기준으로 다툴 수 있는 사유는 차단된다.</w:t>
-            </w:r>
-          </w:p>
-          <w:p>
-            <w:pPr>
-              <w:rPr>
-                <w:sz w:val="16"/>
-                <w:szCs w:val="16"/>
-              </w:rPr>
-            </w:pPr>
-            <w:r>
-              <w:rPr>
-                <w:rFonts w:hint="eastAsia"/>
-                <w:sz w:val="16"/>
-                <w:szCs w:val="16"/>
-              </w:rPr>
-              <w:t xml:space="preserve">3) 객관적 범위 : 기판력은 판결 주문에 발생하고, 따라서 무효확인소송의 기판력도 판결 주문에 표시된 소송물에 관한 ▁1▁에만 발생한다. </w:t>
+              <w:t>2. 기판력의 작용</w:t>
+            </w:r>
+          </w:p>
+          <w:p>
+            <w:pPr>
+              <w:rPr>
+                <w:sz w:val="16"/>
+                <w:szCs w:val="16"/>
+              </w:rPr>
+            </w:pPr>
+            <w:r>
+              <w:rPr>
+                <w:rFonts w:hint="eastAsia"/>
+                <w:sz w:val="16"/>
+                <w:szCs w:val="16"/>
+              </w:rPr>
+              <w:t>1) 주관적 범위 : 무효확인소송의 기판력은 당사자인 행정청 및 원고뿐 아니라 그 처분의 권리귀속 주체인 ▁2▁, 즉, 국가 또느 지자체에도 미친다. 항고소송 피고를 행정청으로 정한 것은 원고 소송편의를 위한 것이기 때문이다.</w:t>
+            </w:r>
+          </w:p>
+          <w:p>
+            <w:pPr>
+              <w:rPr>
+                <w:sz w:val="16"/>
+                <w:szCs w:val="16"/>
+              </w:rPr>
+            </w:pPr>
+            <w:r>
+              <w:rPr>
+                <w:rFonts w:hint="eastAsia"/>
+                <w:sz w:val="16"/>
+                <w:szCs w:val="16"/>
+              </w:rPr>
+              <w:t>2) 시간적 범위 : 무효확인소송 기판력 발생하여 전소 사변종 기준으로 다툴 수 있는 사유는 차단된다.</w:t>
+            </w:r>
+          </w:p>
+          <w:p>
+            <w:pPr>
+              <w:rPr>
+                <w:sz w:val="16"/>
+                <w:szCs w:val="16"/>
+              </w:rPr>
+            </w:pPr>
+            <w:r>
+              <w:rPr>
+                <w:rFonts w:hint="eastAsia"/>
+                <w:sz w:val="16"/>
+                <w:szCs w:val="16"/>
+              </w:rPr>
+              <w:t xml:space="preserve">3) 객관적 범위 : 기판력은 판결 주문에 발생하고, 따라서 무효확인소송의 기판력도 판결 주문에 표시된 소송물에 관한 ▁3▁에만 발생한다. </w:t>
             </w:r>
           </w:p>
           <w:p>
@@ -3920,7 +3920,7 @@
                 <w:sz w:val="16"/>
                 <w:szCs w:val="16"/>
               </w:rPr>
-              <w:t>처분이 효력 있다는 점(위법 여부에 대하여 ▁1▁ X)에 대하여 기판력 발생한다.</w:t>
+              <w:t>처분이 효력 있다는 점(위법 여부에 대하여 기판력 X)에 대하여 기판력 발생한다.</w:t>
             </w:r>
             <w:r>
               <w:rPr>
@@ -3944,39 +3944,39 @@
                 <w:sz w:val="16"/>
                 <w:szCs w:val="16"/>
               </w:rPr>
-              <w:t xml:space="preserve">3. 국가배상청구소송의 ▁1▁ 학설 소개(배점보고 판단) </w:t>
-            </w:r>
-          </w:p>
-          <w:p>
-            <w:pPr>
-              <w:rPr>
-                <w:sz w:val="16"/>
-                <w:szCs w:val="16"/>
-              </w:rPr>
-            </w:pPr>
-            <w:r>
-              <w:rPr>
-                <w:rFonts w:hint="eastAsia"/>
-                <w:sz w:val="16"/>
-                <w:szCs w:val="16"/>
-              </w:rPr>
-              <w:t>4. 무효확인소송의 ▁1▁이 국가배상청구소송에 미치는지 여부</w:t>
-            </w:r>
-          </w:p>
-          <w:p>
-            <w:pPr>
-              <w:rPr>
-                <w:sz w:val="16"/>
-                <w:szCs w:val="16"/>
-              </w:rPr>
-            </w:pPr>
-            <w:r>
-              <w:rPr>
-                <w:rFonts w:hint="eastAsia"/>
-                <w:sz w:val="16"/>
-                <w:szCs w:val="16"/>
-              </w:rPr>
-              <w:t>전기긍, 전기부, 제기긍 &gt;&gt; (전소 인용판결인 경우 ▁1▁과 동일) 전소 기각판결인 경우 학설소개 생략해도 될 것 같다고 말씀하심.</w:t>
+              <w:t xml:space="preserve">3. 국가배상청구소송의 법령▁4▁ 학설 소개(배점보고 판단) </w:t>
+            </w:r>
+          </w:p>
+          <w:p>
+            <w:pPr>
+              <w:rPr>
+                <w:sz w:val="16"/>
+                <w:szCs w:val="16"/>
+              </w:rPr>
+            </w:pPr>
+            <w:r>
+              <w:rPr>
+                <w:rFonts w:hint="eastAsia"/>
+                <w:sz w:val="16"/>
+                <w:szCs w:val="16"/>
+              </w:rPr>
+              <w:t>4. 무효확인소송의 기판력이 ▁5▁배상청구소송에 미치는지 여부</w:t>
+            </w:r>
+          </w:p>
+          <w:p>
+            <w:pPr>
+              <w:rPr>
+                <w:sz w:val="16"/>
+                <w:szCs w:val="16"/>
+              </w:rPr>
+            </w:pPr>
+            <w:r>
+              <w:rPr>
+                <w:rFonts w:hint="eastAsia"/>
+                <w:sz w:val="16"/>
+                <w:szCs w:val="16"/>
+              </w:rPr>
+              <w:t>전기긍, 전기부, 제기긍 &gt;&gt; (전소 인용판결인 경우 ▁6▁과 동일) 전소 기각판결인 경우 학설소개 생략해도 될 것 같다고 말씀하심.</w:t>
             </w:r>
           </w:p>
           <w:p>
@@ -4002,7 +4002,7 @@
                 <w:sz w:val="16"/>
                 <w:szCs w:val="16"/>
               </w:rPr>
-              <w:t xml:space="preserve">위법성 여부에는 기판력 발생하지 않았으므로 어느 견해에 의하더라도 민사법원이 독자적으로 ▁1▁을 판단하여야 한다. </w:t>
+              <w:t xml:space="preserve">위법성 여부에는 기판력 발생하지 않았으므로 어느 견해에 의하더라도 민사법원이 독자적으로 ▁7▁을 판단하여야 한다. </w:t>
             </w:r>
           </w:p>
           <w:p>
@@ -4034,7 +4034,7 @@
                 <w:sz w:val="16"/>
                 <w:szCs w:val="16"/>
               </w:rPr>
-              <w:t xml:space="preserve">심사부정설도 있으나, 판례는 위법한 행정대집행이 완료되면 그에 대한 취소를 구할 소의 이익은 없으나, 그 대집행에 대한 취소판결 있어야만 행정처분의 위법을 이유로 한 ▁1▁배상청구를 할 수 있는 것은 아니라고 판시하여 심사긍정설의 입장이다. </w:t>
+              <w:t xml:space="preserve">심사부정설도 있으나, 판례는 위법한 행정대집행이 완료되면 그에 대한 취소를 구할 소의 이익은 없으나, 그 대집행에 대한 취소판결 있어야만 행정처분의 위법을 이유로 한 ▁8▁배상청구를 할 수 있는 것은 아니라고 판시하여 심사긍정설의 입장이다. </w:t>
             </w:r>
           </w:p>
         </w:tc>
@@ -4140,7 +4140,7 @@
           <w:sz w:val="16"/>
           <w:szCs w:val="16"/>
         </w:rPr>
-        <w:t>국가배상법 제5조의 영조물은 강학상 ▁1▁</w:t>
+        <w:t>▁2▁배상법 제5조의 영조물은 강학상 공물</w:t>
       </w:r>
       <w:r>
         <w:rPr>
@@ -4201,23 +4201,23 @@
           <w:sz w:val="16"/>
           <w:szCs w:val="16"/>
         </w:rPr>
-        <w:t>설치 또는 관리의 ▁1▁</w:t>
-      </w:r>
-    </w:p>
-    <w:p>
-      <w:pPr>
-        <w:rPr>
-          <w:sz w:val="16"/>
-          <w:szCs w:val="16"/>
-        </w:rPr>
-      </w:pPr>
-      <w:r>
-        <w:rPr>
-          <w:rFonts w:hint="eastAsia"/>
-          <w:sz w:val="16"/>
-          <w:szCs w:val="16"/>
-        </w:rPr>
-        <w:t xml:space="preserve">설치 또는 관리의 ▁1▁ (후술) : </w:t>
+        <w:t>설치 또는 ▁3▁의 하자</w:t>
+      </w:r>
+    </w:p>
+    <w:p>
+      <w:pPr>
+        <w:rPr>
+          <w:sz w:val="16"/>
+          <w:szCs w:val="16"/>
+        </w:rPr>
+      </w:pPr>
+      <w:r>
+        <w:rPr>
+          <w:rFonts w:hint="eastAsia"/>
+          <w:sz w:val="16"/>
+          <w:szCs w:val="16"/>
+        </w:rPr>
+        <w:t xml:space="preserve">설치 또는 관리의 ▁4▁ (후술) : </w:t>
       </w:r>
       <w:r>
         <w:rPr>
@@ -4257,7 +4257,7 @@
           <w:sz w:val="16"/>
           <w:szCs w:val="16"/>
         </w:rPr>
-        <w:t>기능적 ▁1▁</w:t>
+        <w:t>기능적 하자</w:t>
       </w:r>
       <w:r>
         <w:rPr>
@@ -4294,7 +4294,7 @@
           <w:sz w:val="16"/>
           <w:szCs w:val="16"/>
         </w:rPr>
-        <w:t>▁1▁ 및 인과관계</w:t>
+        <w:t>▁5▁ 및 인과관계</w:t>
       </w:r>
     </w:p>
     <w:p>
@@ -4311,72 +4311,71 @@
           <w:sz w:val="16"/>
           <w:szCs w:val="16"/>
         </w:rPr>
-        <w:t>1) 설치 또는 관리의 ▁1▁</w:t>
-      </w:r>
-    </w:p>
-    <w:p>
-      <w:pPr>
-        <w:rPr>
-          <w:sz w:val="16"/>
-          <w:szCs w:val="16"/>
-        </w:rPr>
-      </w:pPr>
-      <w:r>
-        <w:rPr>
-          <w:rFonts w:hint="eastAsia"/>
-          <w:sz w:val="16"/>
-          <w:szCs w:val="16"/>
-        </w:rPr>
-        <w:t>국가배상법 제5조의 영조물 책임 성립에 ▁1▁ 귀책사유를 고려하여야 하는지 관련, 무과실 책임인지 문제된다.</w:t>
-      </w:r>
-    </w:p>
-    <w:p>
-      <w:pPr>
-        <w:rPr>
-          <w:sz w:val="16"/>
-          <w:szCs w:val="16"/>
-        </w:rPr>
-      </w:pPr>
-      <w:r>
-        <w:rPr>
-          <w:rFonts w:hint="eastAsia"/>
-          <w:sz w:val="16"/>
-          <w:szCs w:val="16"/>
-        </w:rPr>
-        <w:t>설치관리의 ▁1▁를 공물 자체의 객관적 안전성 결여로 보아 무과실책임이라고 보는 객관설</w:t>
-      </w:r>
-    </w:p>
-    <w:p>
-      <w:pPr>
-        <w:rPr>
-          <w:sz w:val="16"/>
-          <w:szCs w:val="16"/>
-        </w:rPr>
-      </w:pPr>
-      <w:r>
-        <w:rPr>
-          <w:rFonts w:hint="eastAsia"/>
-          <w:sz w:val="16"/>
-          <w:szCs w:val="16"/>
-        </w:rPr>
-        <w:t>관리자 의무▁1▁에 기인한 물적위험상태로 보아 주관적 귀책사유 요하는 주관설,</w:t>
-      </w:r>
-    </w:p>
-    <w:p>
-      <w:pPr>
-        <w:rPr>
-          <w:sz w:val="16"/>
-          <w:szCs w:val="16"/>
-        </w:rPr>
-      </w:pPr>
-      <w:r>
-        <w:rPr>
-          <w:rFonts w:hint="eastAsia"/>
-          <w:sz w:val="16"/>
-          <w:szCs w:val="16"/>
-        </w:rPr>
-        <w:lastRenderedPageBreak/>
-        <w:t>행정주체가 공물을 공중의 사용에 제공</w:t>
+        <w:t>1) 설치 또는 ▁1▁의 하자</w:t>
+      </w:r>
+    </w:p>
+    <w:p>
+      <w:pPr>
+        <w:rPr>
+          <w:sz w:val="16"/>
+          <w:szCs w:val="16"/>
+        </w:rPr>
+      </w:pPr>
+      <w:r>
+        <w:rPr>
+          <w:rFonts w:hint="eastAsia"/>
+          <w:sz w:val="16"/>
+          <w:szCs w:val="16"/>
+        </w:rPr>
+        <w:t>국가배상법 제5조의 ▁2▁ 책임 성립에 공무원 귀책사유를 고려하여야 하는지 관련, 무과실 책임인지 문제된다.</w:t>
+      </w:r>
+    </w:p>
+    <w:p>
+      <w:pPr>
+        <w:rPr>
+          <w:sz w:val="16"/>
+          <w:szCs w:val="16"/>
+        </w:rPr>
+      </w:pPr>
+      <w:r>
+        <w:rPr>
+          <w:rFonts w:hint="eastAsia"/>
+          <w:sz w:val="16"/>
+          <w:szCs w:val="16"/>
+        </w:rPr>
+        <w:t>설치관리의 하자를 공물 자체의 객관적 ▁3▁ 결여로 보아 무과실책임이라고 보는 객관설</w:t>
+      </w:r>
+    </w:p>
+    <w:p>
+      <w:pPr>
+        <w:rPr>
+          <w:sz w:val="16"/>
+          <w:szCs w:val="16"/>
+        </w:rPr>
+      </w:pPr>
+      <w:r>
+        <w:rPr>
+          <w:rFonts w:hint="eastAsia"/>
+          <w:sz w:val="16"/>
+          <w:szCs w:val="16"/>
+        </w:rPr>
+        <w:t>관리자 의무▁4▁에 기인한 물적위험상태로 보아 주관적 귀책사유 요하는 주관설,</w:t>
+      </w:r>
+    </w:p>
+    <w:p>
+      <w:pPr>
+        <w:rPr>
+          <w:sz w:val="16"/>
+          <w:szCs w:val="16"/>
+        </w:rPr>
+      </w:pPr>
+      <w:r>
+        <w:rPr>
+          <w:rFonts w:hint="eastAsia"/>
+          <w:sz w:val="16"/>
+          <w:szCs w:val="16"/>
+        </w:rPr>
+        <w:t>▁5▁가 공물을 공중의 사용에 제공</w:t>
       </w:r>
       <w:r>
         <w:rPr>
@@ -4392,23 +4391,23 @@
           <w:sz w:val="16"/>
           <w:szCs w:val="16"/>
         </w:rPr>
-        <w:t xml:space="preserve"> 경우 안전조치를 취할 법적의무 부담하며, 이를 ▁1▁하여 손해 발생하면 배상책임을 지는 것이며, 다만 공무원 고의과실 요하지 않아 행위책임이자 무과실책임으로 보는 안전의무위반설</w:t>
-      </w:r>
-    </w:p>
-    <w:p>
-      <w:pPr>
-        <w:rPr>
-          <w:sz w:val="16"/>
-          <w:szCs w:val="16"/>
-        </w:rPr>
-      </w:pPr>
-      <w:r>
-        <w:rPr>
-          <w:rFonts w:hint="eastAsia"/>
-          <w:sz w:val="16"/>
-          <w:szCs w:val="16"/>
-        </w:rPr>
-        <w:t xml:space="preserve">판례는 영조물 설치관리상 ▁1▁란 영조물이 </w:t>
+        <w:t xml:space="preserve"> 경우 안전조치를 취할 법적의무 부담하며, 이를 위반하여 손해 발생하면 배상책임을 지는 것이며, 다만 공무원 고의과실 요하지 않아 행위책임이자 무과실책임으로 보는 안전의무위반설</w:t>
+      </w:r>
+    </w:p>
+    <w:p>
+      <w:pPr>
+        <w:rPr>
+          <w:sz w:val="16"/>
+          <w:szCs w:val="16"/>
+        </w:rPr>
+      </w:pPr>
+      <w:r>
+        <w:rPr>
+          <w:rFonts w:hint="eastAsia"/>
+          <w:sz w:val="16"/>
+          <w:szCs w:val="16"/>
+        </w:rPr>
+        <w:t xml:space="preserve">판례는 영조물 설치관리상 하자란 영조물이 </w:t>
       </w:r>
       <w:r>
         <w:rPr>
@@ -4426,7 +4425,7 @@
           <w:sz w:val="16"/>
           <w:szCs w:val="16"/>
         </w:rPr>
-        <w:t>에 있음을 말하며, 안전성 구비여부 판단함에 있어 설치관리자가 사회통념상 일반적으로 요구되는 정도의 방호조치의무를 다하였는지 여부를 기준으로 삼아야 한다고 본다.</w:t>
+        <w:t>에 있음을 말하며, 안전성 구비여부 ▁6▁함에 있어 설치관리자가 사회통념상 일반적으로 요구되는 정도의 방호조치의무를 다하였는지 여부를 기준으로 삼아야 한다고 본다.</w:t>
       </w:r>
     </w:p>
     <w:p>
@@ -4459,7 +4458,7 @@
           <w:sz w:val="16"/>
           <w:szCs w:val="16"/>
         </w:rPr>
-        <w:t>제5조 소정의 ▁1▁에 영조물</w:t>
+        <w:t>제5조 소정의 하자에 ▁2▁</w:t>
       </w:r>
       <w:r>
         <w:rPr>
@@ -4483,23 +4482,23 @@
           <w:sz w:val="16"/>
           <w:szCs w:val="16"/>
         </w:rPr>
-        <w:t>판례는 영조물이 공공의 목적에 이용됨에 있어 그 이용상태 및 정도가 일정 한도를 초과하여 제3자에게 사회통념상 수인할 것이 기대되는 한도를 넘는 피해를 입히는 경우도 포함된다고 보아 기능적 ▁1▁ 개념을 수용한다.</w:t>
-      </w:r>
-    </w:p>
-    <w:p>
-      <w:pPr>
-        <w:rPr>
-          <w:sz w:val="16"/>
-          <w:szCs w:val="16"/>
-        </w:rPr>
-      </w:pPr>
-      <w:r>
-        <w:rPr>
-          <w:rFonts w:hint="eastAsia"/>
-          <w:sz w:val="16"/>
-          <w:szCs w:val="16"/>
-        </w:rPr>
-        <w:t>수인한도를 초과하는지 여부는 침해되는 권리나 침해의 정도, 공공성의 정도, 환경의 특수성 등 여러사정 고려하여 종합적으로 ▁1▁하여야 한다.</w:t>
+        <w:t>판례는 영조물이 공공의 목적에 이용됨에 있어 그 이용상태 및 정도가 일정 한도를 초과하여 제3자에게 사회통념상 수인할 것이 기대되는 한도를 넘는 피해를 입히는 경우도 포함된다고 보아 기능적 하자 개념을 수용한다.</w:t>
+      </w:r>
+    </w:p>
+    <w:p>
+      <w:pPr>
+        <w:rPr>
+          <w:sz w:val="16"/>
+          <w:szCs w:val="16"/>
+        </w:rPr>
+      </w:pPr>
+      <w:r>
+        <w:rPr>
+          <w:rFonts w:hint="eastAsia"/>
+          <w:sz w:val="16"/>
+          <w:szCs w:val="16"/>
+        </w:rPr>
+        <w:t>▁3▁를 초과하는지 여부는 침해되는 권리나 침해의 정도, 공공성의 정도, 환경의 특수성 등 여러사정 고려하여 종합적으로 판단하여야 한다.</w:t>
       </w:r>
     </w:p>
     <w:p>
@@ -4548,7 +4547,7 @@
           <w:sz w:val="16"/>
           <w:szCs w:val="16"/>
         </w:rPr>
-        <w:t xml:space="preserve"> 설치, 관리상 ▁1▁와 공무원의 직무상 불법행위 경합하는 경우, 피해자는 제2조와 제5조 어느 규정에 의해서도 배상청구를 할 수 있다. 피해자 입장에서 무과실책임인 제5조를 묻는 것이 유리하다.</w:t>
+        <w:t xml:space="preserve"> 설치, 관리상 하자와 ▁1▁의 직무상 불법행위 경합하는 경우, 피해자는 제2조와 제5조 어느 규정에 의해서도 배상청구를 할 수 있다. 피해자 입장에서 무과실책임인 제5조를 묻는 것이 유리하다.</w:t>
       </w:r>
     </w:p>
     <w:p>
@@ -4598,23 +4597,23 @@
           <w:sz w:val="16"/>
           <w:szCs w:val="16"/>
         </w:rPr>
-        <w:t>국가나 지자체를 배상주체로 규정한 제2조와 5조와 별개로, 제6조는 비용부담자를 ▁1▁ 주체로 규정한 바, 이 때 비용부담자 의미가 문제된다.</w:t>
-      </w:r>
-    </w:p>
-    <w:p>
-      <w:pPr>
-        <w:rPr>
-          <w:sz w:val="16"/>
-          <w:szCs w:val="16"/>
-        </w:rPr>
-      </w:pPr>
-      <w:r>
-        <w:rPr>
-          <w:rFonts w:hint="eastAsia"/>
-          <w:sz w:val="16"/>
-          <w:szCs w:val="16"/>
-        </w:rPr>
-        <w:t xml:space="preserve">판례는 지자체장이 국가의 기관위임사무 처리와 관련하여 손해 발생 시, 비용의 실질적, 궁극적 부담주체는 국가라 하더라도 지자체가 사무에 필요한 경비를 대외적으로 지출한 자로서 제6조 ▁1▁을 진다고 보아 </w:t>
+        <w:t>국가나 지자체를 배상주체로 규정한 제2조와 5조와 별개로, 제6조는 비용부담자를 ▁2▁ 주체로 규정한 바, 이 때 비용부담자 의미가 문제된다.</w:t>
+      </w:r>
+    </w:p>
+    <w:p>
+      <w:pPr>
+        <w:rPr>
+          <w:sz w:val="16"/>
+          <w:szCs w:val="16"/>
+        </w:rPr>
+      </w:pPr>
+      <w:r>
+        <w:rPr>
+          <w:rFonts w:hint="eastAsia"/>
+          <w:sz w:val="16"/>
+          <w:szCs w:val="16"/>
+        </w:rPr>
+        <w:t xml:space="preserve">판례는 지자체장이 국가의 기관위임사무 처리와 관련하여 손해 발생 시, 비용의 실질적, 궁극적 ▁3▁는 국가라 하더라도 지자체가 사무에 필요한 경비를 대외적으로 지출한 자로서 제6조 배상책임을 진다고 보아 </w:t>
       </w:r>
       <w:r>
         <w:rPr>
@@ -4675,7 +4674,7 @@
           <w:sz w:val="16"/>
           <w:szCs w:val="16"/>
         </w:rPr>
-        <w:t>국가/지자체</w:t>
+        <w:t>▁2▁/지자체</w:t>
       </w:r>
       <w:r>
         <w:rPr>
@@ -4690,23 +4689,23 @@
           <w:sz w:val="16"/>
           <w:szCs w:val="16"/>
         </w:rPr>
-        <w:t xml:space="preserve"> 제6조 ▁1▁의 구상관계가 문제된다.</w:t>
-      </w:r>
-    </w:p>
-    <w:p>
-      <w:pPr>
-        <w:rPr>
-          <w:sz w:val="16"/>
-          <w:szCs w:val="16"/>
-        </w:rPr>
-      </w:pPr>
-      <w:r>
-        <w:rPr>
-          <w:rFonts w:hint="eastAsia"/>
-          <w:sz w:val="16"/>
-          <w:szCs w:val="16"/>
-        </w:rPr>
-        <w:t>사무 전반의 관리주체(사무귀속자)가 최종적으로 비용 부담하여야 한다는 견해, 사무비용에는 ▁1▁배상비용도 포함되므로 비용부담자가 최종적 부담주체라는 견해, 손해발생 기여도에 따라 다르다는 견해가 존재한다.</w:t>
+        <w:t xml:space="preserve"> 제6조 비용부담자의 구상관계가 문제된다.</w:t>
+      </w:r>
+    </w:p>
+    <w:p>
+      <w:pPr>
+        <w:rPr>
+          <w:sz w:val="16"/>
+          <w:szCs w:val="16"/>
+        </w:rPr>
+      </w:pPr>
+      <w:r>
+        <w:rPr>
+          <w:rFonts w:hint="eastAsia"/>
+          <w:sz w:val="16"/>
+          <w:szCs w:val="16"/>
+        </w:rPr>
+        <w:t>사무 전반의 관리주체(사무귀속자)가 최종적으로 비용 부담하여야 한다는 견해, 사무비용에는 손해배상비용도 포함되므로 비용부담자가 최종적 ▁3▁라는 견해, 손해발생 기여도에 따라 다르다는 견해가 존재한다.</w:t>
       </w:r>
     </w:p>
     <w:p>
@@ -4811,7 +4810,7 @@
                 <w:sz w:val="16"/>
                 <w:szCs w:val="16"/>
               </w:rPr>
-              <w:t>물적▁1▁</w:t>
+              <w:t>물적▁2▁</w:t>
             </w:r>
           </w:p>
         </w:tc>
@@ -4832,7 +4831,7 @@
                 <w:sz w:val="16"/>
                 <w:szCs w:val="16"/>
               </w:rPr>
-              <w:t>국가의 자배법상 ▁1▁(제2조 1항 본문 후단)</w:t>
+              <w:t>국가의 자배법상 ▁3▁(제2조 1항 본문 후단)</w:t>
             </w:r>
           </w:p>
         </w:tc>
@@ -4871,7 +4870,7 @@
                 <w:sz w:val="16"/>
                 <w:szCs w:val="16"/>
               </w:rPr>
-              <w:t>인적▁1▁</w:t>
+              <w:t>인적손해</w:t>
             </w:r>
           </w:p>
         </w:tc>
@@ -4917,7 +4916,7 @@
                 <w:sz w:val="16"/>
                 <w:szCs w:val="16"/>
               </w:rPr>
-              <w:t xml:space="preserve">▁1▁ </w:t>
+              <w:t xml:space="preserve">▁4▁ </w:t>
             </w:r>
           </w:p>
           <w:p>
@@ -4955,7 +4954,7 @@
                 <w:sz w:val="16"/>
                 <w:szCs w:val="16"/>
               </w:rPr>
-              <w:t>물적▁1▁</w:t>
+              <w:t>물적손해</w:t>
             </w:r>
           </w:p>
         </w:tc>
@@ -4976,7 +4975,7 @@
                 <w:sz w:val="16"/>
                 <w:szCs w:val="16"/>
               </w:rPr>
-              <w:t>▁1▁이 자배법상 배상주체</w:t>
+              <w:t>공무원이 자배법상 배상주체</w:t>
             </w:r>
           </w:p>
         </w:tc>
@@ -5015,7 +5014,7 @@
                 <w:sz w:val="16"/>
                 <w:szCs w:val="16"/>
               </w:rPr>
-              <w:t>인적▁1▁</w:t>
+              <w:t>인적손해</w:t>
             </w:r>
           </w:p>
         </w:tc>
@@ -5129,7 +5128,7 @@
           <w:sz w:val="16"/>
           <w:szCs w:val="16"/>
         </w:rPr>
-        <w:t>i) 군인, ▁1▁, 경찰공무원, 예비군대원</w:t>
+        <w:t>i) 군인, 군무원, 경찰공무원, ▁1▁</w:t>
       </w:r>
     </w:p>
     <w:p>
@@ -5162,7 +5161,7 @@
           <w:sz w:val="16"/>
           <w:szCs w:val="16"/>
         </w:rPr>
-        <w:t>경찰▁1▁</w:t>
+        <w:t>▁2▁</w:t>
       </w:r>
       <w:r>
         <w:rPr>
@@ -5246,7 +5245,7 @@
           <w:sz w:val="16"/>
           <w:szCs w:val="16"/>
         </w:rPr>
-        <w:t>은 ▁1▁ 등에 해당하지 않는다.</w:t>
+        <w:t>은 ▁3▁ 등에 해당하지 않는다.</w:t>
       </w:r>
     </w:p>
     <w:p>
@@ -5270,23 +5269,23 @@
           <w:sz w:val="16"/>
           <w:szCs w:val="16"/>
         </w:rPr>
-        <w:t>전투, 훈련과 관련하여 전사, 순직, 또는 공상의 ▁1▁</w:t>
-      </w:r>
-    </w:p>
-    <w:p>
-      <w:pPr>
-        <w:rPr>
-          <w:sz w:val="16"/>
-          <w:szCs w:val="16"/>
-        </w:rPr>
-      </w:pPr>
-      <w:r>
-        <w:rPr>
-          <w:rFonts w:hint="eastAsia"/>
-          <w:sz w:val="16"/>
-          <w:szCs w:val="16"/>
-        </w:rPr>
-        <w:t xml:space="preserve">판례는 전투 훈련 등 직무집행에 대해 전투, 훈련 또는 이에 준하는 직무집행뿐 아니라 </w:t>
+        <w:t>전투, 훈련과 관련하여 전사, 순직, 또는 공상의 ▁4▁</w:t>
+      </w:r>
+    </w:p>
+    <w:p>
+      <w:pPr>
+        <w:rPr>
+          <w:sz w:val="16"/>
+          <w:szCs w:val="16"/>
+        </w:rPr>
+      </w:pPr>
+      <w:r>
+        <w:rPr>
+          <w:rFonts w:hint="eastAsia"/>
+          <w:sz w:val="16"/>
+          <w:szCs w:val="16"/>
+        </w:rPr>
+        <w:t xml:space="preserve">판례는 전투 훈련 등 ▁5▁에 대해 전투, 훈련 또는 이에 준하는 직무집행뿐 아니라 </w:t>
       </w:r>
       <w:r>
         <w:rPr>
@@ -5316,7 +5315,7 @@
           <w:sz w:val="16"/>
           <w:szCs w:val="16"/>
         </w:rPr>
-        <w:t>에 관하여도 국가나 지자체의 ▁1▁을 제한하는 것으로 보아 넓게 해석한다.</w:t>
+        <w:t>에 관하여도 국가나 지자체의 배상책임을 제한하는 것으로 보아 넓게 해석한다.</w:t>
       </w:r>
       <w:r>
         <w:rPr>
@@ -5370,7 +5369,7 @@
           <w:sz w:val="16"/>
           <w:szCs w:val="16"/>
         </w:rPr>
-        <w:t>iii) 본인 또는 가족이 다른 ▁1▁의 규정에 의하여 보상을 지급받을 수 있을 것</w:t>
+        <w:t>iii) 본인 또는 가족이 다른 법령의 규정에 의하여 ▁6▁을 지급받을 수 있을 것</w:t>
       </w:r>
     </w:p>
     <w:p>
@@ -5411,23 +5410,23 @@
           <w:sz w:val="16"/>
           <w:szCs w:val="16"/>
         </w:rPr>
-        <w:t>▁1▁ 중인 군인과 민간인의 공동불법행위로 직무집행 중인 다른 군인이 피해를 입은 경우, 민간인이 피해 군인에게 전액을 배상한 후 국가에게 구상할 수 있는지 문제된다.</w:t>
-      </w:r>
-    </w:p>
-    <w:p>
-      <w:pPr>
-        <w:rPr>
-          <w:sz w:val="16"/>
-          <w:szCs w:val="16"/>
-        </w:rPr>
-      </w:pPr>
-      <w:r>
-        <w:rPr>
-          <w:rFonts w:hint="eastAsia"/>
-          <w:sz w:val="16"/>
-          <w:szCs w:val="16"/>
-        </w:rPr>
-        <w:t>헌법재판소는 국가배상법 제2조 1항 단서에 대하여 국가에 대한 ▁1▁권 행사를 허용하지 않는 것으로 해석한다면 합리적 이유없이 일반국민을 국가에 대하여 차별하는 경우에 해당하여 일반국민 재산권을 과잉제한하는 경우에 해당하여 헌법에 위배된다고 보아 제2조 1항 단서에 대하여 한정위헌결정을 하였다.</w:t>
+        <w:t>▁2▁ 중인 군인과 민간인의 공동불법행위로 직무집행 중인 다른 군인이 피해를 입은 경우, 민간인이 피해 군인에게 전액을 배상한 후 국가에게 구상할 수 있는지 문제된다.</w:t>
+      </w:r>
+    </w:p>
+    <w:p>
+      <w:pPr>
+        <w:rPr>
+          <w:sz w:val="16"/>
+          <w:szCs w:val="16"/>
+        </w:rPr>
+      </w:pPr>
+      <w:r>
+        <w:rPr>
+          <w:rFonts w:hint="eastAsia"/>
+          <w:sz w:val="16"/>
+          <w:szCs w:val="16"/>
+        </w:rPr>
+        <w:t>헌법재판소는 ▁3▁배상법 제2조 1항 단서에 대하여 국가에 대한 구상권 행사를 허용하지 않는 것으로 해석한다면 합리적 이유없이 일반국민을 국가에 대하여 차별하는 경우에 해당하여 일반국민 재산권을 과잉제한하는 경우에 해당하여 헌법에 위배된다고 보아 제2조 1항 단서에 대하여 한정위헌결정을 하였다.</w:t>
       </w:r>
     </w:p>
     <w:p>
@@ -5459,7 +5458,7 @@
           <w:sz w:val="16"/>
           <w:szCs w:val="16"/>
         </w:rPr>
-        <w:t>자기의 부담부분에 한하여 ▁1▁배상의무를 부담할 뿐이며, 따라서 이를 초과하여 배상하여도 국가에 구상할 수 없다고 본다.</w:t>
+        <w:t>자기의 부담부분에 한하여 ▁4▁배상의무를 부담할 뿐이며, 따라서 이를 초과하여 배상하여도 국가에 구상할 수 없다고 본다.</w:t>
       </w:r>
     </w:p>
     <w:p>
@@ -5627,7 +5626,7 @@
           <w:sz w:val="16"/>
           <w:szCs w:val="16"/>
         </w:rPr>
-        <w:t>손실보상은 적법한 공행정작용에 의한 개인의 재산권 침해로 인한 특별희생에 대하여 사유재산권 보장과 공평부담이라는 견지에서 행정주체가 행하는 재산적 보상을 의미하며, 위법한 행정작용에 대한 ▁1▁배상인 국가배상과 구분된다.</w:t>
+        <w:t>손실보상은 적법한 공행정작용에 의한 개인의 재산권 침해로 인한 특별희생에 대하여 사유재산권 보장과 공평부담이라는 견지에서 ▁2▁가 행하는 재산적 보상을 의미하며, 위법한 행정작용에 대한 손해배상인 국가배상과 구분된다.</w:t>
       </w:r>
     </w:p>
     <w:p>
@@ -5940,7 +5939,7 @@
           <w:sz w:val="16"/>
           <w:szCs w:val="16"/>
         </w:rPr>
-        <w:t>손실▁1▁규정이 없는 경우 헌법 제23조 3항</w:t>
+        <w:t>손실보상규정이 없는 경우 헌법 제23조 3항</w:t>
       </w:r>
       <w:r>
         <w:rPr>
@@ -5964,23 +5963,23 @@
           <w:sz w:val="16"/>
           <w:szCs w:val="16"/>
         </w:rPr>
-        <w:t>헌벱 제23조 3항이 직접 근거가 될 수 있다고 보는 (직접효력설) 견해, 보상입법 없는 침해규정은 위헌무효이므로, 위헌법률에 근거한 재산권 침해는 위법하여 국가배상청구가 가능하다는 (위헌무효설) 견해, 보상입법 없는 침해규정 자체는 위헌이 아니지만, 보상입법▁1▁가 위헌이므로 위헌결정에 따른 입법조치로 구제받을 수 있다는 (보상입법부작위위헌설)이 존재한다.</w:t>
-      </w:r>
-    </w:p>
-    <w:p>
-      <w:pPr>
-        <w:rPr>
-          <w:sz w:val="16"/>
-          <w:szCs w:val="16"/>
-        </w:rPr>
-      </w:pPr>
-      <w:r>
-        <w:rPr>
-          <w:rFonts w:hint="eastAsia"/>
-          <w:sz w:val="16"/>
-          <w:szCs w:val="16"/>
-        </w:rPr>
-        <w:t xml:space="preserve">판례는 관련 규정을 유추적용하여 손실▁1▁청구를 할 수 있다고 보며, 헌법재판소는 개발제한구역 지정으로 인하여 사회적 제약을 넘는 과도한 부담이 발생하는 경우 보상입법을 두지 않은 것은 위헌이나, 보상입법을 기다려 보상받을 수 있을 뿐 개발제한구역의 지정 자체의 효력을 다툴 수는 없다고 </w:t>
+        <w:t>헌벱 제23조 3항이 직접 근거가 될 수 있다고 보는 (직접효력설) 견해, 보상입법 없는 침해규정은 위헌무효이므로, 위헌법률에 근거한 재산권 침해는 위법하여 국가배상청구가 가능하다는 (위헌무효설) 견해, 보상입법 없는 침해규정 자체는 위헌이 아니지만, 보상입법▁2▁가 위헌이므로 위헌결정에 따른 입법조치로 구제받을 수 있다는 (보상입법부작위위헌설)이 존재한다.</w:t>
+      </w:r>
+    </w:p>
+    <w:p>
+      <w:pPr>
+        <w:rPr>
+          <w:sz w:val="16"/>
+          <w:szCs w:val="16"/>
+        </w:rPr>
+      </w:pPr>
+      <w:r>
+        <w:rPr>
+          <w:rFonts w:hint="eastAsia"/>
+          <w:sz w:val="16"/>
+          <w:szCs w:val="16"/>
+        </w:rPr>
+        <w:t xml:space="preserve">판례는 관련 규정을 유추적용하여 손실보상청구를 할 수 있다고 보며, 헌법재판소는 개발제한구역 지정으로 인하여 사회적 제약을 넘는 과도한 부담이 발생하는 경우 보상입법을 두지 않은 것은 위헌이나, 보상입법을 기다려 보상받을 수 있을 뿐 개발제한구역의 지정 자체의 효력을 다툴 수는 없다고 </w:t>
       </w:r>
       <w:r>
         <w:rPr>
@@ -6004,7 +6003,7 @@
           <w:sz w:val="16"/>
           <w:szCs w:val="16"/>
         </w:rPr>
-        <w:t>생각건대 특별희생 인정되면 관련규정 유추적용하여 손실▁1▁청구를 할 수 있다고 보는 것이 타당하다.</w:t>
+        <w:t>생각건대 특별희생 인정되면 관련규정 유추적용하여 손실보상청구를 할 수 있다고 보는 것이 타당하다.</w:t>
       </w:r>
     </w:p>
     <w:p>
@@ -6090,7 +6089,7 @@
           <w:sz w:val="16"/>
           <w:szCs w:val="16"/>
         </w:rPr>
-        <w:t xml:space="preserve"> 모두 재산권에 내재하는 사회적 제약 넘어 특별희생 발생한 경우 ▁1▁이 필요하다고 본다.</w:t>
+        <w:t xml:space="preserve"> 모두 재산권에 내재하는 사회적 제약 넘어 특별희생 발생한 경우 보상이 필요하다고 본다.</w:t>
       </w:r>
     </w:p>
     <w:p>
@@ -6136,7 +6135,7 @@
           <w:sz w:val="16"/>
           <w:szCs w:val="16"/>
         </w:rPr>
-        <w:t xml:space="preserve">은 제23조 3항 공용침해규정의 범주로서 침해규정과 함께 손실▁1▁규정도 필요하다고 보나, </w:t>
+        <w:t xml:space="preserve">은 제23조 3항 공용침해규정의 범주로서 침해규정과 함께 손실보상규정도 필요하다고 보나, </w:t>
       </w:r>
       <w:r>
         <w:rPr>
@@ -6214,39 +6213,39 @@
           <w:sz w:val="16"/>
           <w:szCs w:val="16"/>
         </w:rPr>
-        <w:t>보호가치, ▁1▁, 재산권 이용목적 위배여부, 재산권의 사적효용을 해하는 것인지 등의 기준이 제시된다.</w:t>
-      </w:r>
-    </w:p>
-    <w:p>
-      <w:pPr>
-        <w:rPr>
-          <w:sz w:val="16"/>
-          <w:szCs w:val="16"/>
-        </w:rPr>
-      </w:pPr>
-      <w:r>
-        <w:rPr>
-          <w:rFonts w:hint="eastAsia"/>
-          <w:sz w:val="16"/>
-          <w:szCs w:val="16"/>
-        </w:rPr>
-        <w:t xml:space="preserve">구체적 사안에서 목적위배설, 사적효용설, 수인한도설을 종합적으로 고려하여 ▁1▁하여야 한다. </w:t>
-      </w:r>
-    </w:p>
-    <w:p>
-      <w:pPr>
-        <w:rPr>
-          <w:sz w:val="16"/>
-          <w:szCs w:val="16"/>
-        </w:rPr>
-      </w:pPr>
-      <w:r>
-        <w:rPr>
-          <w:rFonts w:hint="eastAsia"/>
-          <w:sz w:val="16"/>
-          <w:szCs w:val="16"/>
-        </w:rPr>
-        <w:t xml:space="preserve">포섭 : 갑의 어린이집 운영권은 보호가치 있는 재산권이며, 갑의 피해는 ▁1▁ 넘으며, 본래 목적에 위배되며, 사적효용성 침해하고, 다른 어린이집 운영자와 비교하여 갑에게만 휴원명령을 내렸다는 점에서 특별희생에 해당한다. </w:t>
+        <w:t>보호가치, ▁3▁, 재산권 이용목적 위배여부, 재산권의 사적효용을 해하는 것인지 등의 기준이 제시된다.</w:t>
+      </w:r>
+    </w:p>
+    <w:p>
+      <w:pPr>
+        <w:rPr>
+          <w:sz w:val="16"/>
+          <w:szCs w:val="16"/>
+        </w:rPr>
+      </w:pPr>
+      <w:r>
+        <w:rPr>
+          <w:rFonts w:hint="eastAsia"/>
+          <w:sz w:val="16"/>
+          <w:szCs w:val="16"/>
+        </w:rPr>
+        <w:t xml:space="preserve">구체적 사안에서 목적위배설, 사적효용설, 수인한도설을 종합적으로 고려하여 ▁4▁하여야 한다. </w:t>
+      </w:r>
+    </w:p>
+    <w:p>
+      <w:pPr>
+        <w:rPr>
+          <w:sz w:val="16"/>
+          <w:szCs w:val="16"/>
+        </w:rPr>
+      </w:pPr>
+      <w:r>
+        <w:rPr>
+          <w:rFonts w:hint="eastAsia"/>
+          <w:sz w:val="16"/>
+          <w:szCs w:val="16"/>
+        </w:rPr>
+        <w:t xml:space="preserve">포섭 : 갑의 어린이집 운영권은 보호가치 있는 재산권이며, 갑의 피해는 수인한도 넘으며, 본래 목적에 위배되며, 사적효용성 침해하고, 다른 어린이집 운영자와 비교하여 갑에게만 휴원명령을 내렸다는 점에서 특별희생에 해당한다. </w:t>
       </w:r>
     </w:p>
     <w:p>
